--- a/Documents/Embedded Systems - Final Project - G2.docx
+++ b/Documents/Embedded Systems - Final Project - G2.docx
@@ -1,10 +1,9 @@
 
 <file path=word/document.xml><?xml version="1.0" encoding="utf-8"?>
-<w:document xmlns:wpc="http://schemas.microsoft.com/office/word/2010/wordprocessingCanvas" xmlns:mc="http://schemas.openxmlformats.org/markup-compatibility/2006" xmlns:o="urn:schemas-microsoft-com:office:office" xmlns:r="http://schemas.openxmlformats.org/officeDocument/2006/relationships" xmlns:m="http://schemas.openxmlformats.org/officeDocument/2006/math" xmlns:v="urn:schemas-microsoft-com:vml" xmlns:wp14="http://schemas.microsoft.com/office/word/2010/wordprocessingDrawing" xmlns:wp="http://schemas.openxmlformats.org/drawingml/2006/wordprocessingDrawing" xmlns:w10="urn:schemas-microsoft-com:office:word" xmlns:w="http://schemas.openxmlformats.org/wordprocessingml/2006/main" xmlns:w14="http://schemas.microsoft.com/office/word/2010/wordml" xmlns:w15="http://schemas.microsoft.com/office/word/2012/wordml" xmlns:wpg="http://schemas.microsoft.com/office/word/2010/wordprocessingGroup" xmlns:wpi="http://schemas.microsoft.com/office/word/2010/wordprocessingInk" xmlns:wne="http://schemas.microsoft.com/office/word/2006/wordml" xmlns:wps="http://schemas.microsoft.com/office/word/2010/wordprocessingShape" xmlns:cx="http://schemas.microsoft.com/office/drawing/2014/chartex" xmlns:cx1="http://schemas.microsoft.com/office/drawing/2015/9/8/chartex" xmlns:cx2="http://schemas.microsoft.com/office/drawing/2015/10/21/chartex" xmlns:cx3="http://schemas.microsoft.com/office/drawing/2016/5/9/chartex" xmlns:cx4="http://schemas.microsoft.com/office/drawing/2016/5/10/chartex" xmlns:cx5="http://schemas.microsoft.com/office/drawing/2016/5/11/chartex" xmlns:cx6="http://schemas.microsoft.com/office/drawing/2016/5/12/chartex" xmlns:cx7="http://schemas.microsoft.com/office/drawing/2016/5/13/chartex" xmlns:cx8="http://schemas.microsoft.com/office/drawing/2016/5/14/chartex" xmlns:aink="http://schemas.microsoft.com/office/drawing/2016/ink" xmlns:am3d="http://schemas.microsoft.com/office/drawing/2017/model3d" xmlns:w16cex="http://schemas.microsoft.com/office/word/2018/wordml/cex" xmlns:w16cid="http://schemas.microsoft.com/office/word/2016/wordml/cid" xmlns:w16="http://schemas.microsoft.com/office/word/2018/wordml" xmlns:w16sdtdh="http://schemas.microsoft.com/office/word/2020/wordml/sdtdatahash" xmlns:w16se="http://schemas.microsoft.com/office/word/2015/wordml/symex" mc:Ignorable="w14 w15 wp14">
+<w:document xmlns:wpc="http://schemas.microsoft.com/office/word/2010/wordprocessingCanvas" xmlns:cx="http://schemas.microsoft.com/office/drawing/2014/chartex" xmlns:cx1="http://schemas.microsoft.com/office/drawing/2015/9/8/chartex" xmlns:cx2="http://schemas.microsoft.com/office/drawing/2015/10/21/chartex" xmlns:cx3="http://schemas.microsoft.com/office/drawing/2016/5/9/chartex" xmlns:cx4="http://schemas.microsoft.com/office/drawing/2016/5/10/chartex" xmlns:cx5="http://schemas.microsoft.com/office/drawing/2016/5/11/chartex" xmlns:cx6="http://schemas.microsoft.com/office/drawing/2016/5/12/chartex" xmlns:cx7="http://schemas.microsoft.com/office/drawing/2016/5/13/chartex" xmlns:cx8="http://schemas.microsoft.com/office/drawing/2016/5/14/chartex" xmlns:mc="http://schemas.openxmlformats.org/markup-compatibility/2006" xmlns:aink="http://schemas.microsoft.com/office/drawing/2016/ink" xmlns:am3d="http://schemas.microsoft.com/office/drawing/2017/model3d" xmlns:o="urn:schemas-microsoft-com:office:office" xmlns:oel="http://schemas.microsoft.com/office/2019/extlst" xmlns:r="http://schemas.openxmlformats.org/officeDocument/2006/relationships" xmlns:m="http://schemas.openxmlformats.org/officeDocument/2006/math" xmlns:v="urn:schemas-microsoft-com:vml" xmlns:wp14="http://schemas.microsoft.com/office/word/2010/wordprocessingDrawing" xmlns:wp="http://schemas.openxmlformats.org/drawingml/2006/wordprocessingDrawing" xmlns:w10="urn:schemas-microsoft-com:office:word" xmlns:w="http://schemas.openxmlformats.org/wordprocessingml/2006/main" xmlns:w14="http://schemas.microsoft.com/office/word/2010/wordml" xmlns:w15="http://schemas.microsoft.com/office/word/2012/wordml" xmlns:w16cex="http://schemas.microsoft.com/office/word/2018/wordml/cex" xmlns:w16cid="http://schemas.microsoft.com/office/word/2016/wordml/cid" xmlns:w16="http://schemas.microsoft.com/office/word/2018/wordml" xmlns:w16du="http://schemas.microsoft.com/office/word/2023/wordml/word16du" xmlns:w16sdtdh="http://schemas.microsoft.com/office/word/2020/wordml/sdtdatahash" xmlns:w16sdtfl="http://schemas.microsoft.com/office/word/2024/wordml/sdtformatlock" xmlns:w16se="http://schemas.microsoft.com/office/word/2015/wordml/symex" xmlns:wpg="http://schemas.microsoft.com/office/word/2010/wordprocessingGroup" xmlns:wpi="http://schemas.microsoft.com/office/word/2010/wordprocessingInk" xmlns:wne="http://schemas.microsoft.com/office/word/2006/wordml" xmlns:wps="http://schemas.microsoft.com/office/word/2010/wordprocessingShape" mc:Ignorable="w14 w15 w16se w16cid w16 w16cex w16sdtdh w16sdtfl w16du wp14">
   <w:body>
     <w:p/>
     <w:p/>
-    <w:p/>
     <w:p>
       <w:pPr>
         <w:jc w:val="center"/>
@@ -14,56 +13,261 @@
           <w:b/>
           <w:bCs/>
         </w:rPr>
-        <w:t xml:space="preserve">Smart-Bin: Waste Management and Cleanliness</w:t>
+        <w:t>Smart-Bin: Waste Management and Cleanliness</w:t>
       </w:r>
     </w:p>
     <w:p>
       <w:pPr>
         <w:jc w:val="center"/>
-      </w:pPr>
-      <w:r>
-        <w:t xml:space="preserve">Problem: Overflowing Garbage Bins and Inefficient Waste Collection Routes</w:t>
-      </w:r>
-    </w:p>
-    <w:p/>
+        <w:rPr>
+          <w:b/>
+          <w:bCs/>
+        </w:rPr>
+      </w:pPr>
+      <w:r>
+        <w:rPr>
+          <w:b/>
+          <w:bCs/>
+        </w:rPr>
+        <w:t>Problem: Overflowing Garbage Bins and Inefficient Waste Collection Routes</w:t>
+      </w:r>
+    </w:p>
     <w:p>
       <w:pPr>
         <w:jc w:val="center"/>
-      </w:pPr>
-      <w:r>
-        <w:t xml:space="preserve">Brian Jay Celeste, Genesis Walter D. Reyes II, Jade C. Gunayan, King Perth G. Pepito, and Rodel S. Banogbanog</w:t>
-      </w:r>
+        <w:rPr>
+          <w:b/>
+          <w:bCs/>
+        </w:rPr>
+      </w:pPr>
+    </w:p>
+    <w:p>
+      <w:pPr>
+        <w:rPr>
+          <w:b/>
+          <w:bCs/>
+        </w:rPr>
+      </w:pPr>
     </w:p>
     <w:p>
       <w:pPr>
         <w:jc w:val="center"/>
-      </w:pPr>
-      <w:r>
-        <w:t xml:space="preserve">Computer Engineering Technology Department, Technological University of the Philippines Manila</w:t>
+        <w:rPr>
+          <w:b/>
+          <w:bCs/>
+        </w:rPr>
+      </w:pPr>
+      <w:r>
+        <w:rPr>
+          <w:b/>
+          <w:bCs/>
+        </w:rPr>
+        <w:t>Brian Jay Celeste</w:t>
       </w:r>
     </w:p>
     <w:p>
       <w:pPr>
         <w:jc w:val="center"/>
-      </w:pPr>
-      <w:r>
-        <w:t xml:space="preserve">Embedded Systems: Final Project (BET-CPET 4A-M, Group 2)</w:t>
+        <w:rPr>
+          <w:b/>
+          <w:bCs/>
+        </w:rPr>
+      </w:pPr>
+      <w:r>
+        <w:rPr>
+          <w:b/>
+          <w:bCs/>
+        </w:rPr>
+        <w:t>Genesis Walter D. Reyes II</w:t>
       </w:r>
     </w:p>
     <w:p>
       <w:pPr>
         <w:jc w:val="center"/>
-      </w:pPr>
-      <w:r>
-        <w:t xml:space="preserve">[Instructor Name]</w:t>
-      </w:r>
+        <w:rPr>
+          <w:b/>
+          <w:bCs/>
+        </w:rPr>
+      </w:pPr>
+      <w:r>
+        <w:rPr>
+          <w:b/>
+          <w:bCs/>
+        </w:rPr>
+        <w:t xml:space="preserve">Jade C. </w:t>
+      </w:r>
+      <w:proofErr w:type="spellStart"/>
+      <w:r>
+        <w:rPr>
+          <w:b/>
+          <w:bCs/>
+        </w:rPr>
+        <w:t>Gunayan</w:t>
+      </w:r>
+      <w:proofErr w:type="spellEnd"/>
     </w:p>
     <w:p>
       <w:pPr>
         <w:jc w:val="center"/>
-      </w:pPr>
-      <w:r>
-        <w:t xml:space="preserve">November 6, 2026</w:t>
+        <w:rPr>
+          <w:b/>
+          <w:bCs/>
+        </w:rPr>
+      </w:pPr>
+      <w:r>
+        <w:rPr>
+          <w:b/>
+          <w:bCs/>
+        </w:rPr>
+        <w:t>King Perth G. Pepito</w:t>
+      </w:r>
+    </w:p>
+    <w:p>
+      <w:pPr>
+        <w:jc w:val="center"/>
+        <w:rPr>
+          <w:b/>
+          <w:bCs/>
+        </w:rPr>
+      </w:pPr>
+      <w:r>
+        <w:rPr>
+          <w:b/>
+          <w:bCs/>
+        </w:rPr>
+        <w:t>Rodel S. Banogbanog</w:t>
+      </w:r>
+    </w:p>
+    <w:p>
+      <w:pPr>
+        <w:jc w:val="center"/>
+        <w:rPr>
+          <w:b/>
+          <w:bCs/>
+        </w:rPr>
+      </w:pPr>
+    </w:p>
+    <w:p>
+      <w:pPr>
+        <w:jc w:val="center"/>
+        <w:rPr>
+          <w:b/>
+          <w:bCs/>
+        </w:rPr>
+      </w:pPr>
+    </w:p>
+    <w:p>
+      <w:pPr>
+        <w:jc w:val="center"/>
+        <w:rPr>
+          <w:b/>
+          <w:bCs/>
+        </w:rPr>
+      </w:pPr>
+      <w:r>
+        <w:rPr>
+          <w:b/>
+          <w:bCs/>
+        </w:rPr>
+        <w:t>Computer Engineering Technology Department, Technological University of the Philippines Manila</w:t>
+      </w:r>
+    </w:p>
+    <w:p>
+      <w:pPr>
+        <w:jc w:val="center"/>
+        <w:rPr>
+          <w:b/>
+          <w:bCs/>
+        </w:rPr>
+      </w:pPr>
+    </w:p>
+    <w:p>
+      <w:pPr>
+        <w:jc w:val="center"/>
+        <w:rPr>
+          <w:b/>
+          <w:bCs/>
+        </w:rPr>
+      </w:pPr>
+    </w:p>
+    <w:p>
+      <w:pPr>
+        <w:jc w:val="center"/>
+        <w:rPr>
+          <w:b/>
+          <w:bCs/>
+        </w:rPr>
+      </w:pPr>
+      <w:r>
+        <w:rPr>
+          <w:b/>
+          <w:bCs/>
+        </w:rPr>
+        <w:t>Embedded Systems: Final Project (BET-CPET 4A-M, Group 2)</w:t>
+      </w:r>
+    </w:p>
+    <w:p>
+      <w:pPr>
+        <w:jc w:val="center"/>
+      </w:pPr>
+    </w:p>
+    <w:p>
+      <w:pPr>
+        <w:jc w:val="center"/>
+        <w:rPr>
+          <w:b/>
+          <w:bCs/>
+        </w:rPr>
+      </w:pPr>
+    </w:p>
+    <w:p>
+      <w:pPr>
+        <w:jc w:val="center"/>
+        <w:rPr>
+          <w:b/>
+          <w:bCs/>
+        </w:rPr>
+      </w:pPr>
+      <w:r>
+        <w:rPr>
+          <w:b/>
+          <w:bCs/>
+        </w:rPr>
+        <w:t xml:space="preserve">Prof. Jonel R. </w:t>
+      </w:r>
+      <w:proofErr w:type="spellStart"/>
+      <w:r>
+        <w:rPr>
+          <w:b/>
+          <w:bCs/>
+        </w:rPr>
+        <w:t>Macalisang</w:t>
+      </w:r>
+      <w:proofErr w:type="spellEnd"/>
+    </w:p>
+    <w:p>
+      <w:pPr>
+        <w:jc w:val="center"/>
+        <w:rPr>
+          <w:b/>
+          <w:bCs/>
+        </w:rPr>
+      </w:pPr>
+    </w:p>
+    <w:p>
+      <w:pPr>
+        <w:jc w:val="center"/>
+        <w:rPr>
+          <w:b/>
+          <w:bCs/>
+        </w:rPr>
+      </w:pPr>
+      <w:r>
+        <w:rPr>
+          <w:b/>
+          <w:bCs/>
+        </w:rPr>
+        <w:t>November 6, 2026</w:t>
       </w:r>
     </w:p>
     <w:p>
@@ -76,101 +280,113 @@
           <w:b/>
           <w:bCs/>
         </w:rPr>
-        <w:t xml:space="preserve">Table of Contents</w:t>
+        <w:lastRenderedPageBreak/>
+        <w:t>Table of Contents</w:t>
       </w:r>
     </w:p>
     <w:sdt>
       <w:sdtPr>
         <w:alias w:val="Table of Contents"/>
+        <w:id w:val="-762220764"/>
       </w:sdtPr>
       <w:sdtContent>
         <w:p>
           <w:pPr>
             <w:pStyle w:val="TOC1"/>
             <w:tabs>
-              <w:tab w:val="clear" w:pos="9026"/>
-              <w:tab w:val="right" w:pos="9025" w:leader="dot"/>
+              <w:tab w:val="right" w:leader="dot" w:pos="9025"/>
             </w:tabs>
           </w:pPr>
           <w:r>
-            <w:fldChar w:fldCharType="begin" w:dirty="false"/>
-            <w:instrText xml:space="preserve">TOC \o "1-2"</w:instrText>
+            <w:fldChar w:fldCharType="begin"/>
+          </w:r>
+          <w:r>
+            <w:instrText>TOC \o "1-2"</w:instrText>
+          </w:r>
+          <w:r>
             <w:fldChar w:fldCharType="separate"/>
           </w:r>
           <w:r>
-            <w:t xml:space="default">I. Introduction</w:t>
+            <w:t>I. Introduction</w:t>
+          </w:r>
+          <w:r>
             <w:tab/>
-            <w:t xml:space="default">3</w:t>
+            <w:t>3</w:t>
           </w:r>
         </w:p>
         <w:p>
           <w:pPr>
             <w:pStyle w:val="TOC2"/>
             <w:tabs>
-              <w:tab w:val="clear" w:pos="8786"/>
-              <w:tab w:val="right" w:pos="9025" w:leader="dot"/>
+              <w:tab w:val="right" w:leader="dot" w:pos="9025"/>
             </w:tabs>
           </w:pPr>
           <w:r>
-            <w:t xml:space="default">1.1 Introduction and Problem</w:t>
+            <w:t>1.1 Introduction and Problem</w:t>
+          </w:r>
+          <w:r>
             <w:tab/>
-            <w:t xml:space="default">3</w:t>
+            <w:t>3</w:t>
           </w:r>
         </w:p>
         <w:p>
           <w:pPr>
             <w:pStyle w:val="TOC2"/>
             <w:tabs>
-              <w:tab w:val="clear" w:pos="8786"/>
-              <w:tab w:val="right" w:pos="9025" w:leader="dot"/>
+              <w:tab w:val="right" w:leader="dot" w:pos="9025"/>
             </w:tabs>
           </w:pPr>
           <w:r>
-            <w:t xml:space="default">1.2 SDG Addressed</w:t>
+            <w:t>1.2 SDG Addressed</w:t>
+          </w:r>
+          <w:r>
             <w:tab/>
-            <w:t xml:space="default">4</w:t>
+            <w:t>4</w:t>
           </w:r>
         </w:p>
         <w:p>
           <w:pPr>
             <w:pStyle w:val="TOC2"/>
             <w:tabs>
-              <w:tab w:val="clear" w:pos="8786"/>
-              <w:tab w:val="right" w:pos="9025" w:leader="dot"/>
+              <w:tab w:val="right" w:leader="dot" w:pos="9025"/>
             </w:tabs>
           </w:pPr>
           <w:r>
-            <w:t xml:space="default">1.3 Target Beneficiaries</w:t>
+            <w:t>1.3 Target Beneficiaries</w:t>
+          </w:r>
+          <w:r>
             <w:tab/>
-            <w:t xml:space="default">4</w:t>
+            <w:t>4</w:t>
           </w:r>
         </w:p>
         <w:p>
           <w:pPr>
             <w:pStyle w:val="TOC2"/>
             <w:tabs>
-              <w:tab w:val="clear" w:pos="8786"/>
-              <w:tab w:val="right" w:pos="9025" w:leader="dot"/>
+              <w:tab w:val="right" w:leader="dot" w:pos="9025"/>
             </w:tabs>
           </w:pPr>
           <w:r>
-            <w:t xml:space="default">1.4 Objectives</w:t>
+            <w:t>1.4 Objectives</w:t>
+          </w:r>
+          <w:r>
             <w:tab/>
-            <w:t xml:space="default">5</w:t>
+            <w:t>5</w:t>
           </w:r>
         </w:p>
         <w:p>
           <w:pPr>
             <w:pStyle w:val="TOC1"/>
             <w:tabs>
-              <w:tab w:val="clear" w:pos="9026"/>
-              <w:tab w:val="right" w:pos="9025" w:leader="dot"/>
+              <w:tab w:val="right" w:leader="dot" w:pos="9025"/>
             </w:tabs>
           </w:pPr>
           <w:r>
-            <w:t xml:space="default">References</w:t>
+            <w:t>References</w:t>
+          </w:r>
+          <w:r>
             <w:tab/>
-            <w:t xml:space="default">7</w:t>
+            <w:t>7</w:t>
           </w:r>
           <w:r>
             <w:fldChar w:fldCharType="end"/>
@@ -184,7 +400,8 @@
         <w:pageBreakBefore/>
       </w:pPr>
       <w:r>
-        <w:t xml:space="preserve">I. Introduction</w:t>
+        <w:lastRenderedPageBreak/>
+        <w:t>I. Introduction</w:t>
       </w:r>
     </w:p>
     <w:p>
@@ -192,39 +409,55 @@
         <w:pStyle w:val="Heading2"/>
       </w:pPr>
       <w:r>
-        <w:t xml:space="preserve">1.1 Introduction and Problem</w:t>
+        <w:t>1.1 Introduction and Problem</w:t>
       </w:r>
     </w:p>
     <w:p>
       <w:pPr>
         <w:ind w:firstLine="720"/>
-      </w:pPr>
-      <w:r>
-        <w:t xml:space="preserve">Waste management is an important factor in maintaining clean, healthy, and thriving communities. Due to increasing waste production levels, it has become a growing issue for local governments and commercial waste collectors in the Philippines. According to the Philippine Statistics Authority (PSA, 2026), the country generated an estimated 60.76 thousand tons of garbage per day in 2025. Metro Manila remains the waste capital of the country, with a projected 9,498 metric tons of garbage per day in 2020 (World Bank, 2022). This was expected to increase to 10,368 metric tons per day by 2025 (World Bank, 2022). Therefore, improving waste management and collection practices is a top priority in the country.</w:t>
+        <w:jc w:val="both"/>
+      </w:pPr>
+      <w:r>
+        <w:t>Waste management is an important factor in maintaining clean, healthy, and thriving communities. Due to increasing waste production levels, it has become a growing issue for local governments and commercial waste collectors in the Philippines. According to the Philippine Statistics Authority (PSA, 2026), the country generated an estimated 60.76 thousand tons of garbage per day in 2025. Metro Manila remains the waste capital of the country, with a projected 9,498 metric tons of garbage per day in 2020 (World Bank, 2022). This was expected to increase to 10,368 metric tons per day by 2025 (World Bank, 2022). Therefore, improving waste management and collection practices is a top priority in the country.</w:t>
       </w:r>
     </w:p>
     <w:p>
       <w:pPr>
         <w:ind w:firstLine="720"/>
-      </w:pPr>
-      <w:r>
-        <w:t xml:space="preserve">Most garbage collection practices follow a set schedule, which leads to bins either overflowing upon collection or not being fully utilized before being emptied. Moreover, garbage odor, air pollution levels, temperature, bin tilting, and unauthorized openings need to be monitored as well, as they provide crucial data on environmental factors and waste management efficiency.</w:t>
+        <w:jc w:val="both"/>
+      </w:pPr>
+      <w:r>
+        <w:t>Most garbage collection practices follow a set schedule, which leads to bins either overflowing upon collection or not being fully utilized before being emptied. Moreover, garbage odor, air pollution levels, temperature, bin tilting, and unauthorized openings need to be monitored as well, as they provide crucial data on environmental factors and waste management efficiency.</w:t>
       </w:r>
     </w:p>
     <w:p>
       <w:pPr>
         <w:ind w:firstLine="720"/>
-      </w:pPr>
-      <w:r>
-        <w:t xml:space="preserve">The proponents suggest developing Smart-Bin, an ESP32-based Internet of Things (IoT) bin monitoring system focused on enhancing the performance of garbage collection. Smart-Bin will be utilizing sensors to assess the percentage of bin fullness, weight, temperature, humidity, pressure, and air quality. It will also be monitoring irregular bin tilting and unauthorized openings with the help of a web dashboard and a mobile application. Smart-Bin features a touchscreen at the bin to allow employees to check and acknowledge the collection instructions, set up PIN codes for authorized access to the bin, and adjust collection settings.</w:t>
+        <w:jc w:val="both"/>
+      </w:pPr>
+      <w:r>
+        <w:t>The proponents suggest developing Smart-Bin, an ESP32-based Internet of Things (IoT) bin monitoring system focused on enhancing the performance of garbage collection. Smart-Bin will be utilizing sensors to assess the percentage of bin fullness, weight, temperature, humidity, pressure, and air quality. It will also be monitoring irregular bin tilting and unauthorized openings with the help of a web dashboard and a mobile application. Smart-Bin features a touchscreen at the bin to allow employees to check and acknowledge the collection instructions, set up PIN codes for authorized access to the bin, and adjust collection settings.</w:t>
       </w:r>
     </w:p>
     <w:p>
       <w:pPr>
         <w:ind w:firstLine="720"/>
-      </w:pPr>
-      <w:r>
-        <w:t xml:space="preserve">The project will involve developing two table-size prototypes of Smart-Bin, which will be utilizing ESP32 boards, local Wi-Fi, ThingSpeak, a web dashboard, an Android application, and a screen at the bin. By organizing collection priorities based on fullness percentages and projected time of being filled, Smart-Bin will optimize the operations of garbage collection and significantly reduce fuel consumption rates.</w:t>
+        <w:jc w:val="both"/>
+      </w:pPr>
+      <w:r>
+        <w:t xml:space="preserve">The project will involve developing two table-size prototypes of Smart-Bin, which will be utilizing ESP32 boards, local Wi-Fi, </w:t>
+      </w:r>
+      <w:proofErr w:type="spellStart"/>
+      <w:r>
+        <w:t>ThingSpeak</w:t>
+      </w:r>
+      <w:proofErr w:type="spellEnd"/>
+      <w:r>
+        <w:t xml:space="preserve">, a web dashboard, an Android application, and a </w:t>
+      </w:r>
+      <w:r>
+        <w:lastRenderedPageBreak/>
+        <w:t>screen at the bin. By organizing collection priorities based on fullness percentages and projected time of being filled, Smart-Bin will optimize the operations of garbage collection and significantly reduce fuel consumption rates.</w:t>
       </w:r>
     </w:p>
     <w:p>
@@ -232,23 +465,25 @@
         <w:pStyle w:val="Heading2"/>
       </w:pPr>
       <w:r>
-        <w:t xml:space="preserve">1.2 SDG Addressed</w:t>
+        <w:t>1.2 SDG Addressed</w:t>
       </w:r>
     </w:p>
     <w:p>
       <w:pPr>
         <w:ind w:firstLine="720"/>
-      </w:pPr>
-      <w:r>
-        <w:t xml:space="preserve">The project Smart-Bin relates to Sustainable Development Goal (SDG) 11, Sustainable Cities and Communities, established by the United Nations. In particular, Smart-Bin relates to Target 11.6, which states: "By 2030, reduce the adverse per capita environmental impact of cities, including by paying special attention to air quality and municipal and other waste management" (United Nations Department of Economic and Social Affairs [UN DESA], n.d., Target 11.6).</w:t>
+        <w:jc w:val="both"/>
+      </w:pPr>
+      <w:r>
+        <w:t>The project Smart-Bin relates to Sustainable Development Goal (SDG) 11, Sustainable Cities and Communities, established by the United Nations. In particular, Smart-Bin relates to Target 11.6, which states: "By 2030, reduce the adverse per capita environmental impact of cities, including by paying special attention to air quality and municipal and other waste management" (United Nations Department of Economic and Social Affairs [UN DESA], n.d., Target 11.6).</w:t>
       </w:r>
     </w:p>
     <w:p>
       <w:pPr>
         <w:ind w:firstLine="720"/>
-      </w:pPr>
-      <w:r>
-        <w:t xml:space="preserve">The project Smart-Bin can help to address the target of Sustainable Development Goal 11. It is achieved by monitoring and control of waste state with the help of sensors installed in smart-bins and collecting information with the aim to make timely decisions to ensure waste management collection process. The dashboard and application that are a part of the project notify the operator about the bins' state, such as levels, weight, temperatures, humidity, pressure, and air quality around the bins. It can help to optimize the collection process because priority can be given to those bins that are full and need to be emptied to prevent waste from overflowing. In addition, it can help to prevent the impact on the environment, for instance, when the air quality is not acceptable. As a result, the collection process can be optimized by prioritizing bins and reducing the number of trucks and fuel consumption.</w:t>
+        <w:jc w:val="both"/>
+      </w:pPr>
+      <w:r>
+        <w:t>The project Smart-Bin can help to address the target of Sustainable Development Goal 11. It is achieved by monitoring and control of waste state with the help of sensors installed in smart-bins and collecting information with the aim to make timely decisions to ensure waste management collection process. The dashboard and application that are a part of the project notify the operator about the bins' state, such as levels, weight, temperatures, humidity, pressure, and air quality around the bins. It can help to optimize the collection process because priority can be given to those bins that are full and need to be emptied to prevent waste from overflowing. In addition, it can help to prevent the impact on the environment, for instance, when the air quality is not acceptable. As a result, the collection process can be optimized by prioritizing bins and reducing the number of trucks and fuel consumption.</w:t>
       </w:r>
     </w:p>
     <w:p>
@@ -256,7 +491,8 @@
         <w:pStyle w:val="Heading2"/>
       </w:pPr>
       <w:r>
-        <w:t xml:space="preserve">1.3 Target Beneficiaries</w:t>
+        <w:lastRenderedPageBreak/>
+        <w:t>1.3 Target Beneficiaries</w:t>
       </w:r>
     </w:p>
     <w:p>
@@ -273,15 +509,16 @@
           <w:b/>
           <w:bCs/>
         </w:rPr>
-        <w:t xml:space="preserve">Waste Collectors and Utility Staff</w:t>
-      </w:r>
-    </w:p>
-    <w:p>
-      <w:pPr>
-        <w:ind w:left="720"/>
-      </w:pPr>
-      <w:r>
-        <w:t xml:space="preserve">Smart-Bin will assist waste collectors and utility workers by notifying them which bins are fullest and need to be emptied first. It could also prevent visits to bins that are not full and offer PIN access to the bin during collection.</w:t>
+        <w:t>Waste Collectors and Utility Staff</w:t>
+      </w:r>
+    </w:p>
+    <w:p>
+      <w:pPr>
+        <w:ind w:left="720" w:firstLine="720"/>
+        <w:jc w:val="both"/>
+      </w:pPr>
+      <w:r>
+        <w:t>Smart-Bin will assist waste collectors and utility workers by notifying them which bins are fullest and need to be emptied first. It could also prevent visits to bins that are not full and offer PIN access to the bin during collection.</w:t>
       </w:r>
     </w:p>
     <w:p>
@@ -298,15 +535,16 @@
           <w:b/>
           <w:bCs/>
         </w:rPr>
-        <w:t xml:space="preserve">Facility Managers and Operators</w:t>
-      </w:r>
-    </w:p>
-    <w:p>
-      <w:pPr>
-        <w:ind w:left="720"/>
-      </w:pPr>
-      <w:r>
-        <w:t xml:space="preserve">Facility managers and operators of schools, offices, malls, and barangay halls will benefit from the web dashboard as it allows them to monitor the status of the bins, evaluate the data, set thresholds for sensors, and receive alerts such as messages regarding overflowing bins, poor air quality, high temperature, and possible tampering.</w:t>
+        <w:t>Facility Managers and Operators</w:t>
+      </w:r>
+    </w:p>
+    <w:p>
+      <w:pPr>
+        <w:ind w:left="720" w:firstLine="720"/>
+        <w:jc w:val="both"/>
+      </w:pPr>
+      <w:r>
+        <w:t>Facility managers and operators of schools, offices, malls, and barangay halls will benefit from the web dashboard as it allows them to monitor the status of the bins, evaluate the data, set thresholds for sensors, and receive alerts such as messages regarding overflowing bins, poor air quality, high temperature, and possible tampering.</w:t>
       </w:r>
     </w:p>
     <w:p>
@@ -323,15 +561,16 @@
           <w:b/>
           <w:bCs/>
         </w:rPr>
-        <w:t xml:space="preserve">Barangay and Local Government Unit (LGU) Sanitation Offices</w:t>
-      </w:r>
-    </w:p>
-    <w:p>
-      <w:pPr>
-        <w:ind w:left="720"/>
-      </w:pPr>
-      <w:r>
-        <w:t xml:space="preserve">The sanitation offices of barangays and LGUs can utilize Smart-Bin's data readings to aid in garbage collection scheduling and management. Information on the percentage of fullness and time to be full can help them optimize collection routes and reduce fuel consumption by avoiding unnecessary pickups.</w:t>
+        <w:t>Barangay and Local Government Unit (LGU) Sanitation Offices</w:t>
+      </w:r>
+    </w:p>
+    <w:p>
+      <w:pPr>
+        <w:ind w:left="720" w:firstLine="720"/>
+        <w:jc w:val="both"/>
+      </w:pPr>
+      <w:r>
+        <w:t>The sanitation offices of barangays and LGUs can utilize Smart-Bin's data readings to aid in garbage collection scheduling and management. Information on the percentage of fullness and time to be full can help them optimize collection routes and reduce fuel consumption by avoiding unnecessary pickups.</w:t>
       </w:r>
     </w:p>
     <w:p>
@@ -348,15 +587,16 @@
           <w:b/>
           <w:bCs/>
         </w:rPr>
-        <w:t xml:space="preserve">Students, Employees, and Residents</w:t>
-      </w:r>
-    </w:p>
-    <w:p>
-      <w:pPr>
-        <w:ind w:left="720"/>
-      </w:pPr>
-      <w:r>
-        <w:t xml:space="preserve">Students, employees, and residents of schools, offices, or other places would benefit from cleaner surroundings, fewer overflowing trash bins, and more awareness about waste. The hands-free lid would also make it easier and more sanitary to dispose of waste.</w:t>
+        <w:t>Students, Employees, and Residents</w:t>
+      </w:r>
+    </w:p>
+    <w:p>
+      <w:pPr>
+        <w:ind w:left="720" w:firstLine="720"/>
+        <w:jc w:val="both"/>
+      </w:pPr>
+      <w:r>
+        <w:t>Students, employees, and residents of schools, offices, or other places would benefit from cleaner surroundings, fewer overflowing trash bins, and more awareness about waste. The hands-free lid would also make it easier and more sanitary to dispose of waste.</w:t>
       </w:r>
     </w:p>
     <w:p>
@@ -373,15 +613,44 @@
           <w:b/>
           <w:bCs/>
         </w:rPr>
-        <w:t xml:space="preserve">TUP Manila and the CpET Department</w:t>
-      </w:r>
-    </w:p>
-    <w:p>
-      <w:pPr>
-        <w:ind w:left="720"/>
-      </w:pPr>
-      <w:r>
-        <w:t xml:space="preserve">Both the Technological University of the Philippines (TUP) Manila and the Computer Engineering Technology (CpET) Department can benefit from the creation of a prototype of a low-cost Smart-Bin that is homegrown. The project can also be utilized as a basis for experimentation on campus, as an educational tool to the students, and as a basis for other students' projects pertaining to IoT and other sensors.</w:t>
+        <w:t xml:space="preserve">TUP Manila and the </w:t>
+      </w:r>
+      <w:proofErr w:type="spellStart"/>
+      <w:r>
+        <w:rPr>
+          <w:b/>
+          <w:bCs/>
+        </w:rPr>
+        <w:t>CpET</w:t>
+      </w:r>
+      <w:proofErr w:type="spellEnd"/>
+      <w:r>
+        <w:rPr>
+          <w:b/>
+          <w:bCs/>
+        </w:rPr>
+        <w:t xml:space="preserve"> Department</w:t>
+      </w:r>
+    </w:p>
+    <w:p>
+      <w:pPr>
+        <w:ind w:left="720" w:firstLine="720"/>
+        <w:jc w:val="both"/>
+      </w:pPr>
+      <w:r>
+        <w:t>Both the Technological University of the Philippines (TUP) Manila and the Computer Engineering Technology (</w:t>
+      </w:r>
+      <w:proofErr w:type="spellStart"/>
+      <w:r>
+        <w:t>CpET</w:t>
+      </w:r>
+      <w:proofErr w:type="spellEnd"/>
+      <w:r>
+        <w:t xml:space="preserve">) Department can benefit from the creation of a prototype of a low-cost Smart-Bin that is homegrown. The project can also be utilized as a </w:t>
+      </w:r>
+      <w:r>
+        <w:lastRenderedPageBreak/>
+        <w:t>basis for experimentation on campus, as an educational tool to the students, and as a basis for other students' projects pertaining to IoT and other sensors.</w:t>
       </w:r>
     </w:p>
     <w:p>
@@ -389,7 +658,7 @@
         <w:pStyle w:val="Heading2"/>
       </w:pPr>
       <w:r>
-        <w:t xml:space="preserve">1.4 Objectives</w:t>
+        <w:t>1.4 Objectives</w:t>
       </w:r>
     </w:p>
     <w:p>
@@ -397,15 +666,16 @@
         <w:pStyle w:val="Heading3"/>
       </w:pPr>
       <w:r>
-        <w:t xml:space="preserve">General Objective</w:t>
+        <w:t>General Objective</w:t>
       </w:r>
     </w:p>
     <w:p>
       <w:pPr>
         <w:ind w:firstLine="720"/>
-      </w:pPr>
-      <w:r>
-        <w:t xml:space="preserve">To design and develop Smart-Bin, an IoT-based ESP32 waste bin monitoring system that will monitor waste fill level, weight, and air quality, detect tampering, and provide real-time monitoring, alerts, and priority for waste collection using a web-based dashboard, an Android application, and an on-bin touchscreen interface.</w:t>
+        <w:jc w:val="both"/>
+      </w:pPr>
+      <w:r>
+        <w:t>To design and develop Smart-Bin, an IoT-based ESP32 waste bin monitoring system that will monitor waste fill level, weight, and air quality, detect tampering, and provide real-time monitoring, alerts, and priority for waste collection using a web-based dashboard, an Android application, and an on-bin touchscreen interface.</w:t>
       </w:r>
     </w:p>
     <w:p>
@@ -413,7 +683,7 @@
         <w:pStyle w:val="Heading3"/>
       </w:pPr>
       <w:r>
-        <w:t xml:space="preserve">Specific Objectives</w:t>
+        <w:t>Specific Objectives</w:t>
       </w:r>
     </w:p>
     <w:p>
@@ -430,15 +700,16 @@
           <w:b/>
           <w:bCs/>
         </w:rPr>
-        <w:t xml:space="preserve">Sensor Monitoring and Detection</w:t>
-      </w:r>
-    </w:p>
-    <w:p>
-      <w:pPr>
-        <w:ind w:left="720"/>
-      </w:pPr>
-      <w:r>
-        <w:t xml:space="preserve">To build two sensor-equipped Smart-Bin units that measure fill level, weight, temperature, humidity, pressure, and air quality; detect bin tilting or tampering; and automatically open the lid when hand motion is detected.</w:t>
+        <w:t>Sensor Monitoring and Detection</w:t>
+      </w:r>
+    </w:p>
+    <w:p>
+      <w:pPr>
+        <w:ind w:left="720" w:firstLine="720"/>
+        <w:jc w:val="both"/>
+      </w:pPr>
+      <w:r>
+        <w:t>To build two sensor-equipped Smart-Bin units that measure fill level, weight, temperature, humidity, pressure, and air quality; detect bin tilting or tampering; and automatically open the lid when hand motion is detected.</w:t>
       </w:r>
     </w:p>
     <w:p>
@@ -455,15 +726,24 @@
           <w:b/>
           <w:bCs/>
         </w:rPr>
-        <w:t xml:space="preserve">Real-Time Monitoring and Alerts</w:t>
-      </w:r>
-    </w:p>
-    <w:p>
-      <w:pPr>
-        <w:ind w:left="720"/>
-      </w:pPr>
-      <w:r>
-        <w:t xml:space="preserve">To develop a web dashboard and an Android application that display real-time sensor readings and bin status, retrieve data through ThingSpeak, and provide notifications for full bins, poor air quality, high temperature, tampering, and offline status for operators and collectors.</w:t>
+        <w:t>Real-Time Monitoring and Alerts</w:t>
+      </w:r>
+    </w:p>
+    <w:p>
+      <w:pPr>
+        <w:ind w:left="720" w:firstLine="720"/>
+        <w:jc w:val="both"/>
+      </w:pPr>
+      <w:r>
+        <w:t xml:space="preserve">To develop a web dashboard and an Android application that display real-time sensor readings and bin status, retrieve data through </w:t>
+      </w:r>
+      <w:proofErr w:type="spellStart"/>
+      <w:r>
+        <w:t>ThingSpeak</w:t>
+      </w:r>
+      <w:proofErr w:type="spellEnd"/>
+      <w:r>
+        <w:t>, and provide notifications for full bins, poor air quality, high temperature, tampering, and offline status for operators and collectors.</w:t>
       </w:r>
     </w:p>
     <w:p>
@@ -480,15 +760,16 @@
           <w:b/>
           <w:bCs/>
         </w:rPr>
-        <w:t xml:space="preserve">Bin Control and Collection Prioritization</w:t>
-      </w:r>
-    </w:p>
-    <w:p>
-      <w:pPr>
-        <w:ind w:left="720"/>
-      </w:pPr>
-      <w:r>
-        <w:t xml:space="preserve">To implement collection prioritization based on bin fullness and estimated time to full, remote bin locking and unlocking, PIN-protected collection functions through the on-bin touchscreen, and sensor simulation and calibration through the system interface.</w:t>
+        <w:t>Bin Control and Collection Prioritization</w:t>
+      </w:r>
+    </w:p>
+    <w:p>
+      <w:pPr>
+        <w:ind w:left="720" w:firstLine="720"/>
+        <w:jc w:val="both"/>
+      </w:pPr>
+      <w:r>
+        <w:t>To implement collection prioritization based on bin fullness and estimated time to full, remote bin locking and unlocking, PIN-protected collection functions through the on-bin touchscreen, and sensor simulation and calibration through the system interface.</w:t>
       </w:r>
     </w:p>
     <w:p>
@@ -505,15 +786,17 @@
           <w:b/>
           <w:bCs/>
         </w:rPr>
-        <w:t xml:space="preserve">Reduction of Fuel Consumption</w:t>
-      </w:r>
-    </w:p>
-    <w:p>
-      <w:pPr>
-        <w:ind w:left="720"/>
-      </w:pPr>
-      <w:r>
-        <w:t xml:space="preserve">To reduce fuel consumption during waste collection by using real-time bin monitoring and collection prioritization to minimize unnecessary collection trips and improve collection route efficiency.</w:t>
+        <w:lastRenderedPageBreak/>
+        <w:t>Reduction of Fuel Consumption</w:t>
+      </w:r>
+    </w:p>
+    <w:p>
+      <w:pPr>
+        <w:ind w:left="720" w:firstLine="720"/>
+        <w:jc w:val="both"/>
+      </w:pPr>
+      <w:r>
+        <w:t>To reduce fuel consumption during waste collection by using real-time bin monitoring and collection prioritization to minimize unnecessary collection trips and improve collection route efficiency.</w:t>
       </w:r>
     </w:p>
     <w:p>
@@ -522,7 +805,8 @@
         <w:pageBreakBefore/>
       </w:pPr>
       <w:r>
-        <w:t xml:space="preserve">References</w:t>
+        <w:lastRenderedPageBreak/>
+        <w:t>References</w:t>
       </w:r>
     </w:p>
     <w:p>
@@ -537,17 +821,17 @@
           <w:i/>
           <w:iCs/>
         </w:rPr>
-        <w:t xml:space="preserve">Philippines ministerial statement</w:t>
+        <w:t>Philippines ministerial statement</w:t>
       </w:r>
       <w:r>
         <w:t xml:space="preserve"> [Paper presentation]. High-Level 12th Regional 3R and Circular Economy Forum in Asia and the Pacific, Jaipur, India. </w:t>
       </w:r>
-      <w:hyperlink w:history="1" r:id="rIdtjnqq51sfyhpalw5hwgfs">
+      <w:hyperlink r:id="rId7" w:history="1">
         <w:r>
           <w:rPr>
             <w:rStyle w:val="Hyperlink"/>
           </w:rPr>
-          <w:t xml:space="preserve">https://uncrd.un.org/sites/uncrd.un.org/files/12th3r_ps1-philippines.pdf</w:t>
+          <w:t>https://uncrd.un.org/sites/uncrd.un.org/files/12th3r_ps1-philippines.pdf</w:t>
         </w:r>
       </w:hyperlink>
     </w:p>
@@ -563,17 +847,17 @@
           <w:i/>
           <w:iCs/>
         </w:rPr>
-        <w:t xml:space="preserve">Highlights of the Compendium of Philippine Environment Statistics 2016–2025, Component 3: Residuals</w:t>
+        <w:t>Highlights of the Compendium of Philippine Environment Statistics 2016–2025, Component 3: Residuals</w:t>
       </w:r>
       <w:r>
         <w:t xml:space="preserve">. </w:t>
       </w:r>
-      <w:hyperlink w:history="1" r:id="rIds59jqdhkyaf8heckvz8t1">
+      <w:hyperlink r:id="rId8" w:history="1">
         <w:r>
           <w:rPr>
             <w:rStyle w:val="Hyperlink"/>
           </w:rPr>
-          <w:t xml:space="preserve">https://psa.gov.ph/statistics/environment-statistics/highlights/component-3-residuals</w:t>
+          <w:t>https://psa.gov.ph/statistics/environment-statistics/highlights/component-3-residuals</w:t>
         </w:r>
       </w:hyperlink>
     </w:p>
@@ -589,17 +873,17 @@
           <w:i/>
           <w:iCs/>
         </w:rPr>
-        <w:t xml:space="preserve">Goal 11: Make cities and human settlements inclusive, safe, resilient and sustainable</w:t>
+        <w:t>Goal 11: Make cities and human settlements inclusive, safe, resilient and sustainable</w:t>
       </w:r>
       <w:r>
         <w:t xml:space="preserve">. </w:t>
       </w:r>
-      <w:hyperlink w:history="1" r:id="rId0denm5d2dkjpyhjni241g">
+      <w:hyperlink r:id="rId9" w:history="1">
         <w:r>
           <w:rPr>
             <w:rStyle w:val="Hyperlink"/>
           </w:rPr>
-          <w:t xml:space="preserve">https://sdgs.un.org/goals/goal11</w:t>
+          <w:t>https://sdgs.un.org/goals/goal11</w:t>
         </w:r>
       </w:hyperlink>
     </w:p>
@@ -615,48 +899,39 @@
           <w:i/>
           <w:iCs/>
         </w:rPr>
-        <w:t xml:space="preserve">An assessment of municipal solid waste plans, collection, recycling and disposal of Metro Manila</w:t>
+        <w:t>An assessment of municipal solid waste plans, collection, recycling and disposal of Metro Manila</w:t>
       </w:r>
       <w:r>
         <w:t xml:space="preserve"> (East Asia and Pacific Region: Marine Plastics Series). </w:t>
       </w:r>
-      <w:hyperlink w:history="1" r:id="rIdvi-xg5dk-kyjjsfr-r6ki">
+      <w:hyperlink r:id="rId10" w:history="1">
         <w:r>
           <w:rPr>
             <w:rStyle w:val="Hyperlink"/>
           </w:rPr>
-          <w:t xml:space="preserve">https://documents1.worldbank.org/curated/en/099125007222250938/pdf/P170994059e8e308c0a3ec02e0c4f57778b.pdf</w:t>
+          <w:t>https://documents1.worldbank.org/curated/en/099125007222250938/pdf/P170994059e8e308c0a3ec02e0c4f57778b.pdf</w:t>
         </w:r>
       </w:hyperlink>
     </w:p>
     <w:sectPr>
-      <w:headerReference w:type="default" r:id="rId7"/>
-      <w:pgSz w:w="12240" w:h="15840" w:orient="portrait"/>
+      <w:headerReference w:type="default" r:id="rId11"/>
+      <w:pgSz w:w="12240" w:h="15840"/>
       <w:pgMar w:top="1440" w:right="1440" w:bottom="1440" w:left="1440" w:header="720" w:footer="720" w:gutter="0"/>
       <w:pgNumType w:start="1"/>
+      <w:cols w:space="720"/>
       <w:docGrid w:linePitch="360"/>
     </w:sectPr>
   </w:body>
 </w:document>
 </file>
 
-<file path=word/comments.xml><?xml version="1.0" encoding="utf-8"?>
-<w:comments xmlns:cx="http://schemas.microsoft.com/office/drawing/2014/chartex" xmlns:cx1="http://schemas.microsoft.com/office/drawing/2015/9/8/chartex" xmlns:cx2="http://schemas.microsoft.com/office/drawing/2015/10/21/chartex" xmlns:cx3="http://schemas.microsoft.com/office/drawing/2016/5/9/chartex" xmlns:cx4="http://schemas.microsoft.com/office/drawing/2016/5/10/chartex" xmlns:cx5="http://schemas.microsoft.com/office/drawing/2016/5/11/chartex" xmlns:cx6="http://schemas.microsoft.com/office/drawing/2016/5/12/chartex" xmlns:cx7="http://schemas.microsoft.com/office/drawing/2016/5/13/chartex" xmlns:cx8="http://schemas.microsoft.com/office/drawing/2016/5/14/chartex" xmlns:mc="http://schemas.openxmlformats.org/markup-compatibility/2006" xmlns:aink="http://schemas.microsoft.com/office/drawing/2016/ink" xmlns:am3d="http://schemas.microsoft.com/office/drawing/2017/model3d" xmlns:o="urn:schemas-microsoft-com:office:office" xmlns:r="http://schemas.openxmlformats.org/officeDocument/2006/relationships" xmlns:m="http://schemas.openxmlformats.org/officeDocument/2006/math" xmlns:v="urn:schemas-microsoft-com:vml" xmlns:wp14="http://schemas.microsoft.com/office/word/2010/wordprocessingDrawing" xmlns:wp="http://schemas.openxmlformats.org/drawingml/2006/wordprocessingDrawing" xmlns:w10="urn:schemas-microsoft-com:office:word" xmlns:w="http://schemas.openxmlformats.org/wordprocessingml/2006/main" xmlns:w14="http://schemas.microsoft.com/office/word/2010/wordml" xmlns:w15="http://schemas.microsoft.com/office/word/2012/wordml" xmlns:w16cex="http://schemas.microsoft.com/office/word/2018/wordml/cex" xmlns:w16cid="http://schemas.microsoft.com/office/word/2016/wordml/cid" xmlns:w16="http://schemas.microsoft.com/office/word/2018/wordml" xmlns:w16sdtdh="http://schemas.microsoft.com/office/word/2020/wordml/sdtdatahash" xmlns:w16se="http://schemas.microsoft.com/office/word/2015/wordml/symex" xmlns:wpg="http://schemas.microsoft.com/office/word/2010/wordprocessingGroup" xmlns:wpi="http://schemas.microsoft.com/office/word/2010/wordprocessingInk" xmlns:wne="http://schemas.microsoft.com/office/word/2006/wordml" xmlns:wps="http://schemas.microsoft.com/office/word/2010/wordprocessingShape"/>
-</file>
-
 <file path=word/endnotes.xml><?xml version="1.0" encoding="utf-8"?>
-<w:endnotes xmlns:wpc="http://schemas.microsoft.com/office/word/2010/wordprocessingCanvas" xmlns:mc="http://schemas.openxmlformats.org/markup-compatibility/2006" xmlns:o="urn:schemas-microsoft-com:office:office" xmlns:r="http://schemas.openxmlformats.org/officeDocument/2006/relationships" xmlns:m="http://schemas.openxmlformats.org/officeDocument/2006/math" xmlns:v="urn:schemas-microsoft-com:vml" xmlns:wp14="http://schemas.microsoft.com/office/word/2010/wordprocessingDrawing" xmlns:wp="http://schemas.openxmlformats.org/drawingml/2006/wordprocessingDrawing" xmlns:w10="urn:schemas-microsoft-com:office:word" xmlns:w="http://schemas.openxmlformats.org/wordprocessingml/2006/main" xmlns:w14="http://schemas.microsoft.com/office/word/2010/wordml" xmlns:w15="http://schemas.microsoft.com/office/word/2012/wordml" xmlns:wpg="http://schemas.microsoft.com/office/word/2010/wordprocessingGroup" xmlns:wpi="http://schemas.microsoft.com/office/word/2010/wordprocessingInk" xmlns:wne="http://schemas.microsoft.com/office/word/2006/wordml" xmlns:wps="http://schemas.microsoft.com/office/word/2010/wordprocessingShape" mc:Ignorable="w14 w15 wp14">
+<w:endnotes xmlns:wpc="http://schemas.microsoft.com/office/word/2010/wordprocessingCanvas" xmlns:cx="http://schemas.microsoft.com/office/drawing/2014/chartex" xmlns:cx1="http://schemas.microsoft.com/office/drawing/2015/9/8/chartex" xmlns:cx2="http://schemas.microsoft.com/office/drawing/2015/10/21/chartex" xmlns:cx3="http://schemas.microsoft.com/office/drawing/2016/5/9/chartex" xmlns:cx4="http://schemas.microsoft.com/office/drawing/2016/5/10/chartex" xmlns:cx5="http://schemas.microsoft.com/office/drawing/2016/5/11/chartex" xmlns:cx6="http://schemas.microsoft.com/office/drawing/2016/5/12/chartex" xmlns:cx7="http://schemas.microsoft.com/office/drawing/2016/5/13/chartex" xmlns:cx8="http://schemas.microsoft.com/office/drawing/2016/5/14/chartex" xmlns:mc="http://schemas.openxmlformats.org/markup-compatibility/2006" xmlns:aink="http://schemas.microsoft.com/office/drawing/2016/ink" xmlns:am3d="http://schemas.microsoft.com/office/drawing/2017/model3d" xmlns:o="urn:schemas-microsoft-com:office:office" xmlns:oel="http://schemas.microsoft.com/office/2019/extlst" xmlns:r="http://schemas.openxmlformats.org/officeDocument/2006/relationships" xmlns:m="http://schemas.openxmlformats.org/officeDocument/2006/math" xmlns:v="urn:schemas-microsoft-com:vml" xmlns:wp14="http://schemas.microsoft.com/office/word/2010/wordprocessingDrawing" xmlns:wp="http://schemas.openxmlformats.org/drawingml/2006/wordprocessingDrawing" xmlns:w10="urn:schemas-microsoft-com:office:word" xmlns:w="http://schemas.openxmlformats.org/wordprocessingml/2006/main" xmlns:w14="http://schemas.microsoft.com/office/word/2010/wordml" xmlns:w15="http://schemas.microsoft.com/office/word/2012/wordml" xmlns:w16cex="http://schemas.microsoft.com/office/word/2018/wordml/cex" xmlns:w16cid="http://schemas.microsoft.com/office/word/2016/wordml/cid" xmlns:w16="http://schemas.microsoft.com/office/word/2018/wordml" xmlns:w16du="http://schemas.microsoft.com/office/word/2023/wordml/word16du" xmlns:w16sdtdh="http://schemas.microsoft.com/office/word/2020/wordml/sdtdatahash" xmlns:w16sdtfl="http://schemas.microsoft.com/office/word/2024/wordml/sdtformatlock" xmlns:w16se="http://schemas.microsoft.com/office/word/2015/wordml/symex" xmlns:wpg="http://schemas.microsoft.com/office/word/2010/wordprocessingGroup" xmlns:wpi="http://schemas.microsoft.com/office/word/2010/wordprocessingInk" xmlns:wne="http://schemas.microsoft.com/office/word/2006/wordml" xmlns:wps="http://schemas.microsoft.com/office/word/2010/wordprocessingShape" mc:Ignorable="w14 w15 w16se w16cid w16 w16cex w16sdtdh w16sdtfl w16du wp14">
   <w:endnote w:type="separator" w:id="-1">
     <w:p>
       <w:pPr>
-        <w:spacing w:after="0" w:line="240" w:lineRule="auto"/>
-      </w:pPr>
-      <w:r>
-        <w:rPr>
-          <w:rStyle w:val="EndnoteReference"/>
-        </w:rPr>
-        <w:endnoteRef/>
-      </w:r>
+        <w:spacing w:line="240" w:lineRule="auto"/>
+      </w:pPr>
       <w:r>
         <w:separator/>
       </w:r>
@@ -665,14 +940,8 @@
   <w:endnote w:type="continuationSeparator" w:id="0">
     <w:p>
       <w:pPr>
-        <w:spacing w:after="0" w:line="240" w:lineRule="auto"/>
-      </w:pPr>
-      <w:r>
-        <w:rPr>
-          <w:rStyle w:val="EndnoteReference"/>
-        </w:rPr>
-        <w:endnoteRef/>
-      </w:r>
+        <w:spacing w:line="240" w:lineRule="auto"/>
+      </w:pPr>
       <w:r>
         <w:continuationSeparator/>
       </w:r>
@@ -682,18 +951,12 @@
 </file>
 
 <file path=word/footnotes.xml><?xml version="1.0" encoding="utf-8"?>
-<w:footnotes xmlns:wpc="http://schemas.microsoft.com/office/word/2010/wordprocessingCanvas" xmlns:mc="http://schemas.openxmlformats.org/markup-compatibility/2006" xmlns:o="urn:schemas-microsoft-com:office:office" xmlns:r="http://schemas.openxmlformats.org/officeDocument/2006/relationships" xmlns:m="http://schemas.openxmlformats.org/officeDocument/2006/math" xmlns:v="urn:schemas-microsoft-com:vml" xmlns:wp14="http://schemas.microsoft.com/office/word/2010/wordprocessingDrawing" xmlns:wp="http://schemas.openxmlformats.org/drawingml/2006/wordprocessingDrawing" xmlns:w10="urn:schemas-microsoft-com:office:word" xmlns:w="http://schemas.openxmlformats.org/wordprocessingml/2006/main" xmlns:w14="http://schemas.microsoft.com/office/word/2010/wordml" xmlns:w15="http://schemas.microsoft.com/office/word/2012/wordml" xmlns:wpg="http://schemas.microsoft.com/office/word/2010/wordprocessingGroup" xmlns:wpi="http://schemas.microsoft.com/office/word/2010/wordprocessingInk" xmlns:wne="http://schemas.microsoft.com/office/word/2006/wordml" xmlns:wps="http://schemas.microsoft.com/office/word/2010/wordprocessingShape" mc:Ignorable="w14 w15 wp14">
+<w:footnotes xmlns:wpc="http://schemas.microsoft.com/office/word/2010/wordprocessingCanvas" xmlns:cx="http://schemas.microsoft.com/office/drawing/2014/chartex" xmlns:cx1="http://schemas.microsoft.com/office/drawing/2015/9/8/chartex" xmlns:cx2="http://schemas.microsoft.com/office/drawing/2015/10/21/chartex" xmlns:cx3="http://schemas.microsoft.com/office/drawing/2016/5/9/chartex" xmlns:cx4="http://schemas.microsoft.com/office/drawing/2016/5/10/chartex" xmlns:cx5="http://schemas.microsoft.com/office/drawing/2016/5/11/chartex" xmlns:cx6="http://schemas.microsoft.com/office/drawing/2016/5/12/chartex" xmlns:cx7="http://schemas.microsoft.com/office/drawing/2016/5/13/chartex" xmlns:cx8="http://schemas.microsoft.com/office/drawing/2016/5/14/chartex" xmlns:mc="http://schemas.openxmlformats.org/markup-compatibility/2006" xmlns:aink="http://schemas.microsoft.com/office/drawing/2016/ink" xmlns:am3d="http://schemas.microsoft.com/office/drawing/2017/model3d" xmlns:o="urn:schemas-microsoft-com:office:office" xmlns:oel="http://schemas.microsoft.com/office/2019/extlst" xmlns:r="http://schemas.openxmlformats.org/officeDocument/2006/relationships" xmlns:m="http://schemas.openxmlformats.org/officeDocument/2006/math" xmlns:v="urn:schemas-microsoft-com:vml" xmlns:wp14="http://schemas.microsoft.com/office/word/2010/wordprocessingDrawing" xmlns:wp="http://schemas.openxmlformats.org/drawingml/2006/wordprocessingDrawing" xmlns:w10="urn:schemas-microsoft-com:office:word" xmlns:w="http://schemas.openxmlformats.org/wordprocessingml/2006/main" xmlns:w14="http://schemas.microsoft.com/office/word/2010/wordml" xmlns:w15="http://schemas.microsoft.com/office/word/2012/wordml" xmlns:w16cex="http://schemas.microsoft.com/office/word/2018/wordml/cex" xmlns:w16cid="http://schemas.microsoft.com/office/word/2016/wordml/cid" xmlns:w16="http://schemas.microsoft.com/office/word/2018/wordml" xmlns:w16du="http://schemas.microsoft.com/office/word/2023/wordml/word16du" xmlns:w16sdtdh="http://schemas.microsoft.com/office/word/2020/wordml/sdtdatahash" xmlns:w16sdtfl="http://schemas.microsoft.com/office/word/2024/wordml/sdtformatlock" xmlns:w16se="http://schemas.microsoft.com/office/word/2015/wordml/symex" xmlns:wpg="http://schemas.microsoft.com/office/word/2010/wordprocessingGroup" xmlns:wpi="http://schemas.microsoft.com/office/word/2010/wordprocessingInk" xmlns:wne="http://schemas.microsoft.com/office/word/2006/wordml" xmlns:wps="http://schemas.microsoft.com/office/word/2010/wordprocessingShape" mc:Ignorable="w14 w15 w16se w16cid w16 w16cex w16sdtdh w16sdtfl w16du wp14">
   <w:footnote w:type="separator" w:id="-1">
     <w:p>
       <w:pPr>
-        <w:spacing w:after="0" w:line="240" w:lineRule="auto"/>
-      </w:pPr>
-      <w:r>
-        <w:rPr>
-          <w:rStyle w:val="FootnoteReference"/>
-        </w:rPr>
-        <w:footnoteRef/>
-      </w:r>
+        <w:spacing w:line="240" w:lineRule="auto"/>
+      </w:pPr>
       <w:r>
         <w:separator/>
       </w:r>
@@ -702,14 +965,8 @@
   <w:footnote w:type="continuationSeparator" w:id="0">
     <w:p>
       <w:pPr>
-        <w:spacing w:after="0" w:line="240" w:lineRule="auto"/>
-      </w:pPr>
-      <w:r>
-        <w:rPr>
-          <w:rStyle w:val="FootnoteReference"/>
-        </w:rPr>
-        <w:footnoteRef/>
-      </w:r>
+        <w:spacing w:line="240" w:lineRule="auto"/>
+      </w:pPr>
       <w:r>
         <w:continuationSeparator/>
       </w:r>
@@ -719,16 +976,28 @@
 </file>
 
 <file path=word/header1.xml><?xml version="1.0" encoding="utf-8"?>
-<w:hdr xmlns:wpc="http://schemas.microsoft.com/office/word/2010/wordprocessingCanvas" xmlns:mc="http://schemas.openxmlformats.org/markup-compatibility/2006" xmlns:o="urn:schemas-microsoft-com:office:office" xmlns:r="http://schemas.openxmlformats.org/officeDocument/2006/relationships" xmlns:m="http://schemas.openxmlformats.org/officeDocument/2006/math" xmlns:v="urn:schemas-microsoft-com:vml" xmlns:wp14="http://schemas.microsoft.com/office/word/2010/wordprocessingDrawing" xmlns:wp="http://schemas.openxmlformats.org/drawingml/2006/wordprocessingDrawing" xmlns:w10="urn:schemas-microsoft-com:office:word" xmlns:w="http://schemas.openxmlformats.org/wordprocessingml/2006/main" xmlns:w14="http://schemas.microsoft.com/office/word/2010/wordml" xmlns:w15="http://schemas.microsoft.com/office/word/2012/wordml" xmlns:wpg="http://schemas.microsoft.com/office/word/2010/wordprocessingGroup" xmlns:wpi="http://schemas.microsoft.com/office/word/2010/wordprocessingInk" xmlns:wne="http://schemas.microsoft.com/office/word/2006/wordml" xmlns:wps="http://schemas.microsoft.com/office/word/2010/wordprocessingShape" xmlns:cx="http://schemas.microsoft.com/office/drawing/2014/chartex" xmlns:cx1="http://schemas.microsoft.com/office/drawing/2015/9/8/chartex" xmlns:cx2="http://schemas.microsoft.com/office/drawing/2015/10/21/chartex" xmlns:cx3="http://schemas.microsoft.com/office/drawing/2016/5/9/chartex" xmlns:cx4="http://schemas.microsoft.com/office/drawing/2016/5/10/chartex" xmlns:cx5="http://schemas.microsoft.com/office/drawing/2016/5/11/chartex" xmlns:cx6="http://schemas.microsoft.com/office/drawing/2016/5/12/chartex" xmlns:cx7="http://schemas.microsoft.com/office/drawing/2016/5/13/chartex" xmlns:cx8="http://schemas.microsoft.com/office/drawing/2016/5/14/chartex" xmlns:w16cid="http://schemas.microsoft.com/office/word/2016/wordml/cid" xmlns:w16se="http://schemas.microsoft.com/office/word/2015/wordml/symex">
+<w:hdr xmlns:wpc="http://schemas.microsoft.com/office/word/2010/wordprocessingCanvas" xmlns:cx="http://schemas.microsoft.com/office/drawing/2014/chartex" xmlns:cx1="http://schemas.microsoft.com/office/drawing/2015/9/8/chartex" xmlns:cx2="http://schemas.microsoft.com/office/drawing/2015/10/21/chartex" xmlns:cx3="http://schemas.microsoft.com/office/drawing/2016/5/9/chartex" xmlns:cx4="http://schemas.microsoft.com/office/drawing/2016/5/10/chartex" xmlns:cx5="http://schemas.microsoft.com/office/drawing/2016/5/11/chartex" xmlns:cx6="http://schemas.microsoft.com/office/drawing/2016/5/12/chartex" xmlns:cx7="http://schemas.microsoft.com/office/drawing/2016/5/13/chartex" xmlns:cx8="http://schemas.microsoft.com/office/drawing/2016/5/14/chartex" xmlns:mc="http://schemas.openxmlformats.org/markup-compatibility/2006" xmlns:aink="http://schemas.microsoft.com/office/drawing/2016/ink" xmlns:am3d="http://schemas.microsoft.com/office/drawing/2017/model3d" xmlns:o="urn:schemas-microsoft-com:office:office" xmlns:oel="http://schemas.microsoft.com/office/2019/extlst" xmlns:r="http://schemas.openxmlformats.org/officeDocument/2006/relationships" xmlns:m="http://schemas.openxmlformats.org/officeDocument/2006/math" xmlns:v="urn:schemas-microsoft-com:vml" xmlns:wp14="http://schemas.microsoft.com/office/word/2010/wordprocessingDrawing" xmlns:wp="http://schemas.openxmlformats.org/drawingml/2006/wordprocessingDrawing" xmlns:w10="urn:schemas-microsoft-com:office:word" xmlns:w="http://schemas.openxmlformats.org/wordprocessingml/2006/main" xmlns:w14="http://schemas.microsoft.com/office/word/2010/wordml" xmlns:w15="http://schemas.microsoft.com/office/word/2012/wordml" xmlns:w16cex="http://schemas.microsoft.com/office/word/2018/wordml/cex" xmlns:w16cid="http://schemas.microsoft.com/office/word/2016/wordml/cid" xmlns:w16="http://schemas.microsoft.com/office/word/2018/wordml" xmlns:w16du="http://schemas.microsoft.com/office/word/2023/wordml/word16du" xmlns:w16sdtdh="http://schemas.microsoft.com/office/word/2020/wordml/sdtdatahash" xmlns:w16sdtfl="http://schemas.microsoft.com/office/word/2024/wordml/sdtformatlock" xmlns:w16se="http://schemas.microsoft.com/office/word/2015/wordml/symex" xmlns:wpg="http://schemas.microsoft.com/office/word/2010/wordprocessingGroup" xmlns:wpi="http://schemas.microsoft.com/office/word/2010/wordprocessingInk" xmlns:wne="http://schemas.microsoft.com/office/word/2006/wordml" xmlns:wps="http://schemas.microsoft.com/office/word/2010/wordprocessingShape" mc:Ignorable="w14 w15 w16se w16cid w16 w16cex w16sdtdh w16sdtfl w16du wp14">
   <w:p>
     <w:pPr>
-      <w:spacing w:line="240"/>
+      <w:spacing w:line="240" w:lineRule="auto"/>
       <w:jc w:val="right"/>
     </w:pPr>
     <w:r>
       <w:fldChar w:fldCharType="begin"/>
-      <w:instrText xml:space="preserve">PAGE</w:instrText>
+    </w:r>
+    <w:r>
+      <w:instrText>PAGE</w:instrText>
+    </w:r>
+    <w:r>
       <w:fldChar w:fldCharType="separate"/>
+    </w:r>
+    <w:r>
+      <w:rPr>
+        <w:noProof/>
+      </w:rPr>
+      <w:t>1</w:t>
+    </w:r>
+    <w:r>
       <w:fldChar w:fldCharType="end"/>
     </w:r>
   </w:p>
@@ -736,94 +1005,12 @@
 </file>
 
 <file path=word/numbering.xml><?xml version="1.0" encoding="utf-8"?>
-<w:numbering xmlns:wpc="http://schemas.microsoft.com/office/word/2010/wordprocessingCanvas" xmlns:mc="http://schemas.openxmlformats.org/markup-compatibility/2006" xmlns:o="urn:schemas-microsoft-com:office:office" xmlns:r="http://schemas.openxmlformats.org/officeDocument/2006/relationships" xmlns:m="http://schemas.openxmlformats.org/officeDocument/2006/math" xmlns:v="urn:schemas-microsoft-com:vml" xmlns:wp14="http://schemas.microsoft.com/office/word/2010/wordprocessingDrawing" xmlns:wp="http://schemas.openxmlformats.org/drawingml/2006/wordprocessingDrawing" xmlns:w10="urn:schemas-microsoft-com:office:word" xmlns:w="http://schemas.openxmlformats.org/wordprocessingml/2006/main" xmlns:w14="http://schemas.microsoft.com/office/word/2010/wordml" xmlns:w15="http://schemas.microsoft.com/office/word/2012/wordml" xmlns:wpg="http://schemas.microsoft.com/office/word/2010/wordprocessingGroup" xmlns:wpi="http://schemas.microsoft.com/office/word/2010/wordprocessingInk" xmlns:wne="http://schemas.microsoft.com/office/word/2006/wordml" xmlns:wps="http://schemas.microsoft.com/office/word/2010/wordprocessingShape" mc:Ignorable="w14 w15 wp14">
-  <w:abstractNum w:abstractNumId="1" w15:restartNumberingAfterBreak="0">
+<w:numbering xmlns:wpc="http://schemas.microsoft.com/office/word/2010/wordprocessingCanvas" xmlns:cx="http://schemas.microsoft.com/office/drawing/2014/chartex" xmlns:cx1="http://schemas.microsoft.com/office/drawing/2015/9/8/chartex" xmlns:cx2="http://schemas.microsoft.com/office/drawing/2015/10/21/chartex" xmlns:cx3="http://schemas.microsoft.com/office/drawing/2016/5/9/chartex" xmlns:cx4="http://schemas.microsoft.com/office/drawing/2016/5/10/chartex" xmlns:cx5="http://schemas.microsoft.com/office/drawing/2016/5/11/chartex" xmlns:cx6="http://schemas.microsoft.com/office/drawing/2016/5/12/chartex" xmlns:cx7="http://schemas.microsoft.com/office/drawing/2016/5/13/chartex" xmlns:cx8="http://schemas.microsoft.com/office/drawing/2016/5/14/chartex" xmlns:mc="http://schemas.openxmlformats.org/markup-compatibility/2006" xmlns:aink="http://schemas.microsoft.com/office/drawing/2016/ink" xmlns:am3d="http://schemas.microsoft.com/office/drawing/2017/model3d" xmlns:o="urn:schemas-microsoft-com:office:office" xmlns:oel="http://schemas.microsoft.com/office/2019/extlst" xmlns:r="http://schemas.openxmlformats.org/officeDocument/2006/relationships" xmlns:m="http://schemas.openxmlformats.org/officeDocument/2006/math" xmlns:v="urn:schemas-microsoft-com:vml" xmlns:wp14="http://schemas.microsoft.com/office/word/2010/wordprocessingDrawing" xmlns:wp="http://schemas.openxmlformats.org/drawingml/2006/wordprocessingDrawing" xmlns:w10="urn:schemas-microsoft-com:office:word" xmlns:w="http://schemas.openxmlformats.org/wordprocessingml/2006/main" xmlns:w14="http://schemas.microsoft.com/office/word/2010/wordml" xmlns:w15="http://schemas.microsoft.com/office/word/2012/wordml" xmlns:w16cex="http://schemas.microsoft.com/office/word/2018/wordml/cex" xmlns:w16cid="http://schemas.microsoft.com/office/word/2016/wordml/cid" xmlns:w16="http://schemas.microsoft.com/office/word/2018/wordml" xmlns:w16du="http://schemas.microsoft.com/office/word/2023/wordml/word16du" xmlns:w16sdtdh="http://schemas.microsoft.com/office/word/2020/wordml/sdtdatahash" xmlns:w16sdtfl="http://schemas.microsoft.com/office/word/2024/wordml/sdtformatlock" xmlns:w16se="http://schemas.microsoft.com/office/word/2015/wordml/symex" xmlns:wpg="http://schemas.microsoft.com/office/word/2010/wordprocessingGroup" xmlns:wpi="http://schemas.microsoft.com/office/word/2010/wordprocessingInk" xmlns:wne="http://schemas.microsoft.com/office/word/2006/wordml" xmlns:wps="http://schemas.microsoft.com/office/word/2010/wordprocessingShape" mc:Ignorable="w14 w15 w16se w16cid w16 w16cex w16sdtdh w16sdtfl w16du wp14">
+  <w:abstractNum w:abstractNumId="0" w15:restartNumberingAfterBreak="0">
+    <w:nsid w:val="5F964835"/>
     <w:multiLevelType w:val="hybridMultilevel"/>
-    <w:lvl w:ilvl="0" w15:tentative="1">
-      <w:start w:val="1"/>
-      <w:numFmt w:val="bullet"/>
-      <w:lvlText w:val="●"/>
-      <w:lvlJc w:val="left"/>
-      <w:pPr>
-        <w:ind w:left="720" w:hanging="360"/>
-      </w:pPr>
-    </w:lvl>
-    <w:lvl w:ilvl="1" w15:tentative="1">
-      <w:start w:val="1"/>
-      <w:numFmt w:val="bullet"/>
-      <w:lvlText w:val="○"/>
-      <w:lvlJc w:val="left"/>
-      <w:pPr>
-        <w:ind w:left="1440" w:hanging="360"/>
-      </w:pPr>
-    </w:lvl>
-    <w:lvl w:ilvl="2" w15:tentative="1">
-      <w:start w:val="1"/>
-      <w:numFmt w:val="bullet"/>
-      <w:lvlText w:val="■"/>
-      <w:lvlJc w:val="left"/>
-      <w:pPr>
-        <w:ind w:left="2160" w:hanging="360"/>
-      </w:pPr>
-    </w:lvl>
-    <w:lvl w:ilvl="3" w15:tentative="1">
-      <w:start w:val="1"/>
-      <w:numFmt w:val="bullet"/>
-      <w:lvlText w:val="●"/>
-      <w:lvlJc w:val="left"/>
-      <w:pPr>
-        <w:ind w:left="2880" w:hanging="360"/>
-      </w:pPr>
-    </w:lvl>
-    <w:lvl w:ilvl="4" w15:tentative="1">
-      <w:start w:val="1"/>
-      <w:numFmt w:val="bullet"/>
-      <w:lvlText w:val="○"/>
-      <w:lvlJc w:val="left"/>
-      <w:pPr>
-        <w:ind w:left="3600" w:hanging="360"/>
-      </w:pPr>
-    </w:lvl>
-    <w:lvl w:ilvl="5" w15:tentative="1">
-      <w:start w:val="1"/>
-      <w:numFmt w:val="bullet"/>
-      <w:lvlText w:val="■"/>
-      <w:lvlJc w:val="left"/>
-      <w:pPr>
-        <w:ind w:left="4320" w:hanging="360"/>
-      </w:pPr>
-    </w:lvl>
-    <w:lvl w:ilvl="6" w15:tentative="1">
-      <w:start w:val="1"/>
-      <w:numFmt w:val="bullet"/>
-      <w:lvlText w:val="●"/>
-      <w:lvlJc w:val="left"/>
-      <w:pPr>
-        <w:ind w:left="5040" w:hanging="360"/>
-      </w:pPr>
-    </w:lvl>
-    <w:lvl w:ilvl="7" w15:tentative="1">
-      <w:start w:val="1"/>
-      <w:numFmt w:val="bullet"/>
-      <w:lvlText w:val="●"/>
-      <w:lvlJc w:val="left"/>
-      <w:pPr>
-        <w:ind w:left="5760" w:hanging="360"/>
-      </w:pPr>
-    </w:lvl>
-    <w:lvl w:ilvl="8" w15:tentative="1">
-      <w:start w:val="1"/>
-      <w:numFmt w:val="bullet"/>
-      <w:lvlText w:val="●"/>
-      <w:lvlJc w:val="left"/>
-      <w:pPr>
-        <w:ind w:left="6480" w:hanging="360"/>
-      </w:pPr>
-    </w:lvl>
-  </w:abstractNum>
-  <w:abstractNum w:abstractNumId="2" w15:restartNumberingAfterBreak="0">
-    <w:multiLevelType w:val="hybridMultilevel"/>
-    <w:lvl w:ilvl="0" w15:tentative="1">
+    <w:tmpl w:val="995611D4"/>
+    <w:lvl w:ilvl="0" w:tplc="68B8B440">
       <w:start w:val="1"/>
       <w:numFmt w:val="decimal"/>
       <w:lvlText w:val="%1."/>
@@ -836,10 +1023,138 @@
         <w:bCs/>
       </w:rPr>
     </w:lvl>
+    <w:lvl w:ilvl="1" w:tplc="6FBE66BC">
+      <w:numFmt w:val="decimal"/>
+      <w:lvlText w:val=""/>
+      <w:lvlJc w:val="left"/>
+    </w:lvl>
+    <w:lvl w:ilvl="2" w:tplc="9AAAE862">
+      <w:numFmt w:val="decimal"/>
+      <w:lvlText w:val=""/>
+      <w:lvlJc w:val="left"/>
+    </w:lvl>
+    <w:lvl w:ilvl="3" w:tplc="8548C11A">
+      <w:numFmt w:val="decimal"/>
+      <w:lvlText w:val=""/>
+      <w:lvlJc w:val="left"/>
+    </w:lvl>
+    <w:lvl w:ilvl="4" w:tplc="93CED8D4">
+      <w:numFmt w:val="decimal"/>
+      <w:lvlText w:val=""/>
+      <w:lvlJc w:val="left"/>
+    </w:lvl>
+    <w:lvl w:ilvl="5" w:tplc="FCF6F9CE">
+      <w:numFmt w:val="decimal"/>
+      <w:lvlText w:val=""/>
+      <w:lvlJc w:val="left"/>
+    </w:lvl>
+    <w:lvl w:ilvl="6" w:tplc="FC90E462">
+      <w:numFmt w:val="decimal"/>
+      <w:lvlText w:val=""/>
+      <w:lvlJc w:val="left"/>
+    </w:lvl>
+    <w:lvl w:ilvl="7" w:tplc="35B00040">
+      <w:numFmt w:val="decimal"/>
+      <w:lvlText w:val=""/>
+      <w:lvlJc w:val="left"/>
+    </w:lvl>
+    <w:lvl w:ilvl="8" w:tplc="D81E8C88">
+      <w:numFmt w:val="decimal"/>
+      <w:lvlText w:val=""/>
+      <w:lvlJc w:val="left"/>
+    </w:lvl>
   </w:abstractNum>
-  <w:abstractNum w:abstractNumId="3" w15:restartNumberingAfterBreak="0">
+  <w:abstractNum w:abstractNumId="1" w15:restartNumberingAfterBreak="0">
+    <w:nsid w:val="667844F4"/>
     <w:multiLevelType w:val="hybridMultilevel"/>
-    <w:lvl w:ilvl="0" w15:tentative="1">
+    <w:tmpl w:val="D2E09112"/>
+    <w:lvl w:ilvl="0" w:tplc="FB662A4C">
+      <w:start w:val="1"/>
+      <w:numFmt w:val="bullet"/>
+      <w:lvlText w:val="●"/>
+      <w:lvlJc w:val="left"/>
+      <w:pPr>
+        <w:ind w:left="720" w:hanging="360"/>
+      </w:pPr>
+    </w:lvl>
+    <w:lvl w:ilvl="1" w:tplc="0A3862E8">
+      <w:start w:val="1"/>
+      <w:numFmt w:val="bullet"/>
+      <w:lvlText w:val="○"/>
+      <w:lvlJc w:val="left"/>
+      <w:pPr>
+        <w:ind w:left="1440" w:hanging="360"/>
+      </w:pPr>
+    </w:lvl>
+    <w:lvl w:ilvl="2" w:tplc="B2E0BC6A">
+      <w:start w:val="1"/>
+      <w:numFmt w:val="bullet"/>
+      <w:lvlText w:val="■"/>
+      <w:lvlJc w:val="left"/>
+      <w:pPr>
+        <w:ind w:left="2160" w:hanging="360"/>
+      </w:pPr>
+    </w:lvl>
+    <w:lvl w:ilvl="3" w:tplc="E0AEF22A">
+      <w:start w:val="1"/>
+      <w:numFmt w:val="bullet"/>
+      <w:lvlText w:val="●"/>
+      <w:lvlJc w:val="left"/>
+      <w:pPr>
+        <w:ind w:left="2880" w:hanging="360"/>
+      </w:pPr>
+    </w:lvl>
+    <w:lvl w:ilvl="4" w:tplc="DA00F57E">
+      <w:start w:val="1"/>
+      <w:numFmt w:val="bullet"/>
+      <w:lvlText w:val="○"/>
+      <w:lvlJc w:val="left"/>
+      <w:pPr>
+        <w:ind w:left="3600" w:hanging="360"/>
+      </w:pPr>
+    </w:lvl>
+    <w:lvl w:ilvl="5" w:tplc="834209D2">
+      <w:start w:val="1"/>
+      <w:numFmt w:val="bullet"/>
+      <w:lvlText w:val="■"/>
+      <w:lvlJc w:val="left"/>
+      <w:pPr>
+        <w:ind w:left="4320" w:hanging="360"/>
+      </w:pPr>
+    </w:lvl>
+    <w:lvl w:ilvl="6" w:tplc="05B2E358">
+      <w:start w:val="1"/>
+      <w:numFmt w:val="bullet"/>
+      <w:lvlText w:val="●"/>
+      <w:lvlJc w:val="left"/>
+      <w:pPr>
+        <w:ind w:left="5040" w:hanging="360"/>
+      </w:pPr>
+    </w:lvl>
+    <w:lvl w:ilvl="7" w:tplc="3618BD44">
+      <w:start w:val="1"/>
+      <w:numFmt w:val="bullet"/>
+      <w:lvlText w:val="●"/>
+      <w:lvlJc w:val="left"/>
+      <w:pPr>
+        <w:ind w:left="5760" w:hanging="360"/>
+      </w:pPr>
+    </w:lvl>
+    <w:lvl w:ilvl="8" w:tplc="86D65E48">
+      <w:start w:val="1"/>
+      <w:numFmt w:val="bullet"/>
+      <w:lvlText w:val="●"/>
+      <w:lvlJc w:val="left"/>
+      <w:pPr>
+        <w:ind w:left="6480" w:hanging="360"/>
+      </w:pPr>
+    </w:lvl>
+  </w:abstractNum>
+  <w:abstractNum w:abstractNumId="2" w15:restartNumberingAfterBreak="0">
+    <w:nsid w:val="6C7F1303"/>
+    <w:multiLevelType w:val="hybridMultilevel"/>
+    <w:tmpl w:val="21E007D0"/>
+    <w:lvl w:ilvl="0" w:tplc="0C8826B4">
       <w:start w:val="1"/>
       <w:numFmt w:val="decimal"/>
       <w:lvlText w:val="%1."/>
@@ -852,21 +1167,61 @@
         <w:bCs/>
       </w:rPr>
     </w:lvl>
+    <w:lvl w:ilvl="1" w:tplc="1A5C8F86">
+      <w:numFmt w:val="decimal"/>
+      <w:lvlText w:val=""/>
+      <w:lvlJc w:val="left"/>
+    </w:lvl>
+    <w:lvl w:ilvl="2" w:tplc="A80C591E">
+      <w:numFmt w:val="decimal"/>
+      <w:lvlText w:val=""/>
+      <w:lvlJc w:val="left"/>
+    </w:lvl>
+    <w:lvl w:ilvl="3" w:tplc="386CED1A">
+      <w:numFmt w:val="decimal"/>
+      <w:lvlText w:val=""/>
+      <w:lvlJc w:val="left"/>
+    </w:lvl>
+    <w:lvl w:ilvl="4" w:tplc="8E9EC464">
+      <w:numFmt w:val="decimal"/>
+      <w:lvlText w:val=""/>
+      <w:lvlJc w:val="left"/>
+    </w:lvl>
+    <w:lvl w:ilvl="5" w:tplc="C0D40316">
+      <w:numFmt w:val="decimal"/>
+      <w:lvlText w:val=""/>
+      <w:lvlJc w:val="left"/>
+    </w:lvl>
+    <w:lvl w:ilvl="6" w:tplc="DC5EBD02">
+      <w:numFmt w:val="decimal"/>
+      <w:lvlText w:val=""/>
+      <w:lvlJc w:val="left"/>
+    </w:lvl>
+    <w:lvl w:ilvl="7" w:tplc="885233C6">
+      <w:numFmt w:val="decimal"/>
+      <w:lvlText w:val=""/>
+      <w:lvlJc w:val="left"/>
+    </w:lvl>
+    <w:lvl w:ilvl="8" w:tplc="83ACBD78">
+      <w:numFmt w:val="decimal"/>
+      <w:lvlText w:val=""/>
+      <w:lvlJc w:val="left"/>
+    </w:lvl>
   </w:abstractNum>
-  <w:num w:numId="1">
+  <w:num w:numId="1" w16cid:durableId="244731443">
     <w:abstractNumId w:val="1"/>
     <w:lvlOverride w:ilvl="0">
       <w:startOverride w:val="1"/>
     </w:lvlOverride>
   </w:num>
-  <w:num w:numId="2">
+  <w:num w:numId="2" w16cid:durableId="218519439">
     <w:abstractNumId w:val="2"/>
     <w:lvlOverride w:ilvl="0">
       <w:startOverride w:val="1"/>
     </w:lvlOverride>
   </w:num>
-  <w:num w:numId="3">
-    <w:abstractNumId w:val="3"/>
+  <w:num w:numId="3" w16cid:durableId="715737129">
+    <w:abstractNumId w:val="0"/>
     <w:lvlOverride w:ilvl="0">
       <w:startOverride w:val="1"/>
     </w:lvlOverride>
@@ -875,69 +1230,463 @@
 </file>
 
 <file path=word/styles.xml><?xml version="1.0" encoding="utf-8"?>
-<w:styles xmlns:mc="http://schemas.openxmlformats.org/markup-compatibility/2006" xmlns:r="http://schemas.openxmlformats.org/officeDocument/2006/relationships" xmlns:w="http://schemas.openxmlformats.org/wordprocessingml/2006/main" xmlns:w14="http://schemas.microsoft.com/office/word/2010/wordml" xmlns:w15="http://schemas.microsoft.com/office/word/2012/wordml" mc:Ignorable="w14 w15">
+<w:styles xmlns:mc="http://schemas.openxmlformats.org/markup-compatibility/2006" xmlns:r="http://schemas.openxmlformats.org/officeDocument/2006/relationships" xmlns:w="http://schemas.openxmlformats.org/wordprocessingml/2006/main" xmlns:w14="http://schemas.microsoft.com/office/word/2010/wordml" xmlns:w15="http://schemas.microsoft.com/office/word/2012/wordml" xmlns:w16cex="http://schemas.microsoft.com/office/word/2018/wordml/cex" xmlns:w16cid="http://schemas.microsoft.com/office/word/2016/wordml/cid" xmlns:w16="http://schemas.microsoft.com/office/word/2018/wordml" xmlns:w16du="http://schemas.microsoft.com/office/word/2023/wordml/word16du" xmlns:w16sdtdh="http://schemas.microsoft.com/office/word/2020/wordml/sdtdatahash" xmlns:w16sdtfl="http://schemas.microsoft.com/office/word/2024/wordml/sdtformatlock" xmlns:w16se="http://schemas.microsoft.com/office/word/2015/wordml/symex" mc:Ignorable="w14 w15 w16se w16cid w16 w16cex w16sdtdh w16sdtfl w16du">
   <w:docDefaults>
     <w:rPrDefault>
       <w:rPr>
-        <w:rFonts w:ascii="Times New Roman" w:cs="Times New Roman" w:eastAsia="Times New Roman" w:hAnsi="Times New Roman"/>
+        <w:rFonts w:ascii="Times New Roman" w:eastAsia="Times New Roman" w:hAnsi="Times New Roman" w:cs="Times New Roman"/>
         <w:sz w:val="24"/>
         <w:szCs w:val="24"/>
+        <w:lang w:val="en-PH" w:eastAsia="ja-JP" w:bidi="ar-SA"/>
       </w:rPr>
     </w:rPrDefault>
     <w:pPrDefault>
       <w:pPr>
-        <w:spacing w:after="0" w:before="0" w:line="480"/>
+        <w:spacing w:line="480" w:lineRule="auto"/>
       </w:pPr>
     </w:pPrDefault>
   </w:docDefaults>
-  <w:style w:type="paragraph" w:styleId="Title">
-    <w:name w:val="Title"/>
-    <w:basedOn w:val="Normal"/>
-    <w:next w:val="Normal"/>
+  <w:latentStyles w:defLockedState="0" w:defUIPriority="99" w:defSemiHidden="0" w:defUnhideWhenUsed="0" w:defQFormat="0" w:count="376">
+    <w:lsdException w:name="Normal" w:uiPriority="0" w:qFormat="1"/>
+    <w:lsdException w:name="heading 1" w:uiPriority="9" w:qFormat="1"/>
+    <w:lsdException w:name="heading 2" w:semiHidden="1" w:uiPriority="9" w:unhideWhenUsed="1" w:qFormat="1"/>
+    <w:lsdException w:name="heading 3" w:semiHidden="1" w:uiPriority="9" w:unhideWhenUsed="1" w:qFormat="1"/>
+    <w:lsdException w:name="heading 4" w:semiHidden="1" w:uiPriority="9" w:unhideWhenUsed="1" w:qFormat="1"/>
+    <w:lsdException w:name="heading 5" w:semiHidden="1" w:uiPriority="9" w:unhideWhenUsed="1" w:qFormat="1"/>
+    <w:lsdException w:name="heading 6" w:semiHidden="1" w:uiPriority="9" w:unhideWhenUsed="1" w:qFormat="1"/>
+    <w:lsdException w:name="heading 7" w:semiHidden="1" w:uiPriority="9" w:unhideWhenUsed="1" w:qFormat="1"/>
+    <w:lsdException w:name="heading 8" w:semiHidden="1" w:uiPriority="9" w:unhideWhenUsed="1" w:qFormat="1"/>
+    <w:lsdException w:name="heading 9" w:semiHidden="1" w:uiPriority="9" w:unhideWhenUsed="1" w:qFormat="1"/>
+    <w:lsdException w:name="index 1" w:semiHidden="1" w:unhideWhenUsed="1"/>
+    <w:lsdException w:name="index 2" w:semiHidden="1" w:unhideWhenUsed="1"/>
+    <w:lsdException w:name="index 3" w:semiHidden="1" w:unhideWhenUsed="1"/>
+    <w:lsdException w:name="index 4" w:semiHidden="1" w:unhideWhenUsed="1"/>
+    <w:lsdException w:name="index 5" w:semiHidden="1" w:unhideWhenUsed="1"/>
+    <w:lsdException w:name="index 6" w:semiHidden="1" w:unhideWhenUsed="1"/>
+    <w:lsdException w:name="index 7" w:semiHidden="1" w:unhideWhenUsed="1"/>
+    <w:lsdException w:name="index 8" w:semiHidden="1" w:unhideWhenUsed="1"/>
+    <w:lsdException w:name="index 9" w:semiHidden="1" w:unhideWhenUsed="1"/>
+    <w:lsdException w:name="toc 1" w:semiHidden="1" w:uiPriority="39" w:unhideWhenUsed="1"/>
+    <w:lsdException w:name="toc 2" w:semiHidden="1" w:uiPriority="39" w:unhideWhenUsed="1"/>
+    <w:lsdException w:name="toc 3" w:semiHidden="1" w:uiPriority="39" w:unhideWhenUsed="1"/>
+    <w:lsdException w:name="toc 4" w:semiHidden="1" w:uiPriority="39" w:unhideWhenUsed="1"/>
+    <w:lsdException w:name="toc 5" w:semiHidden="1" w:uiPriority="39" w:unhideWhenUsed="1"/>
+    <w:lsdException w:name="toc 6" w:semiHidden="1" w:uiPriority="39" w:unhideWhenUsed="1"/>
+    <w:lsdException w:name="toc 7" w:semiHidden="1" w:uiPriority="39" w:unhideWhenUsed="1"/>
+    <w:lsdException w:name="toc 8" w:semiHidden="1" w:uiPriority="39" w:unhideWhenUsed="1"/>
+    <w:lsdException w:name="toc 9" w:semiHidden="1" w:uiPriority="39" w:unhideWhenUsed="1"/>
+    <w:lsdException w:name="Normal Indent" w:semiHidden="1" w:unhideWhenUsed="1"/>
+    <w:lsdException w:name="footnote text" w:semiHidden="1" w:unhideWhenUsed="1"/>
+    <w:lsdException w:name="annotation text" w:semiHidden="1" w:unhideWhenUsed="1"/>
+    <w:lsdException w:name="header" w:semiHidden="1" w:unhideWhenUsed="1"/>
+    <w:lsdException w:name="footer" w:semiHidden="1" w:unhideWhenUsed="1"/>
+    <w:lsdException w:name="index heading" w:semiHidden="1" w:unhideWhenUsed="1"/>
+    <w:lsdException w:name="caption" w:semiHidden="1" w:uiPriority="35" w:unhideWhenUsed="1" w:qFormat="1"/>
+    <w:lsdException w:name="table of figures" w:semiHidden="1" w:unhideWhenUsed="1"/>
+    <w:lsdException w:name="envelope address" w:semiHidden="1" w:unhideWhenUsed="1"/>
+    <w:lsdException w:name="envelope return" w:semiHidden="1" w:unhideWhenUsed="1"/>
+    <w:lsdException w:name="footnote reference" w:semiHidden="1" w:unhideWhenUsed="1"/>
+    <w:lsdException w:name="annotation reference" w:semiHidden="1" w:unhideWhenUsed="1"/>
+    <w:lsdException w:name="line number" w:semiHidden="1" w:unhideWhenUsed="1"/>
+    <w:lsdException w:name="page number" w:semiHidden="1" w:unhideWhenUsed="1"/>
+    <w:lsdException w:name="endnote reference" w:semiHidden="1" w:unhideWhenUsed="1"/>
+    <w:lsdException w:name="endnote text" w:semiHidden="1" w:unhideWhenUsed="1"/>
+    <w:lsdException w:name="table of authorities" w:semiHidden="1" w:unhideWhenUsed="1"/>
+    <w:lsdException w:name="macro" w:semiHidden="1" w:unhideWhenUsed="1"/>
+    <w:lsdException w:name="toa heading" w:semiHidden="1" w:unhideWhenUsed="1"/>
+    <w:lsdException w:name="List" w:semiHidden="1" w:unhideWhenUsed="1"/>
+    <w:lsdException w:name="List Bullet" w:semiHidden="1" w:unhideWhenUsed="1"/>
+    <w:lsdException w:name="List Number" w:semiHidden="1" w:unhideWhenUsed="1"/>
+    <w:lsdException w:name="List 2" w:semiHidden="1" w:unhideWhenUsed="1"/>
+    <w:lsdException w:name="List 3" w:semiHidden="1" w:unhideWhenUsed="1"/>
+    <w:lsdException w:name="List 4" w:semiHidden="1" w:unhideWhenUsed="1"/>
+    <w:lsdException w:name="List 5" w:semiHidden="1" w:unhideWhenUsed="1"/>
+    <w:lsdException w:name="List Bullet 2" w:semiHidden="1" w:unhideWhenUsed="1"/>
+    <w:lsdException w:name="List Bullet 3" w:semiHidden="1" w:unhideWhenUsed="1"/>
+    <w:lsdException w:name="List Bullet 4" w:semiHidden="1" w:unhideWhenUsed="1"/>
+    <w:lsdException w:name="List Bullet 5" w:semiHidden="1" w:unhideWhenUsed="1"/>
+    <w:lsdException w:name="List Number 2" w:semiHidden="1" w:unhideWhenUsed="1"/>
+    <w:lsdException w:name="List Number 3" w:semiHidden="1" w:unhideWhenUsed="1"/>
+    <w:lsdException w:name="List Number 4" w:semiHidden="1" w:unhideWhenUsed="1"/>
+    <w:lsdException w:name="List Number 5" w:semiHidden="1" w:unhideWhenUsed="1"/>
+    <w:lsdException w:name="Title" w:uiPriority="10" w:qFormat="1"/>
+    <w:lsdException w:name="Closing" w:semiHidden="1" w:unhideWhenUsed="1"/>
+    <w:lsdException w:name="Signature" w:semiHidden="1" w:unhideWhenUsed="1"/>
+    <w:lsdException w:name="Default Paragraph Font" w:semiHidden="1" w:uiPriority="1" w:unhideWhenUsed="1"/>
+    <w:lsdException w:name="Body Text" w:semiHidden="1" w:unhideWhenUsed="1"/>
+    <w:lsdException w:name="Body Text Indent" w:semiHidden="1" w:unhideWhenUsed="1"/>
+    <w:lsdException w:name="List Continue" w:semiHidden="1" w:unhideWhenUsed="1"/>
+    <w:lsdException w:name="List Continue 2" w:semiHidden="1" w:unhideWhenUsed="1"/>
+    <w:lsdException w:name="List Continue 3" w:semiHidden="1" w:unhideWhenUsed="1"/>
+    <w:lsdException w:name="List Continue 4" w:semiHidden="1" w:unhideWhenUsed="1"/>
+    <w:lsdException w:name="List Continue 5" w:semiHidden="1" w:unhideWhenUsed="1"/>
+    <w:lsdException w:name="Message Header" w:semiHidden="1" w:unhideWhenUsed="1"/>
+    <w:lsdException w:name="Subtitle" w:uiPriority="11" w:qFormat="1"/>
+    <w:lsdException w:name="Salutation" w:semiHidden="1" w:unhideWhenUsed="1"/>
+    <w:lsdException w:name="Date" w:semiHidden="1" w:unhideWhenUsed="1"/>
+    <w:lsdException w:name="Body Text First Indent" w:semiHidden="1" w:unhideWhenUsed="1"/>
+    <w:lsdException w:name="Body Text First Indent 2" w:semiHidden="1" w:unhideWhenUsed="1"/>
+    <w:lsdException w:name="Note Heading" w:semiHidden="1" w:unhideWhenUsed="1"/>
+    <w:lsdException w:name="Body Text 2" w:semiHidden="1" w:unhideWhenUsed="1"/>
+    <w:lsdException w:name="Body Text 3" w:semiHidden="1" w:unhideWhenUsed="1"/>
+    <w:lsdException w:name="Body Text Indent 2" w:semiHidden="1" w:unhideWhenUsed="1"/>
+    <w:lsdException w:name="Body Text Indent 3" w:semiHidden="1" w:unhideWhenUsed="1"/>
+    <w:lsdException w:name="Block Text" w:semiHidden="1" w:unhideWhenUsed="1"/>
+    <w:lsdException w:name="Hyperlink" w:semiHidden="1" w:unhideWhenUsed="1"/>
+    <w:lsdException w:name="FollowedHyperlink" w:semiHidden="1" w:unhideWhenUsed="1"/>
+    <w:lsdException w:name="Strong" w:uiPriority="22" w:qFormat="1"/>
+    <w:lsdException w:name="Emphasis" w:uiPriority="20" w:qFormat="1"/>
+    <w:lsdException w:name="Document Map" w:semiHidden="1" w:unhideWhenUsed="1"/>
+    <w:lsdException w:name="Plain Text" w:semiHidden="1" w:unhideWhenUsed="1"/>
+    <w:lsdException w:name="E-mail Signature" w:semiHidden="1" w:unhideWhenUsed="1"/>
+    <w:lsdException w:name="HTML Top of Form" w:semiHidden="1" w:unhideWhenUsed="1"/>
+    <w:lsdException w:name="HTML Bottom of Form" w:semiHidden="1" w:unhideWhenUsed="1"/>
+    <w:lsdException w:name="Normal (Web)" w:semiHidden="1" w:unhideWhenUsed="1"/>
+    <w:lsdException w:name="HTML Acronym" w:semiHidden="1" w:unhideWhenUsed="1"/>
+    <w:lsdException w:name="HTML Address" w:semiHidden="1" w:unhideWhenUsed="1"/>
+    <w:lsdException w:name="HTML Cite" w:semiHidden="1" w:unhideWhenUsed="1"/>
+    <w:lsdException w:name="HTML Code" w:semiHidden="1" w:unhideWhenUsed="1"/>
+    <w:lsdException w:name="HTML Definition" w:semiHidden="1" w:unhideWhenUsed="1"/>
+    <w:lsdException w:name="HTML Keyboard" w:semiHidden="1" w:unhideWhenUsed="1"/>
+    <w:lsdException w:name="HTML Preformatted" w:semiHidden="1" w:unhideWhenUsed="1"/>
+    <w:lsdException w:name="HTML Sample" w:semiHidden="1" w:unhideWhenUsed="1"/>
+    <w:lsdException w:name="HTML Typewriter" w:semiHidden="1" w:unhideWhenUsed="1"/>
+    <w:lsdException w:name="HTML Variable" w:semiHidden="1" w:unhideWhenUsed="1"/>
+    <w:lsdException w:name="Normal Table" w:semiHidden="1" w:unhideWhenUsed="1"/>
+    <w:lsdException w:name="annotation subject" w:semiHidden="1" w:unhideWhenUsed="1"/>
+    <w:lsdException w:name="No List" w:semiHidden="1" w:unhideWhenUsed="1"/>
+    <w:lsdException w:name="Outline List 1" w:semiHidden="1" w:unhideWhenUsed="1"/>
+    <w:lsdException w:name="Outline List 2" w:semiHidden="1" w:unhideWhenUsed="1"/>
+    <w:lsdException w:name="Outline List 3" w:semiHidden="1" w:unhideWhenUsed="1"/>
+    <w:lsdException w:name="Table Simple 1" w:semiHidden="1" w:unhideWhenUsed="1"/>
+    <w:lsdException w:name="Table Simple 2" w:semiHidden="1" w:unhideWhenUsed="1"/>
+    <w:lsdException w:name="Table Simple 3" w:semiHidden="1" w:unhideWhenUsed="1"/>
+    <w:lsdException w:name="Table Classic 1" w:semiHidden="1" w:unhideWhenUsed="1"/>
+    <w:lsdException w:name="Table Classic 2" w:semiHidden="1" w:unhideWhenUsed="1"/>
+    <w:lsdException w:name="Table Classic 3" w:semiHidden="1" w:unhideWhenUsed="1"/>
+    <w:lsdException w:name="Table Classic 4" w:semiHidden="1" w:unhideWhenUsed="1"/>
+    <w:lsdException w:name="Table Colorful 1" w:semiHidden="1" w:unhideWhenUsed="1"/>
+    <w:lsdException w:name="Table Colorful 2" w:semiHidden="1" w:unhideWhenUsed="1"/>
+    <w:lsdException w:name="Table Colorful 3" w:semiHidden="1" w:unhideWhenUsed="1"/>
+    <w:lsdException w:name="Table Columns 1" w:semiHidden="1" w:unhideWhenUsed="1"/>
+    <w:lsdException w:name="Table Columns 2" w:semiHidden="1" w:unhideWhenUsed="1"/>
+    <w:lsdException w:name="Table Columns 3" w:semiHidden="1" w:unhideWhenUsed="1"/>
+    <w:lsdException w:name="Table Columns 4" w:semiHidden="1" w:unhideWhenUsed="1"/>
+    <w:lsdException w:name="Table Columns 5" w:semiHidden="1" w:unhideWhenUsed="1"/>
+    <w:lsdException w:name="Table Grid 1" w:semiHidden="1" w:unhideWhenUsed="1"/>
+    <w:lsdException w:name="Table Grid 2" w:semiHidden="1" w:unhideWhenUsed="1"/>
+    <w:lsdException w:name="Table Grid 3" w:semiHidden="1" w:unhideWhenUsed="1"/>
+    <w:lsdException w:name="Table Grid 4" w:semiHidden="1" w:unhideWhenUsed="1"/>
+    <w:lsdException w:name="Table Grid 5" w:semiHidden="1" w:unhideWhenUsed="1"/>
+    <w:lsdException w:name="Table Grid 6" w:semiHidden="1" w:unhideWhenUsed="1"/>
+    <w:lsdException w:name="Table Grid 7" w:semiHidden="1" w:unhideWhenUsed="1"/>
+    <w:lsdException w:name="Table Grid 8" w:semiHidden="1" w:unhideWhenUsed="1"/>
+    <w:lsdException w:name="Table List 1" w:semiHidden="1" w:unhideWhenUsed="1"/>
+    <w:lsdException w:name="Table List 2" w:semiHidden="1" w:unhideWhenUsed="1"/>
+    <w:lsdException w:name="Table List 3" w:semiHidden="1" w:unhideWhenUsed="1"/>
+    <w:lsdException w:name="Table List 4" w:semiHidden="1" w:unhideWhenUsed="1"/>
+    <w:lsdException w:name="Table List 5" w:semiHidden="1" w:unhideWhenUsed="1"/>
+    <w:lsdException w:name="Table List 6" w:semiHidden="1" w:unhideWhenUsed="1"/>
+    <w:lsdException w:name="Table List 7" w:semiHidden="1" w:unhideWhenUsed="1"/>
+    <w:lsdException w:name="Table List 8" w:semiHidden="1" w:unhideWhenUsed="1"/>
+    <w:lsdException w:name="Table 3D effects 1" w:semiHidden="1" w:unhideWhenUsed="1"/>
+    <w:lsdException w:name="Table 3D effects 2" w:semiHidden="1" w:unhideWhenUsed="1"/>
+    <w:lsdException w:name="Table 3D effects 3" w:semiHidden="1" w:unhideWhenUsed="1"/>
+    <w:lsdException w:name="Table Contemporary" w:semiHidden="1" w:unhideWhenUsed="1"/>
+    <w:lsdException w:name="Table Elegant" w:semiHidden="1" w:unhideWhenUsed="1"/>
+    <w:lsdException w:name="Table Professional" w:semiHidden="1" w:unhideWhenUsed="1"/>
+    <w:lsdException w:name="Table Subtle 1" w:semiHidden="1" w:unhideWhenUsed="1"/>
+    <w:lsdException w:name="Table Subtle 2" w:semiHidden="1" w:unhideWhenUsed="1"/>
+    <w:lsdException w:name="Table Web 1" w:semiHidden="1" w:unhideWhenUsed="1"/>
+    <w:lsdException w:name="Table Web 2" w:semiHidden="1" w:unhideWhenUsed="1"/>
+    <w:lsdException w:name="Table Web 3" w:semiHidden="1" w:unhideWhenUsed="1"/>
+    <w:lsdException w:name="Balloon Text" w:semiHidden="1" w:unhideWhenUsed="1"/>
+    <w:lsdException w:name="Table Grid" w:uiPriority="39"/>
+    <w:lsdException w:name="Table Theme" w:semiHidden="1" w:unhideWhenUsed="1"/>
+    <w:lsdException w:name="Placeholder Text" w:semiHidden="1"/>
+    <w:lsdException w:name="No Spacing" w:uiPriority="1" w:qFormat="1"/>
+    <w:lsdException w:name="Light Shading" w:uiPriority="60"/>
+    <w:lsdException w:name="Light List" w:uiPriority="61"/>
+    <w:lsdException w:name="Light Grid" w:uiPriority="62"/>
+    <w:lsdException w:name="Medium Shading 1" w:uiPriority="63"/>
+    <w:lsdException w:name="Medium Shading 2" w:uiPriority="64"/>
+    <w:lsdException w:name="Medium List 1" w:uiPriority="65"/>
+    <w:lsdException w:name="Medium List 2" w:uiPriority="66"/>
+    <w:lsdException w:name="Medium Grid 1" w:uiPriority="67"/>
+    <w:lsdException w:name="Medium Grid 2" w:uiPriority="68"/>
+    <w:lsdException w:name="Medium Grid 3" w:uiPriority="69"/>
+    <w:lsdException w:name="Dark List" w:uiPriority="70"/>
+    <w:lsdException w:name="Colorful Shading" w:uiPriority="71"/>
+    <w:lsdException w:name="Colorful List" w:uiPriority="72"/>
+    <w:lsdException w:name="Colorful Grid" w:uiPriority="73"/>
+    <w:lsdException w:name="Light Shading Accent 1" w:uiPriority="60"/>
+    <w:lsdException w:name="Light List Accent 1" w:uiPriority="61"/>
+    <w:lsdException w:name="Light Grid Accent 1" w:uiPriority="62"/>
+    <w:lsdException w:name="Medium Shading 1 Accent 1" w:uiPriority="63"/>
+    <w:lsdException w:name="Medium Shading 2 Accent 1" w:uiPriority="64"/>
+    <w:lsdException w:name="Medium List 1 Accent 1" w:uiPriority="65"/>
+    <w:lsdException w:name="Revision" w:semiHidden="1"/>
+    <w:lsdException w:name="List Paragraph" w:uiPriority="34" w:qFormat="1"/>
+    <w:lsdException w:name="Quote" w:uiPriority="29" w:qFormat="1"/>
+    <w:lsdException w:name="Intense Quote" w:uiPriority="30" w:qFormat="1"/>
+    <w:lsdException w:name="Medium List 2 Accent 1" w:uiPriority="66"/>
+    <w:lsdException w:name="Medium Grid 1 Accent 1" w:uiPriority="67"/>
+    <w:lsdException w:name="Medium Grid 2 Accent 1" w:uiPriority="68"/>
+    <w:lsdException w:name="Medium Grid 3 Accent 1" w:uiPriority="69"/>
+    <w:lsdException w:name="Dark List Accent 1" w:uiPriority="70"/>
+    <w:lsdException w:name="Colorful Shading Accent 1" w:uiPriority="71"/>
+    <w:lsdException w:name="Colorful List Accent 1" w:uiPriority="72"/>
+    <w:lsdException w:name="Colorful Grid Accent 1" w:uiPriority="73"/>
+    <w:lsdException w:name="Light Shading Accent 2" w:uiPriority="60"/>
+    <w:lsdException w:name="Light List Accent 2" w:uiPriority="61"/>
+    <w:lsdException w:name="Light Grid Accent 2" w:uiPriority="62"/>
+    <w:lsdException w:name="Medium Shading 1 Accent 2" w:uiPriority="63"/>
+    <w:lsdException w:name="Medium Shading 2 Accent 2" w:uiPriority="64"/>
+    <w:lsdException w:name="Medium List 1 Accent 2" w:uiPriority="65"/>
+    <w:lsdException w:name="Medium List 2 Accent 2" w:uiPriority="66"/>
+    <w:lsdException w:name="Medium Grid 1 Accent 2" w:uiPriority="67"/>
+    <w:lsdException w:name="Medium Grid 2 Accent 2" w:uiPriority="68"/>
+    <w:lsdException w:name="Medium Grid 3 Accent 2" w:uiPriority="69"/>
+    <w:lsdException w:name="Dark List Accent 2" w:uiPriority="70"/>
+    <w:lsdException w:name="Colorful Shading Accent 2" w:uiPriority="71"/>
+    <w:lsdException w:name="Colorful List Accent 2" w:uiPriority="72"/>
+    <w:lsdException w:name="Colorful Grid Accent 2" w:uiPriority="73"/>
+    <w:lsdException w:name="Light Shading Accent 3" w:uiPriority="60"/>
+    <w:lsdException w:name="Light List Accent 3" w:uiPriority="61"/>
+    <w:lsdException w:name="Light Grid Accent 3" w:uiPriority="62"/>
+    <w:lsdException w:name="Medium Shading 1 Accent 3" w:uiPriority="63"/>
+    <w:lsdException w:name="Medium Shading 2 Accent 3" w:uiPriority="64"/>
+    <w:lsdException w:name="Medium List 1 Accent 3" w:uiPriority="65"/>
+    <w:lsdException w:name="Medium List 2 Accent 3" w:uiPriority="66"/>
+    <w:lsdException w:name="Medium Grid 1 Accent 3" w:uiPriority="67"/>
+    <w:lsdException w:name="Medium Grid 2 Accent 3" w:uiPriority="68"/>
+    <w:lsdException w:name="Medium Grid 3 Accent 3" w:uiPriority="69"/>
+    <w:lsdException w:name="Dark List Accent 3" w:uiPriority="70"/>
+    <w:lsdException w:name="Colorful Shading Accent 3" w:uiPriority="71"/>
+    <w:lsdException w:name="Colorful List Accent 3" w:uiPriority="72"/>
+    <w:lsdException w:name="Colorful Grid Accent 3" w:uiPriority="73"/>
+    <w:lsdException w:name="Light Shading Accent 4" w:uiPriority="60"/>
+    <w:lsdException w:name="Light List Accent 4" w:uiPriority="61"/>
+    <w:lsdException w:name="Light Grid Accent 4" w:uiPriority="62"/>
+    <w:lsdException w:name="Medium Shading 1 Accent 4" w:uiPriority="63"/>
+    <w:lsdException w:name="Medium Shading 2 Accent 4" w:uiPriority="64"/>
+    <w:lsdException w:name="Medium List 1 Accent 4" w:uiPriority="65"/>
+    <w:lsdException w:name="Medium List 2 Accent 4" w:uiPriority="66"/>
+    <w:lsdException w:name="Medium Grid 1 Accent 4" w:uiPriority="67"/>
+    <w:lsdException w:name="Medium Grid 2 Accent 4" w:uiPriority="68"/>
+    <w:lsdException w:name="Medium Grid 3 Accent 4" w:uiPriority="69"/>
+    <w:lsdException w:name="Dark List Accent 4" w:uiPriority="70"/>
+    <w:lsdException w:name="Colorful Shading Accent 4" w:uiPriority="71"/>
+    <w:lsdException w:name="Colorful List Accent 4" w:uiPriority="72"/>
+    <w:lsdException w:name="Colorful Grid Accent 4" w:uiPriority="73"/>
+    <w:lsdException w:name="Light Shading Accent 5" w:uiPriority="60"/>
+    <w:lsdException w:name="Light List Accent 5" w:uiPriority="61"/>
+    <w:lsdException w:name="Light Grid Accent 5" w:uiPriority="62"/>
+    <w:lsdException w:name="Medium Shading 1 Accent 5" w:uiPriority="63"/>
+    <w:lsdException w:name="Medium Shading 2 Accent 5" w:uiPriority="64"/>
+    <w:lsdException w:name="Medium List 1 Accent 5" w:uiPriority="65"/>
+    <w:lsdException w:name="Medium List 2 Accent 5" w:uiPriority="66"/>
+    <w:lsdException w:name="Medium Grid 1 Accent 5" w:uiPriority="67"/>
+    <w:lsdException w:name="Medium Grid 2 Accent 5" w:uiPriority="68"/>
+    <w:lsdException w:name="Medium Grid 3 Accent 5" w:uiPriority="69"/>
+    <w:lsdException w:name="Dark List Accent 5" w:uiPriority="70"/>
+    <w:lsdException w:name="Colorful Shading Accent 5" w:uiPriority="71"/>
+    <w:lsdException w:name="Colorful List Accent 5" w:uiPriority="72"/>
+    <w:lsdException w:name="Colorful Grid Accent 5" w:uiPriority="73"/>
+    <w:lsdException w:name="Light Shading Accent 6" w:uiPriority="60"/>
+    <w:lsdException w:name="Light List Accent 6" w:uiPriority="61"/>
+    <w:lsdException w:name="Light Grid Accent 6" w:uiPriority="62"/>
+    <w:lsdException w:name="Medium Shading 1 Accent 6" w:uiPriority="63"/>
+    <w:lsdException w:name="Medium Shading 2 Accent 6" w:uiPriority="64"/>
+    <w:lsdException w:name="Medium List 1 Accent 6" w:uiPriority="65"/>
+    <w:lsdException w:name="Medium List 2 Accent 6" w:uiPriority="66"/>
+    <w:lsdException w:name="Medium Grid 1 Accent 6" w:uiPriority="67"/>
+    <w:lsdException w:name="Medium Grid 2 Accent 6" w:uiPriority="68"/>
+    <w:lsdException w:name="Medium Grid 3 Accent 6" w:uiPriority="69"/>
+    <w:lsdException w:name="Dark List Accent 6" w:uiPriority="70"/>
+    <w:lsdException w:name="Colorful Shading Accent 6" w:uiPriority="71"/>
+    <w:lsdException w:name="Colorful List Accent 6" w:uiPriority="72"/>
+    <w:lsdException w:name="Colorful Grid Accent 6" w:uiPriority="73"/>
+    <w:lsdException w:name="Subtle Emphasis" w:uiPriority="19" w:qFormat="1"/>
+    <w:lsdException w:name="Intense Emphasis" w:uiPriority="21" w:qFormat="1"/>
+    <w:lsdException w:name="Subtle Reference" w:uiPriority="31" w:qFormat="1"/>
+    <w:lsdException w:name="Intense Reference" w:uiPriority="32" w:qFormat="1"/>
+    <w:lsdException w:name="Book Title" w:uiPriority="33" w:qFormat="1"/>
+    <w:lsdException w:name="Bibliography" w:semiHidden="1" w:uiPriority="37" w:unhideWhenUsed="1"/>
+    <w:lsdException w:name="TOC Heading" w:semiHidden="1" w:uiPriority="39" w:unhideWhenUsed="1" w:qFormat="1"/>
+    <w:lsdException w:name="Plain Table 1" w:uiPriority="41"/>
+    <w:lsdException w:name="Plain Table 2" w:uiPriority="42"/>
+    <w:lsdException w:name="Plain Table 3" w:uiPriority="43"/>
+    <w:lsdException w:name="Plain Table 4" w:uiPriority="44"/>
+    <w:lsdException w:name="Plain Table 5" w:uiPriority="45"/>
+    <w:lsdException w:name="Grid Table Light" w:uiPriority="40"/>
+    <w:lsdException w:name="Grid Table 1 Light" w:uiPriority="46"/>
+    <w:lsdException w:name="Grid Table 2" w:uiPriority="47"/>
+    <w:lsdException w:name="Grid Table 3" w:uiPriority="48"/>
+    <w:lsdException w:name="Grid Table 4" w:uiPriority="49"/>
+    <w:lsdException w:name="Grid Table 5 Dark" w:uiPriority="50"/>
+    <w:lsdException w:name="Grid Table 6 Colorful" w:uiPriority="51"/>
+    <w:lsdException w:name="Grid Table 7 Colorful" w:uiPriority="52"/>
+    <w:lsdException w:name="Grid Table 1 Light Accent 1" w:uiPriority="46"/>
+    <w:lsdException w:name="Grid Table 2 Accent 1" w:uiPriority="47"/>
+    <w:lsdException w:name="Grid Table 3 Accent 1" w:uiPriority="48"/>
+    <w:lsdException w:name="Grid Table 4 Accent 1" w:uiPriority="49"/>
+    <w:lsdException w:name="Grid Table 5 Dark Accent 1" w:uiPriority="50"/>
+    <w:lsdException w:name="Grid Table 6 Colorful Accent 1" w:uiPriority="51"/>
+    <w:lsdException w:name="Grid Table 7 Colorful Accent 1" w:uiPriority="52"/>
+    <w:lsdException w:name="Grid Table 1 Light Accent 2" w:uiPriority="46"/>
+    <w:lsdException w:name="Grid Table 2 Accent 2" w:uiPriority="47"/>
+    <w:lsdException w:name="Grid Table 3 Accent 2" w:uiPriority="48"/>
+    <w:lsdException w:name="Grid Table 4 Accent 2" w:uiPriority="49"/>
+    <w:lsdException w:name="Grid Table 5 Dark Accent 2" w:uiPriority="50"/>
+    <w:lsdException w:name="Grid Table 6 Colorful Accent 2" w:uiPriority="51"/>
+    <w:lsdException w:name="Grid Table 7 Colorful Accent 2" w:uiPriority="52"/>
+    <w:lsdException w:name="Grid Table 1 Light Accent 3" w:uiPriority="46"/>
+    <w:lsdException w:name="Grid Table 2 Accent 3" w:uiPriority="47"/>
+    <w:lsdException w:name="Grid Table 3 Accent 3" w:uiPriority="48"/>
+    <w:lsdException w:name="Grid Table 4 Accent 3" w:uiPriority="49"/>
+    <w:lsdException w:name="Grid Table 5 Dark Accent 3" w:uiPriority="50"/>
+    <w:lsdException w:name="Grid Table 6 Colorful Accent 3" w:uiPriority="51"/>
+    <w:lsdException w:name="Grid Table 7 Colorful Accent 3" w:uiPriority="52"/>
+    <w:lsdException w:name="Grid Table 1 Light Accent 4" w:uiPriority="46"/>
+    <w:lsdException w:name="Grid Table 2 Accent 4" w:uiPriority="47"/>
+    <w:lsdException w:name="Grid Table 3 Accent 4" w:uiPriority="48"/>
+    <w:lsdException w:name="Grid Table 4 Accent 4" w:uiPriority="49"/>
+    <w:lsdException w:name="Grid Table 5 Dark Accent 4" w:uiPriority="50"/>
+    <w:lsdException w:name="Grid Table 6 Colorful Accent 4" w:uiPriority="51"/>
+    <w:lsdException w:name="Grid Table 7 Colorful Accent 4" w:uiPriority="52"/>
+    <w:lsdException w:name="Grid Table 1 Light Accent 5" w:uiPriority="46"/>
+    <w:lsdException w:name="Grid Table 2 Accent 5" w:uiPriority="47"/>
+    <w:lsdException w:name="Grid Table 3 Accent 5" w:uiPriority="48"/>
+    <w:lsdException w:name="Grid Table 4 Accent 5" w:uiPriority="49"/>
+    <w:lsdException w:name="Grid Table 5 Dark Accent 5" w:uiPriority="50"/>
+    <w:lsdException w:name="Grid Table 6 Colorful Accent 5" w:uiPriority="51"/>
+    <w:lsdException w:name="Grid Table 7 Colorful Accent 5" w:uiPriority="52"/>
+    <w:lsdException w:name="Grid Table 1 Light Accent 6" w:uiPriority="46"/>
+    <w:lsdException w:name="Grid Table 2 Accent 6" w:uiPriority="47"/>
+    <w:lsdException w:name="Grid Table 3 Accent 6" w:uiPriority="48"/>
+    <w:lsdException w:name="Grid Table 4 Accent 6" w:uiPriority="49"/>
+    <w:lsdException w:name="Grid Table 5 Dark Accent 6" w:uiPriority="50"/>
+    <w:lsdException w:name="Grid Table 6 Colorful Accent 6" w:uiPriority="51"/>
+    <w:lsdException w:name="Grid Table 7 Colorful Accent 6" w:uiPriority="52"/>
+    <w:lsdException w:name="List Table 1 Light" w:uiPriority="46"/>
+    <w:lsdException w:name="List Table 2" w:uiPriority="47"/>
+    <w:lsdException w:name="List Table 3" w:uiPriority="48"/>
+    <w:lsdException w:name="List Table 4" w:uiPriority="49"/>
+    <w:lsdException w:name="List Table 5 Dark" w:uiPriority="50"/>
+    <w:lsdException w:name="List Table 6 Colorful" w:uiPriority="51"/>
+    <w:lsdException w:name="List Table 7 Colorful" w:uiPriority="52"/>
+    <w:lsdException w:name="List Table 1 Light Accent 1" w:uiPriority="46"/>
+    <w:lsdException w:name="List Table 2 Accent 1" w:uiPriority="47"/>
+    <w:lsdException w:name="List Table 3 Accent 1" w:uiPriority="48"/>
+    <w:lsdException w:name="List Table 4 Accent 1" w:uiPriority="49"/>
+    <w:lsdException w:name="List Table 5 Dark Accent 1" w:uiPriority="50"/>
+    <w:lsdException w:name="List Table 6 Colorful Accent 1" w:uiPriority="51"/>
+    <w:lsdException w:name="List Table 7 Colorful Accent 1" w:uiPriority="52"/>
+    <w:lsdException w:name="List Table 1 Light Accent 2" w:uiPriority="46"/>
+    <w:lsdException w:name="List Table 2 Accent 2" w:uiPriority="47"/>
+    <w:lsdException w:name="List Table 3 Accent 2" w:uiPriority="48"/>
+    <w:lsdException w:name="List Table 4 Accent 2" w:uiPriority="49"/>
+    <w:lsdException w:name="List Table 5 Dark Accent 2" w:uiPriority="50"/>
+    <w:lsdException w:name="List Table 6 Colorful Accent 2" w:uiPriority="51"/>
+    <w:lsdException w:name="List Table 7 Colorful Accent 2" w:uiPriority="52"/>
+    <w:lsdException w:name="List Table 1 Light Accent 3" w:uiPriority="46"/>
+    <w:lsdException w:name="List Table 2 Accent 3" w:uiPriority="47"/>
+    <w:lsdException w:name="List Table 3 Accent 3" w:uiPriority="48"/>
+    <w:lsdException w:name="List Table 4 Accent 3" w:uiPriority="49"/>
+    <w:lsdException w:name="List Table 5 Dark Accent 3" w:uiPriority="50"/>
+    <w:lsdException w:name="List Table 6 Colorful Accent 3" w:uiPriority="51"/>
+    <w:lsdException w:name="List Table 7 Colorful Accent 3" w:uiPriority="52"/>
+    <w:lsdException w:name="List Table 1 Light Accent 4" w:uiPriority="46"/>
+    <w:lsdException w:name="List Table 2 Accent 4" w:uiPriority="47"/>
+    <w:lsdException w:name="List Table 3 Accent 4" w:uiPriority="48"/>
+    <w:lsdException w:name="List Table 4 Accent 4" w:uiPriority="49"/>
+    <w:lsdException w:name="List Table 5 Dark Accent 4" w:uiPriority="50"/>
+    <w:lsdException w:name="List Table 6 Colorful Accent 4" w:uiPriority="51"/>
+    <w:lsdException w:name="List Table 7 Colorful Accent 4" w:uiPriority="52"/>
+    <w:lsdException w:name="List Table 1 Light Accent 5" w:uiPriority="46"/>
+    <w:lsdException w:name="List Table 2 Accent 5" w:uiPriority="47"/>
+    <w:lsdException w:name="List Table 3 Accent 5" w:uiPriority="48"/>
+    <w:lsdException w:name="List Table 4 Accent 5" w:uiPriority="49"/>
+    <w:lsdException w:name="List Table 5 Dark Accent 5" w:uiPriority="50"/>
+    <w:lsdException w:name="List Table 6 Colorful Accent 5" w:uiPriority="51"/>
+    <w:lsdException w:name="List Table 7 Colorful Accent 5" w:uiPriority="52"/>
+    <w:lsdException w:name="List Table 1 Light Accent 6" w:uiPriority="46"/>
+    <w:lsdException w:name="List Table 2 Accent 6" w:uiPriority="47"/>
+    <w:lsdException w:name="List Table 3 Accent 6" w:uiPriority="48"/>
+    <w:lsdException w:name="List Table 4 Accent 6" w:uiPriority="49"/>
+    <w:lsdException w:name="List Table 5 Dark Accent 6" w:uiPriority="50"/>
+    <w:lsdException w:name="List Table 6 Colorful Accent 6" w:uiPriority="51"/>
+    <w:lsdException w:name="List Table 7 Colorful Accent 6" w:uiPriority="52"/>
+    <w:lsdException w:name="Mention" w:semiHidden="1" w:unhideWhenUsed="1"/>
+    <w:lsdException w:name="Smart Hyperlink" w:semiHidden="1" w:unhideWhenUsed="1"/>
+    <w:lsdException w:name="Hashtag" w:semiHidden="1" w:unhideWhenUsed="1"/>
+    <w:lsdException w:name="Unresolved Mention" w:semiHidden="1" w:unhideWhenUsed="1"/>
+    <w:lsdException w:name="Smart Link" w:semiHidden="1" w:unhideWhenUsed="1"/>
+  </w:latentStyles>
+  <w:style w:type="paragraph" w:default="1" w:styleId="Normal">
+    <w:name w:val="Normal"/>
     <w:qFormat/>
-    <w:rPr>
-      <w:sz w:val="56"/>
-      <w:szCs w:val="56"/>
-    </w:rPr>
   </w:style>
   <w:style w:type="paragraph" w:styleId="Heading1">
-    <w:name w:val="Heading 1"/>
-    <w:basedOn w:val="Normal"/>
-    <w:next w:val="Normal"/>
+    <w:name w:val="heading 1"/>
+    <w:uiPriority w:val="9"/>
     <w:qFormat/>
+    <w:pPr>
+      <w:keepNext/>
+      <w:keepLines/>
+      <w:jc w:val="center"/>
+      <w:outlineLvl w:val="0"/>
+    </w:pPr>
     <w:rPr>
-      <w:color w:val="2E74B5"/>
-      <w:sz w:val="32"/>
-      <w:szCs w:val="32"/>
+      <w:b/>
+      <w:bCs/>
+      <w:color w:val="000000"/>
     </w:rPr>
   </w:style>
   <w:style w:type="paragraph" w:styleId="Heading2">
-    <w:name w:val="Heading 2"/>
-    <w:basedOn w:val="Normal"/>
-    <w:next w:val="Normal"/>
+    <w:name w:val="heading 2"/>
+    <w:uiPriority w:val="9"/>
+    <w:unhideWhenUsed/>
     <w:qFormat/>
+    <w:pPr>
+      <w:keepNext/>
+      <w:keepLines/>
+      <w:outlineLvl w:val="1"/>
+    </w:pPr>
     <w:rPr>
-      <w:color w:val="2E74B5"/>
-      <w:sz w:val="26"/>
-      <w:szCs w:val="26"/>
+      <w:b/>
+      <w:bCs/>
+      <w:color w:val="000000"/>
     </w:rPr>
   </w:style>
   <w:style w:type="paragraph" w:styleId="Heading3">
-    <w:name w:val="Heading 3"/>
-    <w:basedOn w:val="Normal"/>
-    <w:next w:val="Normal"/>
+    <w:name w:val="heading 3"/>
+    <w:uiPriority w:val="9"/>
+    <w:unhideWhenUsed/>
     <w:qFormat/>
+    <w:pPr>
+      <w:keepNext/>
+      <w:keepLines/>
+      <w:outlineLvl w:val="2"/>
+    </w:pPr>
     <w:rPr>
-      <w:color w:val="1F4D78"/>
-      <w:sz w:val="24"/>
-      <w:szCs w:val="24"/>
+      <w:b/>
+      <w:bCs/>
+      <w:i/>
+      <w:iCs/>
+      <w:color w:val="000000"/>
     </w:rPr>
   </w:style>
   <w:style w:type="paragraph" w:styleId="Heading4">
-    <w:name w:val="Heading 4"/>
-    <w:basedOn w:val="Normal"/>
-    <w:next w:val="Normal"/>
+    <w:name w:val="heading 4"/>
+    <w:uiPriority w:val="9"/>
+    <w:semiHidden/>
+    <w:unhideWhenUsed/>
     <w:qFormat/>
+    <w:pPr>
+      <w:outlineLvl w:val="3"/>
+    </w:pPr>
     <w:rPr>
       <w:i/>
       <w:iCs/>
@@ -945,27 +1694,69 @@
     </w:rPr>
   </w:style>
   <w:style w:type="paragraph" w:styleId="Heading5">
-    <w:name w:val="Heading 5"/>
-    <w:basedOn w:val="Normal"/>
-    <w:next w:val="Normal"/>
+    <w:name w:val="heading 5"/>
+    <w:uiPriority w:val="9"/>
+    <w:semiHidden/>
+    <w:unhideWhenUsed/>
     <w:qFormat/>
+    <w:pPr>
+      <w:outlineLvl w:val="4"/>
+    </w:pPr>
     <w:rPr>
       <w:color w:val="2E74B5"/>
     </w:rPr>
   </w:style>
   <w:style w:type="paragraph" w:styleId="Heading6">
-    <w:name w:val="Heading 6"/>
-    <w:basedOn w:val="Normal"/>
-    <w:next w:val="Normal"/>
+    <w:name w:val="heading 6"/>
+    <w:uiPriority w:val="9"/>
+    <w:semiHidden/>
+    <w:unhideWhenUsed/>
     <w:qFormat/>
+    <w:pPr>
+      <w:outlineLvl w:val="5"/>
+    </w:pPr>
     <w:rPr>
       <w:color w:val="1F4D78"/>
     </w:rPr>
   </w:style>
-  <w:style w:type="paragraph" w:styleId="Strong">
-    <w:name w:val="Strong"/>
-    <w:basedOn w:val="Normal"/>
-    <w:next w:val="Normal"/>
+  <w:style w:type="character" w:default="1" w:styleId="DefaultParagraphFont">
+    <w:name w:val="Default Paragraph Font"/>
+    <w:uiPriority w:val="1"/>
+    <w:semiHidden/>
+    <w:unhideWhenUsed/>
+  </w:style>
+  <w:style w:type="table" w:default="1" w:styleId="TableNormal">
+    <w:name w:val="Normal Table"/>
+    <w:uiPriority w:val="99"/>
+    <w:semiHidden/>
+    <w:unhideWhenUsed/>
+    <w:tblPr>
+      <w:tblInd w:w="0" w:type="dxa"/>
+      <w:tblCellMar>
+        <w:top w:w="0" w:type="dxa"/>
+        <w:left w:w="108" w:type="dxa"/>
+        <w:bottom w:w="0" w:type="dxa"/>
+        <w:right w:w="108" w:type="dxa"/>
+      </w:tblCellMar>
+    </w:tblPr>
+  </w:style>
+  <w:style w:type="numbering" w:default="1" w:styleId="NoList">
+    <w:name w:val="No List"/>
+    <w:uiPriority w:val="99"/>
+    <w:semiHidden/>
+    <w:unhideWhenUsed/>
+  </w:style>
+  <w:style w:type="paragraph" w:styleId="Title">
+    <w:name w:val="Title"/>
+    <w:uiPriority w:val="10"/>
+    <w:qFormat/>
+    <w:rPr>
+      <w:sz w:val="56"/>
+      <w:szCs w:val="56"/>
+    </w:rPr>
+  </w:style>
+  <w:style w:type="paragraph" w:customStyle="1" w:styleId="Strong1">
+    <w:name w:val="Strong1"/>
     <w:qFormat/>
     <w:rPr>
       <w:b/>
@@ -974,12 +1765,10 @@
   </w:style>
   <w:style w:type="paragraph" w:styleId="ListParagraph">
     <w:name w:val="List Paragraph"/>
-    <w:basedOn w:val="Normal"/>
     <w:qFormat/>
   </w:style>
   <w:style w:type="character" w:styleId="Hyperlink">
     <w:name w:val="Hyperlink"/>
-    <w:basedOn w:val="DefaultParagraphFont"/>
     <w:uiPriority w:val="99"/>
     <w:unhideWhenUsed/>
     <w:rPr>
@@ -989,7 +1778,6 @@
   </w:style>
   <w:style w:type="character" w:styleId="FootnoteReference">
     <w:name w:val="footnote reference"/>
-    <w:basedOn w:val="DefaultParagraphFont"/>
     <w:uiPriority w:val="99"/>
     <w:semiHidden/>
     <w:unhideWhenUsed/>
@@ -999,22 +1787,20 @@
   </w:style>
   <w:style w:type="paragraph" w:styleId="FootnoteText">
     <w:name w:val="footnote text"/>
-    <w:basedOn w:val="Normal"/>
     <w:link w:val="FootnoteTextChar"/>
     <w:uiPriority w:val="99"/>
     <w:semiHidden/>
     <w:unhideWhenUsed/>
     <w:pPr>
-      <w:spacing w:after="0" w:line="240" w:lineRule="auto"/>
+      <w:spacing w:line="240" w:lineRule="auto"/>
     </w:pPr>
     <w:rPr>
       <w:sz w:val="20"/>
       <w:szCs w:val="20"/>
     </w:rPr>
   </w:style>
-  <w:style w:type="character" w:styleId="FootnoteTextChar">
+  <w:style w:type="character" w:customStyle="1" w:styleId="FootnoteTextChar">
     <w:name w:val="Footnote Text Char"/>
-    <w:basedOn w:val="DefaultParagraphFont"/>
     <w:link w:val="FootnoteText"/>
     <w:uiPriority w:val="99"/>
     <w:semiHidden/>
@@ -1026,7 +1812,6 @@
   </w:style>
   <w:style w:type="character" w:styleId="EndnoteReference">
     <w:name w:val="endnote reference"/>
-    <w:basedOn w:val="DefaultParagraphFont"/>
     <w:uiPriority w:val="99"/>
     <w:semiHidden/>
     <w:unhideWhenUsed/>
@@ -1036,22 +1821,20 @@
   </w:style>
   <w:style w:type="paragraph" w:styleId="EndnoteText">
     <w:name w:val="endnote text"/>
-    <w:basedOn w:val="Normal"/>
     <w:link w:val="EndnoteTextChar"/>
     <w:uiPriority w:val="99"/>
     <w:semiHidden/>
     <w:unhideWhenUsed/>
     <w:pPr>
-      <w:spacing w:after="0" w:line="240" w:lineRule="auto"/>
+      <w:spacing w:line="240" w:lineRule="auto"/>
     </w:pPr>
     <w:rPr>
       <w:sz w:val="20"/>
       <w:szCs w:val="20"/>
     </w:rPr>
   </w:style>
-  <w:style w:type="character" w:styleId="EndnoteTextChar">
+  <w:style w:type="character" w:customStyle="1" w:styleId="EndnoteTextChar">
     <w:name w:val="Endnote Text Char"/>
-    <w:basedOn w:val="DefaultParagraphFont"/>
     <w:link w:val="EndnoteText"/>
     <w:uiPriority w:val="99"/>
     <w:semiHidden/>
@@ -1061,96 +1844,329 @@
       <w:szCs w:val="20"/>
     </w:rPr>
   </w:style>
-  <w:style w:type="paragraph" w:styleId="Heading1">
-    <w:name w:val="Heading 1"/>
-    <w:basedOn w:val="Normal"/>
-    <w:next w:val="Normal"/>
-    <w:qFormat/>
-    <w:pPr>
-      <w:keepNext/>
-      <w:keepLines/>
-      <w:spacing w:after="0" w:before="0" w:line="480"/>
-      <w:jc w:val="center"/>
-      <w:outlineLvl w:val="0"/>
-    </w:pPr>
-    <w:rPr>
-      <w:rFonts w:ascii="Times New Roman" w:cs="Times New Roman" w:eastAsia="Times New Roman" w:hAnsi="Times New Roman"/>
-      <w:b/>
-      <w:bCs/>
-      <w:color w:val="000000"/>
-      <w:sz w:val="24"/>
-      <w:szCs w:val="24"/>
-    </w:rPr>
-  </w:style>
-  <w:style w:type="paragraph" w:styleId="Heading2">
-    <w:name w:val="Heading 2"/>
-    <w:basedOn w:val="Normal"/>
-    <w:next w:val="Normal"/>
-    <w:qFormat/>
-    <w:pPr>
-      <w:keepNext/>
-      <w:keepLines/>
-      <w:spacing w:after="0" w:before="0" w:line="480"/>
-      <w:jc w:val="left"/>
-      <w:outlineLvl w:val="1"/>
-    </w:pPr>
-    <w:rPr>
-      <w:rFonts w:ascii="Times New Roman" w:cs="Times New Roman" w:eastAsia="Times New Roman" w:hAnsi="Times New Roman"/>
-      <w:b/>
-      <w:bCs/>
-      <w:color w:val="000000"/>
-      <w:sz w:val="24"/>
-      <w:szCs w:val="24"/>
-    </w:rPr>
-  </w:style>
-  <w:style w:type="paragraph" w:styleId="Heading3">
-    <w:name w:val="Heading 3"/>
-    <w:basedOn w:val="Normal"/>
-    <w:next w:val="Normal"/>
-    <w:qFormat/>
-    <w:pPr>
-      <w:keepNext/>
-      <w:keepLines/>
-      <w:spacing w:after="0" w:before="0" w:line="480"/>
-      <w:jc w:val="left"/>
-      <w:outlineLvl w:val="2"/>
-    </w:pPr>
-    <w:rPr>
-      <w:rFonts w:ascii="Times New Roman" w:cs="Times New Roman" w:eastAsia="Times New Roman" w:hAnsi="Times New Roman"/>
-      <w:b/>
-      <w:bCs/>
-      <w:i/>
-      <w:iCs/>
-      <w:color w:val="000000"/>
-      <w:sz w:val="24"/>
-      <w:szCs w:val="24"/>
-    </w:rPr>
-  </w:style>
   <w:style w:type="paragraph" w:styleId="TOC1">
     <w:name w:val="toc 1"/>
-    <w:basedOn w:val="Normal"/>
-    <w:next w:val="Normal"/>
-    <w:pPr>
-      <w:spacing w:after="0" w:before="0" w:line="480"/>
-    </w:pPr>
   </w:style>
   <w:style w:type="paragraph" w:styleId="TOC2">
     <w:name w:val="toc 2"/>
-    <w:basedOn w:val="Normal"/>
-    <w:next w:val="Normal"/>
     <w:pPr>
-      <w:spacing w:after="0" w:before="0" w:line="480"/>
       <w:ind w:left="480"/>
     </w:pPr>
   </w:style>
-  <w:style w:type="character" w:styleId="Hyperlink">
-    <w:name w:val="Hyperlink"/>
-    <w:uiPriority w:val="99"/>
-    <w:unhideWhenUsed/>
-    <w:rPr>
-      <w:color w:val="0563C1"/>
-      <w:u w:val="single"/>
-    </w:rPr>
-  </w:style>
 </w:styles>
+</file>
+
+<file path=word/theme/theme1.xml><?xml version="1.0" encoding="utf-8"?>
+<a:theme xmlns:a="http://schemas.openxmlformats.org/drawingml/2006/main" name="Office Theme">
+  <a:themeElements>
+    <a:clrScheme name="Office">
+      <a:dk1>
+        <a:sysClr val="windowText" lastClr="000000"/>
+      </a:dk1>
+      <a:lt1>
+        <a:sysClr val="window" lastClr="FFFFFF"/>
+      </a:lt1>
+      <a:dk2>
+        <a:srgbClr val="0E2841"/>
+      </a:dk2>
+      <a:lt2>
+        <a:srgbClr val="E8E8E8"/>
+      </a:lt2>
+      <a:accent1>
+        <a:srgbClr val="156082"/>
+      </a:accent1>
+      <a:accent2>
+        <a:srgbClr val="E97132"/>
+      </a:accent2>
+      <a:accent3>
+        <a:srgbClr val="196B24"/>
+      </a:accent3>
+      <a:accent4>
+        <a:srgbClr val="0F9ED5"/>
+      </a:accent4>
+      <a:accent5>
+        <a:srgbClr val="A02B93"/>
+      </a:accent5>
+      <a:accent6>
+        <a:srgbClr val="4EA72E"/>
+      </a:accent6>
+      <a:hlink>
+        <a:srgbClr val="467886"/>
+      </a:hlink>
+      <a:folHlink>
+        <a:srgbClr val="96607D"/>
+      </a:folHlink>
+    </a:clrScheme>
+    <a:fontScheme name="Office">
+      <a:majorFont>
+        <a:latin typeface="Aptos Display" panose="02110004020202020204"/>
+        <a:ea typeface=""/>
+        <a:cs typeface=""/>
+        <a:font script="Jpan" typeface="游ゴシック Light"/>
+        <a:font script="Hang" typeface="맑은 고딕"/>
+        <a:font script="Hans" typeface="等线 Light"/>
+        <a:font script="Hant" typeface="新細明體"/>
+        <a:font script="Arab" typeface="Times New Roman"/>
+        <a:font script="Hebr" typeface="Times New Roman"/>
+        <a:font script="Thai" typeface="Angsana New"/>
+        <a:font script="Ethi" typeface="Nyala"/>
+        <a:font script="Beng" typeface="Vrinda"/>
+        <a:font script="Gujr" typeface="Shruti"/>
+        <a:font script="Khmr" typeface="MoolBoran"/>
+        <a:font script="Knda" typeface="Tunga"/>
+        <a:font script="Guru" typeface="Raavi"/>
+        <a:font script="Cans" typeface="Euphemia"/>
+        <a:font script="Cher" typeface="Plantagenet Cherokee"/>
+        <a:font script="Yiii" typeface="Microsoft Yi Baiti"/>
+        <a:font script="Tibt" typeface="Microsoft Himalaya"/>
+        <a:font script="Thaa" typeface="MV Boli"/>
+        <a:font script="Deva" typeface="Mangal"/>
+        <a:font script="Telu" typeface="Gautami"/>
+        <a:font script="Taml" typeface="Latha"/>
+        <a:font script="Syrc" typeface="Estrangelo Edessa"/>
+        <a:font script="Orya" typeface="Kalinga"/>
+        <a:font script="Mlym" typeface="Kartika"/>
+        <a:font script="Laoo" typeface="DokChampa"/>
+        <a:font script="Sinh" typeface="Iskoola Pota"/>
+        <a:font script="Mong" typeface="Mongolian Baiti"/>
+        <a:font script="Viet" typeface="Times New Roman"/>
+        <a:font script="Uigh" typeface="Microsoft Uighur"/>
+        <a:font script="Geor" typeface="Sylfaen"/>
+        <a:font script="Armn" typeface="Arial"/>
+        <a:font script="Bugi" typeface="Leelawadee UI"/>
+        <a:font script="Bopo" typeface="Microsoft JhengHei"/>
+        <a:font script="Java" typeface="Javanese Text"/>
+        <a:font script="Lisu" typeface="Segoe UI"/>
+        <a:font script="Mymr" typeface="Myanmar Text"/>
+        <a:font script="Nkoo" typeface="Ebrima"/>
+        <a:font script="Olck" typeface="Nirmala UI"/>
+        <a:font script="Osma" typeface="Ebrima"/>
+        <a:font script="Phag" typeface="Phagspa"/>
+        <a:font script="Syrn" typeface="Estrangelo Edessa"/>
+        <a:font script="Syrj" typeface="Estrangelo Edessa"/>
+        <a:font script="Syre" typeface="Estrangelo Edessa"/>
+        <a:font script="Sora" typeface="Nirmala UI"/>
+        <a:font script="Tale" typeface="Microsoft Tai Le"/>
+        <a:font script="Talu" typeface="Microsoft New Tai Lue"/>
+        <a:font script="Tfng" typeface="Ebrima"/>
+      </a:majorFont>
+      <a:minorFont>
+        <a:latin typeface="Aptos" panose="02110004020202020204"/>
+        <a:ea typeface=""/>
+        <a:cs typeface=""/>
+        <a:font script="Jpan" typeface="游明朝"/>
+        <a:font script="Hang" typeface="맑은 고딕"/>
+        <a:font script="Hans" typeface="等线"/>
+        <a:font script="Hant" typeface="新細明體"/>
+        <a:font script="Arab" typeface="Arial"/>
+        <a:font script="Hebr" typeface="Arial"/>
+        <a:font script="Thai" typeface="Cordia New"/>
+        <a:font script="Ethi" typeface="Nyala"/>
+        <a:font script="Beng" typeface="Vrinda"/>
+        <a:font script="Gujr" typeface="Shruti"/>
+        <a:font script="Khmr" typeface="DaunPenh"/>
+        <a:font script="Knda" typeface="Tunga"/>
+        <a:font script="Guru" typeface="Raavi"/>
+        <a:font script="Cans" typeface="Euphemia"/>
+        <a:font script="Cher" typeface="Plantagenet Cherokee"/>
+        <a:font script="Yiii" typeface="Microsoft Yi Baiti"/>
+        <a:font script="Tibt" typeface="Microsoft Himalaya"/>
+        <a:font script="Thaa" typeface="MV Boli"/>
+        <a:font script="Deva" typeface="Mangal"/>
+        <a:font script="Telu" typeface="Gautami"/>
+        <a:font script="Taml" typeface="Latha"/>
+        <a:font script="Syrc" typeface="Estrangelo Edessa"/>
+        <a:font script="Orya" typeface="Kalinga"/>
+        <a:font script="Mlym" typeface="Kartika"/>
+        <a:font script="Laoo" typeface="DokChampa"/>
+        <a:font script="Sinh" typeface="Iskoola Pota"/>
+        <a:font script="Mong" typeface="Mongolian Baiti"/>
+        <a:font script="Viet" typeface="Arial"/>
+        <a:font script="Uigh" typeface="Microsoft Uighur"/>
+        <a:font script="Geor" typeface="Sylfaen"/>
+        <a:font script="Armn" typeface="Arial"/>
+        <a:font script="Bugi" typeface="Leelawadee UI"/>
+        <a:font script="Bopo" typeface="Microsoft JhengHei"/>
+        <a:font script="Java" typeface="Javanese Text"/>
+        <a:font script="Lisu" typeface="Segoe UI"/>
+        <a:font script="Mymr" typeface="Myanmar Text"/>
+        <a:font script="Nkoo" typeface="Ebrima"/>
+        <a:font script="Olck" typeface="Nirmala UI"/>
+        <a:font script="Osma" typeface="Ebrima"/>
+        <a:font script="Phag" typeface="Phagspa"/>
+        <a:font script="Syrn" typeface="Estrangelo Edessa"/>
+        <a:font script="Syrj" typeface="Estrangelo Edessa"/>
+        <a:font script="Syre" typeface="Estrangelo Edessa"/>
+        <a:font script="Sora" typeface="Nirmala UI"/>
+        <a:font script="Tale" typeface="Microsoft Tai Le"/>
+        <a:font script="Talu" typeface="Microsoft New Tai Lue"/>
+        <a:font script="Tfng" typeface="Ebrima"/>
+      </a:minorFont>
+    </a:fontScheme>
+    <a:fmtScheme name="Office">
+      <a:fillStyleLst>
+        <a:solidFill>
+          <a:schemeClr val="phClr"/>
+        </a:solidFill>
+        <a:gradFill rotWithShape="1">
+          <a:gsLst>
+            <a:gs pos="0">
+              <a:schemeClr val="phClr">
+                <a:lumMod val="110000"/>
+                <a:satMod val="105000"/>
+                <a:tint val="67000"/>
+              </a:schemeClr>
+            </a:gs>
+            <a:gs pos="50000">
+              <a:schemeClr val="phClr">
+                <a:lumMod val="105000"/>
+                <a:satMod val="103000"/>
+                <a:tint val="73000"/>
+              </a:schemeClr>
+            </a:gs>
+            <a:gs pos="100000">
+              <a:schemeClr val="phClr">
+                <a:lumMod val="105000"/>
+                <a:satMod val="109000"/>
+                <a:tint val="81000"/>
+              </a:schemeClr>
+            </a:gs>
+          </a:gsLst>
+          <a:lin ang="5400000" scaled="0"/>
+        </a:gradFill>
+        <a:gradFill rotWithShape="1">
+          <a:gsLst>
+            <a:gs pos="0">
+              <a:schemeClr val="phClr">
+                <a:satMod val="103000"/>
+                <a:lumMod val="102000"/>
+                <a:tint val="94000"/>
+              </a:schemeClr>
+            </a:gs>
+            <a:gs pos="50000">
+              <a:schemeClr val="phClr">
+                <a:satMod val="110000"/>
+                <a:lumMod val="100000"/>
+                <a:shade val="100000"/>
+              </a:schemeClr>
+            </a:gs>
+            <a:gs pos="100000">
+              <a:schemeClr val="phClr">
+                <a:lumMod val="99000"/>
+                <a:satMod val="120000"/>
+                <a:shade val="78000"/>
+              </a:schemeClr>
+            </a:gs>
+          </a:gsLst>
+          <a:lin ang="5400000" scaled="0"/>
+        </a:gradFill>
+      </a:fillStyleLst>
+      <a:lnStyleLst>
+        <a:ln w="12700" cap="flat" cmpd="sng" algn="ctr">
+          <a:solidFill>
+            <a:schemeClr val="phClr"/>
+          </a:solidFill>
+          <a:prstDash val="solid"/>
+          <a:miter lim="800000"/>
+        </a:ln>
+        <a:ln w="19050" cap="flat" cmpd="sng" algn="ctr">
+          <a:solidFill>
+            <a:schemeClr val="phClr"/>
+          </a:solidFill>
+          <a:prstDash val="solid"/>
+          <a:miter lim="800000"/>
+        </a:ln>
+        <a:ln w="25400" cap="flat" cmpd="sng" algn="ctr">
+          <a:solidFill>
+            <a:schemeClr val="phClr"/>
+          </a:solidFill>
+          <a:prstDash val="solid"/>
+          <a:miter lim="800000"/>
+        </a:ln>
+      </a:lnStyleLst>
+      <a:effectStyleLst>
+        <a:effectStyle>
+          <a:effectLst/>
+        </a:effectStyle>
+        <a:effectStyle>
+          <a:effectLst/>
+        </a:effectStyle>
+        <a:effectStyle>
+          <a:effectLst>
+            <a:outerShdw blurRad="57150" dist="19050" dir="5400000" algn="ctr" rotWithShape="0">
+              <a:srgbClr val="000000">
+                <a:alpha val="63000"/>
+              </a:srgbClr>
+            </a:outerShdw>
+          </a:effectLst>
+        </a:effectStyle>
+      </a:effectStyleLst>
+      <a:bgFillStyleLst>
+        <a:solidFill>
+          <a:schemeClr val="phClr"/>
+        </a:solidFill>
+        <a:solidFill>
+          <a:schemeClr val="phClr">
+            <a:tint val="95000"/>
+            <a:satMod val="170000"/>
+          </a:schemeClr>
+        </a:solidFill>
+        <a:gradFill rotWithShape="1">
+          <a:gsLst>
+            <a:gs pos="0">
+              <a:schemeClr val="phClr">
+                <a:tint val="93000"/>
+                <a:satMod val="150000"/>
+                <a:shade val="98000"/>
+                <a:lumMod val="102000"/>
+              </a:schemeClr>
+            </a:gs>
+            <a:gs pos="50000">
+              <a:schemeClr val="phClr">
+                <a:tint val="98000"/>
+                <a:satMod val="130000"/>
+                <a:shade val="90000"/>
+                <a:lumMod val="103000"/>
+              </a:schemeClr>
+            </a:gs>
+            <a:gs pos="100000">
+              <a:schemeClr val="phClr">
+                <a:shade val="63000"/>
+                <a:satMod val="120000"/>
+              </a:schemeClr>
+            </a:gs>
+          </a:gsLst>
+          <a:lin ang="5400000" scaled="0"/>
+        </a:gradFill>
+      </a:bgFillStyleLst>
+    </a:fmtScheme>
+  </a:themeElements>
+  <a:objectDefaults>
+    <a:lnDef>
+      <a:spPr/>
+      <a:bodyPr/>
+      <a:lstStyle/>
+      <a:style>
+        <a:lnRef idx="2">
+          <a:schemeClr val="accent1"/>
+        </a:lnRef>
+        <a:fillRef idx="0">
+          <a:schemeClr val="accent1"/>
+        </a:fillRef>
+        <a:effectRef idx="1">
+          <a:schemeClr val="accent1"/>
+        </a:effectRef>
+        <a:fontRef idx="minor">
+          <a:schemeClr val="tx1"/>
+        </a:fontRef>
+      </a:style>
+    </a:lnDef>
+  </a:objectDefaults>
+  <a:extraClrSchemeLst/>
+  <a:extLst>
+    <a:ext uri="{05A4C25C-085E-4340-85A3-A5531E510DB2}">
+      <thm15:themeFamily xmlns:thm15="http://schemas.microsoft.com/office/thememl/2012/main" name="Office Theme" id="{2E142A2C-CD16-42D6-873A-C26D2A0506FA}" vid="{1BDDFF52-6CD6-40A5-AB3C-68EB2F1E4D0A}"/>
+    </a:ext>
+  </a:extLst>
+</a:theme>
 </file>
--- a/Documents/Embedded Systems - Final Project - G2.docx
+++ b/Documents/Embedded Systems - Final Project - G2.docx
@@ -94,17 +94,8 @@
           <w:b/>
           <w:bCs/>
         </w:rPr>
-        <w:t xml:space="preserve">Jade C. </w:t>
-      </w:r>
-      <w:proofErr w:type="spellStart"/>
-      <w:r>
-        <w:rPr>
-          <w:b/>
-          <w:bCs/>
-        </w:rPr>
-        <w:t>Gunayan</w:t>
-      </w:r>
-      <w:proofErr w:type="spellEnd"/>
+        <w:t>Jade C. Gunayan</w:t>
+      </w:r>
     </w:p>
     <w:p>
       <w:pPr>
@@ -233,17 +224,8 @@
           <w:b/>
           <w:bCs/>
         </w:rPr>
-        <w:t xml:space="preserve">Prof. Jonel R. </w:t>
-      </w:r>
-      <w:proofErr w:type="spellStart"/>
-      <w:r>
-        <w:rPr>
-          <w:b/>
-          <w:bCs/>
-        </w:rPr>
-        <w:t>Macalisang</w:t>
-      </w:r>
-      <w:proofErr w:type="spellEnd"/>
+        <w:t>Prof. Jonel R. Macalisang</w:t>
+      </w:r>
     </w:p>
     <w:p>
       <w:pPr>
@@ -401,7 +383,10 @@
       </w:pPr>
       <w:r>
         <w:lastRenderedPageBreak/>
-        <w:t>I. Introduction</w:t>
+        <w:t xml:space="preserve">I. </w:t>
+      </w:r>
+      <w:r>
+        <w:t>INTRODUCTION</w:t>
       </w:r>
     </w:p>
     <w:p>
@@ -445,15 +430,7 @@
         <w:jc w:val="both"/>
       </w:pPr>
       <w:r>
-        <w:t xml:space="preserve">The project will involve developing two table-size prototypes of Smart-Bin, which will be utilizing ESP32 boards, local Wi-Fi, </w:t>
-      </w:r>
-      <w:proofErr w:type="spellStart"/>
-      <w:r>
-        <w:t>ThingSpeak</w:t>
-      </w:r>
-      <w:proofErr w:type="spellEnd"/>
-      <w:r>
-        <w:t xml:space="preserve">, a web dashboard, an Android application, and a </w:t>
+        <w:t xml:space="preserve">The project will involve developing two table-size prototypes of Smart-Bin, which will be utilizing ESP32 boards, local Wi-Fi, ThingSpeak, a web dashboard, an Android application, and a </w:t>
       </w:r>
       <w:r>
         <w:lastRenderedPageBreak/>
@@ -613,23 +590,7 @@
           <w:b/>
           <w:bCs/>
         </w:rPr>
-        <w:t xml:space="preserve">TUP Manila and the </w:t>
-      </w:r>
-      <w:proofErr w:type="spellStart"/>
-      <w:r>
-        <w:rPr>
-          <w:b/>
-          <w:bCs/>
-        </w:rPr>
-        <w:t>CpET</w:t>
-      </w:r>
-      <w:proofErr w:type="spellEnd"/>
-      <w:r>
-        <w:rPr>
-          <w:b/>
-          <w:bCs/>
-        </w:rPr>
-        <w:t xml:space="preserve"> Department</w:t>
+        <w:t>TUP Manila and the CpET Department</w:t>
       </w:r>
     </w:p>
     <w:p>
@@ -638,15 +599,7 @@
         <w:jc w:val="both"/>
       </w:pPr>
       <w:r>
-        <w:t>Both the Technological University of the Philippines (TUP) Manila and the Computer Engineering Technology (</w:t>
-      </w:r>
-      <w:proofErr w:type="spellStart"/>
-      <w:r>
-        <w:t>CpET</w:t>
-      </w:r>
-      <w:proofErr w:type="spellEnd"/>
-      <w:r>
-        <w:t xml:space="preserve">) Department can benefit from the creation of a prototype of a low-cost Smart-Bin that is homegrown. The project can also be utilized as a </w:t>
+        <w:t xml:space="preserve">Both the Technological University of the Philippines (TUP) Manila and the Computer Engineering Technology (CpET) Department can benefit from the creation of a prototype of a low-cost Smart-Bin that is homegrown. The project can also be utilized as a </w:t>
       </w:r>
       <w:r>
         <w:lastRenderedPageBreak/>
@@ -735,15 +688,7 @@
         <w:jc w:val="both"/>
       </w:pPr>
       <w:r>
-        <w:t xml:space="preserve">To develop a web dashboard and an Android application that display real-time sensor readings and bin status, retrieve data through </w:t>
-      </w:r>
-      <w:proofErr w:type="spellStart"/>
-      <w:r>
-        <w:t>ThingSpeak</w:t>
-      </w:r>
-      <w:proofErr w:type="spellEnd"/>
-      <w:r>
-        <w:t>, and provide notifications for full bins, poor air quality, high temperature, tampering, and offline status for operators and collectors.</w:t>
+        <w:t>To develop a web dashboard and an Android application that display real-time sensor readings and bin status, retrieve data through ThingSpeak, and provide notifications for full bins, poor air quality, high temperature, tampering, and offline status for operators and collectors.</w:t>
       </w:r>
     </w:p>
     <w:p>

--- a/Documents/Embedded Systems - Final Project - G2.docx
+++ b/Documents/Embedded Systems - Final Project - G2.docx
@@ -94,8 +94,17 @@
           <w:b/>
           <w:bCs/>
         </w:rPr>
-        <w:t>Jade C. Gunayan</w:t>
-      </w:r>
+        <w:t xml:space="preserve">Jade C. </w:t>
+      </w:r>
+      <w:proofErr w:type="spellStart"/>
+      <w:r>
+        <w:rPr>
+          <w:b/>
+          <w:bCs/>
+        </w:rPr>
+        <w:t>Gunayan</w:t>
+      </w:r>
+      <w:proofErr w:type="spellEnd"/>
     </w:p>
     <w:p>
       <w:pPr>
@@ -224,8 +233,17 @@
           <w:b/>
           <w:bCs/>
         </w:rPr>
-        <w:t>Prof. Jonel R. Macalisang</w:t>
-      </w:r>
+        <w:t xml:space="preserve">Prof. Jonel R. </w:t>
+      </w:r>
+      <w:proofErr w:type="spellStart"/>
+      <w:r>
+        <w:rPr>
+          <w:b/>
+          <w:bCs/>
+        </w:rPr>
+        <w:t>Macalisang</w:t>
+      </w:r>
+      <w:proofErr w:type="spellEnd"/>
     </w:p>
     <w:p>
       <w:pPr>
@@ -276,8 +294,14 @@
           <w:pPr>
             <w:pStyle w:val="TOC1"/>
             <w:tabs>
-              <w:tab w:val="right" w:leader="dot" w:pos="9025"/>
+              <w:tab w:val="right" w:leader="dot" w:pos="9350"/>
             </w:tabs>
+            <w:rPr>
+              <w:rFonts w:asciiTheme="minorHAnsi" w:eastAsiaTheme="minorEastAsia" w:hAnsiTheme="minorHAnsi" w:cstheme="minorBidi"/>
+              <w:noProof/>
+              <w:kern w:val="2"/>
+              <w14:ligatures w14:val="standardContextual"/>
+            </w:rPr>
           </w:pPr>
           <w:r>
             <w:fldChar w:fldCharType="begin"/>
@@ -289,71 +313,356 @@
             <w:fldChar w:fldCharType="separate"/>
           </w:r>
           <w:r>
-            <w:t>I. Introduction</w:t>
-          </w:r>
-          <w:r>
+            <w:rPr>
+              <w:noProof/>
+            </w:rPr>
+            <w:t>I. INTRODUCTION</w:t>
+          </w:r>
+          <w:r>
+            <w:rPr>
+              <w:noProof/>
+            </w:rPr>
             <w:tab/>
+          </w:r>
+          <w:r>
+            <w:rPr>
+              <w:noProof/>
+            </w:rPr>
+            <w:fldChar w:fldCharType="begin"/>
+          </w:r>
+          <w:r>
+            <w:rPr>
+              <w:noProof/>
+            </w:rPr>
+            <w:instrText xml:space="preserve"> PAGEREF _Toc242976831 \h </w:instrText>
+          </w:r>
+          <w:r>
+            <w:rPr>
+              <w:noProof/>
+            </w:rPr>
+          </w:r>
+          <w:r>
+            <w:rPr>
+              <w:noProof/>
+            </w:rPr>
+            <w:fldChar w:fldCharType="separate"/>
+          </w:r>
+          <w:r>
+            <w:rPr>
+              <w:noProof/>
+            </w:rPr>
             <w:t>3</w:t>
+          </w:r>
+          <w:r>
+            <w:rPr>
+              <w:noProof/>
+            </w:rPr>
+            <w:fldChar w:fldCharType="end"/>
           </w:r>
         </w:p>
         <w:p>
           <w:pPr>
             <w:pStyle w:val="TOC2"/>
             <w:tabs>
-              <w:tab w:val="right" w:leader="dot" w:pos="9025"/>
+              <w:tab w:val="right" w:leader="dot" w:pos="9350"/>
             </w:tabs>
+            <w:rPr>
+              <w:rFonts w:asciiTheme="minorHAnsi" w:eastAsiaTheme="minorEastAsia" w:hAnsiTheme="minorHAnsi" w:cstheme="minorBidi"/>
+              <w:noProof/>
+              <w:kern w:val="2"/>
+              <w14:ligatures w14:val="standardContextual"/>
+            </w:rPr>
           </w:pPr>
           <w:r>
+            <w:rPr>
+              <w:noProof/>
+            </w:rPr>
             <w:t>1.1 Introduction and Problem</w:t>
           </w:r>
           <w:r>
+            <w:rPr>
+              <w:noProof/>
+            </w:rPr>
             <w:tab/>
+          </w:r>
+          <w:r>
+            <w:rPr>
+              <w:noProof/>
+            </w:rPr>
+            <w:fldChar w:fldCharType="begin"/>
+          </w:r>
+          <w:r>
+            <w:rPr>
+              <w:noProof/>
+            </w:rPr>
+            <w:instrText xml:space="preserve"> PAGEREF _Toc242976832 \h </w:instrText>
+          </w:r>
+          <w:r>
+            <w:rPr>
+              <w:noProof/>
+            </w:rPr>
+          </w:r>
+          <w:r>
+            <w:rPr>
+              <w:noProof/>
+            </w:rPr>
+            <w:fldChar w:fldCharType="separate"/>
+          </w:r>
+          <w:r>
+            <w:rPr>
+              <w:noProof/>
+            </w:rPr>
             <w:t>3</w:t>
+          </w:r>
+          <w:r>
+            <w:rPr>
+              <w:noProof/>
+            </w:rPr>
+            <w:fldChar w:fldCharType="end"/>
           </w:r>
         </w:p>
         <w:p>
           <w:pPr>
             <w:pStyle w:val="TOC2"/>
             <w:tabs>
-              <w:tab w:val="right" w:leader="dot" w:pos="9025"/>
+              <w:tab w:val="right" w:leader="dot" w:pos="9350"/>
             </w:tabs>
+            <w:rPr>
+              <w:rFonts w:asciiTheme="minorHAnsi" w:eastAsiaTheme="minorEastAsia" w:hAnsiTheme="minorHAnsi" w:cstheme="minorBidi"/>
+              <w:noProof/>
+              <w:kern w:val="2"/>
+              <w14:ligatures w14:val="standardContextual"/>
+            </w:rPr>
           </w:pPr>
           <w:r>
+            <w:rPr>
+              <w:noProof/>
+            </w:rPr>
             <w:t>1.2 SDG Addressed</w:t>
           </w:r>
           <w:r>
+            <w:rPr>
+              <w:noProof/>
+            </w:rPr>
             <w:tab/>
+          </w:r>
+          <w:r>
+            <w:rPr>
+              <w:noProof/>
+            </w:rPr>
+            <w:fldChar w:fldCharType="begin"/>
+          </w:r>
+          <w:r>
+            <w:rPr>
+              <w:noProof/>
+            </w:rPr>
+            <w:instrText xml:space="preserve"> PAGEREF _Toc242976833 \h </w:instrText>
+          </w:r>
+          <w:r>
+            <w:rPr>
+              <w:noProof/>
+            </w:rPr>
+          </w:r>
+          <w:r>
+            <w:rPr>
+              <w:noProof/>
+            </w:rPr>
+            <w:fldChar w:fldCharType="separate"/>
+          </w:r>
+          <w:r>
+            <w:rPr>
+              <w:noProof/>
+            </w:rPr>
             <w:t>4</w:t>
+          </w:r>
+          <w:r>
+            <w:rPr>
+              <w:noProof/>
+            </w:rPr>
+            <w:fldChar w:fldCharType="end"/>
           </w:r>
         </w:p>
         <w:p>
           <w:pPr>
             <w:pStyle w:val="TOC2"/>
             <w:tabs>
-              <w:tab w:val="right" w:leader="dot" w:pos="9025"/>
+              <w:tab w:val="right" w:leader="dot" w:pos="9350"/>
             </w:tabs>
+            <w:rPr>
+              <w:rFonts w:asciiTheme="minorHAnsi" w:eastAsiaTheme="minorEastAsia" w:hAnsiTheme="minorHAnsi" w:cstheme="minorBidi"/>
+              <w:noProof/>
+              <w:kern w:val="2"/>
+              <w14:ligatures w14:val="standardContextual"/>
+            </w:rPr>
           </w:pPr>
           <w:r>
+            <w:rPr>
+              <w:noProof/>
+            </w:rPr>
             <w:t>1.3 Target Beneficiaries</w:t>
           </w:r>
           <w:r>
+            <w:rPr>
+              <w:noProof/>
+            </w:rPr>
             <w:tab/>
-            <w:t>4</w:t>
+          </w:r>
+          <w:r>
+            <w:rPr>
+              <w:noProof/>
+            </w:rPr>
+            <w:fldChar w:fldCharType="begin"/>
+          </w:r>
+          <w:r>
+            <w:rPr>
+              <w:noProof/>
+            </w:rPr>
+            <w:instrText xml:space="preserve"> PAGEREF _Toc242976834 \h </w:instrText>
+          </w:r>
+          <w:r>
+            <w:rPr>
+              <w:noProof/>
+            </w:rPr>
+          </w:r>
+          <w:r>
+            <w:rPr>
+              <w:noProof/>
+            </w:rPr>
+            <w:fldChar w:fldCharType="separate"/>
+          </w:r>
+          <w:r>
+            <w:rPr>
+              <w:noProof/>
+            </w:rPr>
+            <w:t>5</w:t>
+          </w:r>
+          <w:r>
+            <w:rPr>
+              <w:noProof/>
+            </w:rPr>
+            <w:fldChar w:fldCharType="end"/>
           </w:r>
         </w:p>
         <w:p>
           <w:pPr>
             <w:pStyle w:val="TOC2"/>
             <w:tabs>
-              <w:tab w:val="right" w:leader="dot" w:pos="9025"/>
+              <w:tab w:val="right" w:leader="dot" w:pos="9350"/>
             </w:tabs>
+            <w:rPr>
+              <w:rFonts w:asciiTheme="minorHAnsi" w:eastAsiaTheme="minorEastAsia" w:hAnsiTheme="minorHAnsi" w:cstheme="minorBidi"/>
+              <w:noProof/>
+              <w:kern w:val="2"/>
+              <w14:ligatures w14:val="standardContextual"/>
+            </w:rPr>
           </w:pPr>
           <w:r>
+            <w:rPr>
+              <w:noProof/>
+            </w:rPr>
             <w:t>1.4 Objectives</w:t>
           </w:r>
           <w:r>
+            <w:rPr>
+              <w:noProof/>
+            </w:rPr>
             <w:tab/>
-            <w:t>5</w:t>
+          </w:r>
+          <w:r>
+            <w:rPr>
+              <w:noProof/>
+            </w:rPr>
+            <w:fldChar w:fldCharType="begin"/>
+          </w:r>
+          <w:r>
+            <w:rPr>
+              <w:noProof/>
+            </w:rPr>
+            <w:instrText xml:space="preserve"> PAGEREF _Toc242976835 \h </w:instrText>
+          </w:r>
+          <w:r>
+            <w:rPr>
+              <w:noProof/>
+            </w:rPr>
+          </w:r>
+          <w:r>
+            <w:rPr>
+              <w:noProof/>
+            </w:rPr>
+            <w:fldChar w:fldCharType="separate"/>
+          </w:r>
+          <w:r>
+            <w:rPr>
+              <w:noProof/>
+            </w:rPr>
+            <w:t>6</w:t>
+          </w:r>
+          <w:r>
+            <w:rPr>
+              <w:noProof/>
+            </w:rPr>
+            <w:fldChar w:fldCharType="end"/>
+          </w:r>
+        </w:p>
+        <w:p>
+          <w:pPr>
+            <w:pStyle w:val="TOC1"/>
+            <w:tabs>
+              <w:tab w:val="right" w:leader="dot" w:pos="9350"/>
+            </w:tabs>
+            <w:rPr>
+              <w:rFonts w:asciiTheme="minorHAnsi" w:eastAsiaTheme="minorEastAsia" w:hAnsiTheme="minorHAnsi" w:cstheme="minorBidi"/>
+              <w:noProof/>
+              <w:kern w:val="2"/>
+              <w14:ligatures w14:val="standardContextual"/>
+            </w:rPr>
+          </w:pPr>
+          <w:r>
+            <w:rPr>
+              <w:noProof/>
+            </w:rPr>
+            <w:t>References</w:t>
+          </w:r>
+          <w:r>
+            <w:rPr>
+              <w:noProof/>
+            </w:rPr>
+            <w:tab/>
+          </w:r>
+          <w:r>
+            <w:rPr>
+              <w:noProof/>
+            </w:rPr>
+            <w:fldChar w:fldCharType="begin"/>
+          </w:r>
+          <w:r>
+            <w:rPr>
+              <w:noProof/>
+            </w:rPr>
+            <w:instrText xml:space="preserve"> PAGEREF _Toc242976836 \h </w:instrText>
+          </w:r>
+          <w:r>
+            <w:rPr>
+              <w:noProof/>
+            </w:rPr>
+          </w:r>
+          <w:r>
+            <w:rPr>
+              <w:noProof/>
+            </w:rPr>
+            <w:fldChar w:fldCharType="separate"/>
+          </w:r>
+          <w:r>
+            <w:rPr>
+              <w:noProof/>
+            </w:rPr>
+            <w:t>7</w:t>
+          </w:r>
+          <w:r>
+            <w:rPr>
+              <w:noProof/>
+            </w:rPr>
+            <w:fldChar w:fldCharType="end"/>
           </w:r>
         </w:p>
         <w:p>
@@ -364,13 +673,6 @@
             </w:tabs>
           </w:pPr>
           <w:r>
-            <w:t>References</w:t>
-          </w:r>
-          <w:r>
-            <w:tab/>
-            <w:t>7</w:t>
-          </w:r>
-          <w:r>
             <w:fldChar w:fldCharType="end"/>
           </w:r>
         </w:p>
@@ -381,6 +683,7 @@
         <w:pStyle w:val="Heading1"/>
         <w:pageBreakBefore/>
       </w:pPr>
+      <w:bookmarkStart w:id="0" w:name="_Toc242976831"/>
       <w:r>
         <w:lastRenderedPageBreak/>
         <w:t xml:space="preserve">I. </w:t>
@@ -388,14 +691,17 @@
       <w:r>
         <w:t>INTRODUCTION</w:t>
       </w:r>
+      <w:bookmarkEnd w:id="0"/>
     </w:p>
     <w:p>
       <w:pPr>
         <w:pStyle w:val="Heading2"/>
       </w:pPr>
+      <w:bookmarkStart w:id="1" w:name="_Toc242976832"/>
       <w:r>
         <w:t>1.1 Introduction and Problem</w:t>
       </w:r>
+      <w:bookmarkEnd w:id="1"/>
     </w:p>
     <w:p>
       <w:pPr>
@@ -430,7 +736,15 @@
         <w:jc w:val="both"/>
       </w:pPr>
       <w:r>
-        <w:t xml:space="preserve">The project will involve developing two table-size prototypes of Smart-Bin, which will be utilizing ESP32 boards, local Wi-Fi, ThingSpeak, a web dashboard, an Android application, and a </w:t>
+        <w:t xml:space="preserve">The project will involve developing two table-size prototypes of Smart-Bin, which will be utilizing ESP32 boards, local Wi-Fi, </w:t>
+      </w:r>
+      <w:proofErr w:type="spellStart"/>
+      <w:r>
+        <w:t>ThingSpeak</w:t>
+      </w:r>
+      <w:proofErr w:type="spellEnd"/>
+      <w:r>
+        <w:t xml:space="preserve">, a web dashboard, an Android application, and a </w:t>
       </w:r>
       <w:r>
         <w:lastRenderedPageBreak/>
@@ -441,9 +755,11 @@
       <w:pPr>
         <w:pStyle w:val="Heading2"/>
       </w:pPr>
+      <w:bookmarkStart w:id="2" w:name="_Toc242976833"/>
       <w:r>
         <w:t>1.2 SDG Addressed</w:t>
       </w:r>
+      <w:bookmarkEnd w:id="2"/>
     </w:p>
     <w:p>
       <w:pPr>
@@ -467,10 +783,12 @@
       <w:pPr>
         <w:pStyle w:val="Heading2"/>
       </w:pPr>
+      <w:bookmarkStart w:id="3" w:name="_Toc242976834"/>
       <w:r>
         <w:lastRenderedPageBreak/>
         <w:t>1.3 Target Beneficiaries</w:t>
       </w:r>
+      <w:bookmarkEnd w:id="3"/>
     </w:p>
     <w:p>
       <w:pPr>
@@ -578,41 +896,18 @@
     </w:p>
     <w:p>
       <w:pPr>
-        <w:pStyle w:val="ListParagraph"/>
-        <w:keepNext/>
-        <w:numPr>
-          <w:ilvl w:val="0"/>
-          <w:numId w:val="2"/>
-        </w:numPr>
-      </w:pPr>
-      <w:r>
-        <w:rPr>
-          <w:b/>
-          <w:bCs/>
-        </w:rPr>
-        <w:t>TUP Manila and the CpET Department</w:t>
-      </w:r>
-    </w:p>
-    <w:p>
-      <w:pPr>
-        <w:ind w:left="720" w:firstLine="720"/>
-        <w:jc w:val="both"/>
-      </w:pPr>
-      <w:r>
-        <w:t xml:space="preserve">Both the Technological University of the Philippines (TUP) Manila and the Computer Engineering Technology (CpET) Department can benefit from the creation of a prototype of a low-cost Smart-Bin that is homegrown. The project can also be utilized as a </w:t>
-      </w:r>
-      <w:r>
-        <w:lastRenderedPageBreak/>
-        <w:t>basis for experimentation on campus, as an educational tool to the students, and as a basis for other students' projects pertaining to IoT and other sensors.</w:t>
-      </w:r>
-    </w:p>
-    <w:p>
-      <w:pPr>
         <w:pStyle w:val="Heading2"/>
       </w:pPr>
+    </w:p>
+    <w:p>
+      <w:pPr>
+        <w:pStyle w:val="Heading2"/>
+      </w:pPr>
+      <w:bookmarkStart w:id="4" w:name="_Toc242976835"/>
       <w:r>
         <w:t>1.4 Objectives</w:t>
       </w:r>
+      <w:bookmarkEnd w:id="4"/>
     </w:p>
     <w:p>
       <w:pPr>
@@ -688,7 +983,15 @@
         <w:jc w:val="both"/>
       </w:pPr>
       <w:r>
-        <w:t>To develop a web dashboard and an Android application that display real-time sensor readings and bin status, retrieve data through ThingSpeak, and provide notifications for full bins, poor air quality, high temperature, tampering, and offline status for operators and collectors.</w:t>
+        <w:t xml:space="preserve">To develop a web dashboard and an Android application that display real-time sensor readings and bin status, retrieve data through </w:t>
+      </w:r>
+      <w:proofErr w:type="spellStart"/>
+      <w:r>
+        <w:t>ThingSpeak</w:t>
+      </w:r>
+      <w:proofErr w:type="spellEnd"/>
+      <w:r>
+        <w:t>, and provide notifications for full bins, poor air quality, high temperature, tampering, and offline status for operators and collectors.</w:t>
       </w:r>
     </w:p>
     <w:p>
@@ -716,32 +1019,11 @@
       <w:r>
         <w:t>To implement collection prioritization based on bin fullness and estimated time to full, remote bin locking and unlocking, PIN-protected collection functions through the on-bin touchscreen, and sensor simulation and calibration through the system interface.</w:t>
       </w:r>
-    </w:p>
-    <w:p>
-      <w:pPr>
-        <w:pStyle w:val="ListParagraph"/>
-        <w:keepNext/>
-        <w:numPr>
-          <w:ilvl w:val="0"/>
-          <w:numId w:val="3"/>
-        </w:numPr>
-      </w:pPr>
-      <w:r>
-        <w:rPr>
-          <w:b/>
-          <w:bCs/>
-        </w:rPr>
-        <w:lastRenderedPageBreak/>
-        <w:t>Reduction of Fuel Consumption</w:t>
-      </w:r>
-    </w:p>
-    <w:p>
-      <w:pPr>
-        <w:ind w:left="720" w:firstLine="720"/>
-        <w:jc w:val="both"/>
-      </w:pPr>
-      <w:r>
-        <w:t>To reduce fuel consumption during waste collection by using real-time bin monitoring and collection prioritization to minimize unnecessary collection trips and improve collection route efficiency.</w:t>
+      <w:r>
+        <w:t xml:space="preserve"> The resulting collection prioritization will result in more efficient collection and efficiency</w:t>
+      </w:r>
+      <w:r>
+        <w:t>.</w:t>
       </w:r>
     </w:p>
     <w:p>
@@ -749,10 +1031,12 @@
         <w:pStyle w:val="Heading1"/>
         <w:pageBreakBefore/>
       </w:pPr>
+      <w:bookmarkStart w:id="5" w:name="_Toc242976836"/>
       <w:r>
         <w:lastRenderedPageBreak/>
         <w:t>References</w:t>
       </w:r>
+      <w:bookmarkEnd w:id="5"/>
     </w:p>
     <w:p>
       <w:pPr>
@@ -1791,9 +2075,11 @@
   </w:style>
   <w:style w:type="paragraph" w:styleId="TOC1">
     <w:name w:val="toc 1"/>
+    <w:uiPriority w:val="39"/>
   </w:style>
   <w:style w:type="paragraph" w:styleId="TOC2">
     <w:name w:val="toc 2"/>
+    <w:uiPriority w:val="39"/>
     <w:pPr>
       <w:ind w:left="480"/>
     </w:pPr>

--- a/Documents/Embedded Systems - Final Project - G2.docx
+++ b/Documents/Embedded Systems - Final Project - G2.docx
@@ -13,7 +13,7 @@
           <w:b/>
           <w:bCs/>
         </w:rPr>
-        <w:t>Smart-Bin: Waste Management and Cleanliness</w:t>
+        <w:t>SMART-BIN: WASTE MANAGEMENT AND CLEANLINESS</w:t>
       </w:r>
     </w:p>
     <w:p>
@@ -34,20 +34,27 @@
     </w:p>
     <w:p>
       <w:pPr>
+        <w:rPr>
+          <w:b/>
+          <w:bCs/>
+        </w:rPr>
+      </w:pPr>
+    </w:p>
+    <w:p>
+      <w:pPr>
         <w:jc w:val="center"/>
         <w:rPr>
           <w:b/>
           <w:bCs/>
         </w:rPr>
       </w:pPr>
-    </w:p>
-    <w:p>
-      <w:pPr>
-        <w:rPr>
-          <w:b/>
-          <w:bCs/>
-        </w:rPr>
-      </w:pPr>
+      <w:r>
+        <w:rPr>
+          <w:b/>
+          <w:bCs/>
+        </w:rPr>
+        <w:t>Technological University of the Philippines Manila</w:t>
+      </w:r>
     </w:p>
     <w:p>
       <w:pPr>
@@ -62,6 +69,95 @@
           <w:b/>
           <w:bCs/>
         </w:rPr>
+        <w:t xml:space="preserve">Bachelor of Engineering Technology major in </w:t>
+      </w:r>
+      <w:r>
+        <w:rPr>
+          <w:b/>
+          <w:bCs/>
+        </w:rPr>
+        <w:t xml:space="preserve">Computer Engineering Technology </w:t>
+      </w:r>
+    </w:p>
+    <w:p>
+      <w:pPr>
+        <w:jc w:val="center"/>
+        <w:rPr>
+          <w:b/>
+          <w:bCs/>
+        </w:rPr>
+      </w:pPr>
+    </w:p>
+    <w:p>
+      <w:pPr>
+        <w:jc w:val="center"/>
+        <w:rPr>
+          <w:b/>
+          <w:bCs/>
+        </w:rPr>
+      </w:pPr>
+      <w:r>
+        <w:rPr>
+          <w:b/>
+          <w:bCs/>
+        </w:rPr>
+        <w:t>Embedded Systems: Final Project</w:t>
+      </w:r>
+    </w:p>
+    <w:p>
+      <w:pPr>
+        <w:jc w:val="center"/>
+        <w:rPr>
+          <w:b/>
+          <w:bCs/>
+        </w:rPr>
+      </w:pPr>
+      <w:r>
+        <w:rPr>
+          <w:b/>
+          <w:bCs/>
+        </w:rPr>
+        <w:t>BET-CPET 4A-M, Group 2</w:t>
+      </w:r>
+    </w:p>
+    <w:p>
+      <w:pPr>
+        <w:jc w:val="center"/>
+        <w:rPr>
+          <w:b/>
+          <w:bCs/>
+        </w:rPr>
+      </w:pPr>
+    </w:p>
+    <w:p>
+      <w:pPr>
+        <w:jc w:val="center"/>
+        <w:rPr>
+          <w:b/>
+          <w:bCs/>
+        </w:rPr>
+      </w:pPr>
+      <w:r>
+        <w:rPr>
+          <w:b/>
+          <w:bCs/>
+        </w:rPr>
+        <w:t>Submitted By:</w:t>
+      </w:r>
+    </w:p>
+    <w:p>
+      <w:pPr>
+        <w:jc w:val="center"/>
+        <w:rPr>
+          <w:b/>
+          <w:bCs/>
+        </w:rPr>
+      </w:pPr>
+      <w:r>
+        <w:rPr>
+          <w:b/>
+          <w:bCs/>
+        </w:rPr>
         <w:t>Brian Jay Celeste</w:t>
       </w:r>
     </w:p>
@@ -94,17 +190,8 @@
           <w:b/>
           <w:bCs/>
         </w:rPr>
-        <w:t xml:space="preserve">Jade C. </w:t>
-      </w:r>
-      <w:proofErr w:type="spellStart"/>
-      <w:r>
-        <w:rPr>
-          <w:b/>
-          <w:bCs/>
-        </w:rPr>
-        <w:t>Gunayan</w:t>
-      </w:r>
-      <w:proofErr w:type="spellEnd"/>
+        <w:t>Jade C. Gunayan</w:t>
+      </w:r>
     </w:p>
     <w:p>
       <w:pPr>
@@ -141,10 +228,6 @@
     <w:p>
       <w:pPr>
         <w:jc w:val="center"/>
-        <w:rPr>
-          <w:b/>
-          <w:bCs/>
-        </w:rPr>
       </w:pPr>
     </w:p>
     <w:p>
@@ -155,6 +238,13 @@
           <w:bCs/>
         </w:rPr>
       </w:pPr>
+      <w:r>
+        <w:rPr>
+          <w:b/>
+          <w:bCs/>
+        </w:rPr>
+        <w:t>Submitted To:</w:t>
+      </w:r>
     </w:p>
     <w:p>
       <w:pPr>
@@ -169,7 +259,7 @@
           <w:b/>
           <w:bCs/>
         </w:rPr>
-        <w:t>Computer Engineering Technology Department, Technological University of the Philippines Manila</w:t>
+        <w:t>Prof. Jonel R. Macalisang</w:t>
       </w:r>
     </w:p>
     <w:p>
@@ -180,70 +270,6 @@
           <w:bCs/>
         </w:rPr>
       </w:pPr>
-    </w:p>
-    <w:p>
-      <w:pPr>
-        <w:jc w:val="center"/>
-        <w:rPr>
-          <w:b/>
-          <w:bCs/>
-        </w:rPr>
-      </w:pPr>
-    </w:p>
-    <w:p>
-      <w:pPr>
-        <w:jc w:val="center"/>
-        <w:rPr>
-          <w:b/>
-          <w:bCs/>
-        </w:rPr>
-      </w:pPr>
-      <w:r>
-        <w:rPr>
-          <w:b/>
-          <w:bCs/>
-        </w:rPr>
-        <w:t>Embedded Systems: Final Project (BET-CPET 4A-M, Group 2)</w:t>
-      </w:r>
-    </w:p>
-    <w:p>
-      <w:pPr>
-        <w:jc w:val="center"/>
-      </w:pPr>
-    </w:p>
-    <w:p>
-      <w:pPr>
-        <w:jc w:val="center"/>
-        <w:rPr>
-          <w:b/>
-          <w:bCs/>
-        </w:rPr>
-      </w:pPr>
-    </w:p>
-    <w:p>
-      <w:pPr>
-        <w:jc w:val="center"/>
-        <w:rPr>
-          <w:b/>
-          <w:bCs/>
-        </w:rPr>
-      </w:pPr>
-      <w:r>
-        <w:rPr>
-          <w:b/>
-          <w:bCs/>
-        </w:rPr>
-        <w:t xml:space="preserve">Prof. Jonel R. </w:t>
-      </w:r>
-      <w:proofErr w:type="spellStart"/>
-      <w:r>
-        <w:rPr>
-          <w:b/>
-          <w:bCs/>
-        </w:rPr>
-        <w:t>Macalisang</w:t>
-      </w:r>
-      <w:proofErr w:type="spellEnd"/>
     </w:p>
     <w:p>
       <w:pPr>

--- a/Documents/Embedded Systems - Final Project - G2.docx
+++ b/Documents/Embedded Systems - Final Project - G2.docx
@@ -376,6 +376,9 @@
         <w:p>
           <w:pPr>
             <w:pStyle w:val="TOC1"/>
+            <w:tabs>
+              <w:tab w:val="right" w:leader="dot" w:pos="9350"/>
+            </w:tabs>
           </w:pPr>
           <w:r>
             <w:fldChar w:fldCharType="begin"/>
@@ -388,13 +391,7 @@
           </w:r>
           <w:hyperlink w:anchor="_TocTitlePage" w:history="1">
             <w:r>
-              <w:t>TITLE PA</w:t>
-            </w:r>
-            <w:r>
-              <w:t>G</w:t>
-            </w:r>
-            <w:r>
-              <w:t>E</w:t>
+              <w:t xml:space="preserve">TITLE PAGE</w:t>
             </w:r>
             <w:r>
               <w:tab/>
@@ -419,10 +416,13 @@
         <w:p>
           <w:pPr>
             <w:pStyle w:val="TOC1"/>
+            <w:tabs>
+              <w:tab w:val="right" w:leader="dot" w:pos="9350"/>
+            </w:tabs>
           </w:pPr>
           <w:hyperlink w:anchor="_TocContents" w:history="1">
             <w:r>
-              <w:t>TABLE OF CONTENTS</w:t>
+              <w:t xml:space="preserve">TABLE OF CONTENTS</w:t>
             </w:r>
             <w:r>
               <w:tab/>
@@ -447,10 +447,13 @@
         <w:p>
           <w:pPr>
             <w:pStyle w:val="TOC1"/>
+            <w:tabs>
+              <w:tab w:val="right" w:leader="dot" w:pos="9350"/>
+            </w:tabs>
           </w:pPr>
           <w:hyperlink w:anchor="_TocFigures" w:history="1">
             <w:r>
-              <w:t>LIST OF FIGURES</w:t>
+              <w:t xml:space="preserve">LIST OF FIGURES</w:t>
             </w:r>
             <w:r>
               <w:tab/>
@@ -475,10 +478,13 @@
         <w:p>
           <w:pPr>
             <w:pStyle w:val="TOC1"/>
+            <w:tabs>
+              <w:tab w:val="right" w:leader="dot" w:pos="9350"/>
+            </w:tabs>
           </w:pPr>
           <w:hyperlink w:anchor="_TocTables" w:history="1">
             <w:r>
-              <w:t>LIST OF TABLES</w:t>
+              <w:t xml:space="preserve">LIST OF TABLES</w:t>
             </w:r>
             <w:r>
               <w:tab/>
@@ -503,10 +509,13 @@
         <w:p>
           <w:pPr>
             <w:pStyle w:val="TOC1"/>
+            <w:tabs>
+              <w:tab w:val="right" w:leader="dot" w:pos="9350"/>
+            </w:tabs>
           </w:pPr>
           <w:hyperlink w:anchor="_Toc242995074" w:history="1">
             <w:r>
-              <w:t>I. INTRODUCTION</w:t>
+              <w:t xml:space="preserve">I. INTRODUCTION</w:t>
             </w:r>
             <w:r>
               <w:tab/>
@@ -531,10 +540,13 @@
         <w:p>
           <w:pPr>
             <w:pStyle w:val="TOC2"/>
+            <w:tabs>
+              <w:tab w:val="right" w:leader="dot" w:pos="9350"/>
+            </w:tabs>
           </w:pPr>
           <w:hyperlink w:anchor="_Toc242995075" w:history="1">
             <w:r>
-              <w:t>1.1 Introduction and Problem</w:t>
+              <w:t xml:space="preserve">1.1 Introduction and Problem</w:t>
             </w:r>
             <w:r>
               <w:tab/>
@@ -559,10 +571,13 @@
         <w:p>
           <w:pPr>
             <w:pStyle w:val="TOC2"/>
+            <w:tabs>
+              <w:tab w:val="right" w:leader="dot" w:pos="9350"/>
+            </w:tabs>
           </w:pPr>
           <w:hyperlink w:anchor="_Toc242995076" w:history="1">
             <w:r>
-              <w:t>1.2 Sustainable Development Goal (SDG) Addressed</w:t>
+              <w:t xml:space="preserve">1.2 Sustainable Development Goal (SDG) Addressed</w:t>
             </w:r>
             <w:r>
               <w:tab/>
@@ -587,10 +602,13 @@
         <w:p>
           <w:pPr>
             <w:pStyle w:val="TOC2"/>
+            <w:tabs>
+              <w:tab w:val="right" w:leader="dot" w:pos="9350"/>
+            </w:tabs>
           </w:pPr>
-          <w:hyperlink w:anchor="_Toc242995077" w:history="1">
-            <w:r>
-              <w:t>1.3 Target Beneficiaries</w:t>
+          <w:hyperlink w:anchor="_TocSk001" w:history="1">
+            <w:r>
+              <w:t xml:space="preserve">1.3 Review of Related Literature</w:t>
             </w:r>
             <w:r>
               <w:tab/>
@@ -599,7 +617,7 @@
               <w:fldChar w:fldCharType="begin"/>
             </w:r>
             <w:r>
-              <w:instrText xml:space="preserve"> PAGEREF _Toc242995077 \h </w:instrText>
+              <w:instrText xml:space="preserve"> PAGEREF _TocSk001 \h </w:instrText>
             </w:r>
             <w:r>
               <w:fldChar w:fldCharType="separate"/>
@@ -615,10 +633,13 @@
         <w:p>
           <w:pPr>
             <w:pStyle w:val="TOC2"/>
+            <w:tabs>
+              <w:tab w:val="right" w:leader="dot" w:pos="9350"/>
+            </w:tabs>
           </w:pPr>
-          <w:hyperlink w:anchor="_Toc242995078" w:history="1">
-            <w:r>
-              <w:t>1.4 Objectives</w:t>
+          <w:hyperlink w:anchor="_TocSk002" w:history="1">
+            <w:r>
+              <w:t xml:space="preserve">1.4 Objectives</w:t>
             </w:r>
             <w:r>
               <w:tab/>
@@ -627,13 +648,75 @@
               <w:fldChar w:fldCharType="begin"/>
             </w:r>
             <w:r>
-              <w:instrText xml:space="preserve"> PAGEREF _Toc242995078 \h </w:instrText>
+              <w:instrText xml:space="preserve"> PAGEREF _TocSk002 \h </w:instrText>
             </w:r>
             <w:r>
               <w:fldChar w:fldCharType="separate"/>
             </w:r>
             <w:r>
-              <w:t>3</w:t>
+              <w:t>4</w:t>
+            </w:r>
+            <w:r>
+              <w:fldChar w:fldCharType="end"/>
+            </w:r>
+          </w:hyperlink>
+        </w:p>
+        <w:p>
+          <w:pPr>
+            <w:pStyle w:val="TOC2"/>
+            <w:tabs>
+              <w:tab w:val="right" w:leader="dot" w:pos="9350"/>
+            </w:tabs>
+          </w:pPr>
+          <w:hyperlink w:anchor="_TocSk003" w:history="1">
+            <w:r>
+              <w:t xml:space="preserve">1.5 Conceptual Framework</w:t>
+            </w:r>
+            <w:r>
+              <w:tab/>
+            </w:r>
+            <w:r>
+              <w:fldChar w:fldCharType="begin"/>
+            </w:r>
+            <w:r>
+              <w:instrText xml:space="preserve"> PAGEREF _TocSk003 \h </w:instrText>
+            </w:r>
+            <w:r>
+              <w:fldChar w:fldCharType="separate"/>
+            </w:r>
+            <w:r>
+              <w:t>5</w:t>
+            </w:r>
+            <w:r>
+              <w:fldChar w:fldCharType="end"/>
+            </w:r>
+          </w:hyperlink>
+        </w:p>
+        <w:p>
+          <w:pPr>
+            <w:pStyle w:val="TOC2"/>
+            <w:tabs>
+              <w:tab w:val="right" w:leader="dot" w:pos="9350"/>
+            </w:tabs>
+          </w:pPr>
+          <w:hyperlink w:anchor="_Toc242995077" w:history="1">
+            <w:r>
+              <w:t xml:space="preserve">1.6 Target Beneficiaries</w:t>
+            </w:r>
+            <w:r>
+              <w:tab/>
+            </w:r>
+            <w:r>
+              <w:fldChar w:fldCharType="begin"/>
+            </w:r>
+            <w:r>
+              <w:instrText xml:space="preserve"> PAGEREF _Toc242995077 \h </w:instrText>
+            </w:r>
+            <w:r>
+              <w:fldChar w:fldCharType="separate"/>
+            </w:r>
+            <w:r>
+              <w:t>6</w:t>
             </w:r>
             <w:r>
               <w:fldChar w:fldCharType="end"/>
@@ -643,10 +726,13 @@
         <w:p>
           <w:pPr>
             <w:pStyle w:val="TOC1"/>
+            <w:tabs>
+              <w:tab w:val="right" w:leader="dot" w:pos="9350"/>
+            </w:tabs>
           </w:pPr>
-          <w:hyperlink w:anchor="_Toc242995079" w:history="1">
-            <w:r>
-              <w:t>REFERENCES</w:t>
+          <w:hyperlink w:anchor="_TocSk004" w:history="1">
+            <w:r>
+              <w:t xml:space="preserve">II. PROTOTYPE DESIGN AND DEVELOPMENT</w:t>
             </w:r>
             <w:r>
               <w:tab/>
@@ -655,13 +741,168 @@
               <w:fldChar w:fldCharType="begin"/>
             </w:r>
             <w:r>
-              <w:instrText xml:space="preserve"> PAGEREF _Toc242995079 \h </w:instrText>
+              <w:instrText xml:space="preserve"> PAGEREF _TocSk004 \h </w:instrText>
             </w:r>
             <w:r>
               <w:fldChar w:fldCharType="separate"/>
             </w:r>
             <w:r>
-              <w:t>5</w:t>
+              <w:t>7</w:t>
+            </w:r>
+            <w:r>
+              <w:fldChar w:fldCharType="end"/>
+            </w:r>
+          </w:hyperlink>
+        </w:p>
+        <w:p>
+          <w:pPr>
+            <w:pStyle w:val="TOC2"/>
+            <w:tabs>
+              <w:tab w:val="right" w:leader="dot" w:pos="9350"/>
+            </w:tabs>
+          </w:pPr>
+          <w:hyperlink w:anchor="_TocSk005" w:history="1">
+            <w:r>
+              <w:t xml:space="preserve">2.1 Prototype Design</w:t>
+            </w:r>
+            <w:r>
+              <w:tab/>
+            </w:r>
+            <w:r>
+              <w:fldChar w:fldCharType="begin"/>
+            </w:r>
+            <w:r>
+              <w:instrText xml:space="preserve"> PAGEREF _TocSk005 \h </w:instrText>
+            </w:r>
+            <w:r>
+              <w:fldChar w:fldCharType="separate"/>
+            </w:r>
+            <w:r>
+              <w:t>7</w:t>
+            </w:r>
+            <w:r>
+              <w:fldChar w:fldCharType="end"/>
+            </w:r>
+          </w:hyperlink>
+        </w:p>
+        <w:p>
+          <w:pPr>
+            <w:pStyle w:val="TOC2"/>
+            <w:tabs>
+              <w:tab w:val="right" w:leader="dot" w:pos="9350"/>
+            </w:tabs>
+          </w:pPr>
+          <w:hyperlink w:anchor="_TocSk006" w:history="1">
+            <w:r>
+              <w:t xml:space="preserve">2.2 Block Diagram</w:t>
+            </w:r>
+            <w:r>
+              <w:tab/>
+            </w:r>
+            <w:r>
+              <w:fldChar w:fldCharType="begin"/>
+            </w:r>
+            <w:r>
+              <w:instrText xml:space="preserve"> PAGEREF _TocSk006 \h </w:instrText>
+            </w:r>
+            <w:r>
+              <w:fldChar w:fldCharType="separate"/>
+            </w:r>
+            <w:r>
+              <w:t>7</w:t>
+            </w:r>
+            <w:r>
+              <w:fldChar w:fldCharType="end"/>
+            </w:r>
+          </w:hyperlink>
+        </w:p>
+        <w:p>
+          <w:pPr>
+            <w:pStyle w:val="TOC2"/>
+            <w:tabs>
+              <w:tab w:val="right" w:leader="dot" w:pos="9350"/>
+            </w:tabs>
+          </w:pPr>
+          <w:hyperlink w:anchor="_TocSk007" w:history="1">
+            <w:r>
+              <w:t xml:space="preserve">2.3 System Flowchart</w:t>
+            </w:r>
+            <w:r>
+              <w:tab/>
+            </w:r>
+            <w:r>
+              <w:fldChar w:fldCharType="begin"/>
+            </w:r>
+            <w:r>
+              <w:instrText xml:space="preserve"> PAGEREF _TocSk007 \h </w:instrText>
+            </w:r>
+            <w:r>
+              <w:fldChar w:fldCharType="separate"/>
+            </w:r>
+            <w:r>
+              <w:t>7</w:t>
+            </w:r>
+            <w:r>
+              <w:fldChar w:fldCharType="end"/>
+            </w:r>
+          </w:hyperlink>
+        </w:p>
+        <w:p>
+          <w:pPr>
+            <w:pStyle w:val="TOC2"/>
+            <w:tabs>
+              <w:tab w:val="right" w:leader="dot" w:pos="9350"/>
+            </w:tabs>
+          </w:pPr>
+          <w:hyperlink w:anchor="_TocSk008" w:history="1">
+            <w:r>
+              <w:t xml:space="preserve">2.4 Schematic Design</w:t>
+            </w:r>
+            <w:r>
+              <w:tab/>
+            </w:r>
+            <w:r>
+              <w:fldChar w:fldCharType="begin"/>
+            </w:r>
+            <w:r>
+              <w:instrText xml:space="preserve"> PAGEREF _TocSk008 \h </w:instrText>
+            </w:r>
+            <w:r>
+              <w:fldChar w:fldCharType="separate"/>
+            </w:r>
+            <w:r>
+              <w:t>7</w:t>
+            </w:r>
+            <w:r>
+              <w:fldChar w:fldCharType="end"/>
+            </w:r>
+          </w:hyperlink>
+        </w:p>
+        <w:p>
+          <w:pPr>
+            <w:pStyle w:val="TOC2"/>
+            <w:tabs>
+              <w:tab w:val="right" w:leader="dot" w:pos="9350"/>
+            </w:tabs>
+          </w:pPr>
+          <w:hyperlink w:anchor="_TocSk009" w:history="1">
+            <w:r>
+              <w:t xml:space="preserve">2.5 Component Materials</w:t>
+            </w:r>
+            <w:r>
+              <w:tab/>
+            </w:r>
+            <w:r>
+              <w:fldChar w:fldCharType="begin"/>
+            </w:r>
+            <w:r>
+              <w:instrText xml:space="preserve"> PAGEREF _TocSk009 \h </w:instrText>
+            </w:r>
+            <w:r>
+              <w:fldChar w:fldCharType="separate"/>
+            </w:r>
+            <w:r>
+              <w:t>7</w:t>
             </w:r>
             <w:r>
               <w:fldChar w:fldCharType="end"/>
@@ -671,6 +912,350 @@
         <w:p>
           <w:pPr>
             <w:pStyle w:val="TOC1"/>
+            <w:tabs>
+              <w:tab w:val="right" w:leader="dot" w:pos="9350"/>
+            </w:tabs>
+          </w:pPr>
+          <w:hyperlink w:anchor="_TocSk010" w:history="1">
+            <w:r>
+              <w:t xml:space="preserve">III. TESTING, RESULTS, AND CONCLUSION</w:t>
+            </w:r>
+            <w:r>
+              <w:tab/>
+            </w:r>
+            <w:r>
+              <w:fldChar w:fldCharType="begin"/>
+            </w:r>
+            <w:r>
+              <w:instrText xml:space="preserve"> PAGEREF _TocSk010 \h </w:instrText>
+            </w:r>
+            <w:r>
+              <w:fldChar w:fldCharType="separate"/>
+            </w:r>
+            <w:r>
+              <w:t>8</w:t>
+            </w:r>
+            <w:r>
+              <w:fldChar w:fldCharType="end"/>
+            </w:r>
+          </w:hyperlink>
+        </w:p>
+        <w:p>
+          <w:pPr>
+            <w:pStyle w:val="TOC2"/>
+            <w:tabs>
+              <w:tab w:val="right" w:leader="dot" w:pos="9350"/>
+            </w:tabs>
+          </w:pPr>
+          <w:hyperlink w:anchor="_TocSk011" w:history="1">
+            <w:r>
+              <w:t xml:space="preserve">3.1 Test Cases</w:t>
+            </w:r>
+            <w:r>
+              <w:tab/>
+            </w:r>
+            <w:r>
+              <w:fldChar w:fldCharType="begin"/>
+            </w:r>
+            <w:r>
+              <w:instrText xml:space="preserve"> PAGEREF _TocSk011 \h </w:instrText>
+            </w:r>
+            <w:r>
+              <w:fldChar w:fldCharType="separate"/>
+            </w:r>
+            <w:r>
+              <w:t>8</w:t>
+            </w:r>
+            <w:r>
+              <w:fldChar w:fldCharType="end"/>
+            </w:r>
+          </w:hyperlink>
+        </w:p>
+        <w:p>
+          <w:pPr>
+            <w:pStyle w:val="TOC2"/>
+            <w:tabs>
+              <w:tab w:val="right" w:leader="dot" w:pos="9350"/>
+            </w:tabs>
+          </w:pPr>
+          <w:hyperlink w:anchor="_TocSk012" w:history="1">
+            <w:r>
+              <w:t xml:space="preserve">3.2 Results and Discussion</w:t>
+            </w:r>
+            <w:r>
+              <w:tab/>
+            </w:r>
+            <w:r>
+              <w:fldChar w:fldCharType="begin"/>
+            </w:r>
+            <w:r>
+              <w:instrText xml:space="preserve"> PAGEREF _TocSk012 \h </w:instrText>
+            </w:r>
+            <w:r>
+              <w:fldChar w:fldCharType="separate"/>
+            </w:r>
+            <w:r>
+              <w:t>8</w:t>
+            </w:r>
+            <w:r>
+              <w:fldChar w:fldCharType="end"/>
+            </w:r>
+          </w:hyperlink>
+        </w:p>
+        <w:p>
+          <w:pPr>
+            <w:pStyle w:val="TOC2"/>
+            <w:tabs>
+              <w:tab w:val="right" w:leader="dot" w:pos="9350"/>
+            </w:tabs>
+          </w:pPr>
+          <w:hyperlink w:anchor="_TocSk013" w:history="1">
+            <w:r>
+              <w:t xml:space="preserve">3.3 Conclusion</w:t>
+            </w:r>
+            <w:r>
+              <w:tab/>
+            </w:r>
+            <w:r>
+              <w:fldChar w:fldCharType="begin"/>
+            </w:r>
+            <w:r>
+              <w:instrText xml:space="preserve"> PAGEREF _TocSk013 \h </w:instrText>
+            </w:r>
+            <w:r>
+              <w:fldChar w:fldCharType="separate"/>
+            </w:r>
+            <w:r>
+              <w:t>8</w:t>
+            </w:r>
+            <w:r>
+              <w:fldChar w:fldCharType="end"/>
+            </w:r>
+          </w:hyperlink>
+        </w:p>
+        <w:p>
+          <w:pPr>
+            <w:pStyle w:val="TOC2"/>
+            <w:tabs>
+              <w:tab w:val="right" w:leader="dot" w:pos="9350"/>
+            </w:tabs>
+          </w:pPr>
+          <w:hyperlink w:anchor="_TocSk014" w:history="1">
+            <w:r>
+              <w:t xml:space="preserve">3.4 Recommendations</w:t>
+            </w:r>
+            <w:r>
+              <w:tab/>
+            </w:r>
+            <w:r>
+              <w:fldChar w:fldCharType="begin"/>
+            </w:r>
+            <w:r>
+              <w:instrText xml:space="preserve"> PAGEREF _TocSk014 \h </w:instrText>
+            </w:r>
+            <w:r>
+              <w:fldChar w:fldCharType="separate"/>
+            </w:r>
+            <w:r>
+              <w:t>8</w:t>
+            </w:r>
+            <w:r>
+              <w:fldChar w:fldCharType="end"/>
+            </w:r>
+          </w:hyperlink>
+        </w:p>
+        <w:p>
+          <w:pPr>
+            <w:pStyle w:val="TOC1"/>
+            <w:tabs>
+              <w:tab w:val="right" w:leader="dot" w:pos="9350"/>
+            </w:tabs>
+          </w:pPr>
+          <w:hyperlink w:anchor="_Toc242995079" w:history="1">
+            <w:r>
+              <w:t xml:space="preserve">REFERENCES</w:t>
+            </w:r>
+            <w:r>
+              <w:tab/>
+            </w:r>
+            <w:r>
+              <w:fldChar w:fldCharType="begin"/>
+            </w:r>
+            <w:r>
+              <w:instrText xml:space="preserve"> PAGEREF _Toc242995079 \h </w:instrText>
+            </w:r>
+            <w:r>
+              <w:fldChar w:fldCharType="separate"/>
+            </w:r>
+            <w:r>
+              <w:t>9</w:t>
+            </w:r>
+            <w:r>
+              <w:fldChar w:fldCharType="end"/>
+            </w:r>
+          </w:hyperlink>
+        </w:p>
+        <w:p>
+          <w:pPr>
+            <w:pStyle w:val="TOC1"/>
+            <w:tabs>
+              <w:tab w:val="right" w:leader="dot" w:pos="9350"/>
+            </w:tabs>
+          </w:pPr>
+          <w:hyperlink w:anchor="_TocSk015" w:history="1">
+            <w:r>
+              <w:t xml:space="preserve">APPENDICES</w:t>
+            </w:r>
+            <w:r>
+              <w:tab/>
+            </w:r>
+            <w:r>
+              <w:fldChar w:fldCharType="begin"/>
+            </w:r>
+            <w:r>
+              <w:instrText xml:space="preserve"> PAGEREF _TocSk015 \h </w:instrText>
+            </w:r>
+            <w:r>
+              <w:fldChar w:fldCharType="separate"/>
+            </w:r>
+            <w:r>
+              <w:t>10</w:t>
+            </w:r>
+            <w:r>
+              <w:fldChar w:fldCharType="end"/>
+            </w:r>
+          </w:hyperlink>
+        </w:p>
+        <w:p>
+          <w:pPr>
+            <w:pStyle w:val="TOC2"/>
+            <w:tabs>
+              <w:tab w:val="right" w:leader="dot" w:pos="9350"/>
+            </w:tabs>
+          </w:pPr>
+          <w:hyperlink w:anchor="_TocSk016" w:history="1">
+            <w:r>
+              <w:t xml:space="preserve">Appendix A: Gantt Chart</w:t>
+            </w:r>
+            <w:r>
+              <w:tab/>
+            </w:r>
+            <w:r>
+              <w:fldChar w:fldCharType="begin"/>
+            </w:r>
+            <w:r>
+              <w:instrText xml:space="preserve"> PAGEREF _TocSk016 \h </w:instrText>
+            </w:r>
+            <w:r>
+              <w:fldChar w:fldCharType="separate"/>
+            </w:r>
+            <w:r>
+              <w:t>11</w:t>
+            </w:r>
+            <w:r>
+              <w:fldChar w:fldCharType="end"/>
+            </w:r>
+          </w:hyperlink>
+        </w:p>
+        <w:p>
+          <w:pPr>
+            <w:pStyle w:val="TOC2"/>
+            <w:tabs>
+              <w:tab w:val="right" w:leader="dot" w:pos="9350"/>
+            </w:tabs>
+          </w:pPr>
+          <w:hyperlink w:anchor="_TocSk017" w:history="1">
+            <w:r>
+              <w:t xml:space="preserve">Appendix B: Bill of Materials</w:t>
+            </w:r>
+            <w:r>
+              <w:tab/>
+            </w:r>
+            <w:r>
+              <w:fldChar w:fldCharType="begin"/>
+            </w:r>
+            <w:r>
+              <w:instrText xml:space="preserve"> PAGEREF _TocSk017 \h </w:instrText>
+            </w:r>
+            <w:r>
+              <w:fldChar w:fldCharType="separate"/>
+            </w:r>
+            <w:r>
+              <w:t>12</w:t>
+            </w:r>
+            <w:r>
+              <w:fldChar w:fldCharType="end"/>
+            </w:r>
+          </w:hyperlink>
+        </w:p>
+        <w:p>
+          <w:pPr>
+            <w:pStyle w:val="TOC2"/>
+            <w:tabs>
+              <w:tab w:val="right" w:leader="dot" w:pos="9350"/>
+            </w:tabs>
+          </w:pPr>
+          <w:hyperlink w:anchor="_TocSk018" w:history="1">
+            <w:r>
+              <w:t xml:space="preserve">Appendix C: User Interface Screens</w:t>
+            </w:r>
+            <w:r>
+              <w:tab/>
+            </w:r>
+            <w:r>
+              <w:fldChar w:fldCharType="begin"/>
+            </w:r>
+            <w:r>
+              <w:instrText xml:space="preserve"> PAGEREF _TocSk018 \h </w:instrText>
+            </w:r>
+            <w:r>
+              <w:fldChar w:fldCharType="separate"/>
+            </w:r>
+            <w:r>
+              <w:t>13</w:t>
+            </w:r>
+            <w:r>
+              <w:fldChar w:fldCharType="end"/>
+            </w:r>
+          </w:hyperlink>
+        </w:p>
+        <w:p>
+          <w:pPr>
+            <w:pStyle w:val="TOC2"/>
+            <w:tabs>
+              <w:tab w:val="right" w:leader="dot" w:pos="9350"/>
+            </w:tabs>
+          </w:pPr>
+          <w:hyperlink w:anchor="_TocSk019" w:history="1">
+            <w:r>
+              <w:t xml:space="preserve">Appendix D: Source Code</w:t>
+            </w:r>
+            <w:r>
+              <w:tab/>
+            </w:r>
+            <w:r>
+              <w:fldChar w:fldCharType="begin"/>
+            </w:r>
+            <w:r>
+              <w:instrText xml:space="preserve"> PAGEREF _TocSk019 \h </w:instrText>
+            </w:r>
+            <w:r>
+              <w:fldChar w:fldCharType="separate"/>
+            </w:r>
+            <w:r>
+              <w:t>14</w:t>
+            </w:r>
+            <w:r>
+              <w:fldChar w:fldCharType="end"/>
+            </w:r>
+          </w:hyperlink>
+        </w:p>
+        <w:p>
+          <w:pPr>
+            <w:pStyle w:val="TOC1"/>
+            <w:tabs>
+              <w:tab w:val="right" w:leader="dot" w:pos="9350"/>
+            </w:tabs>
           </w:pPr>
           <w:r>
             <w:fldChar w:fldCharType="end"/>
@@ -996,10 +1581,338 @@
         <w:pStyle w:val="Heading2"/>
         <w:pageBreakBefore/>
       </w:pPr>
+      <w:bookmarkStart w:id="11" w:name="_TocSk001"/>
+      <w:r>
+        <w:t xml:space="preserve">1.3 Review of Related Literature</w:t>
+      </w:r>
+      <w:bookmarkEnd w:id="11"/>
+    </w:p>
+    <w:p>
+      <w:pPr>
+        <w:ind w:firstLine="720"/>
+        <w:jc w:val="both"/>
+      </w:pPr>
+      <w:r>
+        <w:rPr>
+          <w:i/>
+          <w:iCs/>
+          <w:color w:val="7F7F7F"/>
+        </w:rPr>
+        <w:t xml:space="preserve">[Introduce the review of related literature here.]</w:t>
+      </w:r>
+    </w:p>
+    <w:p>
+      <w:pPr>
+        <w:pStyle w:val="Heading3"/>
+      </w:pPr>
+      <w:r>
+        <w:t xml:space="preserve">Prior Art</w:t>
+      </w:r>
+    </w:p>
+    <w:p>
+      <w:pPr>
+        <w:ind w:firstLine="720"/>
+        <w:jc w:val="both"/>
+      </w:pPr>
+      <w:r>
+        <w:rPr>
+          <w:i/>
+          <w:iCs/>
+          <w:color w:val="7F7F7F"/>
+        </w:rPr>
+        <w:t xml:space="preserve">[Discuss 15 to 20 existing smart bin products, patents, or prototypes.]</w:t>
+      </w:r>
+    </w:p>
+    <w:p>
+      <w:pPr>
+        <w:pStyle w:val="Heading3"/>
+      </w:pPr>
+      <w:r>
+        <w:t xml:space="preserve">Related Literature and Studies</w:t>
+      </w:r>
+    </w:p>
+    <w:p>
+      <w:pPr>
+        <w:ind w:firstLine="720"/>
+        <w:jc w:val="both"/>
+      </w:pPr>
+      <w:r>
+        <w:rPr>
+          <w:i/>
+          <w:iCs/>
+          <w:color w:val="7F7F7F"/>
+        </w:rPr>
+        <w:t xml:space="preserve">[Discuss 20 to 30 related literature and studies published in 2023 or later.]</w:t>
+      </w:r>
+    </w:p>
+    <w:p>
+      <w:pPr>
+        <w:pStyle w:val="Heading3"/>
+      </w:pPr>
+      <w:r>
+        <w:t xml:space="preserve">SWOT Analysis</w:t>
+      </w:r>
+    </w:p>
+    <w:p>
+      <w:pPr>
+        <w:ind w:firstLine="720"/>
+        <w:jc w:val="both"/>
+      </w:pPr>
+      <w:r>
+        <w:rPr>
+          <w:i/>
+          <w:iCs/>
+          <w:color w:val="7F7F7F"/>
+        </w:rPr>
+        <w:t xml:space="preserve">[Insert the SWOT analysis of Smart-Bin here.]</w:t>
+      </w:r>
+    </w:p>
+    <w:p>
+      <w:pPr>
+        <w:pStyle w:val="Heading3"/>
+      </w:pPr>
+      <w:r>
+        <w:t xml:space="preserve">Research Gap</w:t>
+      </w:r>
+    </w:p>
+    <w:p>
+      <w:pPr>
+        <w:ind w:firstLine="720"/>
+        <w:jc w:val="both"/>
+      </w:pPr>
+      <w:r>
+        <w:rPr>
+          <w:i/>
+          <w:iCs/>
+          <w:color w:val="7F7F7F"/>
+        </w:rPr>
+        <w:t xml:space="preserve">[State the gap in existing systems that Smart-Bin addresses.]</w:t>
+      </w:r>
+    </w:p>
+    <w:p>
+      <w:pPr>
+        <w:pStyle w:val="Heading2"/>
+        <w:pageBreakBefore/>
+      </w:pPr>
+      <w:bookmarkStart w:id="12" w:name="_TocSk002"/>
+      <w:r>
+        <w:lastRenderedPageBreak/>
+        <w:t>1.4 Objectives</w:t>
+      </w:r>
+      <w:bookmarkEnd w:id="9"/>
+      <w:bookmarkEnd w:id="12"/>
+    </w:p>
+    <w:p>
+      <w:pPr>
+        <w:pStyle w:val="Heading3"/>
+      </w:pPr>
+      <w:r>
+        <w:t>General Objective</w:t>
+      </w:r>
+    </w:p>
+    <w:p>
+      <w:pPr>
+        <w:ind w:firstLine="720"/>
+        <w:jc w:val="both"/>
+      </w:pPr>
+      <w:r>
+        <w:t xml:space="preserve">To design and develop Smart-Bin, an IoT based Waste Bin Monitoring System which will monitor the fill level, weight and air quality of the waste bin, detect tampering and give real time monitoring and alerts to the concerned entities via Web Based Dashboard, Android App and </w:t>
+      </w:r>
+      <w:r>
+        <w:t>On-</w:t>
+      </w:r>
+      <w:r>
+        <w:t xml:space="preserve">Bin Touchscreen. </w:t>
+      </w:r>
+    </w:p>
+    <w:p>
+      <w:pPr>
+        <w:pStyle w:val="Heading3"/>
+      </w:pPr>
+      <w:r>
+        <w:t>Specific Objectives</w:t>
+      </w:r>
+    </w:p>
+    <w:p>
+      <w:pPr>
+        <w:pStyle w:val="ListParagraph"/>
+        <w:keepNext/>
+        <w:numPr>
+          <w:ilvl w:val="0"/>
+          <w:numId w:val="3"/>
+        </w:numPr>
+      </w:pPr>
+      <w:r>
+        <w:rPr>
+          <w:b/>
+          <w:bCs/>
+        </w:rPr>
+        <w:t>Sensor Monitoring and Detection</w:t>
+      </w:r>
+      <w:r>
+        <w:t xml:space="preserve"> </w:t>
+      </w:r>
+    </w:p>
+    <w:p>
+      <w:pPr>
+        <w:ind w:left="720" w:firstLine="720"/>
+        <w:jc w:val="both"/>
+      </w:pPr>
+      <w:r>
+        <w:t>To develop 2 Smart-Bin units, which include sensors to measure fill level, weight, temperature, humidity and air quality, as well as to detect bin tilting and tampering and open the lid automatically when hand movement is detected.</w:t>
+      </w:r>
+    </w:p>
+    <w:p>
+      <w:pPr>
+        <w:pStyle w:val="ListParagraph"/>
+        <w:keepNext/>
+        <w:numPr>
+          <w:ilvl w:val="0"/>
+          <w:numId w:val="3"/>
+        </w:numPr>
+      </w:pPr>
+      <w:r>
+        <w:rPr>
+          <w:b/>
+          <w:bCs/>
+        </w:rPr>
+        <w:t>Real-Time Monitoring and Alerts</w:t>
+      </w:r>
+    </w:p>
+    <w:p>
+      <w:pPr>
+        <w:ind w:left="720" w:firstLine="720"/>
+        <w:jc w:val="both"/>
+      </w:pPr>
+      <w:r>
+        <w:t xml:space="preserve">To build a web dashboard and Android app to show real-time sensor data, bin status, retrieve data from ThingSpeak and alert operators and collectors when bins are full, air quality is poor, there is high temperature, tampering or when the bin is not online. </w:t>
+      </w:r>
+    </w:p>
+    <w:p>
+      <w:pPr>
+        <w:pStyle w:val="ListParagraph"/>
+        <w:keepNext/>
+        <w:numPr>
+          <w:ilvl w:val="0"/>
+          <w:numId w:val="3"/>
+        </w:numPr>
+      </w:pPr>
+      <w:r>
+        <w:rPr>
+          <w:b/>
+          <w:bCs/>
+        </w:rPr>
+        <w:t>Bin Control and Collection Prioritization</w:t>
+      </w:r>
+    </w:p>
+    <w:p>
+      <w:pPr>
+        <w:ind w:left="720" w:firstLine="720"/>
+        <w:jc w:val="both"/>
+      </w:pPr>
+      <w:r>
+        <w:t>To implement C</w:t>
+      </w:r>
+      <w:r>
+        <w:t xml:space="preserve">ollection </w:t>
+      </w:r>
+      <w:r>
+        <w:t>P</w:t>
+      </w:r>
+      <w:r>
+        <w:t xml:space="preserve">rioritization, based on bin fullness and estimated time to fullness, remote bin locking and unlocking, on-bin collection functions (via PIN), sensor simulation and system interface sensor calibration. This will lead to the </w:t>
+      </w:r>
+      <w:r>
+        <w:t>prioritization</w:t>
+      </w:r>
+      <w:r>
+        <w:t xml:space="preserve"> of collections and will also help with efficient collections and efficiency.</w:t>
+      </w:r>
+    </w:p>
+    <w:p>
+      <w:pPr>
+        <w:ind w:left="720" w:firstLine="720"/>
+        <w:jc w:val="both"/>
+      </w:pPr>
+    </w:p>
+    <w:p>
+      <w:pPr>
+        <w:pStyle w:val="Heading2"/>
+        <w:pageBreakBefore/>
+      </w:pPr>
+      <w:bookmarkStart w:id="13" w:name="_TocSk003"/>
+      <w:r>
+        <w:t xml:space="preserve">1.5 Conceptual Framework</w:t>
+      </w:r>
+      <w:bookmarkEnd w:id="13"/>
+    </w:p>
+    <w:p>
+      <w:pPr>
+        <w:ind w:firstLine="720"/>
+        <w:jc w:val="both"/>
+      </w:pPr>
+      <w:r>
+        <w:rPr>
+          <w:i/>
+          <w:iCs/>
+          <w:color w:val="7F7F7F"/>
+        </w:rPr>
+        <w:t xml:space="preserve">[Introduce the conceptual framework here.]</w:t>
+      </w:r>
+    </w:p>
+    <w:p>
+      <w:pPr>
+        <w:pStyle w:val="Heading3"/>
+      </w:pPr>
+      <w:r>
+        <w:t xml:space="preserve">Input-Process-Output Model</w:t>
+      </w:r>
+    </w:p>
+    <w:p>
+      <w:pPr>
+        <w:ind w:firstLine="720"/>
+        <w:jc w:val="both"/>
+      </w:pPr>
+      <w:r>
+        <w:rPr>
+          <w:i/>
+          <w:iCs/>
+          <w:color w:val="7F7F7F"/>
+        </w:rPr>
+        <w:t xml:space="preserve">[Insert and explain the IPO diagram here.]</w:t>
+      </w:r>
+    </w:p>
+    <w:p>
+      <w:pPr>
+        <w:pStyle w:val="Heading3"/>
+      </w:pPr>
+      <w:r>
+        <w:t xml:space="preserve">IoT Level</w:t>
+      </w:r>
+    </w:p>
+    <w:p>
+      <w:pPr>
+        <w:ind w:firstLine="720"/>
+        <w:jc w:val="both"/>
+      </w:pPr>
+      <w:r>
+        <w:rPr>
+          <w:i/>
+          <w:iCs/>
+          <w:color w:val="7F7F7F"/>
+        </w:rPr>
+        <w:t xml:space="preserve">[Explain the IoT level of the system (Bahga &amp; Madisetti) here.]</w:t>
+      </w:r>
+    </w:p>
+    <w:p>
+      <w:pPr>
+        <w:pStyle w:val="Heading2"/>
+        <w:pageBreakBefore/>
+      </w:pPr>
       <w:bookmarkStart w:id="8" w:name="_Toc242995077"/>
       <w:r>
         <w:lastRenderedPageBreak/>
-        <w:t>1.3 Target Beneficiaries</w:t>
+        <w:t>1.6 Target Beneficiaries</w:t>
       </w:r>
       <w:bookmarkEnd w:id="8"/>
     </w:p>
@@ -1109,38 +2022,176 @@
     </w:p>
     <w:p>
       <w:pPr>
+        <w:pStyle w:val="Heading1"/>
+        <w:pageBreakBefore/>
+      </w:pPr>
+      <w:bookmarkStart w:id="14" w:name="_TocSk004"/>
+      <w:r>
+        <w:t xml:space="preserve">II. PROTOTYPE DESIGN AND DEVELOPMENT</w:t>
+      </w:r>
+      <w:bookmarkEnd w:id="14"/>
+    </w:p>
+    <w:p>
+      <w:pPr>
         <w:pStyle w:val="Heading2"/>
       </w:pPr>
-    </w:p>
-    <w:p>
-      <w:pPr>
-        <w:rPr>
-          <w:b/>
-          <w:bCs/>
-          <w:color w:val="000000"/>
-        </w:rPr>
-      </w:pPr>
-      <w:bookmarkStart w:id="9" w:name="_Toc242995078"/>
-      <w:r>
-        <w:br w:type="page"/>
+      <w:bookmarkStart w:id="15" w:name="_TocSk005"/>
+      <w:r>
+        <w:t xml:space="preserve">2.1 Prototype Design</w:t>
+      </w:r>
+      <w:bookmarkEnd w:id="15"/>
+    </w:p>
+    <w:p>
+      <w:pPr>
+        <w:ind w:firstLine="720"/>
+        <w:jc w:val="both"/>
+      </w:pPr>
+      <w:r>
+        <w:rPr>
+          <w:i/>
+          <w:iCs/>
+          <w:color w:val="7F7F7F"/>
+        </w:rPr>
+        <w:t xml:space="preserve">[Describe and show the physical design of the Smart-Bin prototype here.]</w:t>
       </w:r>
     </w:p>
     <w:p>
       <w:pPr>
         <w:pStyle w:val="Heading2"/>
       </w:pPr>
-      <w:r>
-        <w:lastRenderedPageBreak/>
-        <w:t>1.4 Objectives</w:t>
-      </w:r>
-      <w:bookmarkEnd w:id="9"/>
+      <w:bookmarkStart w:id="16" w:name="_TocSk006"/>
+      <w:r>
+        <w:t xml:space="preserve">2.2 Block Diagram</w:t>
+      </w:r>
+      <w:bookmarkEnd w:id="16"/>
+    </w:p>
+    <w:p>
+      <w:pPr>
+        <w:ind w:firstLine="720"/>
+        <w:jc w:val="both"/>
+      </w:pPr>
+      <w:r>
+        <w:rPr>
+          <w:i/>
+          <w:iCs/>
+          <w:color w:val="7F7F7F"/>
+        </w:rPr>
+        <w:t xml:space="preserve">[Insert and explain the system block diagram here.]</w:t>
+      </w:r>
+    </w:p>
+    <w:p>
+      <w:pPr>
+        <w:pStyle w:val="Heading2"/>
+      </w:pPr>
+      <w:bookmarkStart w:id="17" w:name="_TocSk007"/>
+      <w:r>
+        <w:t xml:space="preserve">2.3 System Flowchart</w:t>
+      </w:r>
+      <w:bookmarkEnd w:id="17"/>
+    </w:p>
+    <w:p>
+      <w:pPr>
+        <w:ind w:firstLine="720"/>
+        <w:jc w:val="both"/>
+      </w:pPr>
+      <w:r>
+        <w:rPr>
+          <w:i/>
+          <w:iCs/>
+          <w:color w:val="7F7F7F"/>
+        </w:rPr>
+        <w:t xml:space="preserve">[Insert and explain the system flowchart here.]</w:t>
+      </w:r>
+    </w:p>
+    <w:p>
+      <w:pPr>
+        <w:pStyle w:val="Heading2"/>
+      </w:pPr>
+      <w:bookmarkStart w:id="18" w:name="_TocSk008"/>
+      <w:r>
+        <w:t xml:space="preserve">2.4 Schematic Design</w:t>
+      </w:r>
+      <w:bookmarkEnd w:id="18"/>
+    </w:p>
+    <w:p>
+      <w:pPr>
+        <w:ind w:firstLine="720"/>
+        <w:jc w:val="both"/>
+      </w:pPr>
+      <w:r>
+        <w:rPr>
+          <w:i/>
+          <w:iCs/>
+          <w:color w:val="7F7F7F"/>
+        </w:rPr>
+        <w:t xml:space="preserve">[Insert and explain the schematic diagram here.]</w:t>
+      </w:r>
+    </w:p>
+    <w:p>
+      <w:pPr>
+        <w:pStyle w:val="Heading2"/>
+      </w:pPr>
+      <w:bookmarkStart w:id="19" w:name="_TocSk009"/>
+      <w:r>
+        <w:t xml:space="preserve">2.5 Component Materials</w:t>
+      </w:r>
+      <w:bookmarkEnd w:id="19"/>
+    </w:p>
+    <w:p>
+      <w:pPr>
+        <w:ind w:firstLine="720"/>
+        <w:jc w:val="both"/>
+      </w:pPr>
+      <w:r>
+        <w:rPr>
+          <w:i/>
+          <w:iCs/>
+          <w:color w:val="7F7F7F"/>
+        </w:rPr>
+        <w:t xml:space="preserve">[List and describe the components and materials used here.]</w:t>
+      </w:r>
+    </w:p>
+    <w:p>
+      <w:pPr>
+        <w:pStyle w:val="Heading1"/>
+        <w:pageBreakBefore/>
+      </w:pPr>
+      <w:bookmarkStart w:id="20" w:name="_TocSk010"/>
+      <w:r>
+        <w:t xml:space="preserve">III. TESTING, RESULTS, AND CONCLUSION</w:t>
+      </w:r>
+      <w:bookmarkEnd w:id="20"/>
+    </w:p>
+    <w:p>
+      <w:pPr>
+        <w:pStyle w:val="Heading2"/>
+      </w:pPr>
+      <w:bookmarkStart w:id="21" w:name="_TocSk011"/>
+      <w:r>
+        <w:t xml:space="preserve">3.1 Test Cases</w:t>
+      </w:r>
+      <w:bookmarkEnd w:id="21"/>
+    </w:p>
+    <w:p>
+      <w:pPr>
+        <w:ind w:firstLine="720"/>
+        <w:jc w:val="both"/>
+      </w:pPr>
+      <w:r>
+        <w:rPr>
+          <w:i/>
+          <w:iCs/>
+          <w:color w:val="7F7F7F"/>
+        </w:rPr>
+        <w:t xml:space="preserve">[Introduce the test cases here. Each specific objective is tested below.]</w:t>
+      </w:r>
     </w:p>
     <w:p>
       <w:pPr>
         <w:pStyle w:val="Heading3"/>
       </w:pPr>
       <w:r>
-        <w:t>General Objective</w:t>
+        <w:t xml:space="preserve">Specific Objective 1: Sensor Monitoring and Detection</w:t>
       </w:r>
     </w:p>
     <w:p>
@@ -1149,13 +2200,12 @@
         <w:jc w:val="both"/>
       </w:pPr>
       <w:r>
-        <w:t xml:space="preserve">To design and develop Smart-Bin, an IoT based Waste Bin Monitoring System which will monitor the fill level, weight and air quality of the waste bin, detect tampering and give real time monitoring and alerts to the concerned entities via Web Based Dashboard, Android App and </w:t>
-      </w:r>
-      <w:r>
-        <w:t>On-</w:t>
-      </w:r>
-      <w:r>
-        <w:t xml:space="preserve">Bin Touchscreen. </w:t>
+        <w:rPr>
+          <w:i/>
+          <w:iCs/>
+          <w:color w:val="7F7F7F"/>
+        </w:rPr>
+        <w:t xml:space="preserve">[Insert test cases TC1.1 to TC1.6 here.]</w:t>
       </w:r>
     </w:p>
     <w:p>
@@ -1163,110 +2213,116 @@
         <w:pStyle w:val="Heading3"/>
       </w:pPr>
       <w:r>
-        <w:t>Specific Objectives</w:t>
-      </w:r>
-    </w:p>
-    <w:p>
-      <w:pPr>
-        <w:pStyle w:val="ListParagraph"/>
-        <w:keepNext/>
-        <w:numPr>
-          <w:ilvl w:val="0"/>
-          <w:numId w:val="3"/>
-        </w:numPr>
-      </w:pPr>
-      <w:r>
-        <w:rPr>
-          <w:b/>
-          <w:bCs/>
-        </w:rPr>
-        <w:t>Sensor Monitoring and Detection</w:t>
-      </w:r>
-      <w:r>
-        <w:t xml:space="preserve"> </w:t>
-      </w:r>
-    </w:p>
-    <w:p>
-      <w:pPr>
-        <w:ind w:left="720" w:firstLine="720"/>
-        <w:jc w:val="both"/>
-      </w:pPr>
-      <w:r>
-        <w:t>To develop 2 Smart-Bin units, which include sensors to measure fill level, weight, temperature, humidity and air quality, as well as to detect bin tilting and tampering and open the lid automatically when hand movement is detected.</w:t>
-      </w:r>
-    </w:p>
-    <w:p>
-      <w:pPr>
-        <w:pStyle w:val="ListParagraph"/>
-        <w:keepNext/>
-        <w:numPr>
-          <w:ilvl w:val="0"/>
-          <w:numId w:val="3"/>
-        </w:numPr>
-      </w:pPr>
-      <w:r>
-        <w:rPr>
-          <w:b/>
-          <w:bCs/>
-        </w:rPr>
-        <w:t>Real-Time Monitoring and Alerts</w:t>
-      </w:r>
-    </w:p>
-    <w:p>
-      <w:pPr>
-        <w:ind w:left="720" w:firstLine="720"/>
-        <w:jc w:val="both"/>
-      </w:pPr>
-      <w:r>
-        <w:t xml:space="preserve">To build a web dashboard and Android app to show real-time sensor data, bin status, retrieve data from ThingSpeak and alert operators and collectors when bins are full, air quality is poor, there is high temperature, tampering or when the bin is not online. </w:t>
-      </w:r>
-    </w:p>
-    <w:p>
-      <w:pPr>
-        <w:pStyle w:val="ListParagraph"/>
-        <w:keepNext/>
-        <w:numPr>
-          <w:ilvl w:val="0"/>
-          <w:numId w:val="3"/>
-        </w:numPr>
-      </w:pPr>
-      <w:r>
-        <w:rPr>
-          <w:b/>
-          <w:bCs/>
-        </w:rPr>
-        <w:t>Bin Control and Collection Prioritization</w:t>
-      </w:r>
-    </w:p>
-    <w:p>
-      <w:pPr>
-        <w:ind w:left="720" w:firstLine="720"/>
-        <w:jc w:val="both"/>
-      </w:pPr>
-      <w:r>
-        <w:t>To implement C</w:t>
-      </w:r>
-      <w:r>
-        <w:t xml:space="preserve">ollection </w:t>
-      </w:r>
-      <w:r>
-        <w:t>P</w:t>
-      </w:r>
-      <w:r>
-        <w:t xml:space="preserve">rioritization, based on bin fullness and estimated time to fullness, remote bin locking and unlocking, on-bin collection functions (via PIN), sensor simulation and system interface sensor calibration. This will lead to the </w:t>
-      </w:r>
-      <w:r>
-        <w:t>prioritization</w:t>
-      </w:r>
-      <w:r>
-        <w:t xml:space="preserve"> of collections and will also help with efficient collections and efficiency.</w:t>
-      </w:r>
-    </w:p>
-    <w:p>
-      <w:pPr>
-        <w:ind w:left="720" w:firstLine="720"/>
-        <w:jc w:val="both"/>
-      </w:pPr>
+        <w:t xml:space="preserve">Specific Objective 2: Real-Time Monitoring and Alerts</w:t>
+      </w:r>
+    </w:p>
+    <w:p>
+      <w:pPr>
+        <w:ind w:firstLine="720"/>
+        <w:jc w:val="both"/>
+      </w:pPr>
+      <w:r>
+        <w:rPr>
+          <w:i/>
+          <w:iCs/>
+          <w:color w:val="7F7F7F"/>
+        </w:rPr>
+        <w:t xml:space="preserve">[Insert test cases TC2.1 to TC2.6 here.]</w:t>
+      </w:r>
+    </w:p>
+    <w:p>
+      <w:pPr>
+        <w:pStyle w:val="Heading3"/>
+      </w:pPr>
+      <w:r>
+        <w:t xml:space="preserve">Specific Objective 3: Bin Control and Collection Prioritization</w:t>
+      </w:r>
+    </w:p>
+    <w:p>
+      <w:pPr>
+        <w:ind w:firstLine="720"/>
+        <w:jc w:val="both"/>
+      </w:pPr>
+      <w:r>
+        <w:rPr>
+          <w:i/>
+          <w:iCs/>
+          <w:color w:val="7F7F7F"/>
+        </w:rPr>
+        <w:t xml:space="preserve">[Insert test cases TC3.1 to TC3.6 here.]</w:t>
+      </w:r>
+    </w:p>
+    <w:p>
+      <w:pPr>
+        <w:pStyle w:val="Heading2"/>
+      </w:pPr>
+      <w:bookmarkStart w:id="22" w:name="_TocSk012"/>
+      <w:r>
+        <w:t xml:space="preserve">3.2 Results and Discussion</w:t>
+      </w:r>
+      <w:bookmarkEnd w:id="22"/>
+    </w:p>
+    <w:p>
+      <w:pPr>
+        <w:ind w:firstLine="720"/>
+        <w:jc w:val="both"/>
+      </w:pPr>
+      <w:r>
+        <w:rPr>
+          <w:i/>
+          <w:iCs/>
+          <w:color w:val="7F7F7F"/>
+        </w:rPr>
+        <w:t xml:space="preserve">[Present and discuss the test results here.]</w:t>
+      </w:r>
+    </w:p>
+    <w:p>
+      <w:pPr>
+        <w:pStyle w:val="Heading2"/>
+      </w:pPr>
+      <w:bookmarkStart w:id="23" w:name="_TocSk013"/>
+      <w:r>
+        <w:t xml:space="preserve">3.3 Conclusion</w:t>
+      </w:r>
+      <w:bookmarkEnd w:id="23"/>
+    </w:p>
+    <w:p>
+      <w:pPr>
+        <w:ind w:firstLine="720"/>
+        <w:jc w:val="both"/>
+      </w:pPr>
+      <w:r>
+        <w:rPr>
+          <w:i/>
+          <w:iCs/>
+          <w:color w:val="7F7F7F"/>
+        </w:rPr>
+        <w:t xml:space="preserve">[Write the conclusion here.]</w:t>
+      </w:r>
+    </w:p>
+    <w:p>
+      <w:pPr>
+        <w:pStyle w:val="Heading2"/>
+      </w:pPr>
+      <w:bookmarkStart w:id="24" w:name="_TocSk014"/>
+      <w:r>
+        <w:t xml:space="preserve">3.4 Recommendations</w:t>
+      </w:r>
+      <w:bookmarkEnd w:id="24"/>
+    </w:p>
+    <w:p>
+      <w:pPr>
+        <w:ind w:firstLine="720"/>
+        <w:jc w:val="both"/>
+      </w:pPr>
+      <w:r>
+        <w:rPr>
+          <w:i/>
+          <w:iCs/>
+          <w:color w:val="7F7F7F"/>
+        </w:rPr>
+        <w:t xml:space="preserve">[Write the recommendations here.]</w:t>
+      </w:r>
     </w:p>
     <w:p>
       <w:pPr>
@@ -1383,6 +2439,131 @@
           <w:t>https://documents1.worldbank.org/curated/en/099125007222250938/pdf/P170994059e8e308c0a3ec02e0c4f57778b.pdf</w:t>
         </w:r>
       </w:hyperlink>
+    </w:p>
+    <w:p>
+      <w:pPr>
+        <w:pStyle w:val="Heading1"/>
+        <w:pageBreakBefore/>
+      </w:pPr>
+      <w:bookmarkStart w:id="25" w:name="_TocSk015"/>
+      <w:r>
+        <w:t xml:space="preserve">APPENDICES</w:t>
+      </w:r>
+      <w:bookmarkEnd w:id="25"/>
+    </w:p>
+    <w:p>
+      <w:pPr>
+        <w:ind w:firstLine="720"/>
+        <w:jc w:val="both"/>
+      </w:pPr>
+      <w:r>
+        <w:rPr>
+          <w:i/>
+          <w:iCs/>
+          <w:color w:val="7F7F7F"/>
+        </w:rPr>
+        <w:t xml:space="preserve">[Appendices follow, each on its own page.]</w:t>
+      </w:r>
+    </w:p>
+    <w:p>
+      <w:pPr>
+        <w:pStyle w:val="Heading2"/>
+        <w:pageBreakBefore/>
+      </w:pPr>
+      <w:bookmarkStart w:id="26" w:name="_TocSk016"/>
+      <w:r>
+        <w:t xml:space="preserve">Appendix A: Gantt Chart</w:t>
+      </w:r>
+      <w:bookmarkEnd w:id="26"/>
+    </w:p>
+    <w:p>
+      <w:pPr>
+        <w:ind w:firstLine="720"/>
+        <w:jc w:val="both"/>
+      </w:pPr>
+      <w:r>
+        <w:rPr>
+          <w:i/>
+          <w:iCs/>
+          <w:color w:val="7F7F7F"/>
+        </w:rPr>
+        <w:t xml:space="preserve">[Insert the Gantt chart here.]</w:t>
+      </w:r>
+    </w:p>
+    <w:p>
+      <w:pPr>
+        <w:pStyle w:val="Heading2"/>
+        <w:pageBreakBefore/>
+      </w:pPr>
+      <w:bookmarkStart w:id="27" w:name="_TocSk017"/>
+      <w:r>
+        <w:t xml:space="preserve">Appendix B: Bill of Materials</w:t>
+      </w:r>
+      <w:bookmarkEnd w:id="27"/>
+    </w:p>
+    <w:p>
+      <w:pPr>
+        <w:ind w:firstLine="720"/>
+        <w:jc w:val="both"/>
+      </w:pPr>
+      <w:r>
+        <w:rPr>
+          <w:i/>
+          <w:iCs/>
+          <w:color w:val="7F7F7F"/>
+        </w:rPr>
+        <w:t xml:space="preserve">[Insert the bill of materials and cost here.]</w:t>
+      </w:r>
+    </w:p>
+    <w:p>
+      <w:pPr>
+        <w:pStyle w:val="Heading2"/>
+        <w:pageBreakBefore/>
+      </w:pPr>
+      <w:bookmarkStart w:id="28" w:name="_TocSk018"/>
+      <w:r>
+        <w:t xml:space="preserve">Appendix C: User Interface Screens</w:t>
+      </w:r>
+      <w:bookmarkEnd w:id="28"/>
+    </w:p>
+    <w:p>
+      <w:pPr>
+        <w:ind w:firstLine="720"/>
+        <w:jc w:val="both"/>
+      </w:pPr>
+      <w:r>
+        <w:rPr>
+          <w:i/>
+          <w:iCs/>
+          <w:color w:val="7F7F7F"/>
+        </w:rPr>
+        <w:t xml:space="preserve">[Insert screenshots of the touchscreen, web dashboard, and Android app here.]</w:t>
+      </w:r>
+    </w:p>
+    <w:p>
+      <w:pPr>
+        <w:pStyle w:val="Heading2"/>
+        <w:pageBreakBefore/>
+      </w:pPr>
+      <w:bookmarkStart w:id="29" w:name="_TocSk019"/>
+      <w:r>
+        <w:t xml:space="preserve">Appendix D: Source Code</w:t>
+      </w:r>
+      <w:bookmarkEnd w:id="29"/>
+    </w:p>
+    <w:p>
+      <w:pPr>
+        <w:ind w:firstLine="720"/>
+        <w:jc w:val="both"/>
+      </w:pPr>
+      <w:r>
+        <w:rPr>
+          <w:i/>
+          <w:iCs/>
+          <w:color w:val="7F7F7F"/>
+        </w:rPr>
+        <w:t xml:space="preserve">[Insert the firmware source code or a link to the repository here.]</w:t>
+      </w:r>
     </w:p>
     <w:sectPr>
       <w:headerReference w:type="default" r:id="rId15"/>
@@ -2360,6 +3541,7 @@
     <w:uiPriority w:val="39"/>
     <w:unhideWhenUsed/>
     <w:pPr>
+      <w:spacing w:line="360" w:lineRule="exact"/>
       <w:tabs>
         <w:tab w:val="right" w:leader="dot" w:pos="9350"/>
       </w:tabs>
@@ -2376,6 +3558,7 @@
     <w:uiPriority w:val="39"/>
     <w:unhideWhenUsed/>
     <w:pPr>
+      <w:spacing w:line="360" w:lineRule="exact"/>
       <w:tabs>
         <w:tab w:val="right" w:leader="dot" w:pos="9350"/>
       </w:tabs>

--- a/Documents/Embedded Systems - Final Project - G2.docx
+++ b/Documents/Embedded Systems - Final Project - G2.docx
@@ -2,7 +2,6 @@
 <file path=word/document.xml><?xml version="1.0" encoding="utf-8"?>
 <w:document xmlns:wpc="http://schemas.microsoft.com/office/word/2010/wordprocessingCanvas" xmlns:cx="http://schemas.microsoft.com/office/drawing/2014/chartex" xmlns:cx1="http://schemas.microsoft.com/office/drawing/2015/9/8/chartex" xmlns:cx2="http://schemas.microsoft.com/office/drawing/2015/10/21/chartex" xmlns:cx3="http://schemas.microsoft.com/office/drawing/2016/5/9/chartex" xmlns:cx4="http://schemas.microsoft.com/office/drawing/2016/5/10/chartex" xmlns:cx5="http://schemas.microsoft.com/office/drawing/2016/5/11/chartex" xmlns:cx6="http://schemas.microsoft.com/office/drawing/2016/5/12/chartex" xmlns:cx7="http://schemas.microsoft.com/office/drawing/2016/5/13/chartex" xmlns:cx8="http://schemas.microsoft.com/office/drawing/2016/5/14/chartex" xmlns:mc="http://schemas.openxmlformats.org/markup-compatibility/2006" xmlns:aink="http://schemas.microsoft.com/office/drawing/2016/ink" xmlns:am3d="http://schemas.microsoft.com/office/drawing/2017/model3d" xmlns:o="urn:schemas-microsoft-com:office:office" xmlns:oel="http://schemas.microsoft.com/office/2019/extlst" xmlns:r="http://schemas.openxmlformats.org/officeDocument/2006/relationships" xmlns:m="http://schemas.openxmlformats.org/officeDocument/2006/math" xmlns:v="urn:schemas-microsoft-com:vml" xmlns:wp14="http://schemas.microsoft.com/office/word/2010/wordprocessingDrawing" xmlns:wp="http://schemas.openxmlformats.org/drawingml/2006/wordprocessingDrawing" xmlns:w10="urn:schemas-microsoft-com:office:word" xmlns:w="http://schemas.openxmlformats.org/wordprocessingml/2006/main" xmlns:w14="http://schemas.microsoft.com/office/word/2010/wordml" xmlns:w15="http://schemas.microsoft.com/office/word/2012/wordml" xmlns:w16cex="http://schemas.microsoft.com/office/word/2018/wordml/cex" xmlns:w16cid="http://schemas.microsoft.com/office/word/2016/wordml/cid" xmlns:w16="http://schemas.microsoft.com/office/word/2018/wordml" xmlns:w16du="http://schemas.microsoft.com/office/word/2023/wordml/word16du" xmlns:w16sdtdh="http://schemas.microsoft.com/office/word/2020/wordml/sdtdatahash" xmlns:w16sdtfl="http://schemas.microsoft.com/office/word/2024/wordml/sdtformatlock" xmlns:w16se="http://schemas.microsoft.com/office/word/2015/wordml/symex" xmlns:wpg="http://schemas.microsoft.com/office/word/2010/wordprocessingGroup" xmlns:wpi="http://schemas.microsoft.com/office/word/2010/wordprocessingInk" xmlns:wne="http://schemas.microsoft.com/office/word/2006/wordml" xmlns:wps="http://schemas.microsoft.com/office/word/2010/wordprocessingShape" mc:Ignorable="w14 w15 w16se w16cid w16 w16cex w16sdtdh w16sdtfl w16du wp14">
   <w:body>
-    <w:bookmarkStart w:id="0" w:name="_TocTitlePage"/>
     <w:p>
       <w:pPr>
         <w:spacing w:after="240" w:line="240" w:lineRule="auto"/>
@@ -12,7 +11,15 @@
         <w:fldChar w:fldCharType="begin"/>
       </w:r>
       <w:r>
-        <w:instrText xml:space="preserve"> TC "TITLE PAGE" \l 1 </w:instrText>
+        <w:instrText xml:space="preserve"> TC "</w:instrText>
+      </w:r>
+      <w:bookmarkStart w:id="0" w:name="_Toc242998333"/>
+      <w:r>
+        <w:instrText>TITLE PAGE</w:instrText>
+      </w:r>
+      <w:bookmarkEnd w:id="0"/>
+      <w:r>
+        <w:instrText xml:space="preserve">" \l 1 </w:instrText>
       </w:r>
       <w:r>
         <w:fldChar w:fldCharType="end"/>
@@ -57,7 +64,6 @@
           </wp:inline>
         </w:drawing>
       </w:r>
-      <w:bookmarkEnd w:id="0"/>
     </w:p>
     <w:p>
       <w:pPr>
@@ -342,7 +348,6 @@
         <w:t>November 6, 2026</w:t>
       </w:r>
     </w:p>
-    <w:bookmarkStart w:id="1" w:name="_TocContents"/>
     <w:p>
       <w:pPr>
         <w:pageBreakBefore/>
@@ -353,12 +358,19 @@
         <w:fldChar w:fldCharType="begin"/>
       </w:r>
       <w:r>
-        <w:instrText xml:space="preserve"> TC "TABLE OF CONTENTS" \l 1 </w:instrText>
+        <w:instrText xml:space="preserve"> TC "</w:instrText>
+      </w:r>
+      <w:bookmarkStart w:id="1" w:name="_Toc242998334"/>
+      <w:r>
+        <w:instrText>TABLE OF CONTENTS</w:instrText>
+      </w:r>
+      <w:bookmarkEnd w:id="1"/>
+      <w:r>
+        <w:instrText xml:space="preserve">" \l 1 </w:instrText>
       </w:r>
       <w:r>
         <w:fldChar w:fldCharType="end"/>
       </w:r>
-      <w:bookmarkEnd w:id="1"/>
       <w:r>
         <w:rPr>
           <w:b/>
@@ -376,9 +388,14 @@
         <w:p>
           <w:pPr>
             <w:pStyle w:val="TOC1"/>
-            <w:tabs>
-              <w:tab w:val="right" w:leader="dot" w:pos="9350"/>
-            </w:tabs>
+            <w:rPr>
+              <w:rFonts w:asciiTheme="minorHAnsi" w:eastAsiaTheme="minorEastAsia" w:hAnsiTheme="minorHAnsi" w:cstheme="minorBidi"/>
+              <w:b w:val="0"/>
+              <w:bCs w:val="0"/>
+              <w:noProof/>
+              <w:kern w:val="2"/>
+              <w14:ligatures w14:val="standardContextual"/>
+            </w:rPr>
           </w:pPr>
           <w:r>
             <w:fldChar w:fldCharType="begin"/>
@@ -389,26 +406,60 @@
           <w:r>
             <w:fldChar w:fldCharType="separate"/>
           </w:r>
-          <w:hyperlink w:anchor="_TocTitlePage" w:history="1">
-            <w:r>
-              <w:t xml:space="preserve">TITLE PAGE</w:t>
-            </w:r>
-            <w:r>
+          <w:hyperlink w:anchor="_Toc242998333" w:history="1">
+            <w:r>
+              <w:rPr>
+                <w:rStyle w:val="Hyperlink"/>
+                <w:noProof/>
+              </w:rPr>
+              <w:t>TITLE PAGE</w:t>
+            </w:r>
+            <w:r>
+              <w:rPr>
+                <w:noProof/>
+                <w:webHidden/>
+              </w:rPr>
               <w:tab/>
             </w:r>
             <w:r>
+              <w:rPr>
+                <w:noProof/>
+                <w:webHidden/>
+              </w:rPr>
               <w:fldChar w:fldCharType="begin"/>
             </w:r>
             <w:r>
-              <w:instrText xml:space="preserve"> PAGEREF _TocTitlePage \h </w:instrText>
-            </w:r>
-            <w:r>
+              <w:rPr>
+                <w:noProof/>
+                <w:webHidden/>
+              </w:rPr>
+              <w:instrText xml:space="preserve"> PAGEREF _Toc242998333 \h </w:instrText>
+            </w:r>
+            <w:r>
+              <w:rPr>
+                <w:noProof/>
+                <w:webHidden/>
+              </w:rPr>
+            </w:r>
+            <w:r>
+              <w:rPr>
+                <w:noProof/>
+                <w:webHidden/>
+              </w:rPr>
               <w:fldChar w:fldCharType="separate"/>
             </w:r>
             <w:r>
+              <w:rPr>
+                <w:noProof/>
+                <w:webHidden/>
+              </w:rPr>
               <w:t>i</w:t>
             </w:r>
             <w:r>
+              <w:rPr>
+                <w:noProof/>
+                <w:webHidden/>
+              </w:rPr>
               <w:fldChar w:fldCharType="end"/>
             </w:r>
           </w:hyperlink>
@@ -416,30 +467,69 @@
         <w:p>
           <w:pPr>
             <w:pStyle w:val="TOC1"/>
-            <w:tabs>
-              <w:tab w:val="right" w:leader="dot" w:pos="9350"/>
-            </w:tabs>
+            <w:rPr>
+              <w:rFonts w:asciiTheme="minorHAnsi" w:eastAsiaTheme="minorEastAsia" w:hAnsiTheme="minorHAnsi" w:cstheme="minorBidi"/>
+              <w:b w:val="0"/>
+              <w:bCs w:val="0"/>
+              <w:noProof/>
+              <w:kern w:val="2"/>
+              <w14:ligatures w14:val="standardContextual"/>
+            </w:rPr>
           </w:pPr>
-          <w:hyperlink w:anchor="_TocContents" w:history="1">
-            <w:r>
-              <w:t xml:space="preserve">TABLE OF CONTENTS</w:t>
-            </w:r>
-            <w:r>
+          <w:hyperlink w:anchor="_Toc242998334" w:history="1">
+            <w:r>
+              <w:rPr>
+                <w:rStyle w:val="Hyperlink"/>
+                <w:noProof/>
+              </w:rPr>
+              <w:t>TABLE OF CONTENTS</w:t>
+            </w:r>
+            <w:r>
+              <w:rPr>
+                <w:noProof/>
+                <w:webHidden/>
+              </w:rPr>
               <w:tab/>
             </w:r>
             <w:r>
+              <w:rPr>
+                <w:noProof/>
+                <w:webHidden/>
+              </w:rPr>
               <w:fldChar w:fldCharType="begin"/>
             </w:r>
             <w:r>
-              <w:instrText xml:space="preserve"> PAGEREF _TocContents \h </w:instrText>
-            </w:r>
-            <w:r>
+              <w:rPr>
+                <w:noProof/>
+                <w:webHidden/>
+              </w:rPr>
+              <w:instrText xml:space="preserve"> PAGEREF _Toc242998334 \h </w:instrText>
+            </w:r>
+            <w:r>
+              <w:rPr>
+                <w:noProof/>
+                <w:webHidden/>
+              </w:rPr>
+            </w:r>
+            <w:r>
+              <w:rPr>
+                <w:noProof/>
+                <w:webHidden/>
+              </w:rPr>
               <w:fldChar w:fldCharType="separate"/>
             </w:r>
             <w:r>
+              <w:rPr>
+                <w:noProof/>
+                <w:webHidden/>
+              </w:rPr>
               <w:t>ii</w:t>
             </w:r>
             <w:r>
+              <w:rPr>
+                <w:noProof/>
+                <w:webHidden/>
+              </w:rPr>
               <w:fldChar w:fldCharType="end"/>
             </w:r>
           </w:hyperlink>
@@ -447,30 +537,69 @@
         <w:p>
           <w:pPr>
             <w:pStyle w:val="TOC1"/>
-            <w:tabs>
-              <w:tab w:val="right" w:leader="dot" w:pos="9350"/>
-            </w:tabs>
+            <w:rPr>
+              <w:rFonts w:asciiTheme="minorHAnsi" w:eastAsiaTheme="minorEastAsia" w:hAnsiTheme="minorHAnsi" w:cstheme="minorBidi"/>
+              <w:b w:val="0"/>
+              <w:bCs w:val="0"/>
+              <w:noProof/>
+              <w:kern w:val="2"/>
+              <w14:ligatures w14:val="standardContextual"/>
+            </w:rPr>
           </w:pPr>
-          <w:hyperlink w:anchor="_TocFigures" w:history="1">
-            <w:r>
-              <w:t xml:space="preserve">LIST OF FIGURES</w:t>
-            </w:r>
-            <w:r>
+          <w:hyperlink w:anchor="_Toc242998335" w:history="1">
+            <w:r>
+              <w:rPr>
+                <w:rStyle w:val="Hyperlink"/>
+                <w:noProof/>
+              </w:rPr>
+              <w:t>LIST OF FIGURES</w:t>
+            </w:r>
+            <w:r>
+              <w:rPr>
+                <w:noProof/>
+                <w:webHidden/>
+              </w:rPr>
               <w:tab/>
             </w:r>
             <w:r>
+              <w:rPr>
+                <w:noProof/>
+                <w:webHidden/>
+              </w:rPr>
               <w:fldChar w:fldCharType="begin"/>
             </w:r>
             <w:r>
-              <w:instrText xml:space="preserve"> PAGEREF _TocFigures \h </w:instrText>
-            </w:r>
-            <w:r>
+              <w:rPr>
+                <w:noProof/>
+                <w:webHidden/>
+              </w:rPr>
+              <w:instrText xml:space="preserve"> PAGEREF _Toc242998335 \h </w:instrText>
+            </w:r>
+            <w:r>
+              <w:rPr>
+                <w:noProof/>
+                <w:webHidden/>
+              </w:rPr>
+            </w:r>
+            <w:r>
+              <w:rPr>
+                <w:noProof/>
+                <w:webHidden/>
+              </w:rPr>
               <w:fldChar w:fldCharType="separate"/>
             </w:r>
             <w:r>
+              <w:rPr>
+                <w:noProof/>
+                <w:webHidden/>
+              </w:rPr>
               <w:t>iii</w:t>
             </w:r>
             <w:r>
+              <w:rPr>
+                <w:noProof/>
+                <w:webHidden/>
+              </w:rPr>
               <w:fldChar w:fldCharType="end"/>
             </w:r>
           </w:hyperlink>
@@ -478,30 +607,69 @@
         <w:p>
           <w:pPr>
             <w:pStyle w:val="TOC1"/>
-            <w:tabs>
-              <w:tab w:val="right" w:leader="dot" w:pos="9350"/>
-            </w:tabs>
+            <w:rPr>
+              <w:rFonts w:asciiTheme="minorHAnsi" w:eastAsiaTheme="minorEastAsia" w:hAnsiTheme="minorHAnsi" w:cstheme="minorBidi"/>
+              <w:b w:val="0"/>
+              <w:bCs w:val="0"/>
+              <w:noProof/>
+              <w:kern w:val="2"/>
+              <w14:ligatures w14:val="standardContextual"/>
+            </w:rPr>
           </w:pPr>
-          <w:hyperlink w:anchor="_TocTables" w:history="1">
-            <w:r>
-              <w:t xml:space="preserve">LIST OF TABLES</w:t>
-            </w:r>
-            <w:r>
+          <w:hyperlink w:anchor="_Toc242998336" w:history="1">
+            <w:r>
+              <w:rPr>
+                <w:rStyle w:val="Hyperlink"/>
+                <w:noProof/>
+              </w:rPr>
+              <w:t>LIST OF TABLES</w:t>
+            </w:r>
+            <w:r>
+              <w:rPr>
+                <w:noProof/>
+                <w:webHidden/>
+              </w:rPr>
               <w:tab/>
             </w:r>
             <w:r>
+              <w:rPr>
+                <w:noProof/>
+                <w:webHidden/>
+              </w:rPr>
               <w:fldChar w:fldCharType="begin"/>
             </w:r>
             <w:r>
-              <w:instrText xml:space="preserve"> PAGEREF _TocTables \h </w:instrText>
-            </w:r>
-            <w:r>
+              <w:rPr>
+                <w:noProof/>
+                <w:webHidden/>
+              </w:rPr>
+              <w:instrText xml:space="preserve"> PAGEREF _Toc242998336 \h </w:instrText>
+            </w:r>
+            <w:r>
+              <w:rPr>
+                <w:noProof/>
+                <w:webHidden/>
+              </w:rPr>
+            </w:r>
+            <w:r>
+              <w:rPr>
+                <w:noProof/>
+                <w:webHidden/>
+              </w:rPr>
               <w:fldChar w:fldCharType="separate"/>
             </w:r>
             <w:r>
+              <w:rPr>
+                <w:noProof/>
+                <w:webHidden/>
+              </w:rPr>
               <w:t>iv</w:t>
             </w:r>
             <w:r>
+              <w:rPr>
+                <w:noProof/>
+                <w:webHidden/>
+              </w:rPr>
               <w:fldChar w:fldCharType="end"/>
             </w:r>
           </w:hyperlink>
@@ -509,30 +677,69 @@
         <w:p>
           <w:pPr>
             <w:pStyle w:val="TOC1"/>
-            <w:tabs>
-              <w:tab w:val="right" w:leader="dot" w:pos="9350"/>
-            </w:tabs>
+            <w:rPr>
+              <w:rFonts w:asciiTheme="minorHAnsi" w:eastAsiaTheme="minorEastAsia" w:hAnsiTheme="minorHAnsi" w:cstheme="minorBidi"/>
+              <w:b w:val="0"/>
+              <w:bCs w:val="0"/>
+              <w:noProof/>
+              <w:kern w:val="2"/>
+              <w14:ligatures w14:val="standardContextual"/>
+            </w:rPr>
           </w:pPr>
-          <w:hyperlink w:anchor="_Toc242995074" w:history="1">
-            <w:r>
-              <w:t xml:space="preserve">I. INTRODUCTION</w:t>
-            </w:r>
-            <w:r>
+          <w:hyperlink w:anchor="_Toc242998337" w:history="1">
+            <w:r>
+              <w:rPr>
+                <w:rStyle w:val="Hyperlink"/>
+                <w:noProof/>
+              </w:rPr>
+              <w:t>I. INTRODUCTION</w:t>
+            </w:r>
+            <w:r>
+              <w:rPr>
+                <w:noProof/>
+                <w:webHidden/>
+              </w:rPr>
               <w:tab/>
             </w:r>
             <w:r>
+              <w:rPr>
+                <w:noProof/>
+                <w:webHidden/>
+              </w:rPr>
               <w:fldChar w:fldCharType="begin"/>
             </w:r>
             <w:r>
-              <w:instrText xml:space="preserve"> PAGEREF _Toc242995074 \h </w:instrText>
-            </w:r>
-            <w:r>
+              <w:rPr>
+                <w:noProof/>
+                <w:webHidden/>
+              </w:rPr>
+              <w:instrText xml:space="preserve"> PAGEREF _Toc242998337 \h </w:instrText>
+            </w:r>
+            <w:r>
+              <w:rPr>
+                <w:noProof/>
+                <w:webHidden/>
+              </w:rPr>
+            </w:r>
+            <w:r>
+              <w:rPr>
+                <w:noProof/>
+                <w:webHidden/>
+              </w:rPr>
               <w:fldChar w:fldCharType="separate"/>
             </w:r>
             <w:r>
+              <w:rPr>
+                <w:noProof/>
+                <w:webHidden/>
+              </w:rPr>
               <w:t>1</w:t>
             </w:r>
             <w:r>
+              <w:rPr>
+                <w:noProof/>
+                <w:webHidden/>
+              </w:rPr>
               <w:fldChar w:fldCharType="end"/>
             </w:r>
           </w:hyperlink>
@@ -540,30 +747,67 @@
         <w:p>
           <w:pPr>
             <w:pStyle w:val="TOC2"/>
-            <w:tabs>
-              <w:tab w:val="right" w:leader="dot" w:pos="9350"/>
-            </w:tabs>
+            <w:rPr>
+              <w:rFonts w:asciiTheme="minorHAnsi" w:eastAsiaTheme="minorEastAsia" w:hAnsiTheme="minorHAnsi" w:cstheme="minorBidi"/>
+              <w:noProof/>
+              <w:kern w:val="2"/>
+              <w14:ligatures w14:val="standardContextual"/>
+            </w:rPr>
           </w:pPr>
-          <w:hyperlink w:anchor="_Toc242995075" w:history="1">
-            <w:r>
-              <w:t xml:space="preserve">1.1 Introduction and Problem</w:t>
-            </w:r>
-            <w:r>
+          <w:hyperlink w:anchor="_Toc242998338" w:history="1">
+            <w:r>
+              <w:rPr>
+                <w:rStyle w:val="Hyperlink"/>
+                <w:noProof/>
+              </w:rPr>
+              <w:t>1.1 Introduction and Problem</w:t>
+            </w:r>
+            <w:r>
+              <w:rPr>
+                <w:noProof/>
+                <w:webHidden/>
+              </w:rPr>
               <w:tab/>
             </w:r>
             <w:r>
+              <w:rPr>
+                <w:noProof/>
+                <w:webHidden/>
+              </w:rPr>
               <w:fldChar w:fldCharType="begin"/>
             </w:r>
             <w:r>
-              <w:instrText xml:space="preserve"> PAGEREF _Toc242995075 \h </w:instrText>
-            </w:r>
-            <w:r>
+              <w:rPr>
+                <w:noProof/>
+                <w:webHidden/>
+              </w:rPr>
+              <w:instrText xml:space="preserve"> PAGEREF _Toc242998338 \h </w:instrText>
+            </w:r>
+            <w:r>
+              <w:rPr>
+                <w:noProof/>
+                <w:webHidden/>
+              </w:rPr>
+            </w:r>
+            <w:r>
+              <w:rPr>
+                <w:noProof/>
+                <w:webHidden/>
+              </w:rPr>
               <w:fldChar w:fldCharType="separate"/>
             </w:r>
             <w:r>
+              <w:rPr>
+                <w:noProof/>
+                <w:webHidden/>
+              </w:rPr>
               <w:t>1</w:t>
             </w:r>
             <w:r>
+              <w:rPr>
+                <w:noProof/>
+                <w:webHidden/>
+              </w:rPr>
               <w:fldChar w:fldCharType="end"/>
             </w:r>
           </w:hyperlink>
@@ -571,30 +815,67 @@
         <w:p>
           <w:pPr>
             <w:pStyle w:val="TOC2"/>
-            <w:tabs>
-              <w:tab w:val="right" w:leader="dot" w:pos="9350"/>
-            </w:tabs>
+            <w:rPr>
+              <w:rFonts w:asciiTheme="minorHAnsi" w:eastAsiaTheme="minorEastAsia" w:hAnsiTheme="minorHAnsi" w:cstheme="minorBidi"/>
+              <w:noProof/>
+              <w:kern w:val="2"/>
+              <w14:ligatures w14:val="standardContextual"/>
+            </w:rPr>
           </w:pPr>
-          <w:hyperlink w:anchor="_Toc242995076" w:history="1">
-            <w:r>
-              <w:t xml:space="preserve">1.2 Sustainable Development Goal (SDG) Addressed</w:t>
-            </w:r>
-            <w:r>
+          <w:hyperlink w:anchor="_Toc242998339" w:history="1">
+            <w:r>
+              <w:rPr>
+                <w:rStyle w:val="Hyperlink"/>
+                <w:noProof/>
+              </w:rPr>
+              <w:t>1.2 Sustainable Development Goal (SDG) Addressed</w:t>
+            </w:r>
+            <w:r>
+              <w:rPr>
+                <w:noProof/>
+                <w:webHidden/>
+              </w:rPr>
               <w:tab/>
             </w:r>
             <w:r>
+              <w:rPr>
+                <w:noProof/>
+                <w:webHidden/>
+              </w:rPr>
               <w:fldChar w:fldCharType="begin"/>
             </w:r>
             <w:r>
-              <w:instrText xml:space="preserve"> PAGEREF _Toc242995076 \h </w:instrText>
-            </w:r>
-            <w:r>
+              <w:rPr>
+                <w:noProof/>
+                <w:webHidden/>
+              </w:rPr>
+              <w:instrText xml:space="preserve"> PAGEREF _Toc242998339 \h </w:instrText>
+            </w:r>
+            <w:r>
+              <w:rPr>
+                <w:noProof/>
+                <w:webHidden/>
+              </w:rPr>
+            </w:r>
+            <w:r>
+              <w:rPr>
+                <w:noProof/>
+                <w:webHidden/>
+              </w:rPr>
               <w:fldChar w:fldCharType="separate"/>
             </w:r>
             <w:r>
+              <w:rPr>
+                <w:noProof/>
+                <w:webHidden/>
+              </w:rPr>
               <w:t>2</w:t>
             </w:r>
             <w:r>
+              <w:rPr>
+                <w:noProof/>
+                <w:webHidden/>
+              </w:rPr>
               <w:fldChar w:fldCharType="end"/>
             </w:r>
           </w:hyperlink>
@@ -602,30 +883,67 @@
         <w:p>
           <w:pPr>
             <w:pStyle w:val="TOC2"/>
-            <w:tabs>
-              <w:tab w:val="right" w:leader="dot" w:pos="9350"/>
-            </w:tabs>
+            <w:rPr>
+              <w:rFonts w:asciiTheme="minorHAnsi" w:eastAsiaTheme="minorEastAsia" w:hAnsiTheme="minorHAnsi" w:cstheme="minorBidi"/>
+              <w:noProof/>
+              <w:kern w:val="2"/>
+              <w14:ligatures w14:val="standardContextual"/>
+            </w:rPr>
           </w:pPr>
-          <w:hyperlink w:anchor="_TocSk001" w:history="1">
-            <w:r>
-              <w:t xml:space="preserve">1.3 Review of Related Literature</w:t>
-            </w:r>
-            <w:r>
+          <w:hyperlink w:anchor="_Toc242998340" w:history="1">
+            <w:r>
+              <w:rPr>
+                <w:rStyle w:val="Hyperlink"/>
+                <w:noProof/>
+              </w:rPr>
+              <w:t>1.3 Review of Related Literature</w:t>
+            </w:r>
+            <w:r>
+              <w:rPr>
+                <w:noProof/>
+                <w:webHidden/>
+              </w:rPr>
               <w:tab/>
             </w:r>
             <w:r>
+              <w:rPr>
+                <w:noProof/>
+                <w:webHidden/>
+              </w:rPr>
               <w:fldChar w:fldCharType="begin"/>
             </w:r>
             <w:r>
-              <w:instrText xml:space="preserve"> PAGEREF _TocSk001 \h </w:instrText>
-            </w:r>
-            <w:r>
+              <w:rPr>
+                <w:noProof/>
+                <w:webHidden/>
+              </w:rPr>
+              <w:instrText xml:space="preserve"> PAGEREF _Toc242998340 \h </w:instrText>
+            </w:r>
+            <w:r>
+              <w:rPr>
+                <w:noProof/>
+                <w:webHidden/>
+              </w:rPr>
+            </w:r>
+            <w:r>
+              <w:rPr>
+                <w:noProof/>
+                <w:webHidden/>
+              </w:rPr>
               <w:fldChar w:fldCharType="separate"/>
             </w:r>
             <w:r>
+              <w:rPr>
+                <w:noProof/>
+                <w:webHidden/>
+              </w:rPr>
               <w:t>3</w:t>
             </w:r>
             <w:r>
+              <w:rPr>
+                <w:noProof/>
+                <w:webHidden/>
+              </w:rPr>
               <w:fldChar w:fldCharType="end"/>
             </w:r>
           </w:hyperlink>
@@ -633,30 +951,67 @@
         <w:p>
           <w:pPr>
             <w:pStyle w:val="TOC2"/>
-            <w:tabs>
-              <w:tab w:val="right" w:leader="dot" w:pos="9350"/>
-            </w:tabs>
+            <w:rPr>
+              <w:rFonts w:asciiTheme="minorHAnsi" w:eastAsiaTheme="minorEastAsia" w:hAnsiTheme="minorHAnsi" w:cstheme="minorBidi"/>
+              <w:noProof/>
+              <w:kern w:val="2"/>
+              <w14:ligatures w14:val="standardContextual"/>
+            </w:rPr>
           </w:pPr>
-          <w:hyperlink w:anchor="_TocSk002" w:history="1">
-            <w:r>
-              <w:t xml:space="preserve">1.4 Objectives</w:t>
-            </w:r>
-            <w:r>
+          <w:hyperlink w:anchor="_Toc242998341" w:history="1">
+            <w:r>
+              <w:rPr>
+                <w:rStyle w:val="Hyperlink"/>
+                <w:noProof/>
+              </w:rPr>
+              <w:t>1.4 Objectives</w:t>
+            </w:r>
+            <w:r>
+              <w:rPr>
+                <w:noProof/>
+                <w:webHidden/>
+              </w:rPr>
               <w:tab/>
             </w:r>
             <w:r>
+              <w:rPr>
+                <w:noProof/>
+                <w:webHidden/>
+              </w:rPr>
               <w:fldChar w:fldCharType="begin"/>
             </w:r>
             <w:r>
-              <w:instrText xml:space="preserve"> PAGEREF _TocSk002 \h </w:instrText>
-            </w:r>
-            <w:r>
+              <w:rPr>
+                <w:noProof/>
+                <w:webHidden/>
+              </w:rPr>
+              <w:instrText xml:space="preserve"> PAGEREF _Toc242998341 \h </w:instrText>
+            </w:r>
+            <w:r>
+              <w:rPr>
+                <w:noProof/>
+                <w:webHidden/>
+              </w:rPr>
+            </w:r>
+            <w:r>
+              <w:rPr>
+                <w:noProof/>
+                <w:webHidden/>
+              </w:rPr>
               <w:fldChar w:fldCharType="separate"/>
             </w:r>
             <w:r>
+              <w:rPr>
+                <w:noProof/>
+                <w:webHidden/>
+              </w:rPr>
               <w:t>4</w:t>
             </w:r>
             <w:r>
+              <w:rPr>
+                <w:noProof/>
+                <w:webHidden/>
+              </w:rPr>
               <w:fldChar w:fldCharType="end"/>
             </w:r>
           </w:hyperlink>
@@ -664,30 +1019,67 @@
         <w:p>
           <w:pPr>
             <w:pStyle w:val="TOC2"/>
-            <w:tabs>
-              <w:tab w:val="right" w:leader="dot" w:pos="9350"/>
-            </w:tabs>
+            <w:rPr>
+              <w:rFonts w:asciiTheme="minorHAnsi" w:eastAsiaTheme="minorEastAsia" w:hAnsiTheme="minorHAnsi" w:cstheme="minorBidi"/>
+              <w:noProof/>
+              <w:kern w:val="2"/>
+              <w14:ligatures w14:val="standardContextual"/>
+            </w:rPr>
           </w:pPr>
-          <w:hyperlink w:anchor="_TocSk003" w:history="1">
-            <w:r>
-              <w:t xml:space="preserve">1.5 Conceptual Framework</w:t>
-            </w:r>
-            <w:r>
+          <w:hyperlink w:anchor="_Toc242998342" w:history="1">
+            <w:r>
+              <w:rPr>
+                <w:rStyle w:val="Hyperlink"/>
+                <w:noProof/>
+              </w:rPr>
+              <w:t>1.5 Conceptual Framework</w:t>
+            </w:r>
+            <w:r>
+              <w:rPr>
+                <w:noProof/>
+                <w:webHidden/>
+              </w:rPr>
               <w:tab/>
             </w:r>
             <w:r>
+              <w:rPr>
+                <w:noProof/>
+                <w:webHidden/>
+              </w:rPr>
               <w:fldChar w:fldCharType="begin"/>
             </w:r>
             <w:r>
-              <w:instrText xml:space="preserve"> PAGEREF _TocSk003 \h </w:instrText>
-            </w:r>
-            <w:r>
+              <w:rPr>
+                <w:noProof/>
+                <w:webHidden/>
+              </w:rPr>
+              <w:instrText xml:space="preserve"> PAGEREF _Toc242998342 \h </w:instrText>
+            </w:r>
+            <w:r>
+              <w:rPr>
+                <w:noProof/>
+                <w:webHidden/>
+              </w:rPr>
+            </w:r>
+            <w:r>
+              <w:rPr>
+                <w:noProof/>
+                <w:webHidden/>
+              </w:rPr>
               <w:fldChar w:fldCharType="separate"/>
             </w:r>
             <w:r>
+              <w:rPr>
+                <w:noProof/>
+                <w:webHidden/>
+              </w:rPr>
               <w:t>5</w:t>
             </w:r>
             <w:r>
+              <w:rPr>
+                <w:noProof/>
+                <w:webHidden/>
+              </w:rPr>
               <w:fldChar w:fldCharType="end"/>
             </w:r>
           </w:hyperlink>
@@ -695,30 +1087,67 @@
         <w:p>
           <w:pPr>
             <w:pStyle w:val="TOC2"/>
-            <w:tabs>
-              <w:tab w:val="right" w:leader="dot" w:pos="9350"/>
-            </w:tabs>
+            <w:rPr>
+              <w:rFonts w:asciiTheme="minorHAnsi" w:eastAsiaTheme="minorEastAsia" w:hAnsiTheme="minorHAnsi" w:cstheme="minorBidi"/>
+              <w:noProof/>
+              <w:kern w:val="2"/>
+              <w14:ligatures w14:val="standardContextual"/>
+            </w:rPr>
           </w:pPr>
-          <w:hyperlink w:anchor="_Toc242995077" w:history="1">
-            <w:r>
-              <w:t xml:space="preserve">1.6 Target Beneficiaries</w:t>
-            </w:r>
-            <w:r>
+          <w:hyperlink w:anchor="_Toc242998343" w:history="1">
+            <w:r>
+              <w:rPr>
+                <w:rStyle w:val="Hyperlink"/>
+                <w:noProof/>
+              </w:rPr>
+              <w:t>1.6 Target Beneficiaries</w:t>
+            </w:r>
+            <w:r>
+              <w:rPr>
+                <w:noProof/>
+                <w:webHidden/>
+              </w:rPr>
               <w:tab/>
             </w:r>
             <w:r>
+              <w:rPr>
+                <w:noProof/>
+                <w:webHidden/>
+              </w:rPr>
               <w:fldChar w:fldCharType="begin"/>
             </w:r>
             <w:r>
-              <w:instrText xml:space="preserve"> PAGEREF _Toc242995077 \h </w:instrText>
-            </w:r>
-            <w:r>
+              <w:rPr>
+                <w:noProof/>
+                <w:webHidden/>
+              </w:rPr>
+              <w:instrText xml:space="preserve"> PAGEREF _Toc242998343 \h </w:instrText>
+            </w:r>
+            <w:r>
+              <w:rPr>
+                <w:noProof/>
+                <w:webHidden/>
+              </w:rPr>
+            </w:r>
+            <w:r>
+              <w:rPr>
+                <w:noProof/>
+                <w:webHidden/>
+              </w:rPr>
               <w:fldChar w:fldCharType="separate"/>
             </w:r>
             <w:r>
+              <w:rPr>
+                <w:noProof/>
+                <w:webHidden/>
+              </w:rPr>
               <w:t>6</w:t>
             </w:r>
             <w:r>
+              <w:rPr>
+                <w:noProof/>
+                <w:webHidden/>
+              </w:rPr>
               <w:fldChar w:fldCharType="end"/>
             </w:r>
           </w:hyperlink>
@@ -726,30 +1155,69 @@
         <w:p>
           <w:pPr>
             <w:pStyle w:val="TOC1"/>
-            <w:tabs>
-              <w:tab w:val="right" w:leader="dot" w:pos="9350"/>
-            </w:tabs>
+            <w:rPr>
+              <w:rFonts w:asciiTheme="minorHAnsi" w:eastAsiaTheme="minorEastAsia" w:hAnsiTheme="minorHAnsi" w:cstheme="minorBidi"/>
+              <w:b w:val="0"/>
+              <w:bCs w:val="0"/>
+              <w:noProof/>
+              <w:kern w:val="2"/>
+              <w14:ligatures w14:val="standardContextual"/>
+            </w:rPr>
           </w:pPr>
-          <w:hyperlink w:anchor="_TocSk004" w:history="1">
-            <w:r>
-              <w:t xml:space="preserve">II. PROTOTYPE DESIGN AND DEVELOPMENT</w:t>
-            </w:r>
-            <w:r>
+          <w:hyperlink w:anchor="_Toc242998344" w:history="1">
+            <w:r>
+              <w:rPr>
+                <w:rStyle w:val="Hyperlink"/>
+                <w:noProof/>
+              </w:rPr>
+              <w:t>II. PROTOTYPE DESIGN AND DEVELOPMENT</w:t>
+            </w:r>
+            <w:r>
+              <w:rPr>
+                <w:noProof/>
+                <w:webHidden/>
+              </w:rPr>
               <w:tab/>
             </w:r>
             <w:r>
+              <w:rPr>
+                <w:noProof/>
+                <w:webHidden/>
+              </w:rPr>
               <w:fldChar w:fldCharType="begin"/>
             </w:r>
             <w:r>
-              <w:instrText xml:space="preserve"> PAGEREF _TocSk004 \h </w:instrText>
-            </w:r>
-            <w:r>
+              <w:rPr>
+                <w:noProof/>
+                <w:webHidden/>
+              </w:rPr>
+              <w:instrText xml:space="preserve"> PAGEREF _Toc242998344 \h </w:instrText>
+            </w:r>
+            <w:r>
+              <w:rPr>
+                <w:noProof/>
+                <w:webHidden/>
+              </w:rPr>
+            </w:r>
+            <w:r>
+              <w:rPr>
+                <w:noProof/>
+                <w:webHidden/>
+              </w:rPr>
               <w:fldChar w:fldCharType="separate"/>
             </w:r>
             <w:r>
+              <w:rPr>
+                <w:noProof/>
+                <w:webHidden/>
+              </w:rPr>
               <w:t>7</w:t>
             </w:r>
             <w:r>
+              <w:rPr>
+                <w:noProof/>
+                <w:webHidden/>
+              </w:rPr>
               <w:fldChar w:fldCharType="end"/>
             </w:r>
           </w:hyperlink>
@@ -757,30 +1225,67 @@
         <w:p>
           <w:pPr>
             <w:pStyle w:val="TOC2"/>
-            <w:tabs>
-              <w:tab w:val="right" w:leader="dot" w:pos="9350"/>
-            </w:tabs>
+            <w:rPr>
+              <w:rFonts w:asciiTheme="minorHAnsi" w:eastAsiaTheme="minorEastAsia" w:hAnsiTheme="minorHAnsi" w:cstheme="minorBidi"/>
+              <w:noProof/>
+              <w:kern w:val="2"/>
+              <w14:ligatures w14:val="standardContextual"/>
+            </w:rPr>
           </w:pPr>
-          <w:hyperlink w:anchor="_TocSk005" w:history="1">
-            <w:r>
-              <w:t xml:space="preserve">2.1 Prototype Design</w:t>
-            </w:r>
-            <w:r>
+          <w:hyperlink w:anchor="_Toc242998345" w:history="1">
+            <w:r>
+              <w:rPr>
+                <w:rStyle w:val="Hyperlink"/>
+                <w:noProof/>
+              </w:rPr>
+              <w:t>2.1 Prototype Design</w:t>
+            </w:r>
+            <w:r>
+              <w:rPr>
+                <w:noProof/>
+                <w:webHidden/>
+              </w:rPr>
               <w:tab/>
             </w:r>
             <w:r>
+              <w:rPr>
+                <w:noProof/>
+                <w:webHidden/>
+              </w:rPr>
               <w:fldChar w:fldCharType="begin"/>
             </w:r>
             <w:r>
-              <w:instrText xml:space="preserve"> PAGEREF _TocSk005 \h </w:instrText>
-            </w:r>
-            <w:r>
+              <w:rPr>
+                <w:noProof/>
+                <w:webHidden/>
+              </w:rPr>
+              <w:instrText xml:space="preserve"> PAGEREF _Toc242998345 \h </w:instrText>
+            </w:r>
+            <w:r>
+              <w:rPr>
+                <w:noProof/>
+                <w:webHidden/>
+              </w:rPr>
+            </w:r>
+            <w:r>
+              <w:rPr>
+                <w:noProof/>
+                <w:webHidden/>
+              </w:rPr>
               <w:fldChar w:fldCharType="separate"/>
             </w:r>
             <w:r>
+              <w:rPr>
+                <w:noProof/>
+                <w:webHidden/>
+              </w:rPr>
               <w:t>7</w:t>
             </w:r>
             <w:r>
+              <w:rPr>
+                <w:noProof/>
+                <w:webHidden/>
+              </w:rPr>
               <w:fldChar w:fldCharType="end"/>
             </w:r>
           </w:hyperlink>
@@ -788,30 +1293,67 @@
         <w:p>
           <w:pPr>
             <w:pStyle w:val="TOC2"/>
-            <w:tabs>
-              <w:tab w:val="right" w:leader="dot" w:pos="9350"/>
-            </w:tabs>
+            <w:rPr>
+              <w:rFonts w:asciiTheme="minorHAnsi" w:eastAsiaTheme="minorEastAsia" w:hAnsiTheme="minorHAnsi" w:cstheme="minorBidi"/>
+              <w:noProof/>
+              <w:kern w:val="2"/>
+              <w14:ligatures w14:val="standardContextual"/>
+            </w:rPr>
           </w:pPr>
-          <w:hyperlink w:anchor="_TocSk006" w:history="1">
-            <w:r>
-              <w:t xml:space="preserve">2.2 Block Diagram</w:t>
-            </w:r>
-            <w:r>
+          <w:hyperlink w:anchor="_Toc242998346" w:history="1">
+            <w:r>
+              <w:rPr>
+                <w:rStyle w:val="Hyperlink"/>
+                <w:noProof/>
+              </w:rPr>
+              <w:t>2.2 Block Diagram</w:t>
+            </w:r>
+            <w:r>
+              <w:rPr>
+                <w:noProof/>
+                <w:webHidden/>
+              </w:rPr>
               <w:tab/>
             </w:r>
             <w:r>
+              <w:rPr>
+                <w:noProof/>
+                <w:webHidden/>
+              </w:rPr>
               <w:fldChar w:fldCharType="begin"/>
             </w:r>
             <w:r>
-              <w:instrText xml:space="preserve"> PAGEREF _TocSk006 \h </w:instrText>
-            </w:r>
-            <w:r>
+              <w:rPr>
+                <w:noProof/>
+                <w:webHidden/>
+              </w:rPr>
+              <w:instrText xml:space="preserve"> PAGEREF _Toc242998346 \h </w:instrText>
+            </w:r>
+            <w:r>
+              <w:rPr>
+                <w:noProof/>
+                <w:webHidden/>
+              </w:rPr>
+            </w:r>
+            <w:r>
+              <w:rPr>
+                <w:noProof/>
+                <w:webHidden/>
+              </w:rPr>
               <w:fldChar w:fldCharType="separate"/>
             </w:r>
             <w:r>
+              <w:rPr>
+                <w:noProof/>
+                <w:webHidden/>
+              </w:rPr>
               <w:t>7</w:t>
             </w:r>
             <w:r>
+              <w:rPr>
+                <w:noProof/>
+                <w:webHidden/>
+              </w:rPr>
               <w:fldChar w:fldCharType="end"/>
             </w:r>
           </w:hyperlink>
@@ -819,30 +1361,67 @@
         <w:p>
           <w:pPr>
             <w:pStyle w:val="TOC2"/>
-            <w:tabs>
-              <w:tab w:val="right" w:leader="dot" w:pos="9350"/>
-            </w:tabs>
+            <w:rPr>
+              <w:rFonts w:asciiTheme="minorHAnsi" w:eastAsiaTheme="minorEastAsia" w:hAnsiTheme="minorHAnsi" w:cstheme="minorBidi"/>
+              <w:noProof/>
+              <w:kern w:val="2"/>
+              <w14:ligatures w14:val="standardContextual"/>
+            </w:rPr>
           </w:pPr>
-          <w:hyperlink w:anchor="_TocSk007" w:history="1">
-            <w:r>
-              <w:t xml:space="preserve">2.3 System Flowchart</w:t>
-            </w:r>
-            <w:r>
+          <w:hyperlink w:anchor="_Toc242998347" w:history="1">
+            <w:r>
+              <w:rPr>
+                <w:rStyle w:val="Hyperlink"/>
+                <w:noProof/>
+              </w:rPr>
+              <w:t>2.3 System Flowchart</w:t>
+            </w:r>
+            <w:r>
+              <w:rPr>
+                <w:noProof/>
+                <w:webHidden/>
+              </w:rPr>
               <w:tab/>
             </w:r>
             <w:r>
+              <w:rPr>
+                <w:noProof/>
+                <w:webHidden/>
+              </w:rPr>
               <w:fldChar w:fldCharType="begin"/>
             </w:r>
             <w:r>
-              <w:instrText xml:space="preserve"> PAGEREF _TocSk007 \h </w:instrText>
-            </w:r>
-            <w:r>
+              <w:rPr>
+                <w:noProof/>
+                <w:webHidden/>
+              </w:rPr>
+              <w:instrText xml:space="preserve"> PAGEREF _Toc242998347 \h </w:instrText>
+            </w:r>
+            <w:r>
+              <w:rPr>
+                <w:noProof/>
+                <w:webHidden/>
+              </w:rPr>
+            </w:r>
+            <w:r>
+              <w:rPr>
+                <w:noProof/>
+                <w:webHidden/>
+              </w:rPr>
               <w:fldChar w:fldCharType="separate"/>
             </w:r>
             <w:r>
+              <w:rPr>
+                <w:noProof/>
+                <w:webHidden/>
+              </w:rPr>
               <w:t>7</w:t>
             </w:r>
             <w:r>
+              <w:rPr>
+                <w:noProof/>
+                <w:webHidden/>
+              </w:rPr>
               <w:fldChar w:fldCharType="end"/>
             </w:r>
           </w:hyperlink>
@@ -850,30 +1429,67 @@
         <w:p>
           <w:pPr>
             <w:pStyle w:val="TOC2"/>
-            <w:tabs>
-              <w:tab w:val="right" w:leader="dot" w:pos="9350"/>
-            </w:tabs>
+            <w:rPr>
+              <w:rFonts w:asciiTheme="minorHAnsi" w:eastAsiaTheme="minorEastAsia" w:hAnsiTheme="minorHAnsi" w:cstheme="minorBidi"/>
+              <w:noProof/>
+              <w:kern w:val="2"/>
+              <w14:ligatures w14:val="standardContextual"/>
+            </w:rPr>
           </w:pPr>
-          <w:hyperlink w:anchor="_TocSk008" w:history="1">
-            <w:r>
-              <w:t xml:space="preserve">2.4 Schematic Design</w:t>
-            </w:r>
-            <w:r>
+          <w:hyperlink w:anchor="_Toc242998348" w:history="1">
+            <w:r>
+              <w:rPr>
+                <w:rStyle w:val="Hyperlink"/>
+                <w:noProof/>
+              </w:rPr>
+              <w:t>2.4 Schematic Design</w:t>
+            </w:r>
+            <w:r>
+              <w:rPr>
+                <w:noProof/>
+                <w:webHidden/>
+              </w:rPr>
               <w:tab/>
             </w:r>
             <w:r>
+              <w:rPr>
+                <w:noProof/>
+                <w:webHidden/>
+              </w:rPr>
               <w:fldChar w:fldCharType="begin"/>
             </w:r>
             <w:r>
-              <w:instrText xml:space="preserve"> PAGEREF _TocSk008 \h </w:instrText>
-            </w:r>
-            <w:r>
+              <w:rPr>
+                <w:noProof/>
+                <w:webHidden/>
+              </w:rPr>
+              <w:instrText xml:space="preserve"> PAGEREF _Toc242998348 \h </w:instrText>
+            </w:r>
+            <w:r>
+              <w:rPr>
+                <w:noProof/>
+                <w:webHidden/>
+              </w:rPr>
+            </w:r>
+            <w:r>
+              <w:rPr>
+                <w:noProof/>
+                <w:webHidden/>
+              </w:rPr>
               <w:fldChar w:fldCharType="separate"/>
             </w:r>
             <w:r>
+              <w:rPr>
+                <w:noProof/>
+                <w:webHidden/>
+              </w:rPr>
               <w:t>7</w:t>
             </w:r>
             <w:r>
+              <w:rPr>
+                <w:noProof/>
+                <w:webHidden/>
+              </w:rPr>
               <w:fldChar w:fldCharType="end"/>
             </w:r>
           </w:hyperlink>
@@ -881,30 +1497,67 @@
         <w:p>
           <w:pPr>
             <w:pStyle w:val="TOC2"/>
-            <w:tabs>
-              <w:tab w:val="right" w:leader="dot" w:pos="9350"/>
-            </w:tabs>
+            <w:rPr>
+              <w:rFonts w:asciiTheme="minorHAnsi" w:eastAsiaTheme="minorEastAsia" w:hAnsiTheme="minorHAnsi" w:cstheme="minorBidi"/>
+              <w:noProof/>
+              <w:kern w:val="2"/>
+              <w14:ligatures w14:val="standardContextual"/>
+            </w:rPr>
           </w:pPr>
-          <w:hyperlink w:anchor="_TocSk009" w:history="1">
-            <w:r>
-              <w:t xml:space="preserve">2.5 Component Materials</w:t>
-            </w:r>
-            <w:r>
+          <w:hyperlink w:anchor="_Toc242998349" w:history="1">
+            <w:r>
+              <w:rPr>
+                <w:rStyle w:val="Hyperlink"/>
+                <w:noProof/>
+              </w:rPr>
+              <w:t>2.5 Component Materials</w:t>
+            </w:r>
+            <w:r>
+              <w:rPr>
+                <w:noProof/>
+                <w:webHidden/>
+              </w:rPr>
               <w:tab/>
             </w:r>
             <w:r>
+              <w:rPr>
+                <w:noProof/>
+                <w:webHidden/>
+              </w:rPr>
               <w:fldChar w:fldCharType="begin"/>
             </w:r>
             <w:r>
-              <w:instrText xml:space="preserve"> PAGEREF _TocSk009 \h </w:instrText>
-            </w:r>
-            <w:r>
+              <w:rPr>
+                <w:noProof/>
+                <w:webHidden/>
+              </w:rPr>
+              <w:instrText xml:space="preserve"> PAGEREF _Toc242998349 \h </w:instrText>
+            </w:r>
+            <w:r>
+              <w:rPr>
+                <w:noProof/>
+                <w:webHidden/>
+              </w:rPr>
+            </w:r>
+            <w:r>
+              <w:rPr>
+                <w:noProof/>
+                <w:webHidden/>
+              </w:rPr>
               <w:fldChar w:fldCharType="separate"/>
             </w:r>
             <w:r>
+              <w:rPr>
+                <w:noProof/>
+                <w:webHidden/>
+              </w:rPr>
               <w:t>7</w:t>
             </w:r>
             <w:r>
+              <w:rPr>
+                <w:noProof/>
+                <w:webHidden/>
+              </w:rPr>
               <w:fldChar w:fldCharType="end"/>
             </w:r>
           </w:hyperlink>
@@ -912,30 +1565,69 @@
         <w:p>
           <w:pPr>
             <w:pStyle w:val="TOC1"/>
-            <w:tabs>
-              <w:tab w:val="right" w:leader="dot" w:pos="9350"/>
-            </w:tabs>
+            <w:rPr>
+              <w:rFonts w:asciiTheme="minorHAnsi" w:eastAsiaTheme="minorEastAsia" w:hAnsiTheme="minorHAnsi" w:cstheme="minorBidi"/>
+              <w:b w:val="0"/>
+              <w:bCs w:val="0"/>
+              <w:noProof/>
+              <w:kern w:val="2"/>
+              <w14:ligatures w14:val="standardContextual"/>
+            </w:rPr>
           </w:pPr>
-          <w:hyperlink w:anchor="_TocSk010" w:history="1">
-            <w:r>
-              <w:t xml:space="preserve">III. TESTING, RESULTS, AND CONCLUSION</w:t>
-            </w:r>
-            <w:r>
+          <w:hyperlink w:anchor="_Toc242998350" w:history="1">
+            <w:r>
+              <w:rPr>
+                <w:rStyle w:val="Hyperlink"/>
+                <w:noProof/>
+              </w:rPr>
+              <w:t>III. TESTING, RESULTS, AND CONCLUSION</w:t>
+            </w:r>
+            <w:r>
+              <w:rPr>
+                <w:noProof/>
+                <w:webHidden/>
+              </w:rPr>
               <w:tab/>
             </w:r>
             <w:r>
+              <w:rPr>
+                <w:noProof/>
+                <w:webHidden/>
+              </w:rPr>
               <w:fldChar w:fldCharType="begin"/>
             </w:r>
             <w:r>
-              <w:instrText xml:space="preserve"> PAGEREF _TocSk010 \h </w:instrText>
-            </w:r>
-            <w:r>
+              <w:rPr>
+                <w:noProof/>
+                <w:webHidden/>
+              </w:rPr>
+              <w:instrText xml:space="preserve"> PAGEREF _Toc242998350 \h </w:instrText>
+            </w:r>
+            <w:r>
+              <w:rPr>
+                <w:noProof/>
+                <w:webHidden/>
+              </w:rPr>
+            </w:r>
+            <w:r>
+              <w:rPr>
+                <w:noProof/>
+                <w:webHidden/>
+              </w:rPr>
               <w:fldChar w:fldCharType="separate"/>
             </w:r>
             <w:r>
+              <w:rPr>
+                <w:noProof/>
+                <w:webHidden/>
+              </w:rPr>
               <w:t>8</w:t>
             </w:r>
             <w:r>
+              <w:rPr>
+                <w:noProof/>
+                <w:webHidden/>
+              </w:rPr>
               <w:fldChar w:fldCharType="end"/>
             </w:r>
           </w:hyperlink>
@@ -943,30 +1635,67 @@
         <w:p>
           <w:pPr>
             <w:pStyle w:val="TOC2"/>
-            <w:tabs>
-              <w:tab w:val="right" w:leader="dot" w:pos="9350"/>
-            </w:tabs>
+            <w:rPr>
+              <w:rFonts w:asciiTheme="minorHAnsi" w:eastAsiaTheme="minorEastAsia" w:hAnsiTheme="minorHAnsi" w:cstheme="minorBidi"/>
+              <w:noProof/>
+              <w:kern w:val="2"/>
+              <w14:ligatures w14:val="standardContextual"/>
+            </w:rPr>
           </w:pPr>
-          <w:hyperlink w:anchor="_TocSk011" w:history="1">
-            <w:r>
-              <w:t xml:space="preserve">3.1 Test Cases</w:t>
-            </w:r>
-            <w:r>
+          <w:hyperlink w:anchor="_Toc242998351" w:history="1">
+            <w:r>
+              <w:rPr>
+                <w:rStyle w:val="Hyperlink"/>
+                <w:noProof/>
+              </w:rPr>
+              <w:t>3.1 Test Cases</w:t>
+            </w:r>
+            <w:r>
+              <w:rPr>
+                <w:noProof/>
+                <w:webHidden/>
+              </w:rPr>
               <w:tab/>
             </w:r>
             <w:r>
+              <w:rPr>
+                <w:noProof/>
+                <w:webHidden/>
+              </w:rPr>
               <w:fldChar w:fldCharType="begin"/>
             </w:r>
             <w:r>
-              <w:instrText xml:space="preserve"> PAGEREF _TocSk011 \h </w:instrText>
-            </w:r>
-            <w:r>
+              <w:rPr>
+                <w:noProof/>
+                <w:webHidden/>
+              </w:rPr>
+              <w:instrText xml:space="preserve"> PAGEREF _Toc242998351 \h </w:instrText>
+            </w:r>
+            <w:r>
+              <w:rPr>
+                <w:noProof/>
+                <w:webHidden/>
+              </w:rPr>
+            </w:r>
+            <w:r>
+              <w:rPr>
+                <w:noProof/>
+                <w:webHidden/>
+              </w:rPr>
               <w:fldChar w:fldCharType="separate"/>
             </w:r>
             <w:r>
+              <w:rPr>
+                <w:noProof/>
+                <w:webHidden/>
+              </w:rPr>
               <w:t>8</w:t>
             </w:r>
             <w:r>
+              <w:rPr>
+                <w:noProof/>
+                <w:webHidden/>
+              </w:rPr>
               <w:fldChar w:fldCharType="end"/>
             </w:r>
           </w:hyperlink>
@@ -974,30 +1703,67 @@
         <w:p>
           <w:pPr>
             <w:pStyle w:val="TOC2"/>
-            <w:tabs>
-              <w:tab w:val="right" w:leader="dot" w:pos="9350"/>
-            </w:tabs>
+            <w:rPr>
+              <w:rFonts w:asciiTheme="minorHAnsi" w:eastAsiaTheme="minorEastAsia" w:hAnsiTheme="minorHAnsi" w:cstheme="minorBidi"/>
+              <w:noProof/>
+              <w:kern w:val="2"/>
+              <w14:ligatures w14:val="standardContextual"/>
+            </w:rPr>
           </w:pPr>
-          <w:hyperlink w:anchor="_TocSk012" w:history="1">
-            <w:r>
-              <w:t xml:space="preserve">3.2 Results and Discussion</w:t>
-            </w:r>
-            <w:r>
+          <w:hyperlink w:anchor="_Toc242998352" w:history="1">
+            <w:r>
+              <w:rPr>
+                <w:rStyle w:val="Hyperlink"/>
+                <w:noProof/>
+              </w:rPr>
+              <w:t>3.2 Results and Discussion</w:t>
+            </w:r>
+            <w:r>
+              <w:rPr>
+                <w:noProof/>
+                <w:webHidden/>
+              </w:rPr>
               <w:tab/>
             </w:r>
             <w:r>
+              <w:rPr>
+                <w:noProof/>
+                <w:webHidden/>
+              </w:rPr>
               <w:fldChar w:fldCharType="begin"/>
             </w:r>
             <w:r>
-              <w:instrText xml:space="preserve"> PAGEREF _TocSk012 \h </w:instrText>
-            </w:r>
-            <w:r>
+              <w:rPr>
+                <w:noProof/>
+                <w:webHidden/>
+              </w:rPr>
+              <w:instrText xml:space="preserve"> PAGEREF _Toc242998352 \h </w:instrText>
+            </w:r>
+            <w:r>
+              <w:rPr>
+                <w:noProof/>
+                <w:webHidden/>
+              </w:rPr>
+            </w:r>
+            <w:r>
+              <w:rPr>
+                <w:noProof/>
+                <w:webHidden/>
+              </w:rPr>
               <w:fldChar w:fldCharType="separate"/>
             </w:r>
             <w:r>
+              <w:rPr>
+                <w:noProof/>
+                <w:webHidden/>
+              </w:rPr>
               <w:t>8</w:t>
             </w:r>
             <w:r>
+              <w:rPr>
+                <w:noProof/>
+                <w:webHidden/>
+              </w:rPr>
               <w:fldChar w:fldCharType="end"/>
             </w:r>
           </w:hyperlink>
@@ -1005,30 +1771,67 @@
         <w:p>
           <w:pPr>
             <w:pStyle w:val="TOC2"/>
-            <w:tabs>
-              <w:tab w:val="right" w:leader="dot" w:pos="9350"/>
-            </w:tabs>
+            <w:rPr>
+              <w:rFonts w:asciiTheme="minorHAnsi" w:eastAsiaTheme="minorEastAsia" w:hAnsiTheme="minorHAnsi" w:cstheme="minorBidi"/>
+              <w:noProof/>
+              <w:kern w:val="2"/>
+              <w14:ligatures w14:val="standardContextual"/>
+            </w:rPr>
           </w:pPr>
-          <w:hyperlink w:anchor="_TocSk013" w:history="1">
-            <w:r>
-              <w:t xml:space="preserve">3.3 Conclusion</w:t>
-            </w:r>
-            <w:r>
+          <w:hyperlink w:anchor="_Toc242998353" w:history="1">
+            <w:r>
+              <w:rPr>
+                <w:rStyle w:val="Hyperlink"/>
+                <w:noProof/>
+              </w:rPr>
+              <w:t>3.3 Conclusion</w:t>
+            </w:r>
+            <w:r>
+              <w:rPr>
+                <w:noProof/>
+                <w:webHidden/>
+              </w:rPr>
               <w:tab/>
             </w:r>
             <w:r>
+              <w:rPr>
+                <w:noProof/>
+                <w:webHidden/>
+              </w:rPr>
               <w:fldChar w:fldCharType="begin"/>
             </w:r>
             <w:r>
-              <w:instrText xml:space="preserve"> PAGEREF _TocSk013 \h </w:instrText>
-            </w:r>
-            <w:r>
+              <w:rPr>
+                <w:noProof/>
+                <w:webHidden/>
+              </w:rPr>
+              <w:instrText xml:space="preserve"> PAGEREF _Toc242998353 \h </w:instrText>
+            </w:r>
+            <w:r>
+              <w:rPr>
+                <w:noProof/>
+                <w:webHidden/>
+              </w:rPr>
+            </w:r>
+            <w:r>
+              <w:rPr>
+                <w:noProof/>
+                <w:webHidden/>
+              </w:rPr>
               <w:fldChar w:fldCharType="separate"/>
             </w:r>
             <w:r>
+              <w:rPr>
+                <w:noProof/>
+                <w:webHidden/>
+              </w:rPr>
               <w:t>8</w:t>
             </w:r>
             <w:r>
+              <w:rPr>
+                <w:noProof/>
+                <w:webHidden/>
+              </w:rPr>
               <w:fldChar w:fldCharType="end"/>
             </w:r>
           </w:hyperlink>
@@ -1036,30 +1839,67 @@
         <w:p>
           <w:pPr>
             <w:pStyle w:val="TOC2"/>
-            <w:tabs>
-              <w:tab w:val="right" w:leader="dot" w:pos="9350"/>
-            </w:tabs>
+            <w:rPr>
+              <w:rFonts w:asciiTheme="minorHAnsi" w:eastAsiaTheme="minorEastAsia" w:hAnsiTheme="minorHAnsi" w:cstheme="minorBidi"/>
+              <w:noProof/>
+              <w:kern w:val="2"/>
+              <w14:ligatures w14:val="standardContextual"/>
+            </w:rPr>
           </w:pPr>
-          <w:hyperlink w:anchor="_TocSk014" w:history="1">
-            <w:r>
-              <w:t xml:space="preserve">3.4 Recommendations</w:t>
-            </w:r>
-            <w:r>
+          <w:hyperlink w:anchor="_Toc242998354" w:history="1">
+            <w:r>
+              <w:rPr>
+                <w:rStyle w:val="Hyperlink"/>
+                <w:noProof/>
+              </w:rPr>
+              <w:t>3.4 Recommendations</w:t>
+            </w:r>
+            <w:r>
+              <w:rPr>
+                <w:noProof/>
+                <w:webHidden/>
+              </w:rPr>
               <w:tab/>
             </w:r>
             <w:r>
+              <w:rPr>
+                <w:noProof/>
+                <w:webHidden/>
+              </w:rPr>
               <w:fldChar w:fldCharType="begin"/>
             </w:r>
             <w:r>
-              <w:instrText xml:space="preserve"> PAGEREF _TocSk014 \h </w:instrText>
-            </w:r>
-            <w:r>
+              <w:rPr>
+                <w:noProof/>
+                <w:webHidden/>
+              </w:rPr>
+              <w:instrText xml:space="preserve"> PAGEREF _Toc242998354 \h </w:instrText>
+            </w:r>
+            <w:r>
+              <w:rPr>
+                <w:noProof/>
+                <w:webHidden/>
+              </w:rPr>
+            </w:r>
+            <w:r>
+              <w:rPr>
+                <w:noProof/>
+                <w:webHidden/>
+              </w:rPr>
               <w:fldChar w:fldCharType="separate"/>
             </w:r>
             <w:r>
+              <w:rPr>
+                <w:noProof/>
+                <w:webHidden/>
+              </w:rPr>
               <w:t>8</w:t>
             </w:r>
             <w:r>
+              <w:rPr>
+                <w:noProof/>
+                <w:webHidden/>
+              </w:rPr>
               <w:fldChar w:fldCharType="end"/>
             </w:r>
           </w:hyperlink>
@@ -1067,30 +1907,69 @@
         <w:p>
           <w:pPr>
             <w:pStyle w:val="TOC1"/>
-            <w:tabs>
-              <w:tab w:val="right" w:leader="dot" w:pos="9350"/>
-            </w:tabs>
+            <w:rPr>
+              <w:rFonts w:asciiTheme="minorHAnsi" w:eastAsiaTheme="minorEastAsia" w:hAnsiTheme="minorHAnsi" w:cstheme="minorBidi"/>
+              <w:b w:val="0"/>
+              <w:bCs w:val="0"/>
+              <w:noProof/>
+              <w:kern w:val="2"/>
+              <w14:ligatures w14:val="standardContextual"/>
+            </w:rPr>
           </w:pPr>
-          <w:hyperlink w:anchor="_Toc242995079" w:history="1">
-            <w:r>
-              <w:t xml:space="preserve">REFERENCES</w:t>
-            </w:r>
-            <w:r>
+          <w:hyperlink w:anchor="_Toc242998355" w:history="1">
+            <w:r>
+              <w:rPr>
+                <w:rStyle w:val="Hyperlink"/>
+                <w:noProof/>
+              </w:rPr>
+              <w:t>REFERENCES</w:t>
+            </w:r>
+            <w:r>
+              <w:rPr>
+                <w:noProof/>
+                <w:webHidden/>
+              </w:rPr>
               <w:tab/>
             </w:r>
             <w:r>
+              <w:rPr>
+                <w:noProof/>
+                <w:webHidden/>
+              </w:rPr>
               <w:fldChar w:fldCharType="begin"/>
             </w:r>
             <w:r>
-              <w:instrText xml:space="preserve"> PAGEREF _Toc242995079 \h </w:instrText>
-            </w:r>
-            <w:r>
+              <w:rPr>
+                <w:noProof/>
+                <w:webHidden/>
+              </w:rPr>
+              <w:instrText xml:space="preserve"> PAGEREF _Toc242998355 \h </w:instrText>
+            </w:r>
+            <w:r>
+              <w:rPr>
+                <w:noProof/>
+                <w:webHidden/>
+              </w:rPr>
+            </w:r>
+            <w:r>
+              <w:rPr>
+                <w:noProof/>
+                <w:webHidden/>
+              </w:rPr>
               <w:fldChar w:fldCharType="separate"/>
             </w:r>
             <w:r>
+              <w:rPr>
+                <w:noProof/>
+                <w:webHidden/>
+              </w:rPr>
               <w:t>9</w:t>
             </w:r>
             <w:r>
+              <w:rPr>
+                <w:noProof/>
+                <w:webHidden/>
+              </w:rPr>
               <w:fldChar w:fldCharType="end"/>
             </w:r>
           </w:hyperlink>
@@ -1098,30 +1977,69 @@
         <w:p>
           <w:pPr>
             <w:pStyle w:val="TOC1"/>
-            <w:tabs>
-              <w:tab w:val="right" w:leader="dot" w:pos="9350"/>
-            </w:tabs>
+            <w:rPr>
+              <w:rFonts w:asciiTheme="minorHAnsi" w:eastAsiaTheme="minorEastAsia" w:hAnsiTheme="minorHAnsi" w:cstheme="minorBidi"/>
+              <w:b w:val="0"/>
+              <w:bCs w:val="0"/>
+              <w:noProof/>
+              <w:kern w:val="2"/>
+              <w14:ligatures w14:val="standardContextual"/>
+            </w:rPr>
           </w:pPr>
-          <w:hyperlink w:anchor="_TocSk015" w:history="1">
-            <w:r>
-              <w:t xml:space="preserve">APPENDICES</w:t>
-            </w:r>
-            <w:r>
+          <w:hyperlink w:anchor="_Toc242998356" w:history="1">
+            <w:r>
+              <w:rPr>
+                <w:rStyle w:val="Hyperlink"/>
+                <w:noProof/>
+              </w:rPr>
+              <w:t>APPENDICES</w:t>
+            </w:r>
+            <w:r>
+              <w:rPr>
+                <w:noProof/>
+                <w:webHidden/>
+              </w:rPr>
               <w:tab/>
             </w:r>
             <w:r>
+              <w:rPr>
+                <w:noProof/>
+                <w:webHidden/>
+              </w:rPr>
               <w:fldChar w:fldCharType="begin"/>
             </w:r>
             <w:r>
-              <w:instrText xml:space="preserve"> PAGEREF _TocSk015 \h </w:instrText>
-            </w:r>
-            <w:r>
+              <w:rPr>
+                <w:noProof/>
+                <w:webHidden/>
+              </w:rPr>
+              <w:instrText xml:space="preserve"> PAGEREF _Toc242998356 \h </w:instrText>
+            </w:r>
+            <w:r>
+              <w:rPr>
+                <w:noProof/>
+                <w:webHidden/>
+              </w:rPr>
+            </w:r>
+            <w:r>
+              <w:rPr>
+                <w:noProof/>
+                <w:webHidden/>
+              </w:rPr>
               <w:fldChar w:fldCharType="separate"/>
             </w:r>
             <w:r>
+              <w:rPr>
+                <w:noProof/>
+                <w:webHidden/>
+              </w:rPr>
               <w:t>10</w:t>
             </w:r>
             <w:r>
+              <w:rPr>
+                <w:noProof/>
+                <w:webHidden/>
+              </w:rPr>
               <w:fldChar w:fldCharType="end"/>
             </w:r>
           </w:hyperlink>
@@ -1129,30 +2047,67 @@
         <w:p>
           <w:pPr>
             <w:pStyle w:val="TOC2"/>
-            <w:tabs>
-              <w:tab w:val="right" w:leader="dot" w:pos="9350"/>
-            </w:tabs>
+            <w:rPr>
+              <w:rFonts w:asciiTheme="minorHAnsi" w:eastAsiaTheme="minorEastAsia" w:hAnsiTheme="minorHAnsi" w:cstheme="minorBidi"/>
+              <w:noProof/>
+              <w:kern w:val="2"/>
+              <w14:ligatures w14:val="standardContextual"/>
+            </w:rPr>
           </w:pPr>
-          <w:hyperlink w:anchor="_TocSk016" w:history="1">
-            <w:r>
-              <w:t xml:space="preserve">Appendix A: Gantt Chart</w:t>
-            </w:r>
-            <w:r>
+          <w:hyperlink w:anchor="_Toc242998357" w:history="1">
+            <w:r>
+              <w:rPr>
+                <w:rStyle w:val="Hyperlink"/>
+                <w:noProof/>
+              </w:rPr>
+              <w:t>Appendix A: Gantt Chart</w:t>
+            </w:r>
+            <w:r>
+              <w:rPr>
+                <w:noProof/>
+                <w:webHidden/>
+              </w:rPr>
               <w:tab/>
             </w:r>
             <w:r>
+              <w:rPr>
+                <w:noProof/>
+                <w:webHidden/>
+              </w:rPr>
               <w:fldChar w:fldCharType="begin"/>
             </w:r>
             <w:r>
-              <w:instrText xml:space="preserve"> PAGEREF _TocSk016 \h </w:instrText>
-            </w:r>
-            <w:r>
+              <w:rPr>
+                <w:noProof/>
+                <w:webHidden/>
+              </w:rPr>
+              <w:instrText xml:space="preserve"> PAGEREF _Toc242998357 \h </w:instrText>
+            </w:r>
+            <w:r>
+              <w:rPr>
+                <w:noProof/>
+                <w:webHidden/>
+              </w:rPr>
+            </w:r>
+            <w:r>
+              <w:rPr>
+                <w:noProof/>
+                <w:webHidden/>
+              </w:rPr>
               <w:fldChar w:fldCharType="separate"/>
             </w:r>
             <w:r>
+              <w:rPr>
+                <w:noProof/>
+                <w:webHidden/>
+              </w:rPr>
               <w:t>11</w:t>
             </w:r>
             <w:r>
+              <w:rPr>
+                <w:noProof/>
+                <w:webHidden/>
+              </w:rPr>
               <w:fldChar w:fldCharType="end"/>
             </w:r>
           </w:hyperlink>
@@ -1160,30 +2115,67 @@
         <w:p>
           <w:pPr>
             <w:pStyle w:val="TOC2"/>
-            <w:tabs>
-              <w:tab w:val="right" w:leader="dot" w:pos="9350"/>
-            </w:tabs>
+            <w:rPr>
+              <w:rFonts w:asciiTheme="minorHAnsi" w:eastAsiaTheme="minorEastAsia" w:hAnsiTheme="minorHAnsi" w:cstheme="minorBidi"/>
+              <w:noProof/>
+              <w:kern w:val="2"/>
+              <w14:ligatures w14:val="standardContextual"/>
+            </w:rPr>
           </w:pPr>
-          <w:hyperlink w:anchor="_TocSk017" w:history="1">
-            <w:r>
-              <w:t xml:space="preserve">Appendix B: Bill of Materials</w:t>
-            </w:r>
-            <w:r>
+          <w:hyperlink w:anchor="_Toc242998358" w:history="1">
+            <w:r>
+              <w:rPr>
+                <w:rStyle w:val="Hyperlink"/>
+                <w:noProof/>
+              </w:rPr>
+              <w:t>Appendix B: Bill of Materials</w:t>
+            </w:r>
+            <w:r>
+              <w:rPr>
+                <w:noProof/>
+                <w:webHidden/>
+              </w:rPr>
               <w:tab/>
             </w:r>
             <w:r>
+              <w:rPr>
+                <w:noProof/>
+                <w:webHidden/>
+              </w:rPr>
               <w:fldChar w:fldCharType="begin"/>
             </w:r>
             <w:r>
-              <w:instrText xml:space="preserve"> PAGEREF _TocSk017 \h </w:instrText>
-            </w:r>
-            <w:r>
+              <w:rPr>
+                <w:noProof/>
+                <w:webHidden/>
+              </w:rPr>
+              <w:instrText xml:space="preserve"> PAGEREF _Toc242998358 \h </w:instrText>
+            </w:r>
+            <w:r>
+              <w:rPr>
+                <w:noProof/>
+                <w:webHidden/>
+              </w:rPr>
+            </w:r>
+            <w:r>
+              <w:rPr>
+                <w:noProof/>
+                <w:webHidden/>
+              </w:rPr>
               <w:fldChar w:fldCharType="separate"/>
             </w:r>
             <w:r>
+              <w:rPr>
+                <w:noProof/>
+                <w:webHidden/>
+              </w:rPr>
               <w:t>12</w:t>
             </w:r>
             <w:r>
+              <w:rPr>
+                <w:noProof/>
+                <w:webHidden/>
+              </w:rPr>
               <w:fldChar w:fldCharType="end"/>
             </w:r>
           </w:hyperlink>
@@ -1191,30 +2183,67 @@
         <w:p>
           <w:pPr>
             <w:pStyle w:val="TOC2"/>
-            <w:tabs>
-              <w:tab w:val="right" w:leader="dot" w:pos="9350"/>
-            </w:tabs>
+            <w:rPr>
+              <w:rFonts w:asciiTheme="minorHAnsi" w:eastAsiaTheme="minorEastAsia" w:hAnsiTheme="minorHAnsi" w:cstheme="minorBidi"/>
+              <w:noProof/>
+              <w:kern w:val="2"/>
+              <w14:ligatures w14:val="standardContextual"/>
+            </w:rPr>
           </w:pPr>
-          <w:hyperlink w:anchor="_TocSk018" w:history="1">
-            <w:r>
-              <w:t xml:space="preserve">Appendix C: User Interface Screens</w:t>
-            </w:r>
-            <w:r>
+          <w:hyperlink w:anchor="_Toc242998359" w:history="1">
+            <w:r>
+              <w:rPr>
+                <w:rStyle w:val="Hyperlink"/>
+                <w:noProof/>
+              </w:rPr>
+              <w:t>Appendix C: User Interface Screens</w:t>
+            </w:r>
+            <w:r>
+              <w:rPr>
+                <w:noProof/>
+                <w:webHidden/>
+              </w:rPr>
               <w:tab/>
             </w:r>
             <w:r>
+              <w:rPr>
+                <w:noProof/>
+                <w:webHidden/>
+              </w:rPr>
               <w:fldChar w:fldCharType="begin"/>
             </w:r>
             <w:r>
-              <w:instrText xml:space="preserve"> PAGEREF _TocSk018 \h </w:instrText>
-            </w:r>
-            <w:r>
+              <w:rPr>
+                <w:noProof/>
+                <w:webHidden/>
+              </w:rPr>
+              <w:instrText xml:space="preserve"> PAGEREF _Toc242998359 \h </w:instrText>
+            </w:r>
+            <w:r>
+              <w:rPr>
+                <w:noProof/>
+                <w:webHidden/>
+              </w:rPr>
+            </w:r>
+            <w:r>
+              <w:rPr>
+                <w:noProof/>
+                <w:webHidden/>
+              </w:rPr>
               <w:fldChar w:fldCharType="separate"/>
             </w:r>
             <w:r>
+              <w:rPr>
+                <w:noProof/>
+                <w:webHidden/>
+              </w:rPr>
               <w:t>13</w:t>
             </w:r>
             <w:r>
+              <w:rPr>
+                <w:noProof/>
+                <w:webHidden/>
+              </w:rPr>
               <w:fldChar w:fldCharType="end"/>
             </w:r>
           </w:hyperlink>
@@ -1222,30 +2251,67 @@
         <w:p>
           <w:pPr>
             <w:pStyle w:val="TOC2"/>
-            <w:tabs>
-              <w:tab w:val="right" w:leader="dot" w:pos="9350"/>
-            </w:tabs>
+            <w:rPr>
+              <w:rFonts w:asciiTheme="minorHAnsi" w:eastAsiaTheme="minorEastAsia" w:hAnsiTheme="minorHAnsi" w:cstheme="minorBidi"/>
+              <w:noProof/>
+              <w:kern w:val="2"/>
+              <w14:ligatures w14:val="standardContextual"/>
+            </w:rPr>
           </w:pPr>
-          <w:hyperlink w:anchor="_TocSk019" w:history="1">
-            <w:r>
-              <w:t xml:space="preserve">Appendix D: Source Code</w:t>
-            </w:r>
-            <w:r>
+          <w:hyperlink w:anchor="_Toc242998360" w:history="1">
+            <w:r>
+              <w:rPr>
+                <w:rStyle w:val="Hyperlink"/>
+                <w:noProof/>
+              </w:rPr>
+              <w:t>Appendix D: Source Code</w:t>
+            </w:r>
+            <w:r>
+              <w:rPr>
+                <w:noProof/>
+                <w:webHidden/>
+              </w:rPr>
               <w:tab/>
             </w:r>
             <w:r>
+              <w:rPr>
+                <w:noProof/>
+                <w:webHidden/>
+              </w:rPr>
               <w:fldChar w:fldCharType="begin"/>
             </w:r>
             <w:r>
-              <w:instrText xml:space="preserve"> PAGEREF _TocSk019 \h </w:instrText>
-            </w:r>
-            <w:r>
+              <w:rPr>
+                <w:noProof/>
+                <w:webHidden/>
+              </w:rPr>
+              <w:instrText xml:space="preserve"> PAGEREF _Toc242998360 \h </w:instrText>
+            </w:r>
+            <w:r>
+              <w:rPr>
+                <w:noProof/>
+                <w:webHidden/>
+              </w:rPr>
+            </w:r>
+            <w:r>
+              <w:rPr>
+                <w:noProof/>
+                <w:webHidden/>
+              </w:rPr>
               <w:fldChar w:fldCharType="separate"/>
             </w:r>
             <w:r>
+              <w:rPr>
+                <w:noProof/>
+                <w:webHidden/>
+              </w:rPr>
               <w:t>14</w:t>
             </w:r>
             <w:r>
+              <w:rPr>
+                <w:noProof/>
+                <w:webHidden/>
+              </w:rPr>
               <w:fldChar w:fldCharType="end"/>
             </w:r>
           </w:hyperlink>
@@ -1253,9 +2319,6 @@
         <w:p>
           <w:pPr>
             <w:pStyle w:val="TOC1"/>
-            <w:tabs>
-              <w:tab w:val="right" w:leader="dot" w:pos="9350"/>
-            </w:tabs>
           </w:pPr>
           <w:r>
             <w:fldChar w:fldCharType="end"/>
@@ -1263,7 +2326,6 @@
         </w:p>
       </w:sdtContent>
     </w:sdt>
-    <w:bookmarkStart w:id="2" w:name="_TocFigures"/>
     <w:p>
       <w:pPr>
         <w:pageBreakBefore/>
@@ -1274,7 +2336,15 @@
         <w:fldChar w:fldCharType="begin"/>
       </w:r>
       <w:r>
-        <w:instrText xml:space="preserve"> TC "LIST OF FIGURES" \l 1 </w:instrText>
+        <w:instrText xml:space="preserve"> TC "</w:instrText>
+      </w:r>
+      <w:bookmarkStart w:id="2" w:name="_Toc242998335"/>
+      <w:r>
+        <w:instrText>LIST OF FIGURES</w:instrText>
+      </w:r>
+      <w:bookmarkEnd w:id="2"/>
+      <w:r>
+        <w:instrText xml:space="preserve">" \l 1 </w:instrText>
       </w:r>
       <w:r>
         <w:fldChar w:fldCharType="end"/>
@@ -1286,7 +2356,6 @@
         </w:rPr>
         <w:t>List of Figures</w:t>
       </w:r>
-      <w:bookmarkEnd w:id="2"/>
     </w:p>
     <w:p>
       <w:pPr>
@@ -1327,7 +2396,6 @@
         </w:r>
       </w:hyperlink>
     </w:p>
-    <w:bookmarkStart w:id="3" w:name="_TocTables"/>
     <w:p>
       <w:pPr>
         <w:pageBreakBefore/>
@@ -1348,7 +2416,15 @@
         <w:fldChar w:fldCharType="begin"/>
       </w:r>
       <w:r>
-        <w:instrText xml:space="preserve"> TC "LIST OF TABLES" \l 1 </w:instrText>
+        <w:instrText xml:space="preserve"> TC "</w:instrText>
+      </w:r>
+      <w:bookmarkStart w:id="3" w:name="_Toc242998336"/>
+      <w:r>
+        <w:instrText>LIST OF TABLES</w:instrText>
+      </w:r>
+      <w:bookmarkEnd w:id="3"/>
+      <w:r>
+        <w:instrText xml:space="preserve">" \l 1 </w:instrText>
       </w:r>
       <w:r>
         <w:fldChar w:fldCharType="end"/>
@@ -1360,13 +2436,12 @@
         </w:rPr>
         <w:t>List of Tables</w:t>
       </w:r>
-      <w:bookmarkEnd w:id="3"/>
     </w:p>
     <w:p>
       <w:pPr>
         <w:pStyle w:val="Heading1"/>
       </w:pPr>
-      <w:bookmarkStart w:id="4" w:name="_Toc242995074"/>
+      <w:bookmarkStart w:id="4" w:name="_Toc242998337"/>
       <w:r>
         <w:lastRenderedPageBreak/>
         <w:t xml:space="preserve">I. </w:t>
@@ -1380,7 +2455,7 @@
       <w:pPr>
         <w:pStyle w:val="Heading2"/>
       </w:pPr>
-      <w:bookmarkStart w:id="5" w:name="_Toc242995075"/>
+      <w:bookmarkStart w:id="5" w:name="_Toc242998338"/>
       <w:r>
         <w:t>1.1 Introduction and Problem</w:t>
       </w:r>
@@ -1436,7 +2511,7 @@
         <w:pStyle w:val="Heading2"/>
         <w:pageBreakBefore/>
       </w:pPr>
-      <w:bookmarkStart w:id="6" w:name="_Toc242995076"/>
+      <w:bookmarkStart w:id="6" w:name="_Toc242998339"/>
       <w:r>
         <w:lastRenderedPageBreak/>
         <w:t xml:space="preserve">1.2 </w:t>
@@ -1533,15 +2608,6 @@
         <w:ind w:firstLine="720"/>
         <w:jc w:val="both"/>
       </w:pPr>
-      <w:r>
-        <w:t>The project Smart-Bin is connected to one of the Sustainable Development Goals (SDGs) of the United Nations (Agenda 2030), namely SDG 11: Sustainable Cities and Communities. Smart-Bin is specifically targeting the environmental impact of cities, per capita, with particular attention to air quality and municipal and other waste management</w:t>
-      </w:r>
-      <w:r>
-        <w:t xml:space="preserve"> </w:t>
-      </w:r>
-      <w:r>
-        <w:t>(United Nations Department of Economic and Social Affairs [UN DESA], n.d., Target 11.6).</w:t>
-      </w:r>
     </w:p>
     <w:p>
       <w:pPr>
@@ -1549,7 +2615,10 @@
         <w:jc w:val="both"/>
       </w:pPr>
       <w:r>
-        <w:t>Smart-Bin can contribute to achieve the target of Sustainable Development Goal 11. It is achieved by monitoring and control of waste state with help of sensors installed in smart-bins and collecting information to make timely decision to ensure waste management collection process. As part of the project, a dashboard and application are developed and send a notification to the operator regarding of the bins state (levels, weight, temperatures, humidity, air quality around bins).</w:t>
+        <w:t>The project Smart-Bin is connected to one of the Sustainable Development Goals (SDGs) of the United Nations (Agenda 2030), namely SDG 11: Sustainable Cities and Communities. Smart-Bin is specifically targeting the environmental impact of cities, per capita, with particular attention to air quality and municipal and other waste management</w:t>
+      </w:r>
+      <w:r>
+        <w:t xml:space="preserve"> (United Nations Department of Economic and Social Affairs [UN DESA], n.d., Target 11.6).</w:t>
       </w:r>
     </w:p>
     <w:p>
@@ -1558,16 +2627,7 @@
         <w:jc w:val="both"/>
       </w:pPr>
       <w:r>
-        <w:t xml:space="preserve"> </w:t>
-      </w:r>
-      <w:r>
-        <w:t xml:space="preserve">It can help in optimizing the collection process since priority can be given to those bins which have more trash and need to be emptied before the trash overflows. Furthermore, it can be used to prevent the impact on the environment, for example, if the air quality is not acceptable. This can optimize the collection process by prioritizing bins and </w:t>
-      </w:r>
-      <w:r>
-        <w:t>minimizing</w:t>
-      </w:r>
-      <w:r>
-        <w:t xml:space="preserve"> vehicles and fuel usage.</w:t>
+        <w:t>Smart-Bin can contribute to achieve the target of Sustainable Development Goal 11. It is achieved by monitoring and control of waste state with help of sensors installed in smart-bins and collecting information to make timely decision to ensure waste management collection process. As part of the project, a dashboard and application are developed and send a notification to the operator regarding of the bins state (levels, weight, temperatures, humidity, air quality around bins).</w:t>
       </w:r>
     </w:p>
     <w:p>
@@ -1575,17 +2635,36 @@
         <w:ind w:firstLine="720"/>
         <w:jc w:val="both"/>
       </w:pPr>
+      <w:r>
+        <w:t xml:space="preserve"> </w:t>
+      </w:r>
+      <w:r>
+        <w:t xml:space="preserve">It can help in optimizing the collection process since priority can be given to those bins which have more trash and need to be emptied before the trash overflows. Furthermore, it can be used to prevent the impact on the environment, for example, if the air quality is not acceptable. This can optimize the collection process by prioritizing bins and </w:t>
+      </w:r>
+      <w:r>
+        <w:t>minimizing</w:t>
+      </w:r>
+      <w:r>
+        <w:t xml:space="preserve"> vehicles and fuel usage.</w:t>
+      </w:r>
+    </w:p>
+    <w:p>
+      <w:pPr>
+        <w:ind w:firstLine="720"/>
+        <w:jc w:val="both"/>
+      </w:pPr>
     </w:p>
     <w:p>
       <w:pPr>
         <w:pStyle w:val="Heading2"/>
         <w:pageBreakBefore/>
       </w:pPr>
-      <w:bookmarkStart w:id="11" w:name="_TocSk001"/>
-      <w:r>
-        <w:t xml:space="preserve">1.3 Review of Related Literature</w:t>
-      </w:r>
-      <w:bookmarkEnd w:id="11"/>
+      <w:bookmarkStart w:id="8" w:name="_Toc242998340"/>
+      <w:r>
+        <w:lastRenderedPageBreak/>
+        <w:t>1.3 Review of Related Literature</w:t>
+      </w:r>
+      <w:bookmarkEnd w:id="8"/>
     </w:p>
     <w:p>
       <w:pPr>
@@ -1598,7 +2677,7 @@
           <w:iCs/>
           <w:color w:val="7F7F7F"/>
         </w:rPr>
-        <w:t xml:space="preserve">[Introduce the review of related literature here.]</w:t>
+        <w:t>[Introduce the review of related literature here.]</w:t>
       </w:r>
     </w:p>
     <w:p>
@@ -1606,7 +2685,7 @@
         <w:pStyle w:val="Heading3"/>
       </w:pPr>
       <w:r>
-        <w:t xml:space="preserve">Prior Art</w:t>
+        <w:t>Prior Art</w:t>
       </w:r>
     </w:p>
     <w:p>
@@ -1620,7 +2699,7 @@
           <w:iCs/>
           <w:color w:val="7F7F7F"/>
         </w:rPr>
-        <w:t xml:space="preserve">[Discuss 15 to 20 existing smart bin products, patents, or prototypes.]</w:t>
+        <w:t>[Discuss 15 to 20 existing smart bin products, patents, or prototypes.]</w:t>
       </w:r>
     </w:p>
     <w:p>
@@ -1628,7 +2707,7 @@
         <w:pStyle w:val="Heading3"/>
       </w:pPr>
       <w:r>
-        <w:t xml:space="preserve">Related Literature and Studies</w:t>
+        <w:t>Related Literature and Studies</w:t>
       </w:r>
     </w:p>
     <w:p>
@@ -1642,7 +2721,7 @@
           <w:iCs/>
           <w:color w:val="7F7F7F"/>
         </w:rPr>
-        <w:t xml:space="preserve">[Discuss 20 to 30 related literature and studies published in 2023 or later.]</w:t>
+        <w:t>[Discuss 20 to 30 related literature and studies published in 2023 or later.]</w:t>
       </w:r>
     </w:p>
     <w:p>
@@ -1650,7 +2729,7 @@
         <w:pStyle w:val="Heading3"/>
       </w:pPr>
       <w:r>
-        <w:t xml:space="preserve">SWOT Analysis</w:t>
+        <w:t>SWOT Analysis</w:t>
       </w:r>
     </w:p>
     <w:p>
@@ -1664,7 +2743,7 @@
           <w:iCs/>
           <w:color w:val="7F7F7F"/>
         </w:rPr>
-        <w:t xml:space="preserve">[Insert the SWOT analysis of Smart-Bin here.]</w:t>
+        <w:t>[Insert the SWOT analysis of Smart-Bin here.]</w:t>
       </w:r>
     </w:p>
     <w:p>
@@ -1672,7 +2751,7 @@
         <w:pStyle w:val="Heading3"/>
       </w:pPr>
       <w:r>
-        <w:t xml:space="preserve">Research Gap</w:t>
+        <w:t>Research Gap</w:t>
       </w:r>
     </w:p>
     <w:p>
@@ -1686,7 +2765,7 @@
           <w:iCs/>
           <w:color w:val="7F7F7F"/>
         </w:rPr>
-        <w:t xml:space="preserve">[State the gap in existing systems that Smart-Bin addresses.]</w:t>
+        <w:t>[State the gap in existing systems that Smart-Bin addresses.]</w:t>
       </w:r>
     </w:p>
     <w:p>
@@ -1694,13 +2773,12 @@
         <w:pStyle w:val="Heading2"/>
         <w:pageBreakBefore/>
       </w:pPr>
-      <w:bookmarkStart w:id="12" w:name="_TocSk002"/>
+      <w:bookmarkStart w:id="9" w:name="_Toc242998341"/>
       <w:r>
         <w:lastRenderedPageBreak/>
         <w:t>1.4 Objectives</w:t>
       </w:r>
       <w:bookmarkEnd w:id="9"/>
-      <w:bookmarkEnd w:id="12"/>
     </w:p>
     <w:p>
       <w:pPr>
@@ -1820,13 +2898,7 @@
         <w:t>P</w:t>
       </w:r>
       <w:r>
-        <w:t xml:space="preserve">rioritization, based on bin fullness and estimated time to fullness, remote bin locking and unlocking, on-bin collection functions (via PIN), sensor simulation and system interface sensor calibration. This will lead to the </w:t>
-      </w:r>
-      <w:r>
-        <w:t>prioritization</w:t>
-      </w:r>
-      <w:r>
-        <w:t xml:space="preserve"> of collections and will also help with efficient collections and efficiency.</w:t>
+        <w:t>rioritization, based on bin fullness and estimated time to fullness, remote bin locking and unlocking, on-bin collection functions (via PIN), sensor simulation and system interface sensor calibration. This will lead to the prioritization of collections and will also help with efficient collections and efficiency.</w:t>
       </w:r>
     </w:p>
     <w:p>
@@ -1840,11 +2912,12 @@
         <w:pStyle w:val="Heading2"/>
         <w:pageBreakBefore/>
       </w:pPr>
-      <w:bookmarkStart w:id="13" w:name="_TocSk003"/>
-      <w:r>
-        <w:t xml:space="preserve">1.5 Conceptual Framework</w:t>
-      </w:r>
-      <w:bookmarkEnd w:id="13"/>
+      <w:bookmarkStart w:id="10" w:name="_Toc242998342"/>
+      <w:r>
+        <w:lastRenderedPageBreak/>
+        <w:t>1.5 Conceptual Framework</w:t>
+      </w:r>
+      <w:bookmarkEnd w:id="10"/>
     </w:p>
     <w:p>
       <w:pPr>
@@ -1857,7 +2930,7 @@
           <w:iCs/>
           <w:color w:val="7F7F7F"/>
         </w:rPr>
-        <w:t xml:space="preserve">[Introduce the conceptual framework here.]</w:t>
+        <w:t>[Introduce the conceptual framework here.]</w:t>
       </w:r>
     </w:p>
     <w:p>
@@ -1865,7 +2938,7 @@
         <w:pStyle w:val="Heading3"/>
       </w:pPr>
       <w:r>
-        <w:t xml:space="preserve">Input-Process-Output Model</w:t>
+        <w:t>Input-Process-Output Model</w:t>
       </w:r>
     </w:p>
     <w:p>
@@ -1879,7 +2952,7 @@
           <w:iCs/>
           <w:color w:val="7F7F7F"/>
         </w:rPr>
-        <w:t xml:space="preserve">[Insert and explain the IPO diagram here.]</w:t>
+        <w:t>[Insert and explain the IPO diagram here.]</w:t>
       </w:r>
     </w:p>
     <w:p>
@@ -1887,7 +2960,7 @@
         <w:pStyle w:val="Heading3"/>
       </w:pPr>
       <w:r>
-        <w:t xml:space="preserve">IoT Level</w:t>
+        <w:t>IoT Level</w:t>
       </w:r>
     </w:p>
     <w:p>
@@ -1901,7 +2974,7 @@
           <w:iCs/>
           <w:color w:val="7F7F7F"/>
         </w:rPr>
-        <w:t xml:space="preserve">[Explain the IoT level of the system (Bahga &amp; Madisetti) here.]</w:t>
+        <w:t>[Explain the IoT level of the system (Bahga &amp; Madisetti) here.]</w:t>
       </w:r>
     </w:p>
     <w:p>
@@ -1909,12 +2982,12 @@
         <w:pStyle w:val="Heading2"/>
         <w:pageBreakBefore/>
       </w:pPr>
-      <w:bookmarkStart w:id="8" w:name="_Toc242995077"/>
+      <w:bookmarkStart w:id="11" w:name="_Toc242998343"/>
       <w:r>
         <w:lastRenderedPageBreak/>
         <w:t>1.6 Target Beneficiaries</w:t>
       </w:r>
-      <w:bookmarkEnd w:id="8"/>
+      <w:bookmarkEnd w:id="11"/>
     </w:p>
     <w:p>
       <w:pPr>
@@ -2025,21 +3098,22 @@
         <w:pStyle w:val="Heading1"/>
         <w:pageBreakBefore/>
       </w:pPr>
-      <w:bookmarkStart w:id="14" w:name="_TocSk004"/>
-      <w:r>
-        <w:t xml:space="preserve">II. PROTOTYPE DESIGN AND DEVELOPMENT</w:t>
-      </w:r>
-      <w:bookmarkEnd w:id="14"/>
+      <w:bookmarkStart w:id="12" w:name="_Toc242998344"/>
+      <w:r>
+        <w:lastRenderedPageBreak/>
+        <w:t>II. PROTOTYPE DESIGN AND DEVELOPMENT</w:t>
+      </w:r>
+      <w:bookmarkEnd w:id="12"/>
     </w:p>
     <w:p>
       <w:pPr>
         <w:pStyle w:val="Heading2"/>
       </w:pPr>
-      <w:bookmarkStart w:id="15" w:name="_TocSk005"/>
-      <w:r>
-        <w:t xml:space="preserve">2.1 Prototype Design</w:t>
-      </w:r>
-      <w:bookmarkEnd w:id="15"/>
+      <w:bookmarkStart w:id="13" w:name="_Toc242998345"/>
+      <w:r>
+        <w:t>2.1 Prototype Design</w:t>
+      </w:r>
+      <w:bookmarkEnd w:id="13"/>
     </w:p>
     <w:p>
       <w:pPr>
@@ -2052,18 +3126,18 @@
           <w:iCs/>
           <w:color w:val="7F7F7F"/>
         </w:rPr>
-        <w:t xml:space="preserve">[Describe and show the physical design of the Smart-Bin prototype here.]</w:t>
+        <w:t>[Describe and show the physical design of the Smart-Bin prototype here.]</w:t>
       </w:r>
     </w:p>
     <w:p>
       <w:pPr>
         <w:pStyle w:val="Heading2"/>
       </w:pPr>
-      <w:bookmarkStart w:id="16" w:name="_TocSk006"/>
-      <w:r>
-        <w:t xml:space="preserve">2.2 Block Diagram</w:t>
-      </w:r>
-      <w:bookmarkEnd w:id="16"/>
+      <w:bookmarkStart w:id="14" w:name="_Toc242998346"/>
+      <w:r>
+        <w:t>2.2 Block Diagram</w:t>
+      </w:r>
+      <w:bookmarkEnd w:id="14"/>
     </w:p>
     <w:p>
       <w:pPr>
@@ -2076,18 +3150,18 @@
           <w:iCs/>
           <w:color w:val="7F7F7F"/>
         </w:rPr>
-        <w:t xml:space="preserve">[Insert and explain the system block diagram here.]</w:t>
+        <w:t>[Insert and explain the system block diagram here.]</w:t>
       </w:r>
     </w:p>
     <w:p>
       <w:pPr>
         <w:pStyle w:val="Heading2"/>
       </w:pPr>
-      <w:bookmarkStart w:id="17" w:name="_TocSk007"/>
-      <w:r>
-        <w:t xml:space="preserve">2.3 System Flowchart</w:t>
-      </w:r>
-      <w:bookmarkEnd w:id="17"/>
+      <w:bookmarkStart w:id="15" w:name="_Toc242998347"/>
+      <w:r>
+        <w:t>2.3 System Flowchart</w:t>
+      </w:r>
+      <w:bookmarkEnd w:id="15"/>
     </w:p>
     <w:p>
       <w:pPr>
@@ -2100,18 +3174,18 @@
           <w:iCs/>
           <w:color w:val="7F7F7F"/>
         </w:rPr>
-        <w:t xml:space="preserve">[Insert and explain the system flowchart here.]</w:t>
+        <w:t>[Insert and explain the system flowchart here.]</w:t>
       </w:r>
     </w:p>
     <w:p>
       <w:pPr>
         <w:pStyle w:val="Heading2"/>
       </w:pPr>
-      <w:bookmarkStart w:id="18" w:name="_TocSk008"/>
-      <w:r>
-        <w:t xml:space="preserve">2.4 Schematic Design</w:t>
-      </w:r>
-      <w:bookmarkEnd w:id="18"/>
+      <w:bookmarkStart w:id="16" w:name="_Toc242998348"/>
+      <w:r>
+        <w:t>2.4 Schematic Design</w:t>
+      </w:r>
+      <w:bookmarkEnd w:id="16"/>
     </w:p>
     <w:p>
       <w:pPr>
@@ -2124,18 +3198,18 @@
           <w:iCs/>
           <w:color w:val="7F7F7F"/>
         </w:rPr>
-        <w:t xml:space="preserve">[Insert and explain the schematic diagram here.]</w:t>
+        <w:t>[Insert and explain the schematic diagram here.]</w:t>
       </w:r>
     </w:p>
     <w:p>
       <w:pPr>
         <w:pStyle w:val="Heading2"/>
       </w:pPr>
-      <w:bookmarkStart w:id="19" w:name="_TocSk009"/>
-      <w:r>
-        <w:t xml:space="preserve">2.5 Component Materials</w:t>
-      </w:r>
-      <w:bookmarkEnd w:id="19"/>
+      <w:bookmarkStart w:id="17" w:name="_Toc242998349"/>
+      <w:r>
+        <w:t>2.5 Component Materials</w:t>
+      </w:r>
+      <w:bookmarkEnd w:id="17"/>
     </w:p>
     <w:p>
       <w:pPr>
@@ -2148,7 +3222,7 @@
           <w:iCs/>
           <w:color w:val="7F7F7F"/>
         </w:rPr>
-        <w:t xml:space="preserve">[List and describe the components and materials used here.]</w:t>
+        <w:t>[List and describe the components and materials used here.]</w:t>
       </w:r>
     </w:p>
     <w:p>
@@ -2156,21 +3230,22 @@
         <w:pStyle w:val="Heading1"/>
         <w:pageBreakBefore/>
       </w:pPr>
-      <w:bookmarkStart w:id="20" w:name="_TocSk010"/>
-      <w:r>
-        <w:t xml:space="preserve">III. TESTING, RESULTS, AND CONCLUSION</w:t>
-      </w:r>
-      <w:bookmarkEnd w:id="20"/>
+      <w:bookmarkStart w:id="18" w:name="_Toc242998350"/>
+      <w:r>
+        <w:lastRenderedPageBreak/>
+        <w:t>III. TESTING, RESULTS, AND CONCLUSION</w:t>
+      </w:r>
+      <w:bookmarkEnd w:id="18"/>
     </w:p>
     <w:p>
       <w:pPr>
         <w:pStyle w:val="Heading2"/>
       </w:pPr>
-      <w:bookmarkStart w:id="21" w:name="_TocSk011"/>
-      <w:r>
-        <w:t xml:space="preserve">3.1 Test Cases</w:t>
-      </w:r>
-      <w:bookmarkEnd w:id="21"/>
+      <w:bookmarkStart w:id="19" w:name="_Toc242998351"/>
+      <w:r>
+        <w:t>3.1 Test Cases</w:t>
+      </w:r>
+      <w:bookmarkEnd w:id="19"/>
     </w:p>
     <w:p>
       <w:pPr>
@@ -2183,7 +3258,7 @@
           <w:iCs/>
           <w:color w:val="7F7F7F"/>
         </w:rPr>
-        <w:t xml:space="preserve">[Introduce the test cases here. Each specific objective is tested below.]</w:t>
+        <w:t>[Introduce the test cases here. Each specific objective is tested below.]</w:t>
       </w:r>
     </w:p>
     <w:p>
@@ -2191,7 +3266,7 @@
         <w:pStyle w:val="Heading3"/>
       </w:pPr>
       <w:r>
-        <w:t xml:space="preserve">Specific Objective 1: Sensor Monitoring and Detection</w:t>
+        <w:t>Specific Objective 1: Sensor Monitoring and Detection</w:t>
       </w:r>
     </w:p>
     <w:p>
@@ -2205,7 +3280,7 @@
           <w:iCs/>
           <w:color w:val="7F7F7F"/>
         </w:rPr>
-        <w:t xml:space="preserve">[Insert test cases TC1.1 to TC1.6 here.]</w:t>
+        <w:t>[Insert test cases TC1.1 to TC1.6 here.]</w:t>
       </w:r>
     </w:p>
     <w:p>
@@ -2213,7 +3288,7 @@
         <w:pStyle w:val="Heading3"/>
       </w:pPr>
       <w:r>
-        <w:t xml:space="preserve">Specific Objective 2: Real-Time Monitoring and Alerts</w:t>
+        <w:t>Specific Objective 2: Real-Time Monitoring and Alerts</w:t>
       </w:r>
     </w:p>
     <w:p>
@@ -2227,7 +3302,7 @@
           <w:iCs/>
           <w:color w:val="7F7F7F"/>
         </w:rPr>
-        <w:t xml:space="preserve">[Insert test cases TC2.1 to TC2.6 here.]</w:t>
+        <w:t>[Insert test cases TC2.1 to TC2.6 here.]</w:t>
       </w:r>
     </w:p>
     <w:p>
@@ -2235,7 +3310,7 @@
         <w:pStyle w:val="Heading3"/>
       </w:pPr>
       <w:r>
-        <w:t xml:space="preserve">Specific Objective 3: Bin Control and Collection Prioritization</w:t>
+        <w:t>Specific Objective 3: Bin Control and Collection Prioritization</w:t>
       </w:r>
     </w:p>
     <w:p>
@@ -2249,18 +3324,18 @@
           <w:iCs/>
           <w:color w:val="7F7F7F"/>
         </w:rPr>
-        <w:t xml:space="preserve">[Insert test cases TC3.1 to TC3.6 here.]</w:t>
+        <w:t>[Insert test cases TC3.1 to TC3.6 here.]</w:t>
       </w:r>
     </w:p>
     <w:p>
       <w:pPr>
         <w:pStyle w:val="Heading2"/>
       </w:pPr>
-      <w:bookmarkStart w:id="22" w:name="_TocSk012"/>
-      <w:r>
-        <w:t xml:space="preserve">3.2 Results and Discussion</w:t>
-      </w:r>
-      <w:bookmarkEnd w:id="22"/>
+      <w:bookmarkStart w:id="20" w:name="_Toc242998352"/>
+      <w:r>
+        <w:t>3.2 Results and Discussion</w:t>
+      </w:r>
+      <w:bookmarkEnd w:id="20"/>
     </w:p>
     <w:p>
       <w:pPr>
@@ -2273,18 +3348,18 @@
           <w:iCs/>
           <w:color w:val="7F7F7F"/>
         </w:rPr>
-        <w:t xml:space="preserve">[Present and discuss the test results here.]</w:t>
+        <w:t>[Present and discuss the test results here.]</w:t>
       </w:r>
     </w:p>
     <w:p>
       <w:pPr>
         <w:pStyle w:val="Heading2"/>
       </w:pPr>
-      <w:bookmarkStart w:id="23" w:name="_TocSk013"/>
-      <w:r>
-        <w:t xml:space="preserve">3.3 Conclusion</w:t>
-      </w:r>
-      <w:bookmarkEnd w:id="23"/>
+      <w:bookmarkStart w:id="21" w:name="_Toc242998353"/>
+      <w:r>
+        <w:t>3.3 Conclusion</w:t>
+      </w:r>
+      <w:bookmarkEnd w:id="21"/>
     </w:p>
     <w:p>
       <w:pPr>
@@ -2297,18 +3372,18 @@
           <w:iCs/>
           <w:color w:val="7F7F7F"/>
         </w:rPr>
-        <w:t xml:space="preserve">[Write the conclusion here.]</w:t>
+        <w:t>[Write the conclusion here.]</w:t>
       </w:r>
     </w:p>
     <w:p>
       <w:pPr>
         <w:pStyle w:val="Heading2"/>
       </w:pPr>
-      <w:bookmarkStart w:id="24" w:name="_TocSk014"/>
-      <w:r>
-        <w:t xml:space="preserve">3.4 Recommendations</w:t>
-      </w:r>
-      <w:bookmarkEnd w:id="24"/>
+      <w:bookmarkStart w:id="22" w:name="_Toc242998354"/>
+      <w:r>
+        <w:t>3.4 Recommendations</w:t>
+      </w:r>
+      <w:bookmarkEnd w:id="22"/>
     </w:p>
     <w:p>
       <w:pPr>
@@ -2321,7 +3396,7 @@
           <w:iCs/>
           <w:color w:val="7F7F7F"/>
         </w:rPr>
-        <w:t xml:space="preserve">[Write the recommendations here.]</w:t>
+        <w:t>[Write the recommendations here.]</w:t>
       </w:r>
     </w:p>
     <w:p>
@@ -2329,12 +3404,12 @@
         <w:pStyle w:val="Heading1"/>
         <w:pageBreakBefore/>
       </w:pPr>
-      <w:bookmarkStart w:id="10" w:name="_Toc242995079"/>
+      <w:bookmarkStart w:id="23" w:name="_Toc242998355"/>
       <w:r>
         <w:lastRenderedPageBreak/>
         <w:t>REFERENCES</w:t>
       </w:r>
-      <w:bookmarkEnd w:id="10"/>
+      <w:bookmarkEnd w:id="23"/>
     </w:p>
     <w:p>
       <w:pPr>
@@ -2445,11 +3520,12 @@
         <w:pStyle w:val="Heading1"/>
         <w:pageBreakBefore/>
       </w:pPr>
-      <w:bookmarkStart w:id="25" w:name="_TocSk015"/>
-      <w:r>
-        <w:t xml:space="preserve">APPENDICES</w:t>
-      </w:r>
-      <w:bookmarkEnd w:id="25"/>
+      <w:bookmarkStart w:id="24" w:name="_Toc242998356"/>
+      <w:r>
+        <w:lastRenderedPageBreak/>
+        <w:t>APPENDICES</w:t>
+      </w:r>
+      <w:bookmarkEnd w:id="24"/>
     </w:p>
     <w:p>
       <w:pPr>
@@ -2462,7 +3538,7 @@
           <w:iCs/>
           <w:color w:val="7F7F7F"/>
         </w:rPr>
-        <w:t xml:space="preserve">[Appendices follow, each on its own page.]</w:t>
+        <w:t>[Appendices follow, each on its own page.]</w:t>
       </w:r>
     </w:p>
     <w:p>
@@ -2470,11 +3546,12 @@
         <w:pStyle w:val="Heading2"/>
         <w:pageBreakBefore/>
       </w:pPr>
-      <w:bookmarkStart w:id="26" w:name="_TocSk016"/>
-      <w:r>
-        <w:t xml:space="preserve">Appendix A: Gantt Chart</w:t>
-      </w:r>
-      <w:bookmarkEnd w:id="26"/>
+      <w:bookmarkStart w:id="25" w:name="_Toc242998357"/>
+      <w:r>
+        <w:lastRenderedPageBreak/>
+        <w:t>Appendix A: Gantt Chart</w:t>
+      </w:r>
+      <w:bookmarkEnd w:id="25"/>
     </w:p>
     <w:p>
       <w:pPr>
@@ -2487,7 +3564,7 @@
           <w:iCs/>
           <w:color w:val="7F7F7F"/>
         </w:rPr>
-        <w:t xml:space="preserve">[Insert the Gantt chart here.]</w:t>
+        <w:t>[Insert the Gantt chart here.]</w:t>
       </w:r>
     </w:p>
     <w:p>
@@ -2495,11 +3572,12 @@
         <w:pStyle w:val="Heading2"/>
         <w:pageBreakBefore/>
       </w:pPr>
-      <w:bookmarkStart w:id="27" w:name="_TocSk017"/>
-      <w:r>
-        <w:t xml:space="preserve">Appendix B: Bill of Materials</w:t>
-      </w:r>
-      <w:bookmarkEnd w:id="27"/>
+      <w:bookmarkStart w:id="26" w:name="_Toc242998358"/>
+      <w:r>
+        <w:lastRenderedPageBreak/>
+        <w:t>Appendix B: Bill of Materials</w:t>
+      </w:r>
+      <w:bookmarkEnd w:id="26"/>
     </w:p>
     <w:p>
       <w:pPr>
@@ -2512,7 +3590,7 @@
           <w:iCs/>
           <w:color w:val="7F7F7F"/>
         </w:rPr>
-        <w:t xml:space="preserve">[Insert the bill of materials and cost here.]</w:t>
+        <w:t>[Insert the bill of materials and cost here.]</w:t>
       </w:r>
     </w:p>
     <w:p>
@@ -2520,11 +3598,12 @@
         <w:pStyle w:val="Heading2"/>
         <w:pageBreakBefore/>
       </w:pPr>
-      <w:bookmarkStart w:id="28" w:name="_TocSk018"/>
-      <w:r>
-        <w:t xml:space="preserve">Appendix C: User Interface Screens</w:t>
-      </w:r>
-      <w:bookmarkEnd w:id="28"/>
+      <w:bookmarkStart w:id="27" w:name="_Toc242998359"/>
+      <w:r>
+        <w:lastRenderedPageBreak/>
+        <w:t>Appendix C: User Interface Screens</w:t>
+      </w:r>
+      <w:bookmarkEnd w:id="27"/>
     </w:p>
     <w:p>
       <w:pPr>
@@ -2537,7 +3616,7 @@
           <w:iCs/>
           <w:color w:val="7F7F7F"/>
         </w:rPr>
-        <w:t xml:space="preserve">[Insert screenshots of the touchscreen, web dashboard, and Android app here.]</w:t>
+        <w:t>[Insert screenshots of the touchscreen, web dashboard, and Android app here.]</w:t>
       </w:r>
     </w:p>
     <w:p>
@@ -2545,11 +3624,12 @@
         <w:pStyle w:val="Heading2"/>
         <w:pageBreakBefore/>
       </w:pPr>
-      <w:bookmarkStart w:id="29" w:name="_TocSk019"/>
-      <w:r>
-        <w:t xml:space="preserve">Appendix D: Source Code</w:t>
-      </w:r>
-      <w:bookmarkEnd w:id="29"/>
+      <w:bookmarkStart w:id="28" w:name="_Toc242998360"/>
+      <w:r>
+        <w:lastRenderedPageBreak/>
+        <w:t>Appendix D: Source Code</w:t>
+      </w:r>
+      <w:bookmarkEnd w:id="28"/>
     </w:p>
     <w:p>
       <w:pPr>
@@ -2562,7 +3642,7 @@
           <w:iCs/>
           <w:color w:val="7F7F7F"/>
         </w:rPr>
-        <w:t xml:space="preserve">[Insert the firmware source code or a link to the repository here.]</w:t>
+        <w:t>[Insert the firmware source code or a link to the repository here.]</w:t>
       </w:r>
     </w:p>
     <w:sectPr>
@@ -3413,6 +4493,7 @@
   <w:style w:type="character" w:default="1" w:styleId="DefaultParagraphFont">
     <w:name w:val="Default Paragraph Font"/>
     <w:uiPriority w:val="1"/>
+    <w:semiHidden/>
     <w:unhideWhenUsed/>
   </w:style>
   <w:style w:type="table" w:default="1" w:styleId="TableNormal">
@@ -3541,10 +4622,10 @@
     <w:uiPriority w:val="39"/>
     <w:unhideWhenUsed/>
     <w:pPr>
-      <w:spacing w:line="360" w:lineRule="exact"/>
       <w:tabs>
         <w:tab w:val="right" w:leader="dot" w:pos="9350"/>
       </w:tabs>
+      <w:spacing w:line="360" w:lineRule="exact"/>
     </w:pPr>
     <w:rPr>
       <w:b/>
@@ -3558,10 +4639,10 @@
     <w:uiPriority w:val="39"/>
     <w:unhideWhenUsed/>
     <w:pPr>
-      <w:spacing w:line="360" w:lineRule="exact"/>
       <w:tabs>
         <w:tab w:val="right" w:leader="dot" w:pos="9350"/>
       </w:tabs>
+      <w:spacing w:line="360" w:lineRule="exact"/>
       <w:ind w:left="480"/>
     </w:pPr>
   </w:style>

--- a/Documents/Embedded Systems - Final Project - G2.docx
+++ b/Documents/Embedded Systems - Final Project - G2.docx
@@ -3559,12 +3559,99 @@
         <w:jc w:val="both"/>
       </w:pPr>
       <w:r>
+        <w:drawing>
+          <wp:anchor distT="0" distB="0" distL="114300" distR="114300" simplePos="0" relativeHeight="251659264" behindDoc="0" locked="0" layoutInCell="1" allowOverlap="1" wp14:anchorId="539E8D7B" wp14:editId="10E673DB">
+            <wp:simplePos x="0" y="0"/>
+            <wp:positionH relativeFrom="margin">
+              <wp:align>right</wp:align>
+            </wp:positionH>
+            <wp:positionV relativeFrom="paragraph">
+              <wp:posOffset>200660</wp:posOffset>
+            </wp:positionV>
+            <wp:extent cx="5772150" cy="7469505"/>
+            <wp:effectExtent l="57150" t="57150" r="114300" b="112395"/>
+            <wp:wrapNone/>
+            <wp:docPr id="1802799165" name="Picture 1" descr="The Smart-Bin Gantt Chart outlines a project schedule for a waste management and cleanliness initiative, detailing tasks, objectives, target beneficiaries, and deadlines, with specific roles assigned to team members.&#10;&#10;AI-generated content may be incorrect."/>
+            <wp:cNvGraphicFramePr>
+              <a:graphicFrameLocks xmlns:a="http://schemas.openxmlformats.org/drawingml/2006/main" noChangeAspect="1"/>
+            </wp:cNvGraphicFramePr>
+            <a:graphic xmlns:a="http://schemas.openxmlformats.org/drawingml/2006/main">
+              <a:graphicData uri="http://schemas.openxmlformats.org/drawingml/2006/picture">
+                <pic:pic xmlns:pic="http://schemas.openxmlformats.org/drawingml/2006/picture">
+                  <pic:nvPicPr>
+                    <pic:cNvPr id="1802799165" name="Picture 1" descr="The Smart-Bin Gantt Chart outlines a project schedule for a waste management and cleanliness initiative, detailing tasks, objectives, target beneficiaries, and deadlines, with specific roles assigned to team members.&#10;&#10;AI-generated content may be incorrect."/>
+                    <pic:cNvPicPr/>
+                  </pic:nvPicPr>
+                  <pic:blipFill>
+                    <a:blip r:embed="rId15" cstate="print">
+                      <a:extLst>
+                        <a:ext uri="{28A0092B-C50C-407E-A947-70E740481C1C}">
+                          <a14:useLocalDpi xmlns:a14="http://schemas.microsoft.com/office/drawing/2010/main" val="0"/>
+                        </a:ext>
+                      </a:extLst>
+                    </a:blip>
+                    <a:stretch>
+                      <a:fillRect/>
+                    </a:stretch>
+                  </pic:blipFill>
+                  <pic:spPr>
+                    <a:xfrm>
+                      <a:off x="0" y="0"/>
+                      <a:ext cx="5772150" cy="7469505"/>
+                    </a:xfrm>
+                    <a:prstGeom prst="rect">
+                      <a:avLst/>
+                    </a:prstGeom>
+                    <a:ln w="25400">
+                      <a:solidFill>
+                        <a:schemeClr val="tx1"/>
+                      </a:solidFill>
+                    </a:ln>
+                    <a:effectLst>
+                      <a:outerShdw blurRad="50800" dist="38100" dir="2700000" algn="tl" rotWithShape="0">
+                        <a:prstClr val="black">
+                          <a:alpha val="40000"/>
+                        </a:prstClr>
+                      </a:outerShdw>
+                    </a:effectLst>
+                  </pic:spPr>
+                </pic:pic>
+              </a:graphicData>
+            </a:graphic>
+            <wp14:sizeRelH relativeFrom="page">
+              <wp14:pctWidth>0</wp14:pctWidth>
+            </wp14:sizeRelH>
+            <wp14:sizeRelV relativeFrom="page">
+              <wp14:pctHeight>0</wp14:pctHeight>
+            </wp14:sizeRelV>
+          </wp:anchor>
+        </w:drawing>
+      </w:r>
+    </w:p>
+    <w:p>
+      <w:pPr>
+        <w:pStyle w:val="Heading2"/>
+        <w:pageBreakBefore/>
+      </w:pPr>
+      <w:bookmarkStart w:id="26" w:name="_Toc242998358"/>
+      <w:r>
+        <w:lastRenderedPageBreak/>
+        <w:t>Appendix B: Bill of Materials</w:t>
+      </w:r>
+      <w:bookmarkEnd w:id="26"/>
+    </w:p>
+    <w:p>
+      <w:pPr>
+        <w:ind w:firstLine="720"/>
+        <w:jc w:val="both"/>
+      </w:pPr>
+      <w:r>
         <w:rPr>
           <w:i/>
           <w:iCs/>
           <w:color w:val="7F7F7F"/>
         </w:rPr>
-        <w:t>[Insert the Gantt chart here.]</w:t>
+        <w:t>[Insert the bill of materials and cost here.]</w:t>
       </w:r>
     </w:p>
     <w:p>
@@ -3572,12 +3659,12 @@
         <w:pStyle w:val="Heading2"/>
         <w:pageBreakBefore/>
       </w:pPr>
-      <w:bookmarkStart w:id="26" w:name="_Toc242998358"/>
+      <w:bookmarkStart w:id="27" w:name="_Toc242998359"/>
       <w:r>
         <w:lastRenderedPageBreak/>
-        <w:t>Appendix B: Bill of Materials</w:t>
-      </w:r>
-      <w:bookmarkEnd w:id="26"/>
+        <w:t>Appendix C: User Interface Screens</w:t>
+      </w:r>
+      <w:bookmarkEnd w:id="27"/>
     </w:p>
     <w:p>
       <w:pPr>
@@ -3590,7 +3677,7 @@
           <w:iCs/>
           <w:color w:val="7F7F7F"/>
         </w:rPr>
-        <w:t>[Insert the bill of materials and cost here.]</w:t>
+        <w:t>[Insert screenshots of the touchscreen, web dashboard, and Android app here.]</w:t>
       </w:r>
     </w:p>
     <w:p>
@@ -3598,12 +3685,12 @@
         <w:pStyle w:val="Heading2"/>
         <w:pageBreakBefore/>
       </w:pPr>
-      <w:bookmarkStart w:id="27" w:name="_Toc242998359"/>
+      <w:bookmarkStart w:id="28" w:name="_Toc242998360"/>
       <w:r>
         <w:lastRenderedPageBreak/>
-        <w:t>Appendix C: User Interface Screens</w:t>
-      </w:r>
-      <w:bookmarkEnd w:id="27"/>
+        <w:t>Appendix D: Source Code</w:t>
+      </w:r>
+      <w:bookmarkEnd w:id="28"/>
     </w:p>
     <w:p>
       <w:pPr>
@@ -3616,37 +3703,11 @@
           <w:iCs/>
           <w:color w:val="7F7F7F"/>
         </w:rPr>
-        <w:t>[Insert screenshots of the touchscreen, web dashboard, and Android app here.]</w:t>
-      </w:r>
-    </w:p>
-    <w:p>
-      <w:pPr>
-        <w:pStyle w:val="Heading2"/>
-        <w:pageBreakBefore/>
-      </w:pPr>
-      <w:bookmarkStart w:id="28" w:name="_Toc242998360"/>
-      <w:r>
-        <w:lastRenderedPageBreak/>
-        <w:t>Appendix D: Source Code</w:t>
-      </w:r>
-      <w:bookmarkEnd w:id="28"/>
-    </w:p>
-    <w:p>
-      <w:pPr>
-        <w:ind w:firstLine="720"/>
-        <w:jc w:val="both"/>
-      </w:pPr>
-      <w:r>
-        <w:rPr>
-          <w:i/>
-          <w:iCs/>
-          <w:color w:val="7F7F7F"/>
-        </w:rPr>
         <w:t>[Insert the firmware source code or a link to the repository here.]</w:t>
       </w:r>
     </w:p>
     <w:sectPr>
-      <w:headerReference w:type="default" r:id="rId15"/>
+      <w:headerReference w:type="default" r:id="rId16"/>
       <w:pgSz w:w="12240" w:h="15840"/>
       <w:pgMar w:top="1440" w:right="1440" w:bottom="1440" w:left="1440" w:header="720" w:footer="720" w:gutter="0"/>
       <w:pgNumType w:start="1"/>

--- a/Documents/Embedded Systems - Final Project - G2.docx
+++ b/Documents/Embedded Systems - Final Project - G2.docx
@@ -3529,47 +3529,36 @@
     </w:p>
     <w:p>
       <w:pPr>
+        <w:pStyle w:val="Heading2"/>
+        <w:pageBreakBefore/>
+      </w:pPr>
+      <w:bookmarkStart w:id="25" w:name="_Toc242998357"/>
+      <w:r>
+        <w:lastRenderedPageBreak/>
+        <w:t>Appendix A: Gantt Chart</w:t>
+      </w:r>
+      <w:bookmarkEnd w:id="25"/>
+    </w:p>
+    <w:p>
+      <w:pPr>
         <w:ind w:firstLine="720"/>
         <w:jc w:val="both"/>
       </w:pPr>
       <w:r>
         <w:rPr>
-          <w:i/>
-          <w:iCs/>
-          <w:color w:val="7F7F7F"/>
-        </w:rPr>
-        <w:t>[Appendices follow, each on its own page.]</w:t>
-      </w:r>
-    </w:p>
-    <w:p>
-      <w:pPr>
-        <w:pStyle w:val="Heading2"/>
-        <w:pageBreakBefore/>
-      </w:pPr>
-      <w:bookmarkStart w:id="25" w:name="_Toc242998357"/>
-      <w:r>
-        <w:lastRenderedPageBreak/>
-        <w:t>Appendix A: Gantt Chart</w:t>
-      </w:r>
-      <w:bookmarkEnd w:id="25"/>
-    </w:p>
-    <w:p>
-      <w:pPr>
-        <w:ind w:firstLine="720"/>
-        <w:jc w:val="both"/>
-      </w:pPr>
-      <w:r>
+          <w:noProof/>
+        </w:rPr>
         <w:drawing>
-          <wp:anchor distT="0" distB="0" distL="114300" distR="114300" simplePos="0" relativeHeight="251659264" behindDoc="0" locked="0" layoutInCell="1" allowOverlap="1" wp14:anchorId="539E8D7B" wp14:editId="10E673DB">
+          <wp:anchor distT="0" distB="0" distL="114300" distR="114300" simplePos="0" relativeHeight="251659264" behindDoc="0" locked="0" layoutInCell="1" allowOverlap="1" wp14:anchorId="539E8D7B" wp14:editId="26570F56">
             <wp:simplePos x="0" y="0"/>
             <wp:positionH relativeFrom="margin">
               <wp:align>right</wp:align>
             </wp:positionH>
             <wp:positionV relativeFrom="paragraph">
-              <wp:posOffset>200660</wp:posOffset>
+              <wp:posOffset>202726</wp:posOffset>
             </wp:positionV>
             <wp:extent cx="5772150" cy="7469505"/>
-            <wp:effectExtent l="57150" t="57150" r="114300" b="112395"/>
+            <wp:effectExtent l="57150" t="57150" r="121920" b="107950"/>
             <wp:wrapNone/>
             <wp:docPr id="1802799165" name="Picture 1" descr="The Smart-Bin Gantt Chart outlines a project schedule for a waste management and cleanliness initiative, detailing tasks, objectives, target beneficiaries, and deadlines, with specific roles assigned to team members.&#10;&#10;AI-generated content may be incorrect."/>
             <wp:cNvGraphicFramePr>

--- a/Documents/Embedded Systems - Final Project - G2.docx
+++ b/Documents/Embedded Systems - Final Project - G2.docx
@@ -376,7 +376,14 @@
           <w:b/>
           <w:bCs/>
         </w:rPr>
-        <w:t>Table of Contents</w:t>
+        <w:t>T</w:t>
+      </w:r>
+      <w:r>
+        <w:rPr>
+          <w:b/>
+          <w:bCs/>
+        </w:rPr>
+        <w:t>ABLE OF CONTENTS</w:t>
       </w:r>
     </w:p>
     <w:sdt>
@@ -2101,7 +2108,7 @@
                 <w:noProof/>
                 <w:webHidden/>
               </w:rPr>
-              <w:t>11</w:t>
+              <w:t>10</w:t>
             </w:r>
             <w:r>
               <w:rPr>
@@ -2169,7 +2176,7 @@
                 <w:noProof/>
                 <w:webHidden/>
               </w:rPr>
-              <w:t>12</w:t>
+              <w:t>11</w:t>
             </w:r>
             <w:r>
               <w:rPr>
@@ -2237,7 +2244,7 @@
                 <w:noProof/>
                 <w:webHidden/>
               </w:rPr>
-              <w:t>13</w:t>
+              <w:t>12</w:t>
             </w:r>
             <w:r>
               <w:rPr>
@@ -2305,7 +2312,7 @@
                 <w:noProof/>
                 <w:webHidden/>
               </w:rPr>
-              <w:t>14</w:t>
+              <w:t>13</w:t>
             </w:r>
             <w:r>
               <w:rPr>
@@ -2354,7 +2361,7 @@
           <w:b/>
           <w:bCs/>
         </w:rPr>
-        <w:t>List of Figures</w:t>
+        <w:t>LIST OF FIGURES</w:t>
       </w:r>
     </w:p>
     <w:p>
@@ -2434,7 +2441,7 @@
           <w:b/>
           <w:bCs/>
         </w:rPr>
-        <w:t>List of Tables</w:t>
+        <w:t>LIST OF TABLES</w:t>
       </w:r>
     </w:p>
     <w:p>
@@ -2567,9 +2574,9 @@
           <w:noProof/>
         </w:rPr>
         <w:drawing>
-          <wp:inline distT="0" distB="0" distL="0" distR="0" wp14:anchorId="74988F9D" wp14:editId="1BCA833B">
-            <wp:extent cx="1371600" cy="1371600"/>
-            <wp:effectExtent l="0" t="0" r="0" b="0"/>
+          <wp:inline distT="0" distB="0" distL="0" distR="0" wp14:anchorId="74988F9D" wp14:editId="596E163E">
+            <wp:extent cx="1958454" cy="1958454"/>
+            <wp:effectExtent l="0" t="0" r="3810" b="3810"/>
             <wp:docPr id="502" name="SDG 11 icon: Sustainable Cities and Communities" descr="SDG 11 icon: Sustainable Cities and Communities"/>
             <wp:cNvGraphicFramePr>
               <a:graphicFrameLocks xmlns:a="http://schemas.openxmlformats.org/drawingml/2006/main" noChangeAspect="1"/>
@@ -2590,7 +2597,7 @@
                   <pic:spPr>
                     <a:xfrm>
                       <a:off x="0" y="0"/>
-                      <a:ext cx="1371600" cy="1371600"/>
+                      <a:ext cx="1961388" cy="1961388"/>
                     </a:xfrm>
                     <a:prstGeom prst="rect">
                       <a:avLst/>
@@ -2608,6 +2615,12 @@
         <w:ind w:firstLine="720"/>
         <w:jc w:val="both"/>
       </w:pPr>
+      <w:r>
+        <w:t>The project Smart-Bin is connected to one of the Sustainable Development Goals (SDGs) of the United Nations (Agenda 2030), namely SDG 11: Sustainable Cities and Communities. Smart-Bin is specifically targeting the environmental impact of cities, per capita, with particular attention to air quality and municipal and other waste management</w:t>
+      </w:r>
+      <w:r>
+        <w:t xml:space="preserve"> (United Nations Department of Economic and Social Affairs [UN DESA], n.d., Target 11.6).</w:t>
+      </w:r>
     </w:p>
     <w:p>
       <w:pPr>
@@ -2615,10 +2628,7 @@
         <w:jc w:val="both"/>
       </w:pPr>
       <w:r>
-        <w:t>The project Smart-Bin is connected to one of the Sustainable Development Goals (SDGs) of the United Nations (Agenda 2030), namely SDG 11: Sustainable Cities and Communities. Smart-Bin is specifically targeting the environmental impact of cities, per capita, with particular attention to air quality and municipal and other waste management</w:t>
-      </w:r>
-      <w:r>
-        <w:t xml:space="preserve"> (United Nations Department of Economic and Social Affairs [UN DESA], n.d., Target 11.6).</w:t>
+        <w:t>Smart-Bin can contribute to achieve the target of Sustainable Development Goal 11. It is achieved by monitoring and control of waste state with help of sensors installed in smart-bins and collecting information to make timely decision to ensure waste management collection process. As part of the project, a dashboard and application are developed and send a notification to the operator regarding of the bins state (levels, weight, temperatures, humidity, air quality around bins).</w:t>
       </w:r>
     </w:p>
     <w:p>
@@ -2627,15 +2637,6 @@
         <w:jc w:val="both"/>
       </w:pPr>
       <w:r>
-        <w:t>Smart-Bin can contribute to achieve the target of Sustainable Development Goal 11. It is achieved by monitoring and control of waste state with help of sensors installed in smart-bins and collecting information to make timely decision to ensure waste management collection process. As part of the project, a dashboard and application are developed and send a notification to the operator regarding of the bins state (levels, weight, temperatures, humidity, air quality around bins).</w:t>
-      </w:r>
-    </w:p>
-    <w:p>
-      <w:pPr>
-        <w:ind w:firstLine="720"/>
-        <w:jc w:val="both"/>
-      </w:pPr>
-      <w:r>
         <w:t xml:space="preserve"> </w:t>
       </w:r>
       <w:r>
@@ -2647,12 +2648,6 @@
       <w:r>
         <w:t xml:space="preserve"> vehicles and fuel usage.</w:t>
       </w:r>
-    </w:p>
-    <w:p>
-      <w:pPr>
-        <w:ind w:firstLine="720"/>
-        <w:jc w:val="both"/>
-      </w:pPr>
     </w:p>
     <w:p>
       <w:pPr>
@@ -3530,7 +3525,6 @@
     <w:p>
       <w:pPr>
         <w:pStyle w:val="Heading2"/>
-        <w:pageBreakBefore/>
       </w:pPr>
       <w:bookmarkStart w:id="25" w:name="_Toc242998357"/>
       <w:r>
@@ -3549,16 +3543,16 @@
           <w:noProof/>
         </w:rPr>
         <w:drawing>
-          <wp:anchor distT="0" distB="0" distL="114300" distR="114300" simplePos="0" relativeHeight="251659264" behindDoc="0" locked="0" layoutInCell="1" allowOverlap="1" wp14:anchorId="539E8D7B" wp14:editId="26570F56">
+          <wp:anchor distT="0" distB="0" distL="114300" distR="114300" simplePos="0" relativeHeight="251659264" behindDoc="0" locked="0" layoutInCell="1" allowOverlap="1" wp14:anchorId="539E8D7B" wp14:editId="3319CE6F">
             <wp:simplePos x="0" y="0"/>
             <wp:positionH relativeFrom="margin">
-              <wp:align>right</wp:align>
+              <wp:align>center</wp:align>
             </wp:positionH>
             <wp:positionV relativeFrom="paragraph">
-              <wp:posOffset>202726</wp:posOffset>
+              <wp:posOffset>91440</wp:posOffset>
             </wp:positionV>
-            <wp:extent cx="5772150" cy="7469505"/>
-            <wp:effectExtent l="57150" t="57150" r="121920" b="107950"/>
+            <wp:extent cx="5546917" cy="7178040"/>
+            <wp:effectExtent l="57150" t="57150" r="123825" b="112395"/>
             <wp:wrapNone/>
             <wp:docPr id="1802799165" name="Picture 1" descr="The Smart-Bin Gantt Chart outlines a project schedule for a waste management and cleanliness initiative, detailing tasks, objectives, target beneficiaries, and deadlines, with specific roles assigned to team members.&#10;&#10;AI-generated content may be incorrect."/>
             <wp:cNvGraphicFramePr>
@@ -3586,7 +3580,7 @@
                   <pic:spPr>
                     <a:xfrm>
                       <a:off x="0" y="0"/>
-                      <a:ext cx="5772150" cy="7469505"/>
+                      <a:ext cx="5552564" cy="7185348"/>
                     </a:xfrm>
                     <a:prstGeom prst="rect">
                       <a:avLst/>

--- a/Documents/Embedded Systems - Final Project - G2.docx
+++ b/Documents/Embedded Systems - Final Project - G2.docx
@@ -2407,6 +2407,39 @@
       <w:pPr>
         <w:pageBreakBefore/>
         <w:jc w:val="center"/>
+      </w:pPr>
+      <w:r>
+        <w:lastRenderedPageBreak/>
+        <w:fldChar w:fldCharType="begin"/>
+      </w:r>
+      <w:r>
+        <w:instrText xml:space="preserve"> TC "</w:instrText>
+      </w:r>
+      <w:bookmarkStart w:id="3" w:name="_Toc242998336"/>
+      <w:r>
+        <w:instrText>LIST OF TABLES</w:instrText>
+      </w:r>
+      <w:bookmarkEnd w:id="3"/>
+      <w:r>
+        <w:instrText xml:space="preserve">" \l 1 </w:instrText>
+      </w:r>
+      <w:r>
+        <w:fldChar w:fldCharType="end"/>
+      </w:r>
+      <w:r>
+        <w:rPr>
+          <w:b/>
+          <w:bCs/>
+        </w:rPr>
+        <w:t>LIST OF TABLES</w:t>
+      </w:r>
+    </w:p>
+    <w:p>
+      <w:pPr>
+        <w:tabs>
+          <w:tab w:val="right" w:leader="dot" w:pos="9350"/>
+        </w:tabs>
+        <w:ind w:left="1080" w:hanging="1080"/>
         <w:sectPr>
           <w:headerReference w:type="default" r:id="rId8"/>
           <w:headerReference w:type="first" r:id="rId9"/>
@@ -2418,31 +2451,37 @@
           <w:docGrid w:linePitch="360"/>
         </w:sectPr>
       </w:pPr>
-      <w:r>
-        <w:lastRenderedPageBreak/>
-        <w:fldChar w:fldCharType="begin"/>
-      </w:r>
-      <w:r>
-        <w:instrText xml:space="preserve"> TC "</w:instrText>
-      </w:r>
-      <w:bookmarkStart w:id="3" w:name="_Toc242998336"/>
-      <w:r>
-        <w:instrText>LIST OF TABLES</w:instrText>
-      </w:r>
-      <w:bookmarkEnd w:id="3"/>
-      <w:r>
-        <w:instrText xml:space="preserve">" \l 1 </w:instrText>
-      </w:r>
-      <w:r>
-        <w:fldChar w:fldCharType="end"/>
-      </w:r>
-      <w:r>
-        <w:rPr>
-          <w:b/>
-          <w:bCs/>
-        </w:rPr>
-        <w:t>LIST OF TABLES</w:t>
-      </w:r>
+      <w:hyperlink w:anchor="_TabA1" w:history="1">
+        <w:r>
+          <w:rPr>
+            <w:b/>
+            <w:bCs/>
+          </w:rPr>
+          <w:t>Table 1.</w:t>
+        </w:r>
+        <w:r>
+          <w:tab/>
+          <w:t>Bill of Materials of the Smart-Bin Prototype</w:t>
+        </w:r>
+        <w:r>
+          <w:tab/>
+        </w:r>
+        <w:r>
+          <w:fldChar w:fldCharType="begin"/>
+        </w:r>
+        <w:r>
+          <w:instrText xml:space="preserve"> PAGEREF _TabA1 \h </w:instrText>
+        </w:r>
+        <w:r>
+          <w:fldChar w:fldCharType="separate"/>
+        </w:r>
+        <w:r>
+          <w:t>11</w:t>
+        </w:r>
+        <w:r>
+          <w:fldChar w:fldCharType="end"/>
+        </w:r>
+      </w:hyperlink>
     </w:p>
     <w:p>
       <w:pPr>
@@ -3528,7 +3567,6 @@
       </w:pPr>
       <w:bookmarkStart w:id="25" w:name="_Toc242998357"/>
       <w:r>
-        <w:lastRenderedPageBreak/>
         <w:t>Appendix A: Gantt Chart</w:t>
       </w:r>
       <w:bookmarkEnd w:id="25"/>
@@ -3543,16 +3581,16 @@
           <w:noProof/>
         </w:rPr>
         <w:drawing>
-          <wp:anchor distT="0" distB="0" distL="114300" distR="114300" simplePos="0" relativeHeight="251659264" behindDoc="0" locked="0" layoutInCell="1" allowOverlap="1" wp14:anchorId="539E8D7B" wp14:editId="3319CE6F">
+          <wp:anchor distT="0" distB="0" distL="114300" distR="114300" simplePos="0" relativeHeight="251659264" behindDoc="0" locked="0" layoutInCell="1" allowOverlap="1" wp14:anchorId="539E8D7B" wp14:editId="51657F6F">
             <wp:simplePos x="0" y="0"/>
             <wp:positionH relativeFrom="margin">
-              <wp:align>center</wp:align>
+              <wp:posOffset>77001</wp:posOffset>
             </wp:positionH>
-            <wp:positionV relativeFrom="paragraph">
-              <wp:posOffset>91440</wp:posOffset>
+            <wp:positionV relativeFrom="page">
+              <wp:posOffset>1614805</wp:posOffset>
             </wp:positionV>
-            <wp:extent cx="5546917" cy="7178040"/>
-            <wp:effectExtent l="57150" t="57150" r="123825" b="112395"/>
+            <wp:extent cx="5826760" cy="7539990"/>
+            <wp:effectExtent l="57150" t="57150" r="116840" b="118110"/>
             <wp:wrapNone/>
             <wp:docPr id="1802799165" name="Picture 1" descr="The Smart-Bin Gantt Chart outlines a project schedule for a waste management and cleanliness initiative, detailing tasks, objectives, target beneficiaries, and deadlines, with specific roles assigned to team members.&#10;&#10;AI-generated content may be incorrect."/>
             <wp:cNvGraphicFramePr>
@@ -3580,7 +3618,7 @@
                   <pic:spPr>
                     <a:xfrm>
                       <a:off x="0" y="0"/>
-                      <a:ext cx="5552564" cy="7185348"/>
+                      <a:ext cx="5826760" cy="7539990"/>
                     </a:xfrm>
                     <a:prstGeom prst="rect">
                       <a:avLst/>
@@ -3625,6 +3663,935 @@
     </w:p>
     <w:p>
       <w:pPr>
+        <w:keepNext/>
+      </w:pPr>
+      <w:bookmarkStart w:id="27" w:name="_TabA1"/>
+      <w:r>
+        <w:rPr>
+          <w:b/>
+          <w:bCs/>
+        </w:rPr>
+        <w:t>Table 1</w:t>
+      </w:r>
+      <w:bookmarkEnd w:id="27"/>
+    </w:p>
+    <w:p>
+      <w:pPr>
+        <w:keepNext/>
+      </w:pPr>
+      <w:r>
+        <w:rPr>
+          <w:i/>
+          <w:iCs/>
+        </w:rPr>
+        <w:t>Bill of Materials of the Smart-Bin Prototype</w:t>
+      </w:r>
+    </w:p>
+    <w:tbl>
+      <w:tblPr>
+        <w:tblW w:w="7560" w:type="dxa"/>
+        <w:jc w:val="center"/>
+        <w:tblBorders>
+          <w:top w:val="single" w:sz="8" w:space="0" w:color="000000"/>
+          <w:bottom w:val="single" w:sz="8" w:space="0" w:color="000000"/>
+        </w:tblBorders>
+        <w:tblLayout w:type="fixed"/>
+        <w:tblCellMar>
+          <w:left w:w="80" w:type="dxa"/>
+          <w:right w:w="80" w:type="dxa"/>
+        </w:tblCellMar>
+        <w:tblLook w:val="0000" w:firstRow="0" w:lastRow="0" w:firstColumn="0" w:lastColumn="0" w:noHBand="0" w:noVBand="0"/>
+      </w:tblPr>
+      <w:tblGrid>
+        <w:gridCol w:w="3960"/>
+        <w:gridCol w:w="720"/>
+        <w:gridCol w:w="1440"/>
+        <w:gridCol w:w="1440"/>
+      </w:tblGrid>
+      <w:tr>
+        <w:trPr>
+          <w:cantSplit/>
+          <w:tblHeader/>
+          <w:jc w:val="center"/>
+        </w:trPr>
+        <w:tc>
+          <w:tcPr>
+            <w:tcW w:w="3960" w:type="dxa"/>
+            <w:tcBorders>
+              <w:bottom w:val="single" w:sz="8" w:space="0" w:color="000000"/>
+            </w:tcBorders>
+          </w:tcPr>
+          <w:p>
+            <w:pPr>
+              <w:spacing w:before="40" w:after="40" w:line="240" w:lineRule="auto"/>
+            </w:pPr>
+            <w:r>
+              <w:rPr>
+                <w:b/>
+                <w:bCs/>
+              </w:rPr>
+              <w:t>Component</w:t>
+            </w:r>
+          </w:p>
+        </w:tc>
+        <w:tc>
+          <w:tcPr>
+            <w:tcW w:w="720" w:type="dxa"/>
+            <w:tcBorders>
+              <w:bottom w:val="single" w:sz="8" w:space="0" w:color="000000"/>
+            </w:tcBorders>
+          </w:tcPr>
+          <w:p>
+            <w:pPr>
+              <w:spacing w:before="40" w:after="40" w:line="240" w:lineRule="auto"/>
+              <w:jc w:val="center"/>
+            </w:pPr>
+            <w:r>
+              <w:rPr>
+                <w:b/>
+                <w:bCs/>
+              </w:rPr>
+              <w:t>Qty</w:t>
+            </w:r>
+          </w:p>
+        </w:tc>
+        <w:tc>
+          <w:tcPr>
+            <w:tcW w:w="1440" w:type="dxa"/>
+            <w:tcBorders>
+              <w:bottom w:val="single" w:sz="8" w:space="0" w:color="000000"/>
+            </w:tcBorders>
+          </w:tcPr>
+          <w:p>
+            <w:pPr>
+              <w:spacing w:before="40" w:after="40" w:line="240" w:lineRule="auto"/>
+              <w:jc w:val="center"/>
+            </w:pPr>
+            <w:r>
+              <w:rPr>
+                <w:b/>
+                <w:bCs/>
+              </w:rPr>
+              <w:t>Unit price</w:t>
+            </w:r>
+          </w:p>
+        </w:tc>
+        <w:tc>
+          <w:tcPr>
+            <w:tcW w:w="1440" w:type="dxa"/>
+            <w:tcBorders>
+              <w:bottom w:val="single" w:sz="8" w:space="0" w:color="000000"/>
+            </w:tcBorders>
+          </w:tcPr>
+          <w:p>
+            <w:pPr>
+              <w:spacing w:before="40" w:after="40" w:line="240" w:lineRule="auto"/>
+              <w:jc w:val="center"/>
+            </w:pPr>
+            <w:r>
+              <w:rPr>
+                <w:b/>
+                <w:bCs/>
+              </w:rPr>
+              <w:t>Amount</w:t>
+            </w:r>
+          </w:p>
+        </w:tc>
+      </w:tr>
+      <w:tr>
+        <w:trPr>
+          <w:cantSplit/>
+          <w:jc w:val="center"/>
+        </w:trPr>
+        <w:tc>
+          <w:tcPr>
+            <w:tcW w:w="3960" w:type="dxa"/>
+          </w:tcPr>
+          <w:p>
+            <w:pPr>
+              <w:spacing w:before="40" w:after="40" w:line="240" w:lineRule="auto"/>
+            </w:pPr>
+            <w:r>
+              <w:t xml:space="preserve">ESP32 </w:t>
+            </w:r>
+            <w:proofErr w:type="spellStart"/>
+            <w:r>
+              <w:t>DevKit</w:t>
+            </w:r>
+            <w:proofErr w:type="spellEnd"/>
+            <w:r>
+              <w:t xml:space="preserve"> V1 (38-pin, WROOM-32D)</w:t>
+            </w:r>
+          </w:p>
+        </w:tc>
+        <w:tc>
+          <w:tcPr>
+            <w:tcW w:w="720" w:type="dxa"/>
+          </w:tcPr>
+          <w:p>
+            <w:pPr>
+              <w:spacing w:before="40" w:after="40" w:line="240" w:lineRule="auto"/>
+              <w:jc w:val="center"/>
+            </w:pPr>
+            <w:r>
+              <w:t>2</w:t>
+            </w:r>
+          </w:p>
+        </w:tc>
+        <w:tc>
+          <w:tcPr>
+            <w:tcW w:w="1440" w:type="dxa"/>
+          </w:tcPr>
+          <w:p>
+            <w:pPr>
+              <w:spacing w:before="40" w:after="40" w:line="240" w:lineRule="auto"/>
+              <w:jc w:val="right"/>
+            </w:pPr>
+            <w:r>
+              <w:t>₱250.00</w:t>
+            </w:r>
+          </w:p>
+        </w:tc>
+        <w:tc>
+          <w:tcPr>
+            <w:tcW w:w="1440" w:type="dxa"/>
+          </w:tcPr>
+          <w:p>
+            <w:pPr>
+              <w:spacing w:before="40" w:after="40" w:line="240" w:lineRule="auto"/>
+              <w:jc w:val="right"/>
+            </w:pPr>
+            <w:r>
+              <w:t>₱500.00</w:t>
+            </w:r>
+          </w:p>
+        </w:tc>
+      </w:tr>
+      <w:tr>
+        <w:trPr>
+          <w:cantSplit/>
+          <w:jc w:val="center"/>
+        </w:trPr>
+        <w:tc>
+          <w:tcPr>
+            <w:tcW w:w="3960" w:type="dxa"/>
+          </w:tcPr>
+          <w:p>
+            <w:pPr>
+              <w:spacing w:before="40" w:after="40" w:line="240" w:lineRule="auto"/>
+            </w:pPr>
+            <w:r>
+              <w:t>HC-SR04 ultrasonic sensor</w:t>
+            </w:r>
+          </w:p>
+        </w:tc>
+        <w:tc>
+          <w:tcPr>
+            <w:tcW w:w="720" w:type="dxa"/>
+          </w:tcPr>
+          <w:p>
+            <w:pPr>
+              <w:spacing w:before="40" w:after="40" w:line="240" w:lineRule="auto"/>
+              <w:jc w:val="center"/>
+            </w:pPr>
+            <w:r>
+              <w:t>2</w:t>
+            </w:r>
+          </w:p>
+        </w:tc>
+        <w:tc>
+          <w:tcPr>
+            <w:tcW w:w="1440" w:type="dxa"/>
+          </w:tcPr>
+          <w:p>
+            <w:pPr>
+              <w:spacing w:before="40" w:after="40" w:line="240" w:lineRule="auto"/>
+              <w:jc w:val="right"/>
+            </w:pPr>
+            <w:r>
+              <w:t>₱45.00</w:t>
+            </w:r>
+          </w:p>
+        </w:tc>
+        <w:tc>
+          <w:tcPr>
+            <w:tcW w:w="1440" w:type="dxa"/>
+          </w:tcPr>
+          <w:p>
+            <w:pPr>
+              <w:spacing w:before="40" w:after="40" w:line="240" w:lineRule="auto"/>
+              <w:jc w:val="right"/>
+            </w:pPr>
+            <w:r>
+              <w:t>₱90.00</w:t>
+            </w:r>
+          </w:p>
+        </w:tc>
+      </w:tr>
+      <w:tr>
+        <w:trPr>
+          <w:cantSplit/>
+          <w:jc w:val="center"/>
+        </w:trPr>
+        <w:tc>
+          <w:tcPr>
+            <w:tcW w:w="3960" w:type="dxa"/>
+          </w:tcPr>
+          <w:p>
+            <w:pPr>
+              <w:spacing w:before="40" w:after="40" w:line="240" w:lineRule="auto"/>
+            </w:pPr>
+            <w:r>
+              <w:t>HC-SR501 PIR motion sensor</w:t>
+            </w:r>
+          </w:p>
+        </w:tc>
+        <w:tc>
+          <w:tcPr>
+            <w:tcW w:w="720" w:type="dxa"/>
+          </w:tcPr>
+          <w:p>
+            <w:pPr>
+              <w:spacing w:before="40" w:after="40" w:line="240" w:lineRule="auto"/>
+              <w:jc w:val="center"/>
+            </w:pPr>
+            <w:r>
+              <w:t>2</w:t>
+            </w:r>
+          </w:p>
+        </w:tc>
+        <w:tc>
+          <w:tcPr>
+            <w:tcW w:w="1440" w:type="dxa"/>
+          </w:tcPr>
+          <w:p>
+            <w:pPr>
+              <w:spacing w:before="40" w:after="40" w:line="240" w:lineRule="auto"/>
+              <w:jc w:val="right"/>
+            </w:pPr>
+            <w:r>
+              <w:t>₱55.00</w:t>
+            </w:r>
+          </w:p>
+        </w:tc>
+        <w:tc>
+          <w:tcPr>
+            <w:tcW w:w="1440" w:type="dxa"/>
+          </w:tcPr>
+          <w:p>
+            <w:pPr>
+              <w:spacing w:before="40" w:after="40" w:line="240" w:lineRule="auto"/>
+              <w:jc w:val="right"/>
+            </w:pPr>
+            <w:r>
+              <w:t>₱110.00</w:t>
+            </w:r>
+          </w:p>
+        </w:tc>
+      </w:tr>
+      <w:tr>
+        <w:trPr>
+          <w:cantSplit/>
+          <w:jc w:val="center"/>
+        </w:trPr>
+        <w:tc>
+          <w:tcPr>
+            <w:tcW w:w="3960" w:type="dxa"/>
+          </w:tcPr>
+          <w:p>
+            <w:pPr>
+              <w:spacing w:before="40" w:after="40" w:line="240" w:lineRule="auto"/>
+            </w:pPr>
+            <w:r>
+              <w:t>SG90 micro servo motor (180°)</w:t>
+            </w:r>
+          </w:p>
+        </w:tc>
+        <w:tc>
+          <w:tcPr>
+            <w:tcW w:w="720" w:type="dxa"/>
+          </w:tcPr>
+          <w:p>
+            <w:pPr>
+              <w:spacing w:before="40" w:after="40" w:line="240" w:lineRule="auto"/>
+              <w:jc w:val="center"/>
+            </w:pPr>
+            <w:r>
+              <w:t>2</w:t>
+            </w:r>
+          </w:p>
+        </w:tc>
+        <w:tc>
+          <w:tcPr>
+            <w:tcW w:w="1440" w:type="dxa"/>
+          </w:tcPr>
+          <w:p>
+            <w:pPr>
+              <w:spacing w:before="40" w:after="40" w:line="240" w:lineRule="auto"/>
+              <w:jc w:val="right"/>
+            </w:pPr>
+            <w:r>
+              <w:t>₱65.00</w:t>
+            </w:r>
+          </w:p>
+        </w:tc>
+        <w:tc>
+          <w:tcPr>
+            <w:tcW w:w="1440" w:type="dxa"/>
+          </w:tcPr>
+          <w:p>
+            <w:pPr>
+              <w:spacing w:before="40" w:after="40" w:line="240" w:lineRule="auto"/>
+              <w:jc w:val="right"/>
+            </w:pPr>
+            <w:r>
+              <w:t>₱130.00</w:t>
+            </w:r>
+          </w:p>
+        </w:tc>
+      </w:tr>
+      <w:tr>
+        <w:trPr>
+          <w:cantSplit/>
+          <w:jc w:val="center"/>
+        </w:trPr>
+        <w:tc>
+          <w:tcPr>
+            <w:tcW w:w="3960" w:type="dxa"/>
+          </w:tcPr>
+          <w:p>
+            <w:pPr>
+              <w:spacing w:before="40" w:after="40" w:line="240" w:lineRule="auto"/>
+            </w:pPr>
+            <w:r>
+              <w:t>2.4-in. TFT touch display (ILI9341 + XPT2046)</w:t>
+            </w:r>
+          </w:p>
+        </w:tc>
+        <w:tc>
+          <w:tcPr>
+            <w:tcW w:w="720" w:type="dxa"/>
+          </w:tcPr>
+          <w:p>
+            <w:pPr>
+              <w:spacing w:before="40" w:after="40" w:line="240" w:lineRule="auto"/>
+              <w:jc w:val="center"/>
+            </w:pPr>
+            <w:r>
+              <w:t>2</w:t>
+            </w:r>
+          </w:p>
+        </w:tc>
+        <w:tc>
+          <w:tcPr>
+            <w:tcW w:w="1440" w:type="dxa"/>
+          </w:tcPr>
+          <w:p>
+            <w:pPr>
+              <w:spacing w:before="40" w:after="40" w:line="240" w:lineRule="auto"/>
+              <w:jc w:val="right"/>
+            </w:pPr>
+            <w:r>
+              <w:t>₱280.00</w:t>
+            </w:r>
+          </w:p>
+        </w:tc>
+        <w:tc>
+          <w:tcPr>
+            <w:tcW w:w="1440" w:type="dxa"/>
+          </w:tcPr>
+          <w:p>
+            <w:pPr>
+              <w:spacing w:before="40" w:after="40" w:line="240" w:lineRule="auto"/>
+              <w:jc w:val="right"/>
+            </w:pPr>
+            <w:r>
+              <w:t>₱560.00</w:t>
+            </w:r>
+          </w:p>
+        </w:tc>
+      </w:tr>
+      <w:tr>
+        <w:trPr>
+          <w:cantSplit/>
+          <w:jc w:val="center"/>
+        </w:trPr>
+        <w:tc>
+          <w:tcPr>
+            <w:tcW w:w="3960" w:type="dxa"/>
+          </w:tcPr>
+          <w:p>
+            <w:pPr>
+              <w:spacing w:before="40" w:after="40" w:line="240" w:lineRule="auto"/>
+            </w:pPr>
+            <w:r>
+              <w:t>BMI160 six-axis inertial sensor module</w:t>
+            </w:r>
+          </w:p>
+        </w:tc>
+        <w:tc>
+          <w:tcPr>
+            <w:tcW w:w="720" w:type="dxa"/>
+          </w:tcPr>
+          <w:p>
+            <w:pPr>
+              <w:spacing w:before="40" w:after="40" w:line="240" w:lineRule="auto"/>
+              <w:jc w:val="center"/>
+            </w:pPr>
+            <w:r>
+              <w:t>2</w:t>
+            </w:r>
+          </w:p>
+        </w:tc>
+        <w:tc>
+          <w:tcPr>
+            <w:tcW w:w="1440" w:type="dxa"/>
+          </w:tcPr>
+          <w:p>
+            <w:pPr>
+              <w:spacing w:before="40" w:after="40" w:line="240" w:lineRule="auto"/>
+              <w:jc w:val="right"/>
+            </w:pPr>
+            <w:r>
+              <w:t>₱80.00</w:t>
+            </w:r>
+          </w:p>
+        </w:tc>
+        <w:tc>
+          <w:tcPr>
+            <w:tcW w:w="1440" w:type="dxa"/>
+          </w:tcPr>
+          <w:p>
+            <w:pPr>
+              <w:spacing w:before="40" w:after="40" w:line="240" w:lineRule="auto"/>
+              <w:jc w:val="right"/>
+            </w:pPr>
+            <w:r>
+              <w:t>₱160.00</w:t>
+            </w:r>
+          </w:p>
+        </w:tc>
+      </w:tr>
+      <w:tr>
+        <w:trPr>
+          <w:cantSplit/>
+          <w:jc w:val="center"/>
+        </w:trPr>
+        <w:tc>
+          <w:tcPr>
+            <w:tcW w:w="3960" w:type="dxa"/>
+          </w:tcPr>
+          <w:p>
+            <w:pPr>
+              <w:spacing w:before="40" w:after="40" w:line="240" w:lineRule="auto"/>
+            </w:pPr>
+            <w:r>
+              <w:t>BME680 environmental sensor</w:t>
+            </w:r>
+          </w:p>
+        </w:tc>
+        <w:tc>
+          <w:tcPr>
+            <w:tcW w:w="720" w:type="dxa"/>
+          </w:tcPr>
+          <w:p>
+            <w:pPr>
+              <w:spacing w:before="40" w:after="40" w:line="240" w:lineRule="auto"/>
+              <w:jc w:val="center"/>
+            </w:pPr>
+            <w:r>
+              <w:t>2</w:t>
+            </w:r>
+          </w:p>
+        </w:tc>
+        <w:tc>
+          <w:tcPr>
+            <w:tcW w:w="1440" w:type="dxa"/>
+          </w:tcPr>
+          <w:p>
+            <w:pPr>
+              <w:spacing w:before="40" w:after="40" w:line="240" w:lineRule="auto"/>
+              <w:jc w:val="right"/>
+            </w:pPr>
+            <w:r>
+              <w:t>₱</w:t>
+            </w:r>
+            <w:r>
+              <w:t>400</w:t>
+            </w:r>
+          </w:p>
+        </w:tc>
+        <w:tc>
+          <w:tcPr>
+            <w:tcW w:w="1440" w:type="dxa"/>
+          </w:tcPr>
+          <w:p>
+            <w:pPr>
+              <w:spacing w:before="40" w:after="40" w:line="240" w:lineRule="auto"/>
+              <w:jc w:val="right"/>
+            </w:pPr>
+            <w:r>
+              <w:t>₱</w:t>
+            </w:r>
+            <w:r>
+              <w:t>8</w:t>
+            </w:r>
+            <w:r>
+              <w:t>00</w:t>
+            </w:r>
+          </w:p>
+        </w:tc>
+      </w:tr>
+      <w:tr>
+        <w:trPr>
+          <w:cantSplit/>
+          <w:jc w:val="center"/>
+        </w:trPr>
+        <w:tc>
+          <w:tcPr>
+            <w:tcW w:w="3960" w:type="dxa"/>
+          </w:tcPr>
+          <w:p>
+            <w:pPr>
+              <w:spacing w:before="40" w:after="40" w:line="240" w:lineRule="auto"/>
+            </w:pPr>
+            <w:r>
+              <w:t>HX711 load cell amplifier board</w:t>
+            </w:r>
+          </w:p>
+        </w:tc>
+        <w:tc>
+          <w:tcPr>
+            <w:tcW w:w="720" w:type="dxa"/>
+          </w:tcPr>
+          <w:p>
+            <w:pPr>
+              <w:spacing w:before="40" w:after="40" w:line="240" w:lineRule="auto"/>
+              <w:jc w:val="center"/>
+            </w:pPr>
+            <w:r>
+              <w:t>2</w:t>
+            </w:r>
+          </w:p>
+        </w:tc>
+        <w:tc>
+          <w:tcPr>
+            <w:tcW w:w="1440" w:type="dxa"/>
+          </w:tcPr>
+          <w:p>
+            <w:pPr>
+              <w:spacing w:before="40" w:after="40" w:line="240" w:lineRule="auto"/>
+              <w:jc w:val="right"/>
+            </w:pPr>
+            <w:r>
+              <w:t>₱60.00</w:t>
+            </w:r>
+          </w:p>
+        </w:tc>
+        <w:tc>
+          <w:tcPr>
+            <w:tcW w:w="1440" w:type="dxa"/>
+          </w:tcPr>
+          <w:p>
+            <w:pPr>
+              <w:spacing w:before="40" w:after="40" w:line="240" w:lineRule="auto"/>
+              <w:jc w:val="right"/>
+            </w:pPr>
+            <w:r>
+              <w:t>₱120.00</w:t>
+            </w:r>
+          </w:p>
+        </w:tc>
+      </w:tr>
+      <w:tr>
+        <w:trPr>
+          <w:cantSplit/>
+          <w:jc w:val="center"/>
+        </w:trPr>
+        <w:tc>
+          <w:tcPr>
+            <w:tcW w:w="3960" w:type="dxa"/>
+          </w:tcPr>
+          <w:p>
+            <w:pPr>
+              <w:spacing w:before="40" w:after="40" w:line="240" w:lineRule="auto"/>
+            </w:pPr>
+            <w:r>
+              <w:t>5-kg straight bar load cell</w:t>
+            </w:r>
+          </w:p>
+        </w:tc>
+        <w:tc>
+          <w:tcPr>
+            <w:tcW w:w="720" w:type="dxa"/>
+          </w:tcPr>
+          <w:p>
+            <w:pPr>
+              <w:spacing w:before="40" w:after="40" w:line="240" w:lineRule="auto"/>
+              <w:jc w:val="center"/>
+            </w:pPr>
+            <w:r>
+              <w:t>2</w:t>
+            </w:r>
+          </w:p>
+        </w:tc>
+        <w:tc>
+          <w:tcPr>
+            <w:tcW w:w="1440" w:type="dxa"/>
+          </w:tcPr>
+          <w:p>
+            <w:pPr>
+              <w:spacing w:before="40" w:after="40" w:line="240" w:lineRule="auto"/>
+              <w:jc w:val="right"/>
+            </w:pPr>
+            <w:r>
+              <w:t>₱120.00</w:t>
+            </w:r>
+          </w:p>
+        </w:tc>
+        <w:tc>
+          <w:tcPr>
+            <w:tcW w:w="1440" w:type="dxa"/>
+          </w:tcPr>
+          <w:p>
+            <w:pPr>
+              <w:spacing w:before="40" w:after="40" w:line="240" w:lineRule="auto"/>
+              <w:jc w:val="right"/>
+            </w:pPr>
+            <w:r>
+              <w:t>₱240.00</w:t>
+            </w:r>
+          </w:p>
+        </w:tc>
+      </w:tr>
+      <w:tr>
+        <w:trPr>
+          <w:cantSplit/>
+          <w:jc w:val="center"/>
+        </w:trPr>
+        <w:tc>
+          <w:tcPr>
+            <w:tcW w:w="3960" w:type="dxa"/>
+          </w:tcPr>
+          <w:p>
+            <w:pPr>
+              <w:spacing w:before="40" w:after="40" w:line="240" w:lineRule="auto"/>
+            </w:pPr>
+            <w:r>
+              <w:t>RGB LED (common cathode, 5 mm)</w:t>
+            </w:r>
+          </w:p>
+        </w:tc>
+        <w:tc>
+          <w:tcPr>
+            <w:tcW w:w="720" w:type="dxa"/>
+          </w:tcPr>
+          <w:p>
+            <w:pPr>
+              <w:spacing w:before="40" w:after="40" w:line="240" w:lineRule="auto"/>
+              <w:jc w:val="center"/>
+            </w:pPr>
+            <w:r>
+              <w:t>2</w:t>
+            </w:r>
+          </w:p>
+        </w:tc>
+        <w:tc>
+          <w:tcPr>
+            <w:tcW w:w="1440" w:type="dxa"/>
+          </w:tcPr>
+          <w:p>
+            <w:pPr>
+              <w:spacing w:before="40" w:after="40" w:line="240" w:lineRule="auto"/>
+              <w:jc w:val="right"/>
+            </w:pPr>
+            <w:r>
+              <w:t>₱8.00</w:t>
+            </w:r>
+          </w:p>
+        </w:tc>
+        <w:tc>
+          <w:tcPr>
+            <w:tcW w:w="1440" w:type="dxa"/>
+          </w:tcPr>
+          <w:p>
+            <w:pPr>
+              <w:spacing w:before="40" w:after="40" w:line="240" w:lineRule="auto"/>
+              <w:jc w:val="right"/>
+            </w:pPr>
+            <w:r>
+              <w:t>₱16.00</w:t>
+            </w:r>
+          </w:p>
+        </w:tc>
+      </w:tr>
+      <w:tr>
+        <w:trPr>
+          <w:cantSplit/>
+          <w:jc w:val="center"/>
+        </w:trPr>
+        <w:tc>
+          <w:tcPr>
+            <w:tcW w:w="3960" w:type="dxa"/>
+          </w:tcPr>
+          <w:p>
+            <w:pPr>
+              <w:spacing w:before="40" w:after="40" w:line="240" w:lineRule="auto"/>
+            </w:pPr>
+            <w:r>
+              <w:t>Passive buzzer module (5 V)</w:t>
+            </w:r>
+          </w:p>
+        </w:tc>
+        <w:tc>
+          <w:tcPr>
+            <w:tcW w:w="720" w:type="dxa"/>
+          </w:tcPr>
+          <w:p>
+            <w:pPr>
+              <w:spacing w:before="40" w:after="40" w:line="240" w:lineRule="auto"/>
+              <w:jc w:val="center"/>
+            </w:pPr>
+            <w:r>
+              <w:t>2</w:t>
+            </w:r>
+          </w:p>
+        </w:tc>
+        <w:tc>
+          <w:tcPr>
+            <w:tcW w:w="1440" w:type="dxa"/>
+          </w:tcPr>
+          <w:p>
+            <w:pPr>
+              <w:spacing w:before="40" w:after="40" w:line="240" w:lineRule="auto"/>
+              <w:jc w:val="right"/>
+            </w:pPr>
+            <w:r>
+              <w:t>₱12.00</w:t>
+            </w:r>
+          </w:p>
+        </w:tc>
+        <w:tc>
+          <w:tcPr>
+            <w:tcW w:w="1440" w:type="dxa"/>
+          </w:tcPr>
+          <w:p>
+            <w:pPr>
+              <w:spacing w:before="40" w:after="40" w:line="240" w:lineRule="auto"/>
+              <w:jc w:val="right"/>
+            </w:pPr>
+            <w:r>
+              <w:t>₱24.00</w:t>
+            </w:r>
+          </w:p>
+        </w:tc>
+      </w:tr>
+      <w:tr>
+        <w:trPr>
+          <w:cantSplit/>
+          <w:jc w:val="center"/>
+        </w:trPr>
+        <w:tc>
+          <w:tcPr>
+            <w:tcW w:w="3960" w:type="dxa"/>
+            <w:tcBorders>
+              <w:top w:val="single" w:sz="8" w:space="0" w:color="000000"/>
+            </w:tcBorders>
+          </w:tcPr>
+          <w:p>
+            <w:pPr>
+              <w:spacing w:before="40" w:after="40" w:line="240" w:lineRule="auto"/>
+            </w:pPr>
+            <w:r>
+              <w:rPr>
+                <w:b/>
+                <w:bCs/>
+              </w:rPr>
+              <w:t>Total (priced items)</w:t>
+            </w:r>
+          </w:p>
+        </w:tc>
+        <w:tc>
+          <w:tcPr>
+            <w:tcW w:w="720" w:type="dxa"/>
+            <w:tcBorders>
+              <w:top w:val="single" w:sz="8" w:space="0" w:color="000000"/>
+            </w:tcBorders>
+          </w:tcPr>
+          <w:p>
+            <w:pPr>
+              <w:spacing w:before="40" w:after="40" w:line="240" w:lineRule="auto"/>
+              <w:jc w:val="center"/>
+            </w:pPr>
+          </w:p>
+        </w:tc>
+        <w:tc>
+          <w:tcPr>
+            <w:tcW w:w="1440" w:type="dxa"/>
+            <w:tcBorders>
+              <w:top w:val="single" w:sz="8" w:space="0" w:color="000000"/>
+            </w:tcBorders>
+          </w:tcPr>
+          <w:p>
+            <w:pPr>
+              <w:spacing w:before="40" w:after="40" w:line="240" w:lineRule="auto"/>
+              <w:jc w:val="right"/>
+            </w:pPr>
+          </w:p>
+        </w:tc>
+        <w:tc>
+          <w:tcPr>
+            <w:tcW w:w="1440" w:type="dxa"/>
+            <w:tcBorders>
+              <w:top w:val="single" w:sz="8" w:space="0" w:color="000000"/>
+            </w:tcBorders>
+          </w:tcPr>
+          <w:p>
+            <w:pPr>
+              <w:spacing w:before="40" w:after="40" w:line="240" w:lineRule="auto"/>
+              <w:jc w:val="right"/>
+            </w:pPr>
+            <w:r>
+              <w:rPr>
+                <w:b/>
+                <w:bCs/>
+              </w:rPr>
+              <w:t>₱2,630.00</w:t>
+            </w:r>
+          </w:p>
+        </w:tc>
+      </w:tr>
+    </w:tbl>
+    <w:p>
+      <w:pPr>
+        <w:spacing w:before="120"/>
+        <w:jc w:val="both"/>
+      </w:pPr>
+      <w:r>
+        <w:rPr>
+          <w:i/>
+          <w:iCs/>
+        </w:rPr>
+        <w:t>Note</w:t>
+      </w:r>
+      <w:r>
+        <w:t xml:space="preserve">. Quantities cover both bins unless a row names one bin. Unit prices are from the group’s Shopee Philippines check in September 2026, and owned parts are counted at that market price. </w:t>
+      </w:r>
+    </w:p>
+    <w:p>
+      <w:pPr>
+        <w:pStyle w:val="Heading2"/>
+        <w:pageBreakBefore/>
+      </w:pPr>
+      <w:bookmarkStart w:id="28" w:name="_Toc242998359"/>
+      <w:r>
+        <w:lastRenderedPageBreak/>
+        <w:t>Appendix C: User Interface Screens</w:t>
+      </w:r>
+      <w:bookmarkEnd w:id="28"/>
+    </w:p>
+    <w:p>
+      <w:pPr>
         <w:ind w:firstLine="720"/>
         <w:jc w:val="both"/>
       </w:pPr>
@@ -3634,7 +4601,7 @@
           <w:iCs/>
           <w:color w:val="7F7F7F"/>
         </w:rPr>
-        <w:t>[Insert the bill of materials and cost here.]</w:t>
+        <w:t>[Insert screenshots of the touchscreen, web dashboard, and Android app here.]</w:t>
       </w:r>
     </w:p>
     <w:p>
@@ -3642,38 +4609,12 @@
         <w:pStyle w:val="Heading2"/>
         <w:pageBreakBefore/>
       </w:pPr>
-      <w:bookmarkStart w:id="27" w:name="_Toc242998359"/>
-      <w:r>
-        <w:lastRenderedPageBreak/>
-        <w:t>Appendix C: User Interface Screens</w:t>
-      </w:r>
-      <w:bookmarkEnd w:id="27"/>
-    </w:p>
-    <w:p>
-      <w:pPr>
-        <w:ind w:firstLine="720"/>
-        <w:jc w:val="both"/>
-      </w:pPr>
-      <w:r>
-        <w:rPr>
-          <w:i/>
-          <w:iCs/>
-          <w:color w:val="7F7F7F"/>
-        </w:rPr>
-        <w:t>[Insert screenshots of the touchscreen, web dashboard, and Android app here.]</w:t>
-      </w:r>
-    </w:p>
-    <w:p>
-      <w:pPr>
-        <w:pStyle w:val="Heading2"/>
-        <w:pageBreakBefore/>
-      </w:pPr>
-      <w:bookmarkStart w:id="28" w:name="_Toc242998360"/>
+      <w:bookmarkStart w:id="29" w:name="_Toc242998360"/>
       <w:r>
         <w:lastRenderedPageBreak/>
         <w:t>Appendix D: Source Code</w:t>
       </w:r>
-      <w:bookmarkEnd w:id="28"/>
+      <w:bookmarkEnd w:id="29"/>
     </w:p>
     <w:p>
       <w:pPr>

--- a/Documents/Embedded Systems - Final Project - G2.docx
+++ b/Documents/Embedded Systems - Final Project - G2.docx
@@ -29,8 +29,8 @@
           <w:noProof/>
         </w:rPr>
         <w:drawing>
-          <wp:inline distT="0" distB="0" distL="0" distR="0" wp14:anchorId="637C4BD3" wp14:editId="3275CB0C">
-            <wp:extent cx="1371600" cy="1371600"/>
+          <wp:inline distT="0" distB="0" distL="0" distR="0" wp14:anchorId="637C4BD3" wp14:editId="26CCE5F4">
+            <wp:extent cx="731520" cy="731520"/>
             <wp:effectExtent l="0" t="0" r="0" b="0"/>
             <wp:docPr id="501" name="Smart-Bin logo" descr="Smart-Bin logo"/>
             <wp:cNvGraphicFramePr>
@@ -52,7 +52,7 @@
                   <pic:spPr>
                     <a:xfrm>
                       <a:off x="0" y="0"/>
-                      <a:ext cx="1371600" cy="1371600"/>
+                      <a:ext cx="742943" cy="742943"/>
                     </a:xfrm>
                     <a:prstGeom prst="rect">
                       <a:avLst/>
@@ -68,53 +68,115 @@
     <w:p>
       <w:pPr>
         <w:jc w:val="center"/>
-      </w:pPr>
-      <w:r>
         <w:rPr>
           <w:b/>
           <w:bCs/>
         </w:rPr>
-        <w:t>SMART-BIN: WASTE MANAGEMENT AND CLEANLINESS</w:t>
-      </w:r>
-    </w:p>
-    <w:p>
-      <w:pPr>
-        <w:jc w:val="center"/>
+      </w:pPr>
+      <w:r>
         <w:rPr>
           <w:b/>
           <w:bCs/>
         </w:rPr>
-      </w:pPr>
+        <w:t xml:space="preserve">SMART-BIN: </w:t>
+      </w:r>
       <w:r>
         <w:rPr>
           <w:b/>
           <w:bCs/>
         </w:rPr>
-        <w:t>Problem: Overflowing Garbage Bins and Inefficient Waste Collection Routes</w:t>
-      </w:r>
-    </w:p>
-    <w:p>
-      <w:pPr>
+        <w:t>AN ESP32-BASED IoT WASTE BIN MONITORING SYSTEM WITH FILL, WEIGHT, AIR-QUALITY AND TAMPER DETECTION</w:t>
+      </w:r>
+    </w:p>
+    <w:p>
+      <w:pPr>
+        <w:jc w:val="center"/>
         <w:rPr>
           <w:b/>
           <w:bCs/>
         </w:rPr>
       </w:pPr>
-    </w:p>
-    <w:p>
-      <w:pPr>
-        <w:jc w:val="center"/>
+      <w:r>
         <w:rPr>
           <w:b/>
           <w:bCs/>
         </w:rPr>
-      </w:pPr>
-      <w:r>
+        <w:t>FOR PRIORITY-BASED COLLECTION</w:t>
+      </w:r>
+    </w:p>
+    <w:p>
+      <w:pPr>
+        <w:jc w:val="center"/>
         <w:rPr>
           <w:b/>
           <w:bCs/>
         </w:rPr>
-        <w:t>Technological University of the Philippines Manila</w:t>
+      </w:pPr>
+    </w:p>
+    <w:p>
+      <w:pPr>
+        <w:jc w:val="center"/>
+      </w:pPr>
+      <w:r>
+        <w:rPr>
+          <w:b/>
+          <w:bCs/>
+        </w:rPr>
+        <w:t>Waste Management and Cleanliness</w:t>
+      </w:r>
+    </w:p>
+    <w:p>
+      <w:pPr>
+        <w:jc w:val="center"/>
+        <w:rPr>
+          <w:b/>
+          <w:bCs/>
+        </w:rPr>
+      </w:pPr>
+      <w:r>
+        <w:rPr>
+          <w:b/>
+          <w:bCs/>
+        </w:rPr>
+        <w:t>Problem: Overflowing Garbage Bins and Inefficient Waste Collection Routes</w:t>
+      </w:r>
+    </w:p>
+    <w:p>
+      <w:pPr>
+        <w:rPr>
+          <w:b/>
+          <w:bCs/>
+        </w:rPr>
+      </w:pPr>
+    </w:p>
+    <w:p>
+      <w:pPr>
+        <w:jc w:val="center"/>
+        <w:rPr>
+          <w:b/>
+          <w:bCs/>
+        </w:rPr>
+      </w:pPr>
+      <w:r>
+        <w:rPr>
+          <w:b/>
+          <w:bCs/>
+        </w:rPr>
+        <w:t xml:space="preserve">Technological University of the Philippines </w:t>
+      </w:r>
+      <w:r>
+        <w:rPr>
+          <w:b/>
+          <w:bCs/>
+        </w:rPr>
+        <w:t xml:space="preserve">- </w:t>
+      </w:r>
+      <w:r>
+        <w:rPr>
+          <w:b/>
+          <w:bCs/>
+        </w:rPr>
+        <w:t>Manila</w:t>
       </w:r>
     </w:p>
     <w:p>
@@ -2932,7 +2994,19 @@
         <w:t>P</w:t>
       </w:r>
       <w:r>
-        <w:t>rioritization, based on bin fullness and estimated time to fullness, remote bin locking and unlocking, on-bin collection functions (via PIN), sensor simulation and system interface sensor calibration. This will lead to the prioritization of collections and will also help with efficient collections and efficiency.</w:t>
+        <w:t>rioritization, based on bin fullness and estimated time to fullness, remote bin locking and unlocking, on-bin collection functions (via PIN), sensor simulation and system interface sensor calibration. This will lead to the prioritization of collections and will also help with efficient collection</w:t>
+      </w:r>
+      <w:r>
+        <w:t xml:space="preserve"> route</w:t>
+      </w:r>
+      <w:r>
+        <w:t xml:space="preserve">s and </w:t>
+      </w:r>
+      <w:r>
+        <w:t xml:space="preserve">fuel gas </w:t>
+      </w:r>
+      <w:r>
+        <w:t>efficiency.</w:t>
       </w:r>
     </w:p>
     <w:p>
@@ -3581,18 +3655,18 @@
           <w:noProof/>
         </w:rPr>
         <w:drawing>
-          <wp:anchor distT="0" distB="0" distL="114300" distR="114300" simplePos="0" relativeHeight="251659264" behindDoc="0" locked="0" layoutInCell="1" allowOverlap="1" wp14:anchorId="539E8D7B" wp14:editId="51657F6F">
+          <wp:anchor distT="0" distB="0" distL="114300" distR="114300" simplePos="0" relativeHeight="251659264" behindDoc="0" locked="0" layoutInCell="1" allowOverlap="1" wp14:anchorId="539E8D7B" wp14:editId="00AD6A37">
             <wp:simplePos x="0" y="0"/>
             <wp:positionH relativeFrom="margin">
-              <wp:posOffset>77001</wp:posOffset>
+              <wp:posOffset>75165</wp:posOffset>
             </wp:positionH>
             <wp:positionV relativeFrom="page">
-              <wp:posOffset>1614805</wp:posOffset>
+              <wp:posOffset>1612818</wp:posOffset>
             </wp:positionV>
-            <wp:extent cx="5826760" cy="7539990"/>
-            <wp:effectExtent l="57150" t="57150" r="116840" b="118110"/>
+            <wp:extent cx="5826356" cy="7539990"/>
+            <wp:effectExtent l="57150" t="57150" r="117475" b="118110"/>
             <wp:wrapNone/>
-            <wp:docPr id="1802799165" name="Picture 1" descr="The Smart-Bin Gantt Chart outlines a project schedule for a waste management and cleanliness initiative, detailing tasks, objectives, target beneficiaries, and deadlines, with specific roles assigned to team members.&#10;&#10;AI-generated content may be incorrect."/>
+            <wp:docPr id="1802799165" name="Picture 1"/>
             <wp:cNvGraphicFramePr>
               <a:graphicFrameLocks xmlns:a="http://schemas.openxmlformats.org/drawingml/2006/main" noChangeAspect="1"/>
             </wp:cNvGraphicFramePr>
@@ -3600,7 +3674,7 @@
               <a:graphicData uri="http://schemas.openxmlformats.org/drawingml/2006/picture">
                 <pic:pic xmlns:pic="http://schemas.openxmlformats.org/drawingml/2006/picture">
                   <pic:nvPicPr>
-                    <pic:cNvPr id="1802799165" name="Picture 1" descr="The Smart-Bin Gantt Chart outlines a project schedule for a waste management and cleanliness initiative, detailing tasks, objectives, target beneficiaries, and deadlines, with specific roles assigned to team members.&#10;&#10;AI-generated content may be incorrect."/>
+                    <pic:cNvPr id="1802799165" name="Picture 1"/>
                     <pic:cNvPicPr/>
                   </pic:nvPicPr>
                   <pic:blipFill>
@@ -3618,7 +3692,7 @@
                   <pic:spPr>
                     <a:xfrm>
                       <a:off x="0" y="0"/>
-                      <a:ext cx="5826760" cy="7539990"/>
+                      <a:ext cx="5826356" cy="7539990"/>
                     </a:xfrm>
                     <a:prstGeom prst="rect">
                       <a:avLst/>
@@ -4214,10 +4288,7 @@
               <w:jc w:val="right"/>
             </w:pPr>
             <w:r>
-              <w:t>₱</w:t>
-            </w:r>
-            <w:r>
-              <w:t>400</w:t>
+              <w:t>₱400</w:t>
             </w:r>
           </w:p>
         </w:tc>
@@ -4231,13 +4302,7 @@
               <w:jc w:val="right"/>
             </w:pPr>
             <w:r>
-              <w:t>₱</w:t>
-            </w:r>
-            <w:r>
-              <w:t>8</w:t>
-            </w:r>
-            <w:r>
-              <w:t>00</w:t>
+              <w:t>₱800</w:t>
             </w:r>
           </w:p>
         </w:tc>

--- a/Documents/Embedded Systems - Final Project - G2.docx
+++ b/Documents/Embedded Systems - Final Project - G2.docx
@@ -1416,7 +1416,7 @@
                 <w:noProof/>
                 <w:webHidden/>
               </w:rPr>
-              <w:t>7</w:t>
+              <w:t>8</w:t>
             </w:r>
             <w:r>
               <w:rPr>
@@ -1484,7 +1484,7 @@
                 <w:noProof/>
                 <w:webHidden/>
               </w:rPr>
-              <w:t>7</w:t>
+              <w:t>10</w:t>
             </w:r>
             <w:r>
               <w:rPr>
@@ -1552,7 +1552,7 @@
                 <w:noProof/>
                 <w:webHidden/>
               </w:rPr>
-              <w:t>7</w:t>
+              <w:t>12</w:t>
             </w:r>
             <w:r>
               <w:rPr>
@@ -1620,7 +1620,7 @@
                 <w:noProof/>
                 <w:webHidden/>
               </w:rPr>
-              <w:t>7</w:t>
+              <w:t>15</w:t>
             </w:r>
             <w:r>
               <w:rPr>
@@ -1690,7 +1690,7 @@
                 <w:noProof/>
                 <w:webHidden/>
               </w:rPr>
-              <w:t>8</w:t>
+              <w:t>16</w:t>
             </w:r>
             <w:r>
               <w:rPr>
@@ -1758,7 +1758,7 @@
                 <w:noProof/>
                 <w:webHidden/>
               </w:rPr>
-              <w:t>8</w:t>
+              <w:t>16</w:t>
             </w:r>
             <w:r>
               <w:rPr>
@@ -1826,7 +1826,7 @@
                 <w:noProof/>
                 <w:webHidden/>
               </w:rPr>
-              <w:t>8</w:t>
+              <w:t>16</w:t>
             </w:r>
             <w:r>
               <w:rPr>
@@ -1894,7 +1894,7 @@
                 <w:noProof/>
                 <w:webHidden/>
               </w:rPr>
-              <w:t>8</w:t>
+              <w:t>16</w:t>
             </w:r>
             <w:r>
               <w:rPr>
@@ -1962,7 +1962,7 @@
                 <w:noProof/>
                 <w:webHidden/>
               </w:rPr>
-              <w:t>8</w:t>
+              <w:t>16</w:t>
             </w:r>
             <w:r>
               <w:rPr>
@@ -2032,7 +2032,7 @@
                 <w:noProof/>
                 <w:webHidden/>
               </w:rPr>
-              <w:t>9</w:t>
+              <w:t>17</w:t>
             </w:r>
             <w:r>
               <w:rPr>
@@ -2102,7 +2102,7 @@
                 <w:noProof/>
                 <w:webHidden/>
               </w:rPr>
-              <w:t>10</w:t>
+              <w:t>18</w:t>
             </w:r>
             <w:r>
               <w:rPr>
@@ -2170,7 +2170,7 @@
                 <w:noProof/>
                 <w:webHidden/>
               </w:rPr>
-              <w:t>10</w:t>
+              <w:t>18</w:t>
             </w:r>
             <w:r>
               <w:rPr>
@@ -2238,7 +2238,7 @@
                 <w:noProof/>
                 <w:webHidden/>
               </w:rPr>
-              <w:t>11</w:t>
+              <w:t>19</w:t>
             </w:r>
             <w:r>
               <w:rPr>
@@ -2306,7 +2306,7 @@
                 <w:noProof/>
                 <w:webHidden/>
               </w:rPr>
-              <w:t>12</w:t>
+              <w:t>20</w:t>
             </w:r>
             <w:r>
               <w:rPr>
@@ -2374,7 +2374,7 @@
                 <w:noProof/>
                 <w:webHidden/>
               </w:rPr>
-              <w:t>13</w:t>
+              <w:t>21</w:t>
             </w:r>
             <w:r>
               <w:rPr>
@@ -2467,6 +2467,201 @@
     </w:p>
     <w:p>
       <w:pPr>
+        <w:tabs>
+          <w:tab w:val="right" w:leader="dot" w:pos="9350"/>
+        </w:tabs>
+        <w:ind w:left="1080" w:hanging="1080"/>
+      </w:pPr>
+      <w:hyperlink w:anchor="_Fig2" w:history="1">
+        <w:r>
+          <w:rPr>
+            <w:b/>
+            <w:bCs/>
+          </w:rPr>
+          <w:t xml:space="preserve">Figure 2.</w:t>
+        </w:r>
+        <w:r>
+          <w:tab/>
+          <w:t>Block Diagram of the Smart-Bin System</w:t>
+        </w:r>
+        <w:r>
+          <w:tab/>
+        </w:r>
+        <w:r>
+          <w:fldChar w:fldCharType="begin"/>
+        </w:r>
+        <w:r>
+          <w:instrText xml:space="preserve"> PAGEREF _Fig2 \h </w:instrText>
+        </w:r>
+        <w:r>
+          <w:fldChar w:fldCharType="separate"/>
+        </w:r>
+        <w:r>
+          <w:t>8</w:t>
+        </w:r>
+        <w:r>
+          <w:fldChar w:fldCharType="end"/>
+        </w:r>
+      </w:hyperlink>
+    </w:p>
+    <w:p>
+      <w:pPr>
+        <w:tabs>
+          <w:tab w:val="right" w:leader="dot" w:pos="9350"/>
+        </w:tabs>
+        <w:ind w:left="1080" w:hanging="1080"/>
+      </w:pPr>
+      <w:hyperlink w:anchor="_Fig3" w:history="1">
+        <w:r>
+          <w:rPr>
+            <w:b/>
+            <w:bCs/>
+          </w:rPr>
+          <w:t xml:space="preserve">Figure 3.</w:t>
+        </w:r>
+        <w:r>
+          <w:tab/>
+          <w:t>System Flowchart of the Smart-Bin</w:t>
+        </w:r>
+        <w:r>
+          <w:tab/>
+        </w:r>
+        <w:r>
+          <w:fldChar w:fldCharType="begin"/>
+        </w:r>
+        <w:r>
+          <w:instrText xml:space="preserve"> PAGEREF _Fig3 \h </w:instrText>
+        </w:r>
+        <w:r>
+          <w:fldChar w:fldCharType="separate"/>
+        </w:r>
+        <w:r>
+          <w:t>10</w:t>
+        </w:r>
+        <w:r>
+          <w:fldChar w:fldCharType="end"/>
+        </w:r>
+      </w:hyperlink>
+    </w:p>
+    <w:p>
+      <w:pPr>
+        <w:tabs>
+          <w:tab w:val="right" w:leader="dot" w:pos="9350"/>
+        </w:tabs>
+        <w:ind w:left="1080" w:hanging="1080"/>
+      </w:pPr>
+      <w:hyperlink w:anchor="_Fig4" w:history="1">
+        <w:r>
+          <w:rPr>
+            <w:b/>
+            <w:bCs/>
+          </w:rPr>
+          <w:t xml:space="preserve">Figure 4.</w:t>
+        </w:r>
+        <w:r>
+          <w:tab/>
+          <w:t>Schematic Diagram, Sheet 1: Microcontroller</w:t>
+        </w:r>
+        <w:r>
+          <w:tab/>
+        </w:r>
+        <w:r>
+          <w:fldChar w:fldCharType="begin"/>
+        </w:r>
+        <w:r>
+          <w:instrText xml:space="preserve"> PAGEREF _Fig4 \h </w:instrText>
+        </w:r>
+        <w:r>
+          <w:fldChar w:fldCharType="separate"/>
+        </w:r>
+        <w:r>
+          <w:t>12</w:t>
+        </w:r>
+        <w:r>
+          <w:fldChar w:fldCharType="end"/>
+        </w:r>
+      </w:hyperlink>
+    </w:p>
+    <w:p>
+      <w:pPr>
+        <w:tabs>
+          <w:tab w:val="right" w:leader="dot" w:pos="9350"/>
+        </w:tabs>
+        <w:ind w:left="1080" w:hanging="1080"/>
+      </w:pPr>
+      <w:hyperlink w:anchor="_Fig5" w:history="1">
+        <w:r>
+          <w:rPr>
+            <w:b/>
+            <w:bCs/>
+          </w:rPr>
+          <w:t xml:space="preserve">Figure 5.</w:t>
+        </w:r>
+        <w:r>
+          <w:tab/>
+          <w:t>Schematic Diagram, Sheet 2: Actuators and Outputs</w:t>
+        </w:r>
+        <w:r>
+          <w:tab/>
+        </w:r>
+        <w:r>
+          <w:fldChar w:fldCharType="begin"/>
+        </w:r>
+        <w:r>
+          <w:instrText xml:space="preserve"> PAGEREF _Fig5 \h </w:instrText>
+        </w:r>
+        <w:r>
+          <w:fldChar w:fldCharType="separate"/>
+        </w:r>
+        <w:r>
+          <w:t>13</w:t>
+        </w:r>
+        <w:r>
+          <w:fldChar w:fldCharType="end"/>
+        </w:r>
+      </w:hyperlink>
+    </w:p>
+    <w:p>
+      <w:pPr>
+        <w:tabs>
+          <w:tab w:val="right" w:leader="dot" w:pos="9350"/>
+        </w:tabs>
+        <w:ind w:left="1080" w:hanging="1080"/>
+      </w:pPr>
+      <w:hyperlink w:anchor="_Fig6" w:history="1">
+        <w:r>
+          <w:rPr>
+            <w:b/>
+            <w:bCs/>
+          </w:rPr>
+          <w:t xml:space="preserve">Figure 6.</w:t>
+        </w:r>
+        <w:r>
+          <w:tab/>
+          <w:t>Schematic Diagram, Sheet 3: Sensors and Inputs</w:t>
+        </w:r>
+        <w:r>
+          <w:tab/>
+        </w:r>
+        <w:r>
+          <w:fldChar w:fldCharType="begin"/>
+        </w:r>
+        <w:r>
+          <w:instrText xml:space="preserve"> PAGEREF _Fig6 \h </w:instrText>
+        </w:r>
+        <w:r>
+          <w:fldChar w:fldCharType="separate"/>
+        </w:r>
+        <w:r>
+          <w:t>14</w:t>
+        </w:r>
+        <w:r>
+          <w:fldChar w:fldCharType="end"/>
+        </w:r>
+      </w:hyperlink>
+    </w:p>
+    <w:p>
+      <w:pPr>
         <w:pageBreakBefore/>
         <w:jc w:val="center"/>
       </w:pPr>
@@ -2538,7 +2733,7 @@
           <w:fldChar w:fldCharType="separate"/>
         </w:r>
         <w:r>
-          <w:t>11</w:t>
+          <w:t>19</w:t>
         </w:r>
         <w:r>
           <w:fldChar w:fldCharType="end"/>
@@ -3239,10 +3434,23 @@
     </w:p>
     <w:p>
       <w:pPr>
+        <w:rPr>
+          <w:b/>
+          <w:bCs/>
+          <w:color w:val="000000"/>
+        </w:rPr>
+      </w:pPr>
+      <w:bookmarkStart w:id="14" w:name="_Toc242998346"/>
+      <w:r>
+        <w:br w:type="page"/>
+      </w:r>
+    </w:p>
+    <w:p>
+      <w:pPr>
         <w:pStyle w:val="Heading2"/>
       </w:pPr>
-      <w:bookmarkStart w:id="14" w:name="_Toc242998346"/>
-      <w:r>
+      <w:r>
+        <w:lastRenderedPageBreak/>
         <w:t>2.2 Block Diagram</w:t>
       </w:r>
       <w:bookmarkEnd w:id="14"/>
@@ -3253,23 +3461,80 @@
         <w:jc w:val="both"/>
       </w:pPr>
       <w:r>
+        <w:t xml:space="preserve">Figure 2 shows the block diagram of one Smart-Bin unit and the network around it. Each of the two bins has its own ESP32 microcontroller, and both bins report to the same cloud services and user apps.</w:t>
+      </w:r>
+    </w:p>
+    <w:p>
+      <w:pPr>
+        <w:keepNext/>
+      </w:pPr>
+      <w:bookmarkStart w:id="9201" w:name="_Fig2"/>
+      <w:r>
+        <w:rPr>
+          <w:b/>
+          <w:bCs/>
+        </w:rPr>
+        <w:t xml:space="preserve">Figure 2</w:t>
+      </w:r>
+      <w:bookmarkEnd w:id="9201"/>
+    </w:p>
+    <w:p>
+      <w:pPr>
+        <w:keepNext/>
+      </w:pPr>
+      <w:r>
         <w:rPr>
           <w:i/>
           <w:iCs/>
-          <w:color w:val="7F7F7F"/>
-        </w:rPr>
-        <w:t>[Insert and explain the system block diagram here.]</w:t>
-      </w:r>
-    </w:p>
-    <w:p>
-      <w:pPr>
-        <w:pStyle w:val="Heading2"/>
-      </w:pPr>
-      <w:bookmarkStart w:id="15" w:name="_Toc242998347"/>
-      <w:r>
-        <w:t>2.3 System Flowchart</w:t>
-      </w:r>
-      <w:bookmarkEnd w:id="15"/>
+        </w:rPr>
+        <w:t xml:space="preserve">Block Diagram of the Smart-Bin System</w:t>
+      </w:r>
+    </w:p>
+    <w:p xmlns:a="http://schemas.openxmlformats.org/drawingml/2006/main" xmlns:pic="http://schemas.openxmlformats.org/drawingml/2006/picture">
+      <w:pPr>
+        <w:spacing w:before="0" w:after="0" w:line="240" w:lineRule="auto"/>
+        <w:jc w:val="center"/>
+      </w:pPr>
+      <w:r>
+        <w:rPr>
+          <w:noProof/>
+        </w:rPr>
+        <w:drawing>
+          <wp:inline distT="0" distB="0" distL="0" distR="0">
+            <wp:extent cx="4712587" cy="5943600"/>
+            <wp:effectExtent l="0" t="0" r="0" b="0"/>
+            <wp:docPr id="9301" name="Figure 2" descr="Block Diagram of the Smart-Bin System"/>
+            <wp:cNvGraphicFramePr>
+              <a:graphicFrameLocks noChangeAspect="1"/>
+            </wp:cNvGraphicFramePr>
+            <a:graphic>
+              <a:graphicData uri="http://schemas.openxmlformats.org/drawingml/2006/picture">
+                <pic:pic>
+                  <pic:nvPicPr>
+                    <pic:cNvPr id="9301" name="image4.png"/>
+                    <pic:cNvPicPr/>
+                  </pic:nvPicPr>
+                  <pic:blipFill>
+                    <a:blip r:embed="rIdFig2"/>
+                    <a:stretch>
+                      <a:fillRect/>
+                    </a:stretch>
+                  </pic:blipFill>
+                  <pic:spPr>
+                    <a:xfrm>
+                      <a:off x="0" y="0"/>
+                      <a:ext cx="4712587" cy="5943600"/>
+                    </a:xfrm>
+                    <a:prstGeom prst="rect">
+                      <a:avLst/>
+                    </a:prstGeom>
+                  </pic:spPr>
+                </pic:pic>
+              </a:graphicData>
+            </a:graphic>
+          </wp:inline>
+        </w:drawing>
+      </w:r>
     </w:p>
     <w:p>
       <w:pPr>
@@ -3277,23 +3542,139 @@
         <w:jc w:val="both"/>
       </w:pPr>
       <w:r>
+        <w:t xml:space="preserve">At the top of the diagram is the power supply, an 18650 battery shield kept in a sealed compartment. It gives the circuit a 5 V rail and a 3.3 V rail. Bin A runs on four 18650 cells and Bin B on two. Both rails feed the ESP32-WROOM-32D, a 240 MHz dual-core microcontroller with built-in Wi-Fi. Its firmware, written in C++, computes the fill percentage, the indoor air quality (IAQ) reading and the tamper state, drives the lid and the alarms, and serves a local REST API.</w:t>
+      </w:r>
+    </w:p>
+    <w:p>
+      <w:pPr>
+        <w:ind w:firstLine="720"/>
+        <w:jc w:val="both"/>
+      </w:pPr>
+      <w:r>
+        <w:t xml:space="preserve">The inputs sit on the left. The HC-SR501 PIR sensor on GPIO 27 detects a person at the bin, and the HC-SR04 ultrasonic sensor on GPIO 5 and 18 measures the distance from the lid to the trash, which gives the fill level. Two sensors share the I2C bus: the BME680 at address 0x76 reads temperature, humidity and air quality, while the BMI160 at 0x68 senses motion and tilt for tamper detection. A 5 kg load cell with an HX711 amplifier on GPIO 14 and 32 weighs the trash. The XPT2046 touch panel on SPI takes the COLLECT, PIN and DONE inputs.</w:t>
+      </w:r>
+    </w:p>
+    <w:p>
+      <w:pPr>
+        <w:ind w:firstLine="720"/>
+        <w:jc w:val="both"/>
+      </w:pPr>
+      <w:r>
+        <w:t xml:space="preserve">The outputs sit on the right. The SG90 servo on PWM pin 13 opens and shuts the lid. An RGB LED on GPIO 25, 26 and 33 shows the fill level in green, amber or red, and a passive buzzer on PWM pin 12 sounds beeps, warnings and the tamper alarm. The 2.4 in. ILI9341 TFT display, also on SPI, shows the fill level, the sensor readings and the bin status.</w:t>
+      </w:r>
+    </w:p>
+    <w:p>
+      <w:pPr>
+        <w:ind w:firstLine="720"/>
+        <w:jc w:val="both"/>
+      </w:pPr>
+      <w:r>
+        <w:t xml:space="preserve">The lower half shows how data leaves the bin over Wi-Fi (802.11 b/g/n) through three paths. The local REST API (/api/status, /api/command, /api/calibrate and /api/simulate) answers in about 1 s and gives full control of the bin. Firebase Realtime Database receives the status every 5 to 60 s, and ThingSpeak stores the history and charts every 15 to 30 s; both also carry the LOCK, UNLOCK and COLLECT commands, ThingSpeak through its TalkBack feature. Data goes up and commands come down to two user apps. The web dashboard runs in a browser on the same Wi-Fi and gives the operator a live view, settings and simulation, while the Android app gives operators and collectors alerts, the COLLECT command and the Collect next list.</w:t>
+      </w:r>
+    </w:p>
+    <w:p>
+      <w:pPr>
+        <w:rPr>
+          <w:b/>
+          <w:bCs/>
+          <w:color w:val="000000"/>
+        </w:rPr>
+      </w:pPr>
+      <w:bookmarkStart w:id="15" w:name="_Toc242998347"/>
+      <w:r>
+        <w:br w:type="page"/>
+      </w:r>
+    </w:p>
+    <w:p>
+      <w:pPr>
+        <w:pStyle w:val="Heading2"/>
+      </w:pPr>
+      <w:r>
+        <w:lastRenderedPageBreak/>
+        <w:t>2.3 System Flowchart</w:t>
+      </w:r>
+      <w:bookmarkEnd w:id="15"/>
+    </w:p>
+    <w:p>
+      <w:pPr>
+        <w:ind w:firstLine="720"/>
+        <w:jc w:val="both"/>
+      </w:pPr>
+      <w:r>
+        <w:t xml:space="preserve">Figure 3 traces how a Smart-Bin unit runs from start-up to a finished collection. The left column covers everyday use of the bin, and the right column covers the collection cycle that a full bin triggers.</w:t>
+      </w:r>
+    </w:p>
+    <w:p>
+      <w:pPr>
+        <w:keepNext/>
+      </w:pPr>
+      <w:bookmarkStart w:id="9202" w:name="_Fig3"/>
+      <w:r>
+        <w:rPr>
+          <w:b/>
+          <w:bCs/>
+        </w:rPr>
+        <w:t xml:space="preserve">Figure 3</w:t>
+      </w:r>
+      <w:bookmarkEnd w:id="9202"/>
+    </w:p>
+    <w:p>
+      <w:pPr>
+        <w:keepNext/>
+      </w:pPr>
+      <w:r>
         <w:rPr>
           <w:i/>
           <w:iCs/>
-          <w:color w:val="7F7F7F"/>
-        </w:rPr>
-        <w:t>[Insert and explain the system flowchart here.]</w:t>
-      </w:r>
-    </w:p>
-    <w:p>
-      <w:pPr>
-        <w:pStyle w:val="Heading2"/>
-      </w:pPr>
-      <w:bookmarkStart w:id="16" w:name="_Toc242998348"/>
-      <w:r>
-        <w:t>2.4 Schematic Design</w:t>
-      </w:r>
-      <w:bookmarkEnd w:id="16"/>
+        </w:rPr>
+        <w:t xml:space="preserve">System Flowchart of the Smart-Bin</w:t>
+      </w:r>
+    </w:p>
+    <w:p xmlns:a="http://schemas.openxmlformats.org/drawingml/2006/main" xmlns:pic="http://schemas.openxmlformats.org/drawingml/2006/picture">
+      <w:pPr>
+        <w:spacing w:before="0" w:after="0" w:line="240" w:lineRule="auto"/>
+        <w:jc w:val="center"/>
+      </w:pPr>
+      <w:r>
+        <w:rPr>
+          <w:noProof/>
+        </w:rPr>
+        <w:drawing>
+          <wp:inline distT="0" distB="0" distL="0" distR="0">
+            <wp:extent cx="4506447" cy="5943600"/>
+            <wp:effectExtent l="0" t="0" r="0" b="0"/>
+            <wp:docPr id="9302" name="Figure 3" descr="System Flowchart of the Smart-Bin"/>
+            <wp:cNvGraphicFramePr>
+              <a:graphicFrameLocks noChangeAspect="1"/>
+            </wp:cNvGraphicFramePr>
+            <a:graphic>
+              <a:graphicData uri="http://schemas.openxmlformats.org/drawingml/2006/picture">
+                <pic:pic>
+                  <pic:nvPicPr>
+                    <pic:cNvPr id="9302" name="image5.png"/>
+                    <pic:cNvPicPr/>
+                  </pic:nvPicPr>
+                  <pic:blipFill>
+                    <a:blip r:embed="rIdFig3"/>
+                    <a:stretch>
+                      <a:fillRect/>
+                    </a:stretch>
+                  </pic:blipFill>
+                  <pic:spPr>
+                    <a:xfrm>
+                      <a:off x="0" y="0"/>
+                      <a:ext cx="4506447" cy="5943600"/>
+                    </a:xfrm>
+                    <a:prstGeom prst="rect">
+                      <a:avLst/>
+                    </a:prstGeom>
+                  </pic:spPr>
+                </pic:pic>
+              </a:graphicData>
+            </a:graphic>
+          </wp:inline>
+        </w:drawing>
+      </w:r>
     </w:p>
     <w:p>
       <w:pPr>
@@ -3301,20 +3682,341 @@
         <w:jc w:val="both"/>
       </w:pPr>
       <w:r>
+        <w:t xml:space="preserve">When the bin is switched on, the ESP32 boots, joins the Wi-Fi network and starts reading its sensors. A user who walks up with trash is picked up by the PIR sensor. The firmware then checks whether the bin is free to open, which means it is not locked, not flagged for tampering and not in collection mode. If it is not free, the lid stays shut and the touchscreen shows LOCKED or TAMPER. If it is free, the bin beeps and the lid opens so the user can drop the trash in.</w:t>
+      </w:r>
+    </w:p>
+    <w:p>
+      <w:pPr>
+        <w:ind w:firstLine="720"/>
+        <w:jc w:val="both"/>
+      </w:pPr>
+      <w:r>
+        <w:t xml:space="preserve">The lid closes 5 s after motion stops. The HC-SR04, HX711 and BME680 then measure the fill level, weight, temperature and air, and the RGB LED and touchscreen show the new fill level. The same readings go to Firebase for the live status and to ThingSpeak for history and charts. Next comes the main decision: is the bin at 80% full or more, or is the heat or bad air over its limit? If not, the app and dashboard show the level and the bin waits for the next user. If so, the buzzer sounds, the LED turns red, a push alert goes out and the bin locks itself.</w:t>
+      </w:r>
+    </w:p>
+    <w:p>
+      <w:pPr>
+        <w:ind w:firstLine="720"/>
+        <w:jc w:val="both"/>
+      </w:pPr>
+      <w:r>
+        <w:t xml:space="preserve">That alert starts the collection cycle in the right column. The app and dashboard list the bins with the fullest first under Collect next. A collector goes to the bin and taps COLLECT on the app, on the dashboard or on the touchscreen with a PIN. In COLLECT mode the lid opens, and motion sensing, the tamper check and the buzzer are paused so the collector can work. Once the bin is empty the collector taps DONE. The lid closes, the fill level resets to about 0%, the LED turns green and monitoring resumes. Firebase and ThingSpeak log the pickup, and the process loops back to the start.</w:t>
+      </w:r>
+    </w:p>
+    <w:p>
+      <w:pPr>
+        <w:rPr>
+          <w:b/>
+          <w:bCs/>
+          <w:color w:val="000000"/>
+        </w:rPr>
+      </w:pPr>
+      <w:bookmarkStart w:id="16" w:name="_Toc242998348"/>
+      <w:r>
+        <w:br w:type="page"/>
+      </w:r>
+    </w:p>
+    <w:p>
+      <w:pPr>
+        <w:pStyle w:val="Heading2"/>
+      </w:pPr>
+      <w:r>
+        <w:lastRenderedPageBreak/>
+        <w:t>2.4 Schematic Design</w:t>
+      </w:r>
+      <w:bookmarkEnd w:id="16"/>
+    </w:p>
+    <w:p>
+      <w:pPr>
+        <w:ind w:firstLine="720"/>
+        <w:jc w:val="both"/>
+      </w:pPr>
+      <w:r>
+        <w:t xml:space="preserve">The circuit of each unit is drawn as one schematic split into three sheets: the microcontroller, the actuators and outputs, and the sensors and inputs. Figures 4 to 6 show the sheets in that order. Instead of long wires between sheets, each connection to the ESP32 carries a net label such as IO25, and pins with the same label are joined.</w:t>
+      </w:r>
+    </w:p>
+    <w:p>
+      <w:pPr>
+        <w:keepNext/>
+      </w:pPr>
+      <w:bookmarkStart w:id="9203" w:name="_Fig4"/>
+      <w:r>
+        <w:rPr>
+          <w:b/>
+          <w:bCs/>
+        </w:rPr>
+        <w:t xml:space="preserve">Figure 4</w:t>
+      </w:r>
+      <w:bookmarkEnd w:id="9203"/>
+    </w:p>
+    <w:p>
+      <w:pPr>
+        <w:keepNext/>
+      </w:pPr>
+      <w:r>
         <w:rPr>
           <w:i/>
           <w:iCs/>
-          <w:color w:val="7F7F7F"/>
-        </w:rPr>
-        <w:t>[Insert and explain the schematic diagram here.]</w:t>
+        </w:rPr>
+        <w:t xml:space="preserve">Schematic Diagram, Sheet 1: Microcontroller</w:t>
+      </w:r>
+    </w:p>
+    <w:p xmlns:a="http://schemas.openxmlformats.org/drawingml/2006/main" xmlns:pic="http://schemas.openxmlformats.org/drawingml/2006/picture">
+      <w:pPr>
+        <w:spacing w:before="0" w:after="0" w:line="240" w:lineRule="auto"/>
+        <w:jc w:val="center"/>
+      </w:pPr>
+      <w:r>
+        <w:rPr>
+          <w:noProof/>
+        </w:rPr>
+        <w:drawing>
+          <wp:inline distT="0" distB="0" distL="0" distR="0">
+            <wp:extent cx="3247147" cy="3840480"/>
+            <wp:effectExtent l="0" t="0" r="0" b="0"/>
+            <wp:docPr id="9303" name="Figure 4" descr="Schematic Diagram, Sheet 1: Microcontroller"/>
+            <wp:cNvGraphicFramePr>
+              <a:graphicFrameLocks noChangeAspect="1"/>
+            </wp:cNvGraphicFramePr>
+            <a:graphic>
+              <a:graphicData uri="http://schemas.openxmlformats.org/drawingml/2006/picture">
+                <pic:pic>
+                  <pic:nvPicPr>
+                    <pic:cNvPr id="9303" name="image6.png"/>
+                    <pic:cNvPicPr/>
+                  </pic:nvPicPr>
+                  <pic:blipFill>
+                    <a:blip r:embed="rIdFig4"/>
+                    <a:stretch>
+                      <a:fillRect/>
+                    </a:stretch>
+                  </pic:blipFill>
+                  <pic:spPr>
+                    <a:xfrm>
+                      <a:off x="0" y="0"/>
+                      <a:ext cx="3247147" cy="3840480"/>
+                    </a:xfrm>
+                    <a:prstGeom prst="rect">
+                      <a:avLst/>
+                    </a:prstGeom>
+                  </pic:spPr>
+                </pic:pic>
+              </a:graphicData>
+            </a:graphic>
+          </wp:inline>
+        </w:drawing>
+      </w:r>
+    </w:p>
+    <w:p>
+      <w:pPr>
+        <w:ind w:firstLine="720"/>
+        <w:jc w:val="both"/>
+      </w:pPr>
+      <w:r>
+        <w:t xml:space="preserve">U1 is the ESP32-WROOM-32D on a 38-pin board. BT1, the 4 × 18650 battery shield, supplies a regulated 5 V to pin 19, and pin 1 gives the 3.3 V rail used by the sensors. The ground pins share one GND net. Pins that the design does not use, such as EN, TXD, RXD, GPIO0 and GPIO2, are marked no-connect. A note on the sheet says the battery's 5 V must not be used while code is being uploaded; it becomes the power source only after the upload.</w:t>
+      </w:r>
+    </w:p>
+    <w:p>
+      <w:pPr>
+        <w:keepNext/>
+        <w:pageBreakBefore/>
+      </w:pPr>
+      <w:bookmarkStart w:id="9204" w:name="_Fig5"/>
+      <w:r>
+        <w:rPr>
+          <w:b/>
+          <w:bCs/>
+        </w:rPr>
+        <w:t xml:space="preserve">Figure 5</w:t>
+      </w:r>
+      <w:bookmarkEnd w:id="9204"/>
+    </w:p>
+    <w:p>
+      <w:pPr>
+        <w:keepNext/>
+      </w:pPr>
+      <w:r>
+        <w:rPr>
+          <w:i/>
+          <w:iCs/>
+        </w:rPr>
+        <w:t xml:space="preserve">Schematic Diagram, Sheet 2: Actuators and Outputs</w:t>
+      </w:r>
+    </w:p>
+    <w:p xmlns:a="http://schemas.openxmlformats.org/drawingml/2006/main" xmlns:pic="http://schemas.openxmlformats.org/drawingml/2006/picture">
+      <w:pPr>
+        <w:spacing w:before="0" w:after="0" w:line="240" w:lineRule="auto"/>
+        <w:jc w:val="center"/>
+      </w:pPr>
+      <w:r>
+        <w:rPr>
+          <w:noProof/>
+        </w:rPr>
+        <w:drawing>
+          <wp:inline distT="0" distB="0" distL="0" distR="0">
+            <wp:extent cx="4976801" cy="5120640"/>
+            <wp:effectExtent l="0" t="0" r="0" b="0"/>
+            <wp:docPr id="9304" name="Figure 5" descr="Schematic Diagram, Sheet 2: Actuators and Outputs"/>
+            <wp:cNvGraphicFramePr>
+              <a:graphicFrameLocks noChangeAspect="1"/>
+            </wp:cNvGraphicFramePr>
+            <a:graphic>
+              <a:graphicData uri="http://schemas.openxmlformats.org/drawingml/2006/picture">
+                <pic:pic>
+                  <pic:nvPicPr>
+                    <pic:cNvPr id="9304" name="image7.png"/>
+                    <pic:cNvPicPr/>
+                  </pic:nvPicPr>
+                  <pic:blipFill>
+                    <a:blip r:embed="rIdFig5"/>
+                    <a:stretch>
+                      <a:fillRect/>
+                    </a:stretch>
+                  </pic:blipFill>
+                  <pic:spPr>
+                    <a:xfrm>
+                      <a:off x="0" y="0"/>
+                      <a:ext cx="4976801" cy="5120640"/>
+                    </a:xfrm>
+                    <a:prstGeom prst="rect">
+                      <a:avLst/>
+                    </a:prstGeom>
+                  </pic:spPr>
+                </pic:pic>
+              </a:graphicData>
+            </a:graphic>
+          </wp:inline>
+        </w:drawing>
+      </w:r>
+    </w:p>
+    <w:p>
+      <w:pPr>
+        <w:ind w:firstLine="720"/>
+        <w:jc w:val="both"/>
+      </w:pPr>
+      <w:r>
+        <w:t xml:space="preserve">LED1 is a KY-016 common-cathode RGB LED. Its red, green and blue legs go through 1 kΩ resistors to IO25, IO26 and IO33. BZ1, an MH-FMD buzzer module, runs on 3.3 V and is driven from IO12. M1, the SG90 micro servo, takes 5 V and its PWM signal from IO13.</w:t>
+      </w:r>
+    </w:p>
+    <w:p>
+      <w:pPr>
+        <w:ind w:firstLine="720"/>
+        <w:jc w:val="both"/>
+      </w:pPr>
+      <w:r>
+        <w:t xml:space="preserve">U2 is the 2.4 in. ILI9341 touchscreen (240 × 320, SPI). The display and its touch controller share the SPI clock and data lines on IO19, IO23 and IO35, and each has its own chip select: IO17 for the display and IO15 for touch. DC goes to IO16, the touch interrupt T_IRQ to IO36, and RESET is tied to 3.3 V. VCC and the backlight pin take 5 V. The SD card pins are left unconnected.</w:t>
+      </w:r>
+    </w:p>
+    <w:p>
+      <w:pPr>
+        <w:keepNext/>
+        <w:pageBreakBefore/>
+      </w:pPr>
+      <w:bookmarkStart w:id="9205" w:name="_Fig6"/>
+      <w:r>
+        <w:rPr>
+          <w:b/>
+          <w:bCs/>
+        </w:rPr>
+        <w:t xml:space="preserve">Figure 6</w:t>
+      </w:r>
+      <w:bookmarkEnd w:id="9205"/>
+    </w:p>
+    <w:p>
+      <w:pPr>
+        <w:keepNext/>
+      </w:pPr>
+      <w:r>
+        <w:rPr>
+          <w:i/>
+          <w:iCs/>
+        </w:rPr>
+        <w:t xml:space="preserve">Schematic Diagram, Sheet 3: Sensors and Inputs</w:t>
+      </w:r>
+    </w:p>
+    <w:p xmlns:a="http://schemas.openxmlformats.org/drawingml/2006/main" xmlns:pic="http://schemas.openxmlformats.org/drawingml/2006/picture">
+      <w:pPr>
+        <w:spacing w:before="0" w:after="0" w:line="240" w:lineRule="auto"/>
+        <w:jc w:val="center"/>
+      </w:pPr>
+      <w:r>
+        <w:rPr>
+          <w:noProof/>
+        </w:rPr>
+        <w:drawing>
+          <wp:inline distT="0" distB="0" distL="0" distR="0">
+            <wp:extent cx="5021494" cy="4572000"/>
+            <wp:effectExtent l="0" t="0" r="0" b="0"/>
+            <wp:docPr id="9305" name="Figure 6" descr="Schematic Diagram, Sheet 3: Sensors and Inputs"/>
+            <wp:cNvGraphicFramePr>
+              <a:graphicFrameLocks noChangeAspect="1"/>
+            </wp:cNvGraphicFramePr>
+            <a:graphic>
+              <a:graphicData uri="http://schemas.openxmlformats.org/drawingml/2006/picture">
+                <pic:pic>
+                  <pic:nvPicPr>
+                    <pic:cNvPr id="9305" name="image8.png"/>
+                    <pic:cNvPicPr/>
+                  </pic:nvPicPr>
+                  <pic:blipFill>
+                    <a:blip r:embed="rIdFig6"/>
+                    <a:stretch>
+                      <a:fillRect/>
+                    </a:stretch>
+                  </pic:blipFill>
+                  <pic:spPr>
+                    <a:xfrm>
+                      <a:off x="0" y="0"/>
+                      <a:ext cx="5021494" cy="4572000"/>
+                    </a:xfrm>
+                    <a:prstGeom prst="rect">
+                      <a:avLst/>
+                    </a:prstGeom>
+                  </pic:spPr>
+                </pic:pic>
+              </a:graphicData>
+            </a:graphic>
+          </wp:inline>
+        </w:drawing>
+      </w:r>
+    </w:p>
+    <w:p>
+      <w:pPr>
+        <w:ind w:firstLine="720"/>
+        <w:jc w:val="both"/>
+      </w:pPr>
+      <w:r>
+        <w:t xml:space="preserve">U3, the HC-SR501 PIR sensor, runs on 5 V and sends its output to IO27. U4, the HC-SR04, also runs on 5 V, with TRIG on IO5. Its ECHO pin returns a 5 V pulse, so R1 (1 kΩ) and R2 (2.2 kΩ) divide it to about 3.4 V before it reaches IO18, which keeps the ESP32 input within its 3.3 V rating.</w:t>
+      </w:r>
+    </w:p>
+    <w:p>
+      <w:pPr>
+        <w:ind w:firstLine="720"/>
+        <w:jc w:val="both"/>
+      </w:pPr>
+      <w:r>
+        <w:t xml:space="preserve">U5 (BME680) and U6 (BMI160) both run on 3.3 V and share the I2C bus, with SCL on IO22 and SDA on IO21. Tying the BME680's SDO pin to ground sets its address to 0x76, and tying the BMI160's SA0 pin to ground sets its address to 0x68, so the two do not clash. M2, the 5 kg load cell, connects its red, black, white and green wires to the E+, E−, A− and A+ inputs of U7, the HX711. The HX711 runs on 3.3 V and sends its data on IO32 with its clock on IO14.</w:t>
+      </w:r>
+    </w:p>
+    <w:p>
+      <w:pPr>
+        <w:rPr>
+          <w:b/>
+          <w:bCs/>
+          <w:color w:val="000000"/>
+        </w:rPr>
+      </w:pPr>
+      <w:bookmarkStart w:id="17" w:name="_Toc242998349"/>
+      <w:r>
+        <w:br w:type="page"/>
       </w:r>
     </w:p>
     <w:p>
       <w:pPr>
         <w:pStyle w:val="Heading2"/>
       </w:pPr>
-      <w:bookmarkStart w:id="17" w:name="_Toc242998349"/>
-      <w:r>
+      <w:r>
+        <w:lastRenderedPageBreak/>
         <w:t>2.5 Component Materials</w:t>
       </w:r>
       <w:bookmarkEnd w:id="17"/>
@@ -5543,7 +6245,6 @@
   <w:style w:type="character" w:default="1" w:styleId="DefaultParagraphFont">
     <w:name w:val="Default Paragraph Font"/>
     <w:uiPriority w:val="1"/>
-    <w:semiHidden/>
     <w:unhideWhenUsed/>
   </w:style>
   <w:style w:type="table" w:default="1" w:styleId="TableNormal">
